--- a/_ IT353 Project_.docx
+++ b/_ IT353 Project_.docx
@@ -1,6 +1,6 @@
 
 <file path=word/document.xml><?xml version="1.0" encoding="utf-8"?>
-<w:document xmlns:wpc="http://schemas.microsoft.com/office/word/2010/wordprocessingCanvas" xmlns:cx="http://schemas.microsoft.com/office/drawing/2014/chartex" xmlns:cx1="http://schemas.microsoft.com/office/drawing/2015/9/8/chartex" xmlns:cx2="http://schemas.microsoft.com/office/drawing/2015/10/21/chartex" xmlns:cx3="http://schemas.microsoft.com/office/drawing/2016/5/9/chartex" xmlns:cx4="http://schemas.microsoft.com/office/drawing/2016/5/10/chartex" xmlns:cx5="http://schemas.microsoft.com/office/drawing/2016/5/11/chartex" xmlns:cx6="http://schemas.microsoft.com/office/drawing/2016/5/12/chartex" xmlns:cx7="http://schemas.microsoft.com/office/drawing/2016/5/13/chartex" xmlns:cx8="http://schemas.microsoft.com/office/drawing/2016/5/14/chartex" xmlns:mc="http://schemas.openxmlformats.org/markup-compatibility/2006" xmlns:m="http://schemas.openxmlformats.org/officeDocument/2006/math" xmlns:aink="http://schemas.microsoft.com/office/drawing/2016/ink" xmlns:am3d="http://schemas.microsoft.com/office/drawing/2017/model3d" xmlns:oel="http://schemas.microsoft.com/office/2019/extlst" xmlns:r="http://schemas.openxmlformats.org/officeDocument/2006/relationships" xmlns:wp14="http://schemas.microsoft.com/office/word/2010/wordprocessingDrawing" xmlns:wp="http://schemas.openxmlformats.org/drawingml/2006/wordprocessingDrawing" xmlns:wpg="http://schemas.microsoft.com/office/word/2010/wordprocessingGroup" xmlns:wpi="http://schemas.microsoft.com/office/word/2010/wordprocessingInk" xmlns:wps="http://schemas.microsoft.com/office/word/2010/wordprocessingShape" xmlns:o="urn:schemas-microsoft-com:office:office" xmlns:v="urn:schemas-microsoft-com:vml" xmlns:w10="urn:schemas-microsoft-com:office:word" xmlns:w="http://schemas.openxmlformats.org/wordprocessingml/2006/main" xmlns:w14="http://schemas.microsoft.com/office/word/2010/wordml" xmlns:w15="http://schemas.microsoft.com/office/word/2012/wordml" xmlns:w16cei="http://schemas.microsoft.com/office/word/2026/wordml/cei" xmlns:w16cex="http://schemas.microsoft.com/office/word/2018/wordml/cex" xmlns:w16cid="http://schemas.microsoft.com/office/word/2016/wordml/cid" xmlns:w16="http://schemas.microsoft.com/office/word/2018/wordml" xmlns:w16sdtdh="http://schemas.microsoft.com/office/word/2020/wordml/sdtdatahash" xmlns:w16sdtfl="http://schemas.microsoft.com/office/word/2024/wordml/sdtformatlock" xmlns:w16se="http://schemas.microsoft.com/office/word/2015/wordml/symex" xmlns:w16du="http://schemas.microsoft.com/office/word/2023/wordml/word16du" xmlns:wne="http://schemas.microsoft.com/office/word/2006/wordml" mc:Ignorable="w14 w15 w16se w16cid w16 w16cex w16sdtdh w16sdtfl w16du wp14">
+<w:document xmlns:wpc="http://schemas.microsoft.com/office/word/2010/wordprocessingCanvas" xmlns:cx="http://schemas.microsoft.com/office/drawing/2014/chartex" xmlns:cx1="http://schemas.microsoft.com/office/drawing/2015/9/8/chartex" xmlns:cx2="http://schemas.microsoft.com/office/drawing/2015/10/21/chartex" xmlns:cx3="http://schemas.microsoft.com/office/drawing/2016/5/9/chartex" xmlns:cx4="http://schemas.microsoft.com/office/drawing/2016/5/10/chartex" xmlns:cx5="http://schemas.microsoft.com/office/drawing/2016/5/11/chartex" xmlns:cx6="http://schemas.microsoft.com/office/drawing/2016/5/12/chartex" xmlns:cx7="http://schemas.microsoft.com/office/drawing/2016/5/13/chartex" xmlns:cx8="http://schemas.microsoft.com/office/drawing/2016/5/14/chartex" xmlns:mc="http://schemas.openxmlformats.org/markup-compatibility/2006" xmlns:aink="http://schemas.microsoft.com/office/drawing/2016/ink" xmlns:am3d="http://schemas.microsoft.com/office/drawing/2017/model3d" xmlns:o="urn:schemas-microsoft-com:office:office" xmlns:oel="http://schemas.microsoft.com/office/2019/extlst" xmlns:r="http://schemas.openxmlformats.org/officeDocument/2006/relationships" xmlns:m="http://schemas.openxmlformats.org/officeDocument/2006/math" xmlns:v="urn:schemas-microsoft-com:vml" xmlns:wp14="http://schemas.microsoft.com/office/word/2010/wordprocessingDrawing" xmlns:wp="http://schemas.openxmlformats.org/drawingml/2006/wordprocessingDrawing" xmlns:w10="urn:schemas-microsoft-com:office:word" xmlns:w="http://schemas.openxmlformats.org/wordprocessingml/2006/main" xmlns:w14="http://schemas.microsoft.com/office/word/2010/wordml" xmlns:w15="http://schemas.microsoft.com/office/word/2012/wordml" xmlns:w16cex="http://schemas.microsoft.com/office/word/2018/wordml/cex" xmlns:w16cid="http://schemas.microsoft.com/office/word/2016/wordml/cid" xmlns:w16="http://schemas.microsoft.com/office/word/2018/wordml" xmlns:w16du="http://schemas.microsoft.com/office/word/2023/wordml/word16du" xmlns:w16sdtdh="http://schemas.microsoft.com/office/word/2020/wordml/sdtdatahash" xmlns:w16sdtfl="http://schemas.microsoft.com/office/word/2024/wordml/sdtformatlock" xmlns:w16se="http://schemas.microsoft.com/office/word/2015/wordml/symex" xmlns:wpg="http://schemas.microsoft.com/office/word/2010/wordprocessingGroup" xmlns:wpi="http://schemas.microsoft.com/office/word/2010/wordprocessingInk" xmlns:wne="http://schemas.microsoft.com/office/word/2006/wordml" xmlns:wps="http://schemas.microsoft.com/office/word/2010/wordprocessingShape" mc:Ignorable="w14 w15 w16se w16cid w16 w16cex w16sdtdh w16sdtfl w16du wp14">
   <w:body>
     <w:p>
       <w:r>
@@ -371,49 +371,7 @@
                                       <w14:round/>
                                     </w14:textOutline>
                                   </w:rPr>
-                                  <w:t xml:space="preserve">Phase 2 (Final </w:t>
-                                </w:r>
-                                <w:proofErr w:type="gramStart"/>
-                                <w:r>
-                                  <w:rPr>
-                                    <w:b w:val="0"/>
-                                    <w:bCs w:val="0"/>
-                                    <w:color w:val="0070C0"/>
-                                    <w:sz w:val="28"/>
-                                    <w:szCs w:val="28"/>
-                                    <w14:shadow w14:blurRad="38100" w14:dist="19050" w14:dir="2700000" w14:sx="100000" w14:sy="100000" w14:kx="0" w14:ky="0" w14:algn="tl">
-                                      <w14:schemeClr w14:val="dk1">
-                                        <w14:alpha w14:val="60000"/>
-                                      </w14:schemeClr>
-                                    </w14:shadow>
-                                    <w14:textOutline w14:w="0" w14:cap="flat" w14:cmpd="sng" w14:algn="ctr">
-                                      <w14:noFill/>
-                                      <w14:prstDash w14:val="solid"/>
-                                      <w14:round/>
-                                    </w14:textOutline>
-                                  </w:rPr>
-                                  <w:t>project  Report</w:t>
-                                </w:r>
-                                <w:proofErr w:type="gramEnd"/>
-                                <w:r>
-                                  <w:rPr>
-                                    <w:b w:val="0"/>
-                                    <w:bCs w:val="0"/>
-                                    <w:color w:val="0070C0"/>
-                                    <w:sz w:val="28"/>
-                                    <w:szCs w:val="28"/>
-                                    <w14:shadow w14:blurRad="38100" w14:dist="19050" w14:dir="2700000" w14:sx="100000" w14:sy="100000" w14:kx="0" w14:ky="0" w14:algn="tl">
-                                      <w14:schemeClr w14:val="dk1">
-                                        <w14:alpha w14:val="60000"/>
-                                      </w14:schemeClr>
-                                    </w14:shadow>
-                                    <w14:textOutline w14:w="0" w14:cap="flat" w14:cmpd="sng" w14:algn="ctr">
-                                      <w14:noFill/>
-                                      <w14:prstDash w14:val="solid"/>
-                                      <w14:round/>
-                                    </w14:textOutline>
-                                  </w:rPr>
-                                  <w:t>)</w:t>
+                                  <w:t>Phase 2 (Final project  Report)</w:t>
                                 </w:r>
                                 <w:r>
                                   <w:rPr>
@@ -604,13 +562,13 @@
               </wp:anchor>
             </w:drawing>
           </mc:Choice>
-          <mc:Fallback>
+          <mc:Fallback xmlns:w16cei="http://schemas.microsoft.com/office/word/2026/wordml/cei">
             <w:pict>
               <v:shapetype w14:anchorId="31BDEDF3" id="_x0000_t202" coordsize="21600,21600" o:spt="202" path="m,l,21600r21600,l21600,xe">
                 <v:stroke joinstyle="miter"/>
                 <v:path gradientshapeok="t" o:connecttype="rect"/>
               </v:shapetype>
-              <v:shape id="Text Box 14" o:spid="_x0000_s1026" type="#_x0000_t202" alt="Report title" style="position:absolute;margin-left:36.5pt;margin-top:90.15pt;width:540pt;height:141.5pt;z-index:-251641856;visibility:visible;mso-wrap-style:square;mso-width-percent:0;mso-height-percent:0;mso-wrap-distance-left:9pt;mso-wrap-distance-top:0;mso-wrap-distance-right:9pt;mso-wrap-distance-bottom:0;mso-position-horizontal:absolute;mso-position-horizontal-relative:page;mso-position-vertical:absolute;mso-position-vertical-relative:margin;mso-width-percent:0;mso-height-percent:0;mso-width-relative:margin;mso-height-relative:margin;v-text-anchor:bottom" o:gfxdata="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" o:allowoverlap="f" filled="f" stroked="f">
+              <v:shape id="Text Box 14" o:spid="_x0000_s1026" type="#_x0000_t202" alt="Report title" style="position:absolute;margin-left:36.5pt;margin-top:90.15pt;width:540pt;height:141.5pt;z-index:-251641856;visibility:visible;mso-wrap-style:square;mso-width-percent:0;mso-height-percent:0;mso-wrap-distance-left:9pt;mso-wrap-distance-top:0;mso-wrap-distance-right:9pt;mso-wrap-distance-bottom:0;mso-position-horizontal:absolute;mso-position-horizontal-relative:page;mso-position-vertical:absolute;mso-position-vertical-relative:margin;mso-width-percent:0;mso-height-percent:0;mso-width-relative:margin;mso-height-relative:margin;v-text-anchor:bottom" o:gfxdata="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" o:allowoverlap="f" filled="f" stroked="f">
                 <v:textbox inset="0,0,0,0">
                   <w:txbxContent>
                     <w:sdt>
@@ -1309,9 +1267,9 @@
               </wp:anchor>
             </w:drawing>
           </mc:Choice>
-          <mc:Fallback>
+          <mc:Fallback xmlns:w16cei="http://schemas.microsoft.com/office/word/2026/wordml/cei">
             <w:pict>
-              <v:shape w14:anchorId="6466823C" id="Text Box 2" o:spid="_x0000_s1027" type="#_x0000_t202" style="position:absolute;margin-left:40.3pt;margin-top:4.65pt;width:545.45pt;height:87.55pt;z-index:251679744;visibility:visible;mso-wrap-style:square;mso-width-percent:0;mso-height-percent:0;mso-wrap-distance-left:9pt;mso-wrap-distance-top:7.2pt;mso-wrap-distance-right:9pt;mso-wrap-distance-bottom:7.2pt;mso-position-horizontal:absolute;mso-position-horizontal-relative:page;mso-position-vertical:absolute;mso-position-vertical-relative:text;mso-width-percent:0;mso-height-percent:0;mso-width-relative:margin;mso-height-relative:margin;v-text-anchor:top" o:gfxdata="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" filled="f" stroked="f">
+              <v:shape w14:anchorId="6466823C" id="Text Box 2" o:spid="_x0000_s1027" type="#_x0000_t202" style="position:absolute;margin-left:40.3pt;margin-top:4.65pt;width:545.45pt;height:87.55pt;z-index:251679744;visibility:visible;mso-wrap-style:square;mso-width-percent:0;mso-height-percent:0;mso-wrap-distance-left:9pt;mso-wrap-distance-top:7.2pt;mso-wrap-distance-right:9pt;mso-wrap-distance-bottom:7.2pt;mso-position-horizontal:absolute;mso-position-horizontal-relative:page;mso-position-vertical:absolute;mso-position-vertical-relative:text;mso-width-percent:0;mso-height-percent:0;mso-width-relative:margin;mso-height-relative:margin;v-text-anchor:top" o:gfxdata="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" filled="f" stroked="f">
                 <v:textbox>
                   <w:txbxContent>
                     <w:p>
@@ -2014,10 +1972,10 @@
                   </wp:anchor>
                 </w:drawing>
               </mc:Choice>
-              <mc:Fallback>
+              <mc:Fallback xmlns:w16cei="http://schemas.microsoft.com/office/word/2026/wordml/cei">
                 <w:pict>
-                  <v:group w14:anchorId="31857F9A" id="Group 198" o:spid="_x0000_s1028" style="position:absolute;margin-left:-101.8pt;margin-top:331.65pt;width:518.25pt;height:308.6pt;z-index:251677696;mso-wrap-distance-left:14.4pt;mso-wrap-distance-top:3.6pt;mso-wrap-distance-right:14.4pt;mso-wrap-distance-bottom:3.6pt;mso-position-horizontal-relative:margin;mso-position-vertical-relative:margin;mso-width-relative:margin;mso-height-relative:margin" coordorigin=",228" coordsize="35784,21867" o:gfxdata="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">
-                    <v:rect id="Rectangle 199" o:spid="_x0000_s1029" style="position:absolute;top:228;width:35674;height:1949;visibility:visible;mso-wrap-style:square;v-text-anchor:middle" o:gfxdata="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" fillcolor="#ef4623 [3204]" stroked="f" strokeweight="2pt">
+                  <v:group w14:anchorId="31857F9A" id="Group 198" o:spid="_x0000_s1028" style="position:absolute;margin-left:-101.8pt;margin-top:331.65pt;width:518.25pt;height:308.6pt;z-index:251677696;mso-wrap-distance-left:14.4pt;mso-wrap-distance-top:3.6pt;mso-wrap-distance-right:14.4pt;mso-wrap-distance-bottom:3.6pt;mso-position-horizontal-relative:margin;mso-position-vertical-relative:margin;mso-width-relative:margin;mso-height-relative:margin" coordorigin=",228" coordsize="35784,21867" o:gfxdata="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">
+                    <v:rect id="Rectangle 199" o:spid="_x0000_s1029" style="position:absolute;top:228;width:35674;height:1949;visibility:visible;mso-wrap-style:square;v-text-anchor:middle" o:gfxdata="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" fillcolor="#ef4623 [3204]" stroked="f" strokeweight="2pt">
                       <v:textbox>
                         <w:txbxContent>
                           <w:p>
@@ -2046,7 +2004,7 @@
                         </w:txbxContent>
                       </v:textbox>
                     </v:rect>
-                    <v:shape id="Text Box 200" o:spid="_x0000_s1030" type="#_x0000_t202" style="position:absolute;top:2187;width:35784;height:19908;visibility:visible;mso-wrap-style:square;v-text-anchor:top" o:gfxdata="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" filled="f" stroked="f" strokeweight=".5pt">
+                    <v:shape id="Text Box 200" o:spid="_x0000_s1030" type="#_x0000_t202" style="position:absolute;top:2187;width:35784;height:19908;visibility:visible;mso-wrap-style:square;v-text-anchor:top" o:gfxdata="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" filled="f" stroked="f" strokeweight=".5pt">
                       <v:textbox inset=",7.2pt,,0">
                         <w:txbxContent>
                           <w:p>
@@ -2654,27 +2612,7 @@
                                           <w:sz w:val="28"/>
                                           <w:szCs w:val="28"/>
                                         </w:rPr>
-                                        <w:t xml:space="preserve">Bushra </w:t>
-                                      </w:r>
-                                      <w:proofErr w:type="spellStart"/>
-                                      <w:r>
-                                        <w:rPr>
-                                          <w:b/>
-                                          <w:bCs/>
-                                          <w:sz w:val="28"/>
-                                          <w:szCs w:val="28"/>
-                                        </w:rPr>
-                                        <w:t>Alshayeb</w:t>
-                                      </w:r>
-                                      <w:proofErr w:type="spellEnd"/>
-                                      <w:r>
-                                        <w:rPr>
-                                          <w:b/>
-                                          <w:bCs/>
-                                          <w:sz w:val="28"/>
-                                          <w:szCs w:val="28"/>
-                                        </w:rPr>
-                                        <w:t xml:space="preserve"> </w:t>
+                                        <w:t xml:space="preserve">Bushra Alshayeb </w:t>
                                       </w:r>
                                     </w:p>
                                     <w:p>
@@ -2703,19 +2641,8 @@
                                           <w:sz w:val="28"/>
                                           <w:szCs w:val="28"/>
                                         </w:rPr>
-                                        <w:t xml:space="preserve">Gala </w:t>
+                                        <w:t>Gala Algodah</w:t>
                                       </w:r>
-                                      <w:proofErr w:type="spellStart"/>
-                                      <w:r>
-                                        <w:rPr>
-                                          <w:b/>
-                                          <w:bCs/>
-                                          <w:sz w:val="28"/>
-                                          <w:szCs w:val="28"/>
-                                        </w:rPr>
-                                        <w:t>Algodah</w:t>
-                                      </w:r>
-                                      <w:proofErr w:type="spellEnd"/>
                                     </w:p>
                                     <w:p>
                                       <w:pPr>
@@ -3082,7 +3009,7 @@
                     <v:stroke joinstyle="miter"/>
                     <v:path gradientshapeok="t" o:connecttype="rect"/>
                   </v:shapetype>
-                  <v:shape id="Text Box 15" o:spid="_x0000_s1031" type="#_x0000_t202" alt="contact info" style="position:absolute;margin-left:36.5pt;margin-top:226.65pt;width:540pt;height:114pt;z-index:251675648;visibility:visible;mso-wrap-style:square;mso-width-percent:1282;mso-height-percent:0;mso-wrap-distance-left:9pt;mso-wrap-distance-top:0;mso-wrap-distance-right:9pt;mso-wrap-distance-bottom:0;mso-position-horizontal:absolute;mso-position-horizontal-relative:page;mso-position-vertical:absolute;mso-position-vertical-relative:margin;mso-width-percent:1282;mso-height-percent:0;mso-width-relative:margin;mso-height-relative:margin;v-text-anchor:bottom" o:gfxdata="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" o:allowoverlap="f" filled="f" stroked="f" strokeweight=".5pt">
+                  <v:shape id="Text Box 15" o:spid="_x0000_s1031" type="#_x0000_t202" alt="contact info" style="position:absolute;margin-left:36.5pt;margin-top:226.65pt;width:540pt;height:114pt;z-index:251675648;visibility:visible;mso-wrap-style:square;mso-width-percent:1282;mso-height-percent:0;mso-wrap-distance-left:9pt;mso-wrap-distance-top:0;mso-wrap-distance-right:9pt;mso-wrap-distance-bottom:0;mso-position-horizontal:absolute;mso-position-horizontal-relative:page;mso-position-vertical:absolute;mso-position-vertical-relative:margin;mso-width-percent:1282;mso-height-percent:0;mso-width-relative:margin;mso-height-relative:margin;v-text-anchor:bottom" o:gfxdata="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" o:allowoverlap="f" filled="f" stroked="f" strokeweight=".5pt">
                     <v:textbox inset="0,0,0,0">
                       <w:txbxContent>
                         <w:p>
@@ -3201,27 +3128,7 @@
                                     <w:sz w:val="28"/>
                                     <w:szCs w:val="28"/>
                                   </w:rPr>
-                                  <w:t xml:space="preserve">Bushra </w:t>
-                                </w:r>
-                                <w:proofErr w:type="spellStart"/>
-                                <w:r>
-                                  <w:rPr>
-                                    <w:b/>
-                                    <w:bCs/>
-                                    <w:sz w:val="28"/>
-                                    <w:szCs w:val="28"/>
-                                  </w:rPr>
-                                  <w:t>Alshayeb</w:t>
-                                </w:r>
-                                <w:proofErr w:type="spellEnd"/>
-                                <w:r>
-                                  <w:rPr>
-                                    <w:b/>
-                                    <w:bCs/>
-                                    <w:sz w:val="28"/>
-                                    <w:szCs w:val="28"/>
-                                  </w:rPr>
-                                  <w:t xml:space="preserve"> </w:t>
+                                  <w:t xml:space="preserve">Bushra Alshayeb </w:t>
                                 </w:r>
                               </w:p>
                               <w:p>
@@ -3250,19 +3157,8 @@
                                     <w:sz w:val="28"/>
                                     <w:szCs w:val="28"/>
                                   </w:rPr>
-                                  <w:t xml:space="preserve">Gala </w:t>
+                                  <w:t>Gala Algodah</w:t>
                                 </w:r>
-                                <w:proofErr w:type="spellStart"/>
-                                <w:r>
-                                  <w:rPr>
-                                    <w:b/>
-                                    <w:bCs/>
-                                    <w:sz w:val="28"/>
-                                    <w:szCs w:val="28"/>
-                                  </w:rPr>
-                                  <w:t>Algodah</w:t>
-                                </w:r>
-                                <w:proofErr w:type="spellEnd"/>
                               </w:p>
                               <w:p>
                                 <w:pPr>
@@ -4946,9 +4842,9 @@
               </wp:anchor>
             </w:drawing>
           </mc:Choice>
-          <mc:Fallback>
+          <mc:Fallback xmlns:w16cei="http://schemas.microsoft.com/office/word/2026/wordml/cei">
             <w:pict>
-              <v:shape w14:anchorId="54D30FE5" id="Text Box 5" o:spid="_x0000_s1032" type="#_x0000_t202" alt="Sidebar" style="position:absolute;margin-left:35.8pt;margin-top:-4.85pt;width:98.25pt;height:181.45pt;z-index:251681792;visibility:visible;mso-wrap-style:square;mso-width-percent:250;mso-height-percent:950;mso-wrap-distance-left:14.4pt;mso-wrap-distance-top:0;mso-wrap-distance-right:14.4pt;mso-wrap-distance-bottom:3in;mso-position-horizontal:absolute;mso-position-horizontal-relative:page;mso-position-vertical:absolute;mso-position-vertical-relative:margin;mso-width-percent:250;mso-height-percent:950;mso-width-relative:margin;mso-height-relative:margin;v-text-anchor:top" o:gfxdata="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" filled="f" stroked="f" strokeweight=".5pt">
+              <v:shape w14:anchorId="54D30FE5" id="Text Box 5" o:spid="_x0000_s1032" type="#_x0000_t202" alt="Sidebar" style="position:absolute;margin-left:35.8pt;margin-top:-4.85pt;width:98.25pt;height:181.45pt;z-index:251681792;visibility:visible;mso-wrap-style:square;mso-width-percent:250;mso-height-percent:950;mso-wrap-distance-left:14.4pt;mso-wrap-distance-top:0;mso-wrap-distance-right:14.4pt;mso-wrap-distance-bottom:3in;mso-position-horizontal:absolute;mso-position-horizontal-relative:page;mso-position-vertical:absolute;mso-position-vertical-relative:margin;mso-width-percent:250;mso-height-percent:950;mso-width-relative:margin;mso-height-relative:margin;v-text-anchor:top" o:gfxdata="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" filled="f" stroked="f" strokeweight=".5pt">
                 <v:textbox inset="3.6pt,0,3.6pt,0">
                   <w:txbxContent>
                     <w:p/>
@@ -5109,9 +5005,9 @@
               </wp:anchor>
             </w:drawing>
           </mc:Choice>
-          <mc:Fallback>
+          <mc:Fallback xmlns:w16cei="http://schemas.microsoft.com/office/word/2026/wordml/cei">
             <w:pict>
-              <v:shape w14:anchorId="1D5252A4" id="Text Box 574844441" o:spid="_x0000_s1033" type="#_x0000_t202" alt="Sidebar" style="position:absolute;margin-left:47.8pt;margin-top:7.15pt;width:98.25pt;height:181.45pt;z-index:251689984;visibility:visible;mso-wrap-style:square;mso-width-percent:250;mso-height-percent:950;mso-wrap-distance-left:14.4pt;mso-wrap-distance-top:0;mso-wrap-distance-right:14.4pt;mso-wrap-distance-bottom:3in;mso-position-horizontal:absolute;mso-position-horizontal-relative:page;mso-position-vertical:absolute;mso-position-vertical-relative:margin;mso-width-percent:250;mso-height-percent:950;mso-width-relative:margin;mso-height-relative:margin;v-text-anchor:top" o:gfxdata="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" filled="f" stroked="f" strokeweight=".5pt">
+              <v:shape w14:anchorId="1D5252A4" id="Text Box 574844441" o:spid="_x0000_s1033" type="#_x0000_t202" alt="Sidebar" style="position:absolute;margin-left:47.8pt;margin-top:7.15pt;width:98.25pt;height:181.45pt;z-index:251689984;visibility:visible;mso-wrap-style:square;mso-width-percent:250;mso-height-percent:950;mso-wrap-distance-left:14.4pt;mso-wrap-distance-top:0;mso-wrap-distance-right:14.4pt;mso-wrap-distance-bottom:3in;mso-position-horizontal:absolute;mso-position-horizontal-relative:page;mso-position-vertical:absolute;mso-position-vertical-relative:margin;mso-width-percent:250;mso-height-percent:950;mso-width-relative:margin;mso-height-relative:margin;v-text-anchor:top" o:gfxdata="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" filled="f" stroked="f" strokeweight=".5pt">
                 <v:textbox inset="3.6pt,0,3.6pt,0">
                   <w:txbxContent>
                     <w:p>
@@ -5649,7 +5545,327 @@
         <w:t>Evolutionary Prototyping was selected because it allows the system to be improved step by step based on user feedback. Since the Student Activities Management System includes different features such as browsing activities, registration, notifications, attendance tracking, and activity management, this approach is more suitable. It helps the team understand user needs better, make improvements during development, and reduce the chance of creating a system that does not meet user expectations. </w:t>
       </w:r>
     </w:p>
-    <w:p/>
+    <w:p>
+      <w:pPr>
+        <w:rPr>
+          <w:lang w:val="en-US"/>
+        </w:rPr>
+      </w:pPr>
+    </w:p>
+    <w:p>
+      <w:pPr>
+        <w:rPr>
+          <w:sz w:val="28"/>
+          <w:szCs w:val="28"/>
+        </w:rPr>
+      </w:pPr>
+      <w:r>
+        <w:rPr>
+          <w:b/>
+          <w:bCs/>
+          <w:sz w:val="28"/>
+          <w:szCs w:val="28"/>
+        </w:rPr>
+        <w:t>Low-Fidelity Prototype Screens </w:t>
+      </w:r>
+    </w:p>
+    <w:p>
+      <w:pPr>
+        <w:rPr>
+          <w:lang w:val="en-US"/>
+        </w:rPr>
+      </w:pPr>
+    </w:p>
+    <w:p>
+      <w:pPr>
+        <w:rPr>
+          <w:lang w:val="en-US"/>
+        </w:rPr>
+      </w:pPr>
+    </w:p>
+    <w:p>
+      <w:pPr>
+        <w:rPr>
+          <w:lang w:val="en-US"/>
+        </w:rPr>
+      </w:pPr>
+    </w:p>
+    <w:p>
+      <w:pPr>
+        <w:rPr>
+          <w:lang w:val="en-US"/>
+        </w:rPr>
+      </w:pPr>
+    </w:p>
+    <w:p>
+      <w:pPr>
+        <w:rPr>
+          <w:lang w:val="en-US"/>
+        </w:rPr>
+      </w:pPr>
+    </w:p>
+    <w:p>
+      <w:pPr>
+        <w:rPr>
+          <w:lang w:val="en-US"/>
+        </w:rPr>
+      </w:pPr>
+    </w:p>
+    <w:p>
+      <w:pPr>
+        <w:rPr>
+          <w:lang w:val="en-US"/>
+        </w:rPr>
+      </w:pPr>
+    </w:p>
+    <w:p>
+      <w:pPr>
+        <w:rPr>
+          <w:lang w:val="en-US"/>
+        </w:rPr>
+      </w:pPr>
+    </w:p>
+    <w:p>
+      <w:pPr>
+        <w:rPr>
+          <w:lang w:val="en-US"/>
+        </w:rPr>
+      </w:pPr>
+    </w:p>
+    <w:p>
+      <w:pPr>
+        <w:rPr>
+          <w:lang w:val="en-US"/>
+        </w:rPr>
+      </w:pPr>
+    </w:p>
+    <w:p>
+      <w:pPr>
+        <w:rPr>
+          <w:lang w:val="en-US"/>
+        </w:rPr>
+      </w:pPr>
+    </w:p>
+    <w:p>
+      <w:pPr>
+        <w:rPr>
+          <w:lang w:val="en-US"/>
+        </w:rPr>
+      </w:pPr>
+    </w:p>
+    <w:p>
+      <w:pPr>
+        <w:rPr>
+          <w:lang w:val="en-US"/>
+        </w:rPr>
+      </w:pPr>
+    </w:p>
+    <w:p>
+      <w:pPr>
+        <w:rPr>
+          <w:lang w:val="en-US"/>
+        </w:rPr>
+      </w:pPr>
+    </w:p>
+    <w:p>
+      <w:pPr>
+        <w:rPr>
+          <w:lang w:val="en-US"/>
+        </w:rPr>
+      </w:pPr>
+    </w:p>
+    <w:p>
+      <w:pPr>
+        <w:rPr>
+          <w:lang w:val="en-US"/>
+        </w:rPr>
+      </w:pPr>
+    </w:p>
+    <w:p>
+      <w:pPr>
+        <w:rPr>
+          <w:lang w:val="en-US"/>
+        </w:rPr>
+      </w:pPr>
+    </w:p>
+    <w:p>
+      <w:pPr>
+        <w:rPr>
+          <w:lang w:val="en-US"/>
+        </w:rPr>
+      </w:pPr>
+    </w:p>
+    <w:p>
+      <w:pPr>
+        <w:rPr>
+          <w:lang w:val="en-US"/>
+        </w:rPr>
+      </w:pPr>
+    </w:p>
+    <w:p>
+      <w:pPr>
+        <w:rPr>
+          <w:b/>
+          <w:bCs/>
+          <w:rtl/>
+        </w:rPr>
+      </w:pPr>
+      <w:r>
+        <w:rPr>
+          <w:b/>
+          <w:bCs/>
+        </w:rPr>
+        <w:lastRenderedPageBreak/>
+        <w:t>Screen 1: Home</w:t>
+      </w:r>
+    </w:p>
+    <w:p>
+      <w:pPr>
+        <w:rPr>
+          <w:lang w:val="en-US"/>
+        </w:rPr>
+      </w:pPr>
+      <w:r>
+        <w:rPr>
+          <w:noProof/>
+          <w:lang w:val="en-US"/>
+        </w:rPr>
+        <w:drawing>
+          <wp:inline distT="0" distB="0" distL="0" distR="0" wp14:anchorId="7CE120E1" wp14:editId="7FFF6D56">
+            <wp:extent cx="3648584" cy="6592220"/>
+            <wp:effectExtent l="0" t="0" r="9525" b="0"/>
+            <wp:docPr id="1390823466" name="Picture 12"/>
+            <wp:cNvGraphicFramePr>
+              <a:graphicFrameLocks xmlns:a="http://schemas.openxmlformats.org/drawingml/2006/main" noChangeAspect="1"/>
+            </wp:cNvGraphicFramePr>
+            <a:graphic xmlns:a="http://schemas.openxmlformats.org/drawingml/2006/main">
+              <a:graphicData uri="http://schemas.openxmlformats.org/drawingml/2006/picture">
+                <pic:pic xmlns:pic="http://schemas.openxmlformats.org/drawingml/2006/picture">
+                  <pic:nvPicPr>
+                    <pic:cNvPr id="1390823466" name="Picture 1390823466"/>
+                    <pic:cNvPicPr/>
+                  </pic:nvPicPr>
+                  <pic:blipFill>
+                    <a:blip r:embed="rId16"/>
+                    <a:stretch>
+                      <a:fillRect/>
+                    </a:stretch>
+                  </pic:blipFill>
+                  <pic:spPr>
+                    <a:xfrm>
+                      <a:off x="0" y="0"/>
+                      <a:ext cx="3648584" cy="6592220"/>
+                    </a:xfrm>
+                    <a:prstGeom prst="rect">
+                      <a:avLst/>
+                    </a:prstGeom>
+                  </pic:spPr>
+                </pic:pic>
+              </a:graphicData>
+            </a:graphic>
+          </wp:inline>
+        </w:drawing>
+      </w:r>
+    </w:p>
+    <w:p>
+      <w:pPr>
+        <w:rPr>
+          <w:lang w:val="en-US"/>
+        </w:rPr>
+      </w:pPr>
+    </w:p>
+    <w:p>
+      <w:pPr>
+        <w:rPr>
+          <w:lang w:val="en-US"/>
+        </w:rPr>
+      </w:pPr>
+    </w:p>
+    <w:p>
+      <w:pPr>
+        <w:rPr>
+          <w:lang w:val="en-US"/>
+        </w:rPr>
+      </w:pPr>
+    </w:p>
+    <w:p>
+      <w:pPr>
+        <w:rPr>
+          <w:b/>
+          <w:bCs/>
+        </w:rPr>
+      </w:pPr>
+      <w:r>
+        <w:rPr>
+          <w:b/>
+          <w:bCs/>
+        </w:rPr>
+        <w:lastRenderedPageBreak/>
+        <w:t>Screen 2: My Activitie</w:t>
+      </w:r>
+      <w:r>
+        <w:rPr>
+          <w:b/>
+          <w:bCs/>
+        </w:rPr>
+        <w:t>s</w:t>
+      </w:r>
+    </w:p>
+    <w:p>
+      <w:pPr>
+        <w:rPr>
+          <w:lang w:val="en-US"/>
+        </w:rPr>
+      </w:pPr>
+      <w:r>
+        <w:rPr>
+          <w:noProof/>
+          <w:lang w:val="en-US"/>
+        </w:rPr>
+        <w:drawing>
+          <wp:inline distT="0" distB="0" distL="0" distR="0" wp14:anchorId="69989472" wp14:editId="3D8B5DEE">
+            <wp:extent cx="3115110" cy="6354062"/>
+            <wp:effectExtent l="0" t="0" r="9525" b="8890"/>
+            <wp:docPr id="1151313455" name="Picture 13"/>
+            <wp:cNvGraphicFramePr>
+              <a:graphicFrameLocks xmlns:a="http://schemas.openxmlformats.org/drawingml/2006/main" noChangeAspect="1"/>
+            </wp:cNvGraphicFramePr>
+            <a:graphic xmlns:a="http://schemas.openxmlformats.org/drawingml/2006/main">
+              <a:graphicData uri="http://schemas.openxmlformats.org/drawingml/2006/picture">
+                <pic:pic xmlns:pic="http://schemas.openxmlformats.org/drawingml/2006/picture">
+                  <pic:nvPicPr>
+                    <pic:cNvPr id="1151313455" name="Picture 1151313455"/>
+                    <pic:cNvPicPr/>
+                  </pic:nvPicPr>
+                  <pic:blipFill>
+                    <a:blip r:embed="rId17"/>
+                    <a:stretch>
+                      <a:fillRect/>
+                    </a:stretch>
+                  </pic:blipFill>
+                  <pic:spPr>
+                    <a:xfrm>
+                      <a:off x="0" y="0"/>
+                      <a:ext cx="3115110" cy="6354062"/>
+                    </a:xfrm>
+                    <a:prstGeom prst="rect">
+                      <a:avLst/>
+                    </a:prstGeom>
+                  </pic:spPr>
+                </pic:pic>
+              </a:graphicData>
+            </a:graphic>
+          </wp:inline>
+        </w:drawing>
+      </w:r>
+    </w:p>
+    <w:p>
+      <w:pPr>
+        <w:rPr>
+          <w:lang w:val="en-US"/>
+        </w:rPr>
+      </w:pPr>
+    </w:p>
     <w:p>
       <w:pPr>
         <w:pStyle w:val="Heading1"/>
@@ -5696,21 +5912,12 @@
           <w:szCs w:val="24"/>
         </w:rPr>
       </w:pPr>
-      <w:proofErr w:type="gramStart"/>
       <w:r>
         <w:rPr>
           <w:sz w:val="24"/>
           <w:szCs w:val="24"/>
         </w:rPr>
-        <w:t>Level-0</w:t>
-      </w:r>
-      <w:proofErr w:type="gramEnd"/>
-      <w:r>
-        <w:rPr>
-          <w:sz w:val="24"/>
-          <w:szCs w:val="24"/>
-        </w:rPr>
-        <w:t xml:space="preserve"> DFD</w:t>
+        <w:t>Level-0 DFD</w:t>
       </w:r>
     </w:p>
     <w:p>
@@ -5737,23 +5944,7 @@
           <w:sz w:val="24"/>
           <w:szCs w:val="24"/>
         </w:rPr>
-        <w:t xml:space="preserve"> </w:t>
-      </w:r>
-      <w:proofErr w:type="gramStart"/>
-      <w:r>
-        <w:rPr>
-          <w:sz w:val="24"/>
-          <w:szCs w:val="24"/>
-        </w:rPr>
-        <w:t>Level-1</w:t>
-      </w:r>
-      <w:proofErr w:type="gramEnd"/>
-      <w:r>
-        <w:rPr>
-          <w:sz w:val="24"/>
-          <w:szCs w:val="24"/>
-        </w:rPr>
-        <w:t xml:space="preserve"> DFD for </w:t>
+        <w:t xml:space="preserve"> Level-1 DFD for </w:t>
       </w:r>
       <w:r>
         <w:rPr>
@@ -5839,7 +6030,7 @@
                     <pic:cNvPicPr/>
                   </pic:nvPicPr>
                   <pic:blipFill>
-                    <a:blip r:embed="rId16"/>
+                    <a:blip r:embed="rId18"/>
                     <a:stretch>
                       <a:fillRect/>
                     </a:stretch>
@@ -5898,7 +6089,7 @@
                     <pic:cNvPicPr/>
                   </pic:nvPicPr>
                   <pic:blipFill>
-                    <a:blip r:embed="rId17"/>
+                    <a:blip r:embed="rId19"/>
                     <a:stretch>
                       <a:fillRect/>
                     </a:stretch>
@@ -5960,7 +6151,7 @@
                     <pic:cNvPicPr/>
                   </pic:nvPicPr>
                   <pic:blipFill>
-                    <a:blip r:embed="rId18"/>
+                    <a:blip r:embed="rId20"/>
                     <a:stretch>
                       <a:fillRect/>
                     </a:stretch>
@@ -6014,7 +6205,7 @@
                     <pic:cNvPicPr/>
                   </pic:nvPicPr>
                   <pic:blipFill>
-                    <a:blip r:embed="rId19"/>
+                    <a:blip r:embed="rId21"/>
                     <a:stretch>
                       <a:fillRect/>
                     </a:stretch>
@@ -6075,7 +6266,7 @@
                     <pic:cNvPicPr/>
                   </pic:nvPicPr>
                   <pic:blipFill>
-                    <a:blip r:embed="rId20"/>
+                    <a:blip r:embed="rId22"/>
                     <a:stretch>
                       <a:fillRect/>
                     </a:stretch>
@@ -6444,7 +6635,7 @@
     </w:p>
     <w:p/>
     <w:sectPr>
-      <w:headerReference w:type="default" r:id="rId21"/>
+      <w:headerReference w:type="default" r:id="rId23"/>
       <w:pgSz w:w="12240" w:h="15840" w:code="1"/>
       <w:pgMar w:top="1080" w:right="720" w:bottom="2160" w:left="3096" w:header="1080" w:footer="720" w:gutter="0"/>
       <w:pgNumType w:start="1"/>
@@ -6456,7 +6647,7 @@
 </file>
 
 <file path=word/endnotes.xml><?xml version="1.0" encoding="utf-8"?>
-<w:endnotes xmlns:wpc="http://schemas.microsoft.com/office/word/2010/wordprocessingCanvas" xmlns:cx="http://schemas.microsoft.com/office/drawing/2014/chartex" xmlns:cx1="http://schemas.microsoft.com/office/drawing/2015/9/8/chartex" xmlns:cx2="http://schemas.microsoft.com/office/drawing/2015/10/21/chartex" xmlns:cx3="http://schemas.microsoft.com/office/drawing/2016/5/9/chartex" xmlns:cx4="http://schemas.microsoft.com/office/drawing/2016/5/10/chartex" xmlns:cx5="http://schemas.microsoft.com/office/drawing/2016/5/11/chartex" xmlns:cx6="http://schemas.microsoft.com/office/drawing/2016/5/12/chartex" xmlns:cx7="http://schemas.microsoft.com/office/drawing/2016/5/13/chartex" xmlns:cx8="http://schemas.microsoft.com/office/drawing/2016/5/14/chartex" xmlns:mc="http://schemas.openxmlformats.org/markup-compatibility/2006" xmlns:m="http://schemas.openxmlformats.org/officeDocument/2006/math" xmlns:aink="http://schemas.microsoft.com/office/drawing/2016/ink" xmlns:am3d="http://schemas.microsoft.com/office/drawing/2017/model3d" xmlns:oel="http://schemas.microsoft.com/office/2019/extlst" xmlns:r="http://schemas.openxmlformats.org/officeDocument/2006/relationships" xmlns:wp14="http://schemas.microsoft.com/office/word/2010/wordprocessingDrawing" xmlns:wp="http://schemas.openxmlformats.org/drawingml/2006/wordprocessingDrawing" xmlns:wpg="http://schemas.microsoft.com/office/word/2010/wordprocessingGroup" xmlns:wpi="http://schemas.microsoft.com/office/word/2010/wordprocessingInk" xmlns:wps="http://schemas.microsoft.com/office/word/2010/wordprocessingShape" xmlns:o="urn:schemas-microsoft-com:office:office" xmlns:v="urn:schemas-microsoft-com:vml" xmlns:w10="urn:schemas-microsoft-com:office:word" xmlns:w="http://schemas.openxmlformats.org/wordprocessingml/2006/main" xmlns:w14="http://schemas.microsoft.com/office/word/2010/wordml" xmlns:w15="http://schemas.microsoft.com/office/word/2012/wordml" xmlns:w16cei="http://schemas.microsoft.com/office/word/2026/wordml/cei" xmlns:w16cex="http://schemas.microsoft.com/office/word/2018/wordml/cex" xmlns:w16cid="http://schemas.microsoft.com/office/word/2016/wordml/cid" xmlns:w16="http://schemas.microsoft.com/office/word/2018/wordml" xmlns:w16sdtdh="http://schemas.microsoft.com/office/word/2020/wordml/sdtdatahash" xmlns:w16sdtfl="http://schemas.microsoft.com/office/word/2024/wordml/sdtformatlock" xmlns:w16se="http://schemas.microsoft.com/office/word/2015/wordml/symex" xmlns:w16du="http://schemas.microsoft.com/office/word/2023/wordml/word16du" xmlns:wne="http://schemas.microsoft.com/office/word/2006/wordml" mc:Ignorable="w14 w15 w16se w16cid w16 w16cex w16sdtdh w16sdtfl w16du wp14">
+<w:endnotes xmlns:wpc="http://schemas.microsoft.com/office/word/2010/wordprocessingCanvas" xmlns:cx="http://schemas.microsoft.com/office/drawing/2014/chartex" xmlns:cx1="http://schemas.microsoft.com/office/drawing/2015/9/8/chartex" xmlns:cx2="http://schemas.microsoft.com/office/drawing/2015/10/21/chartex" xmlns:cx3="http://schemas.microsoft.com/office/drawing/2016/5/9/chartex" xmlns:cx4="http://schemas.microsoft.com/office/drawing/2016/5/10/chartex" xmlns:cx5="http://schemas.microsoft.com/office/drawing/2016/5/11/chartex" xmlns:cx6="http://schemas.microsoft.com/office/drawing/2016/5/12/chartex" xmlns:cx7="http://schemas.microsoft.com/office/drawing/2016/5/13/chartex" xmlns:cx8="http://schemas.microsoft.com/office/drawing/2016/5/14/chartex" xmlns:mc="http://schemas.openxmlformats.org/markup-compatibility/2006" xmlns:aink="http://schemas.microsoft.com/office/drawing/2016/ink" xmlns:am3d="http://schemas.microsoft.com/office/drawing/2017/model3d" xmlns:o="urn:schemas-microsoft-com:office:office" xmlns:oel="http://schemas.microsoft.com/office/2019/extlst" xmlns:r="http://schemas.openxmlformats.org/officeDocument/2006/relationships" xmlns:m="http://schemas.openxmlformats.org/officeDocument/2006/math" xmlns:v="urn:schemas-microsoft-com:vml" xmlns:wp14="http://schemas.microsoft.com/office/word/2010/wordprocessingDrawing" xmlns:wp="http://schemas.openxmlformats.org/drawingml/2006/wordprocessingDrawing" xmlns:w10="urn:schemas-microsoft-com:office:word" xmlns:w="http://schemas.openxmlformats.org/wordprocessingml/2006/main" xmlns:w14="http://schemas.microsoft.com/office/word/2010/wordml" xmlns:w15="http://schemas.microsoft.com/office/word/2012/wordml" xmlns:w16cex="http://schemas.microsoft.com/office/word/2018/wordml/cex" xmlns:w16cid="http://schemas.microsoft.com/office/word/2016/wordml/cid" xmlns:w16="http://schemas.microsoft.com/office/word/2018/wordml" xmlns:w16du="http://schemas.microsoft.com/office/word/2023/wordml/word16du" xmlns:w16sdtdh="http://schemas.microsoft.com/office/word/2020/wordml/sdtdatahash" xmlns:w16sdtfl="http://schemas.microsoft.com/office/word/2024/wordml/sdtformatlock" xmlns:w16se="http://schemas.microsoft.com/office/word/2015/wordml/symex" xmlns:wpg="http://schemas.microsoft.com/office/word/2010/wordprocessingGroup" xmlns:wpi="http://schemas.microsoft.com/office/word/2010/wordprocessingInk" xmlns:wne="http://schemas.microsoft.com/office/word/2006/wordml" xmlns:wps="http://schemas.microsoft.com/office/word/2010/wordprocessingShape" mc:Ignorable="w14 w15 w16se w16cid w16 w16cex w16sdtdh w16sdtfl w16du wp14">
   <w:endnote w:type="separator" w:id="-1">
     <w:p>
       <w:r>
@@ -6479,7 +6670,7 @@
 </file>
 
 <file path=word/footer1.xml><?xml version="1.0" encoding="utf-8"?>
-<w:ftr xmlns:wpc="http://schemas.microsoft.com/office/word/2010/wordprocessingCanvas" xmlns:cx="http://schemas.microsoft.com/office/drawing/2014/chartex" xmlns:cx1="http://schemas.microsoft.com/office/drawing/2015/9/8/chartex" xmlns:cx2="http://schemas.microsoft.com/office/drawing/2015/10/21/chartex" xmlns:cx3="http://schemas.microsoft.com/office/drawing/2016/5/9/chartex" xmlns:cx4="http://schemas.microsoft.com/office/drawing/2016/5/10/chartex" xmlns:cx5="http://schemas.microsoft.com/office/drawing/2016/5/11/chartex" xmlns:cx6="http://schemas.microsoft.com/office/drawing/2016/5/12/chartex" xmlns:cx7="http://schemas.microsoft.com/office/drawing/2016/5/13/chartex" xmlns:cx8="http://schemas.microsoft.com/office/drawing/2016/5/14/chartex" xmlns:mc="http://schemas.openxmlformats.org/markup-compatibility/2006" xmlns:m="http://schemas.openxmlformats.org/officeDocument/2006/math" xmlns:aink="http://schemas.microsoft.com/office/drawing/2016/ink" xmlns:am3d="http://schemas.microsoft.com/office/drawing/2017/model3d" xmlns:oel="http://schemas.microsoft.com/office/2019/extlst" xmlns:r="http://schemas.openxmlformats.org/officeDocument/2006/relationships" xmlns:wp14="http://schemas.microsoft.com/office/word/2010/wordprocessingDrawing" xmlns:wp="http://schemas.openxmlformats.org/drawingml/2006/wordprocessingDrawing" xmlns:wpg="http://schemas.microsoft.com/office/word/2010/wordprocessingGroup" xmlns:wpi="http://schemas.microsoft.com/office/word/2010/wordprocessingInk" xmlns:wps="http://schemas.microsoft.com/office/word/2010/wordprocessingShape" xmlns:o="urn:schemas-microsoft-com:office:office" xmlns:v="urn:schemas-microsoft-com:vml" xmlns:w10="urn:schemas-microsoft-com:office:word" xmlns:w="http://schemas.openxmlformats.org/wordprocessingml/2006/main" xmlns:w14="http://schemas.microsoft.com/office/word/2010/wordml" xmlns:w15="http://schemas.microsoft.com/office/word/2012/wordml" xmlns:w16cei="http://schemas.microsoft.com/office/word/2026/wordml/cei" xmlns:w16cex="http://schemas.microsoft.com/office/word/2018/wordml/cex" xmlns:w16cid="http://schemas.microsoft.com/office/word/2016/wordml/cid" xmlns:w16="http://schemas.microsoft.com/office/word/2018/wordml" xmlns:w16sdtdh="http://schemas.microsoft.com/office/word/2020/wordml/sdtdatahash" xmlns:w16sdtfl="http://schemas.microsoft.com/office/word/2024/wordml/sdtformatlock" xmlns:w16se="http://schemas.microsoft.com/office/word/2015/wordml/symex" xmlns:w16du="http://schemas.microsoft.com/office/word/2023/wordml/word16du" xmlns:wne="http://schemas.microsoft.com/office/word/2006/wordml" mc:Ignorable="w14 w15 w16se w16cid w16 w16cex w16sdtdh w16sdtfl w16du wp14">
+<w:ftr xmlns:wpc="http://schemas.microsoft.com/office/word/2010/wordprocessingCanvas" xmlns:cx="http://schemas.microsoft.com/office/drawing/2014/chartex" xmlns:cx1="http://schemas.microsoft.com/office/drawing/2015/9/8/chartex" xmlns:cx2="http://schemas.microsoft.com/office/drawing/2015/10/21/chartex" xmlns:cx3="http://schemas.microsoft.com/office/drawing/2016/5/9/chartex" xmlns:cx4="http://schemas.microsoft.com/office/drawing/2016/5/10/chartex" xmlns:cx5="http://schemas.microsoft.com/office/drawing/2016/5/11/chartex" xmlns:cx6="http://schemas.microsoft.com/office/drawing/2016/5/12/chartex" xmlns:cx7="http://schemas.microsoft.com/office/drawing/2016/5/13/chartex" xmlns:cx8="http://schemas.microsoft.com/office/drawing/2016/5/14/chartex" xmlns:mc="http://schemas.openxmlformats.org/markup-compatibility/2006" xmlns:aink="http://schemas.microsoft.com/office/drawing/2016/ink" xmlns:am3d="http://schemas.microsoft.com/office/drawing/2017/model3d" xmlns:o="urn:schemas-microsoft-com:office:office" xmlns:oel="http://schemas.microsoft.com/office/2019/extlst" xmlns:r="http://schemas.openxmlformats.org/officeDocument/2006/relationships" xmlns:m="http://schemas.openxmlformats.org/officeDocument/2006/math" xmlns:v="urn:schemas-microsoft-com:vml" xmlns:wp14="http://schemas.microsoft.com/office/word/2010/wordprocessingDrawing" xmlns:wp="http://schemas.openxmlformats.org/drawingml/2006/wordprocessingDrawing" xmlns:w10="urn:schemas-microsoft-com:office:word" xmlns:w="http://schemas.openxmlformats.org/wordprocessingml/2006/main" xmlns:w14="http://schemas.microsoft.com/office/word/2010/wordml" xmlns:w15="http://schemas.microsoft.com/office/word/2012/wordml" xmlns:w16cex="http://schemas.microsoft.com/office/word/2018/wordml/cex" xmlns:w16cid="http://schemas.microsoft.com/office/word/2016/wordml/cid" xmlns:w16="http://schemas.microsoft.com/office/word/2018/wordml" xmlns:w16du="http://schemas.microsoft.com/office/word/2023/wordml/word16du" xmlns:w16sdtdh="http://schemas.microsoft.com/office/word/2020/wordml/sdtdatahash" xmlns:w16sdtfl="http://schemas.microsoft.com/office/word/2024/wordml/sdtformatlock" xmlns:w16se="http://schemas.microsoft.com/office/word/2015/wordml/symex" xmlns:wpg="http://schemas.microsoft.com/office/word/2010/wordprocessingGroup" xmlns:wpi="http://schemas.microsoft.com/office/word/2010/wordprocessingInk" xmlns:wne="http://schemas.microsoft.com/office/word/2006/wordml" xmlns:wps="http://schemas.microsoft.com/office/word/2010/wordprocessingShape" mc:Ignorable="w14 w15 w16se w16cid w16 w16cex w16sdtdh w16sdtfl w16du wp14">
   <w:p>
     <w:pPr>
       <w:pStyle w:val="Footer"/>
@@ -6578,13 +6769,13 @@
             </wp:anchor>
           </w:drawing>
         </mc:Choice>
-        <mc:Fallback>
+        <mc:Fallback xmlns:w16cei="http://schemas.microsoft.com/office/word/2026/wordml/cei">
           <w:pict>
             <v:shapetype w14:anchorId="1B6FB134" id="_x0000_t202" coordsize="21600,21600" o:spt="202" path="m,l,21600r21600,l21600,xe">
               <v:stroke joinstyle="miter"/>
               <v:path gradientshapeok="t" o:connecttype="rect"/>
             </v:shapetype>
-            <v:shape id="Text Box 9" o:spid="_x0000_s1034" type="#_x0000_t202" alt="Restricted - مقيد " style="position:absolute;left:0;text-align:left;margin-left:0;margin-top:0;width:84.4pt;height:32.1pt;z-index:251663360;visibility:visible;mso-wrap-style:none;mso-wrap-distance-left:0;mso-wrap-distance-top:0;mso-wrap-distance-right:0;mso-wrap-distance-bottom:0;mso-position-horizontal:left;mso-position-horizontal-relative:page;mso-position-vertical:bottom;mso-position-vertical-relative:page;v-text-anchor:bottom" o:gfxdata="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" filled="f" stroked="f">
+            <v:shape id="Text Box 9" o:spid="_x0000_s1034" type="#_x0000_t202" alt="Restricted - مقيد " style="position:absolute;left:0;text-align:left;margin-left:0;margin-top:0;width:84.4pt;height:32.1pt;z-index:251663360;visibility:visible;mso-wrap-style:none;mso-wrap-distance-left:0;mso-wrap-distance-top:0;mso-wrap-distance-right:0;mso-wrap-distance-bottom:0;mso-position-horizontal:left;mso-position-horizontal-relative:page;mso-position-vertical:bottom;mso-position-vertical-relative:page;v-text-anchor:bottom" o:gfxdata="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" filled="f" stroked="f">
               <v:textbox style="mso-fit-shape-to-text:t" inset="20pt,0,0,15pt">
                 <w:txbxContent>
                   <w:p>
@@ -6634,7 +6825,7 @@
 </file>
 
 <file path=word/footer2.xml><?xml version="1.0" encoding="utf-8"?>
-<w:ftr xmlns:wpc="http://schemas.microsoft.com/office/word/2010/wordprocessingCanvas" xmlns:cx="http://schemas.microsoft.com/office/drawing/2014/chartex" xmlns:cx1="http://schemas.microsoft.com/office/drawing/2015/9/8/chartex" xmlns:cx2="http://schemas.microsoft.com/office/drawing/2015/10/21/chartex" xmlns:cx3="http://schemas.microsoft.com/office/drawing/2016/5/9/chartex" xmlns:cx4="http://schemas.microsoft.com/office/drawing/2016/5/10/chartex" xmlns:cx5="http://schemas.microsoft.com/office/drawing/2016/5/11/chartex" xmlns:cx6="http://schemas.microsoft.com/office/drawing/2016/5/12/chartex" xmlns:cx7="http://schemas.microsoft.com/office/drawing/2016/5/13/chartex" xmlns:cx8="http://schemas.microsoft.com/office/drawing/2016/5/14/chartex" xmlns:mc="http://schemas.openxmlformats.org/markup-compatibility/2006" xmlns:m="http://schemas.openxmlformats.org/officeDocument/2006/math" xmlns:aink="http://schemas.microsoft.com/office/drawing/2016/ink" xmlns:am3d="http://schemas.microsoft.com/office/drawing/2017/model3d" xmlns:oel="http://schemas.microsoft.com/office/2019/extlst" xmlns:r="http://schemas.openxmlformats.org/officeDocument/2006/relationships" xmlns:wp14="http://schemas.microsoft.com/office/word/2010/wordprocessingDrawing" xmlns:wp="http://schemas.openxmlformats.org/drawingml/2006/wordprocessingDrawing" xmlns:wpg="http://schemas.microsoft.com/office/word/2010/wordprocessingGroup" xmlns:wpi="http://schemas.microsoft.com/office/word/2010/wordprocessingInk" xmlns:wps="http://schemas.microsoft.com/office/word/2010/wordprocessingShape" xmlns:o="urn:schemas-microsoft-com:office:office" xmlns:v="urn:schemas-microsoft-com:vml" xmlns:w10="urn:schemas-microsoft-com:office:word" xmlns:w="http://schemas.openxmlformats.org/wordprocessingml/2006/main" xmlns:w14="http://schemas.microsoft.com/office/word/2010/wordml" xmlns:w15="http://schemas.microsoft.com/office/word/2012/wordml" xmlns:w16cei="http://schemas.microsoft.com/office/word/2026/wordml/cei" xmlns:w16cex="http://schemas.microsoft.com/office/word/2018/wordml/cex" xmlns:w16cid="http://schemas.microsoft.com/office/word/2016/wordml/cid" xmlns:w16="http://schemas.microsoft.com/office/word/2018/wordml" xmlns:w16sdtdh="http://schemas.microsoft.com/office/word/2020/wordml/sdtdatahash" xmlns:w16sdtfl="http://schemas.microsoft.com/office/word/2024/wordml/sdtformatlock" xmlns:w16se="http://schemas.microsoft.com/office/word/2015/wordml/symex" xmlns:w16du="http://schemas.microsoft.com/office/word/2023/wordml/word16du" xmlns:wne="http://schemas.microsoft.com/office/word/2006/wordml" mc:Ignorable="w14 w15 w16se w16cid w16 w16cex w16sdtdh w16sdtfl w16du wp14">
+<w:ftr xmlns:wpc="http://schemas.microsoft.com/office/word/2010/wordprocessingCanvas" xmlns:cx="http://schemas.microsoft.com/office/drawing/2014/chartex" xmlns:cx1="http://schemas.microsoft.com/office/drawing/2015/9/8/chartex" xmlns:cx2="http://schemas.microsoft.com/office/drawing/2015/10/21/chartex" xmlns:cx3="http://schemas.microsoft.com/office/drawing/2016/5/9/chartex" xmlns:cx4="http://schemas.microsoft.com/office/drawing/2016/5/10/chartex" xmlns:cx5="http://schemas.microsoft.com/office/drawing/2016/5/11/chartex" xmlns:cx6="http://schemas.microsoft.com/office/drawing/2016/5/12/chartex" xmlns:cx7="http://schemas.microsoft.com/office/drawing/2016/5/13/chartex" xmlns:cx8="http://schemas.microsoft.com/office/drawing/2016/5/14/chartex" xmlns:mc="http://schemas.openxmlformats.org/markup-compatibility/2006" xmlns:aink="http://schemas.microsoft.com/office/drawing/2016/ink" xmlns:am3d="http://schemas.microsoft.com/office/drawing/2017/model3d" xmlns:o="urn:schemas-microsoft-com:office:office" xmlns:oel="http://schemas.microsoft.com/office/2019/extlst" xmlns:r="http://schemas.openxmlformats.org/officeDocument/2006/relationships" xmlns:m="http://schemas.openxmlformats.org/officeDocument/2006/math" xmlns:v="urn:schemas-microsoft-com:vml" xmlns:wp14="http://schemas.microsoft.com/office/word/2010/wordprocessingDrawing" xmlns:wp="http://schemas.openxmlformats.org/drawingml/2006/wordprocessingDrawing" xmlns:w10="urn:schemas-microsoft-com:office:word" xmlns:w="http://schemas.openxmlformats.org/wordprocessingml/2006/main" xmlns:w14="http://schemas.microsoft.com/office/word/2010/wordml" xmlns:w15="http://schemas.microsoft.com/office/word/2012/wordml" xmlns:w16cex="http://schemas.microsoft.com/office/word/2018/wordml/cex" xmlns:w16cid="http://schemas.microsoft.com/office/word/2016/wordml/cid" xmlns:w16="http://schemas.microsoft.com/office/word/2018/wordml" xmlns:w16du="http://schemas.microsoft.com/office/word/2023/wordml/word16du" xmlns:w16sdtdh="http://schemas.microsoft.com/office/word/2020/wordml/sdtdatahash" xmlns:w16sdtfl="http://schemas.microsoft.com/office/word/2024/wordml/sdtformatlock" xmlns:w16se="http://schemas.microsoft.com/office/word/2015/wordml/symex" xmlns:wpg="http://schemas.microsoft.com/office/word/2010/wordprocessingGroup" xmlns:wpi="http://schemas.microsoft.com/office/word/2010/wordprocessingInk" xmlns:wne="http://schemas.microsoft.com/office/word/2006/wordml" xmlns:wps="http://schemas.microsoft.com/office/word/2010/wordprocessingShape" mc:Ignorable="w14 w15 w16se w16cid w16 w16cex w16sdtdh w16sdtfl w16du wp14">
   <w:p>
     <w:pPr>
       <w:pStyle w:val="Footer"/>
@@ -6733,13 +6924,13 @@
             </wp:anchor>
           </w:drawing>
         </mc:Choice>
-        <mc:Fallback>
+        <mc:Fallback xmlns:w16cei="http://schemas.microsoft.com/office/word/2026/wordml/cei">
           <w:pict>
             <v:shapetype w14:anchorId="5602C1D6" id="_x0000_t202" coordsize="21600,21600" o:spt="202" path="m,l,21600r21600,l21600,xe">
               <v:stroke joinstyle="miter"/>
               <v:path gradientshapeok="t" o:connecttype="rect"/>
             </v:shapetype>
-            <v:shape id="Text Box 10" o:spid="_x0000_s1035" type="#_x0000_t202" alt="Restricted - مقيد " style="position:absolute;left:0;text-align:left;margin-left:0;margin-top:0;width:84.4pt;height:32.1pt;z-index:251664384;visibility:visible;mso-wrap-style:none;mso-wrap-distance-left:0;mso-wrap-distance-top:0;mso-wrap-distance-right:0;mso-wrap-distance-bottom:0;mso-position-horizontal:left;mso-position-horizontal-relative:page;mso-position-vertical:bottom;mso-position-vertical-relative:page;v-text-anchor:bottom" o:gfxdata="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" filled="f" stroked="f">
+            <v:shape id="Text Box 10" o:spid="_x0000_s1035" type="#_x0000_t202" alt="Restricted - مقيد " style="position:absolute;left:0;text-align:left;margin-left:0;margin-top:0;width:84.4pt;height:32.1pt;z-index:251664384;visibility:visible;mso-wrap-style:none;mso-wrap-distance-left:0;mso-wrap-distance-top:0;mso-wrap-distance-right:0;mso-wrap-distance-bottom:0;mso-position-horizontal:left;mso-position-horizontal-relative:page;mso-position-vertical:bottom;mso-position-vertical-relative:page;v-text-anchor:bottom" o:gfxdata="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" filled="f" stroked="f">
               <v:textbox style="mso-fit-shape-to-text:t" inset="20pt,0,0,15pt">
                 <w:txbxContent>
                   <w:p>
@@ -6789,7 +6980,7 @@
 </file>
 
 <file path=word/footer3.xml><?xml version="1.0" encoding="utf-8"?>
-<w:ftr xmlns:wpc="http://schemas.microsoft.com/office/word/2010/wordprocessingCanvas" xmlns:cx="http://schemas.microsoft.com/office/drawing/2014/chartex" xmlns:cx1="http://schemas.microsoft.com/office/drawing/2015/9/8/chartex" xmlns:cx2="http://schemas.microsoft.com/office/drawing/2015/10/21/chartex" xmlns:cx3="http://schemas.microsoft.com/office/drawing/2016/5/9/chartex" xmlns:cx4="http://schemas.microsoft.com/office/drawing/2016/5/10/chartex" xmlns:cx5="http://schemas.microsoft.com/office/drawing/2016/5/11/chartex" xmlns:cx6="http://schemas.microsoft.com/office/drawing/2016/5/12/chartex" xmlns:cx7="http://schemas.microsoft.com/office/drawing/2016/5/13/chartex" xmlns:cx8="http://schemas.microsoft.com/office/drawing/2016/5/14/chartex" xmlns:mc="http://schemas.openxmlformats.org/markup-compatibility/2006" xmlns:m="http://schemas.openxmlformats.org/officeDocument/2006/math" xmlns:aink="http://schemas.microsoft.com/office/drawing/2016/ink" xmlns:am3d="http://schemas.microsoft.com/office/drawing/2017/model3d" xmlns:oel="http://schemas.microsoft.com/office/2019/extlst" xmlns:r="http://schemas.openxmlformats.org/officeDocument/2006/relationships" xmlns:wp14="http://schemas.microsoft.com/office/word/2010/wordprocessingDrawing" xmlns:wp="http://schemas.openxmlformats.org/drawingml/2006/wordprocessingDrawing" xmlns:wpg="http://schemas.microsoft.com/office/word/2010/wordprocessingGroup" xmlns:wpi="http://schemas.microsoft.com/office/word/2010/wordprocessingInk" xmlns:wps="http://schemas.microsoft.com/office/word/2010/wordprocessingShape" xmlns:o="urn:schemas-microsoft-com:office:office" xmlns:v="urn:schemas-microsoft-com:vml" xmlns:w10="urn:schemas-microsoft-com:office:word" xmlns:w="http://schemas.openxmlformats.org/wordprocessingml/2006/main" xmlns:w14="http://schemas.microsoft.com/office/word/2010/wordml" xmlns:w15="http://schemas.microsoft.com/office/word/2012/wordml" xmlns:w16cei="http://schemas.microsoft.com/office/word/2026/wordml/cei" xmlns:w16cex="http://schemas.microsoft.com/office/word/2018/wordml/cex" xmlns:w16cid="http://schemas.microsoft.com/office/word/2016/wordml/cid" xmlns:w16="http://schemas.microsoft.com/office/word/2018/wordml" xmlns:w16sdtdh="http://schemas.microsoft.com/office/word/2020/wordml/sdtdatahash" xmlns:w16sdtfl="http://schemas.microsoft.com/office/word/2024/wordml/sdtformatlock" xmlns:w16se="http://schemas.microsoft.com/office/word/2015/wordml/symex" xmlns:w16du="http://schemas.microsoft.com/office/word/2023/wordml/word16du" xmlns:wne="http://schemas.microsoft.com/office/word/2006/wordml" mc:Ignorable="w14 w15 w16se w16cid w16 w16cex w16sdtdh w16sdtfl w16du wp14">
+<w:ftr xmlns:wpc="http://schemas.microsoft.com/office/word/2010/wordprocessingCanvas" xmlns:cx="http://schemas.microsoft.com/office/drawing/2014/chartex" xmlns:cx1="http://schemas.microsoft.com/office/drawing/2015/9/8/chartex" xmlns:cx2="http://schemas.microsoft.com/office/drawing/2015/10/21/chartex" xmlns:cx3="http://schemas.microsoft.com/office/drawing/2016/5/9/chartex" xmlns:cx4="http://schemas.microsoft.com/office/drawing/2016/5/10/chartex" xmlns:cx5="http://schemas.microsoft.com/office/drawing/2016/5/11/chartex" xmlns:cx6="http://schemas.microsoft.com/office/drawing/2016/5/12/chartex" xmlns:cx7="http://schemas.microsoft.com/office/drawing/2016/5/13/chartex" xmlns:cx8="http://schemas.microsoft.com/office/drawing/2016/5/14/chartex" xmlns:mc="http://schemas.openxmlformats.org/markup-compatibility/2006" xmlns:aink="http://schemas.microsoft.com/office/drawing/2016/ink" xmlns:am3d="http://schemas.microsoft.com/office/drawing/2017/model3d" xmlns:o="urn:schemas-microsoft-com:office:office" xmlns:oel="http://schemas.microsoft.com/office/2019/extlst" xmlns:r="http://schemas.openxmlformats.org/officeDocument/2006/relationships" xmlns:m="http://schemas.openxmlformats.org/officeDocument/2006/math" xmlns:v="urn:schemas-microsoft-com:vml" xmlns:wp14="http://schemas.microsoft.com/office/word/2010/wordprocessingDrawing" xmlns:wp="http://schemas.openxmlformats.org/drawingml/2006/wordprocessingDrawing" xmlns:w10="urn:schemas-microsoft-com:office:word" xmlns:w="http://schemas.openxmlformats.org/wordprocessingml/2006/main" xmlns:w14="http://schemas.microsoft.com/office/word/2010/wordml" xmlns:w15="http://schemas.microsoft.com/office/word/2012/wordml" xmlns:w16cex="http://schemas.microsoft.com/office/word/2018/wordml/cex" xmlns:w16cid="http://schemas.microsoft.com/office/word/2016/wordml/cid" xmlns:w16="http://schemas.microsoft.com/office/word/2018/wordml" xmlns:w16du="http://schemas.microsoft.com/office/word/2023/wordml/word16du" xmlns:w16sdtdh="http://schemas.microsoft.com/office/word/2020/wordml/sdtdatahash" xmlns:w16sdtfl="http://schemas.microsoft.com/office/word/2024/wordml/sdtformatlock" xmlns:w16se="http://schemas.microsoft.com/office/word/2015/wordml/symex" xmlns:wpg="http://schemas.microsoft.com/office/word/2010/wordprocessingGroup" xmlns:wpi="http://schemas.microsoft.com/office/word/2010/wordprocessingInk" xmlns:wne="http://schemas.microsoft.com/office/word/2006/wordml" xmlns:wps="http://schemas.microsoft.com/office/word/2010/wordprocessingShape" mc:Ignorable="w14 w15 w16se w16cid w16 w16cex w16sdtdh w16sdtfl w16du wp14">
   <w:p>
     <w:pPr>
       <w:pStyle w:val="Footer"/>
@@ -6888,13 +7079,13 @@
             </wp:anchor>
           </w:drawing>
         </mc:Choice>
-        <mc:Fallback>
+        <mc:Fallback xmlns:w16cei="http://schemas.microsoft.com/office/word/2026/wordml/cei">
           <w:pict>
             <v:shapetype w14:anchorId="30AB902B" id="_x0000_t202" coordsize="21600,21600" o:spt="202" path="m,l,21600r21600,l21600,xe">
               <v:stroke joinstyle="miter"/>
               <v:path gradientshapeok="t" o:connecttype="rect"/>
             </v:shapetype>
-            <v:shape id="Text Box 8" o:spid="_x0000_s1036" type="#_x0000_t202" alt="Restricted - مقيد " style="position:absolute;left:0;text-align:left;margin-left:0;margin-top:0;width:84.4pt;height:32.1pt;z-index:251662336;visibility:visible;mso-wrap-style:none;mso-wrap-distance-left:0;mso-wrap-distance-top:0;mso-wrap-distance-right:0;mso-wrap-distance-bottom:0;mso-position-horizontal:left;mso-position-horizontal-relative:page;mso-position-vertical:bottom;mso-position-vertical-relative:page;v-text-anchor:bottom" o:gfxdata="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" filled="f" stroked="f">
+            <v:shape id="Text Box 8" o:spid="_x0000_s1036" type="#_x0000_t202" alt="Restricted - مقيد " style="position:absolute;left:0;text-align:left;margin-left:0;margin-top:0;width:84.4pt;height:32.1pt;z-index:251662336;visibility:visible;mso-wrap-style:none;mso-wrap-distance-left:0;mso-wrap-distance-top:0;mso-wrap-distance-right:0;mso-wrap-distance-bottom:0;mso-position-horizontal:left;mso-position-horizontal-relative:page;mso-position-vertical:bottom;mso-position-vertical-relative:page;v-text-anchor:bottom" o:gfxdata="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" filled="f" stroked="f">
               <v:textbox style="mso-fit-shape-to-text:t" inset="20pt,0,0,15pt">
                 <w:txbxContent>
                   <w:p>
@@ -6944,7 +7135,7 @@
 </file>
 
 <file path=word/footnotes.xml><?xml version="1.0" encoding="utf-8"?>
-<w:footnotes xmlns:wpc="http://schemas.microsoft.com/office/word/2010/wordprocessingCanvas" xmlns:cx="http://schemas.microsoft.com/office/drawing/2014/chartex" xmlns:cx1="http://schemas.microsoft.com/office/drawing/2015/9/8/chartex" xmlns:cx2="http://schemas.microsoft.com/office/drawing/2015/10/21/chartex" xmlns:cx3="http://schemas.microsoft.com/office/drawing/2016/5/9/chartex" xmlns:cx4="http://schemas.microsoft.com/office/drawing/2016/5/10/chartex" xmlns:cx5="http://schemas.microsoft.com/office/drawing/2016/5/11/chartex" xmlns:cx6="http://schemas.microsoft.com/office/drawing/2016/5/12/chartex" xmlns:cx7="http://schemas.microsoft.com/office/drawing/2016/5/13/chartex" xmlns:cx8="http://schemas.microsoft.com/office/drawing/2016/5/14/chartex" xmlns:mc="http://schemas.openxmlformats.org/markup-compatibility/2006" xmlns:m="http://schemas.openxmlformats.org/officeDocument/2006/math" xmlns:aink="http://schemas.microsoft.com/office/drawing/2016/ink" xmlns:am3d="http://schemas.microsoft.com/office/drawing/2017/model3d" xmlns:oel="http://schemas.microsoft.com/office/2019/extlst" xmlns:r="http://schemas.openxmlformats.org/officeDocument/2006/relationships" xmlns:wp14="http://schemas.microsoft.com/office/word/2010/wordprocessingDrawing" xmlns:wp="http://schemas.openxmlformats.org/drawingml/2006/wordprocessingDrawing" xmlns:wpg="http://schemas.microsoft.com/office/word/2010/wordprocessingGroup" xmlns:wpi="http://schemas.microsoft.com/office/word/2010/wordprocessingInk" xmlns:wps="http://schemas.microsoft.com/office/word/2010/wordprocessingShape" xmlns:o="urn:schemas-microsoft-com:office:office" xmlns:v="urn:schemas-microsoft-com:vml" xmlns:w10="urn:schemas-microsoft-com:office:word" xmlns:w="http://schemas.openxmlformats.org/wordprocessingml/2006/main" xmlns:w14="http://schemas.microsoft.com/office/word/2010/wordml" xmlns:w15="http://schemas.microsoft.com/office/word/2012/wordml" xmlns:w16cei="http://schemas.microsoft.com/office/word/2026/wordml/cei" xmlns:w16cex="http://schemas.microsoft.com/office/word/2018/wordml/cex" xmlns:w16cid="http://schemas.microsoft.com/office/word/2016/wordml/cid" xmlns:w16="http://schemas.microsoft.com/office/word/2018/wordml" xmlns:w16sdtdh="http://schemas.microsoft.com/office/word/2020/wordml/sdtdatahash" xmlns:w16sdtfl="http://schemas.microsoft.com/office/word/2024/wordml/sdtformatlock" xmlns:w16se="http://schemas.microsoft.com/office/word/2015/wordml/symex" xmlns:w16du="http://schemas.microsoft.com/office/word/2023/wordml/word16du" xmlns:wne="http://schemas.microsoft.com/office/word/2006/wordml" mc:Ignorable="w14 w15 w16se w16cid w16 w16cex w16sdtdh w16sdtfl w16du wp14">
+<w:footnotes xmlns:wpc="http://schemas.microsoft.com/office/word/2010/wordprocessingCanvas" xmlns:cx="http://schemas.microsoft.com/office/drawing/2014/chartex" xmlns:cx1="http://schemas.microsoft.com/office/drawing/2015/9/8/chartex" xmlns:cx2="http://schemas.microsoft.com/office/drawing/2015/10/21/chartex" xmlns:cx3="http://schemas.microsoft.com/office/drawing/2016/5/9/chartex" xmlns:cx4="http://schemas.microsoft.com/office/drawing/2016/5/10/chartex" xmlns:cx5="http://schemas.microsoft.com/office/drawing/2016/5/11/chartex" xmlns:cx6="http://schemas.microsoft.com/office/drawing/2016/5/12/chartex" xmlns:cx7="http://schemas.microsoft.com/office/drawing/2016/5/13/chartex" xmlns:cx8="http://schemas.microsoft.com/office/drawing/2016/5/14/chartex" xmlns:mc="http://schemas.openxmlformats.org/markup-compatibility/2006" xmlns:aink="http://schemas.microsoft.com/office/drawing/2016/ink" xmlns:am3d="http://schemas.microsoft.com/office/drawing/2017/model3d" xmlns:o="urn:schemas-microsoft-com:office:office" xmlns:oel="http://schemas.microsoft.com/office/2019/extlst" xmlns:r="http://schemas.openxmlformats.org/officeDocument/2006/relationships" xmlns:m="http://schemas.openxmlformats.org/officeDocument/2006/math" xmlns:v="urn:schemas-microsoft-com:vml" xmlns:wp14="http://schemas.microsoft.com/office/word/2010/wordprocessingDrawing" xmlns:wp="http://schemas.openxmlformats.org/drawingml/2006/wordprocessingDrawing" xmlns:w10="urn:schemas-microsoft-com:office:word" xmlns:w="http://schemas.openxmlformats.org/wordprocessingml/2006/main" xmlns:w14="http://schemas.microsoft.com/office/word/2010/wordml" xmlns:w15="http://schemas.microsoft.com/office/word/2012/wordml" xmlns:w16cex="http://schemas.microsoft.com/office/word/2018/wordml/cex" xmlns:w16cid="http://schemas.microsoft.com/office/word/2016/wordml/cid" xmlns:w16="http://schemas.microsoft.com/office/word/2018/wordml" xmlns:w16du="http://schemas.microsoft.com/office/word/2023/wordml/word16du" xmlns:w16sdtdh="http://schemas.microsoft.com/office/word/2020/wordml/sdtdatahash" xmlns:w16sdtfl="http://schemas.microsoft.com/office/word/2024/wordml/sdtformatlock" xmlns:w16se="http://schemas.microsoft.com/office/word/2015/wordml/symex" xmlns:wpg="http://schemas.microsoft.com/office/word/2010/wordprocessingGroup" xmlns:wpi="http://schemas.microsoft.com/office/word/2010/wordprocessingInk" xmlns:wne="http://schemas.microsoft.com/office/word/2006/wordml" xmlns:wps="http://schemas.microsoft.com/office/word/2010/wordprocessingShape" mc:Ignorable="w14 w15 w16se w16cid w16 w16cex w16sdtdh w16sdtfl w16du wp14">
   <w:footnote w:type="separator" w:id="-1">
     <w:p>
       <w:r>
@@ -6967,7 +7158,7 @@
 </file>
 
 <file path=word/header1.xml><?xml version="1.0" encoding="utf-8"?>
-<w:hdr xmlns:wpc="http://schemas.microsoft.com/office/word/2010/wordprocessingCanvas" xmlns:cx="http://schemas.microsoft.com/office/drawing/2014/chartex" xmlns:cx1="http://schemas.microsoft.com/office/drawing/2015/9/8/chartex" xmlns:cx2="http://schemas.microsoft.com/office/drawing/2015/10/21/chartex" xmlns:cx3="http://schemas.microsoft.com/office/drawing/2016/5/9/chartex" xmlns:cx4="http://schemas.microsoft.com/office/drawing/2016/5/10/chartex" xmlns:cx5="http://schemas.microsoft.com/office/drawing/2016/5/11/chartex" xmlns:cx6="http://schemas.microsoft.com/office/drawing/2016/5/12/chartex" xmlns:cx7="http://schemas.microsoft.com/office/drawing/2016/5/13/chartex" xmlns:cx8="http://schemas.microsoft.com/office/drawing/2016/5/14/chartex" xmlns:mc="http://schemas.openxmlformats.org/markup-compatibility/2006" xmlns:m="http://schemas.openxmlformats.org/officeDocument/2006/math" xmlns:aink="http://schemas.microsoft.com/office/drawing/2016/ink" xmlns:am3d="http://schemas.microsoft.com/office/drawing/2017/model3d" xmlns:oel="http://schemas.microsoft.com/office/2019/extlst" xmlns:r="http://schemas.openxmlformats.org/officeDocument/2006/relationships" xmlns:wp14="http://schemas.microsoft.com/office/word/2010/wordprocessingDrawing" xmlns:wp="http://schemas.openxmlformats.org/drawingml/2006/wordprocessingDrawing" xmlns:wpg="http://schemas.microsoft.com/office/word/2010/wordprocessingGroup" xmlns:wpi="http://schemas.microsoft.com/office/word/2010/wordprocessingInk" xmlns:wps="http://schemas.microsoft.com/office/word/2010/wordprocessingShape" xmlns:o="urn:schemas-microsoft-com:office:office" xmlns:v="urn:schemas-microsoft-com:vml" xmlns:w10="urn:schemas-microsoft-com:office:word" xmlns:w="http://schemas.openxmlformats.org/wordprocessingml/2006/main" xmlns:w14="http://schemas.microsoft.com/office/word/2010/wordml" xmlns:w15="http://schemas.microsoft.com/office/word/2012/wordml" xmlns:w16cei="http://schemas.microsoft.com/office/word/2026/wordml/cei" xmlns:w16cex="http://schemas.microsoft.com/office/word/2018/wordml/cex" xmlns:w16cid="http://schemas.microsoft.com/office/word/2016/wordml/cid" xmlns:w16="http://schemas.microsoft.com/office/word/2018/wordml" xmlns:w16sdtdh="http://schemas.microsoft.com/office/word/2020/wordml/sdtdatahash" xmlns:w16sdtfl="http://schemas.microsoft.com/office/word/2024/wordml/sdtformatlock" xmlns:w16se="http://schemas.microsoft.com/office/word/2015/wordml/symex" xmlns:w16du="http://schemas.microsoft.com/office/word/2023/wordml/word16du" xmlns:wne="http://schemas.microsoft.com/office/word/2006/wordml" mc:Ignorable="w14 w15 w16se w16cid w16 w16cex w16sdtdh w16sdtfl w16du wp14">
+<w:hdr xmlns:wpc="http://schemas.microsoft.com/office/word/2010/wordprocessingCanvas" xmlns:cx="http://schemas.microsoft.com/office/drawing/2014/chartex" xmlns:cx1="http://schemas.microsoft.com/office/drawing/2015/9/8/chartex" xmlns:cx2="http://schemas.microsoft.com/office/drawing/2015/10/21/chartex" xmlns:cx3="http://schemas.microsoft.com/office/drawing/2016/5/9/chartex" xmlns:cx4="http://schemas.microsoft.com/office/drawing/2016/5/10/chartex" xmlns:cx5="http://schemas.microsoft.com/office/drawing/2016/5/11/chartex" xmlns:cx6="http://schemas.microsoft.com/office/drawing/2016/5/12/chartex" xmlns:cx7="http://schemas.microsoft.com/office/drawing/2016/5/13/chartex" xmlns:cx8="http://schemas.microsoft.com/office/drawing/2016/5/14/chartex" xmlns:mc="http://schemas.openxmlformats.org/markup-compatibility/2006" xmlns:aink="http://schemas.microsoft.com/office/drawing/2016/ink" xmlns:am3d="http://schemas.microsoft.com/office/drawing/2017/model3d" xmlns:o="urn:schemas-microsoft-com:office:office" xmlns:oel="http://schemas.microsoft.com/office/2019/extlst" xmlns:r="http://schemas.openxmlformats.org/officeDocument/2006/relationships" xmlns:m="http://schemas.openxmlformats.org/officeDocument/2006/math" xmlns:v="urn:schemas-microsoft-com:vml" xmlns:wp14="http://schemas.microsoft.com/office/word/2010/wordprocessingDrawing" xmlns:wp="http://schemas.openxmlformats.org/drawingml/2006/wordprocessingDrawing" xmlns:w10="urn:schemas-microsoft-com:office:word" xmlns:w="http://schemas.openxmlformats.org/wordprocessingml/2006/main" xmlns:w14="http://schemas.microsoft.com/office/word/2010/wordml" xmlns:w15="http://schemas.microsoft.com/office/word/2012/wordml" xmlns:w16cex="http://schemas.microsoft.com/office/word/2018/wordml/cex" xmlns:w16cid="http://schemas.microsoft.com/office/word/2016/wordml/cid" xmlns:w16="http://schemas.microsoft.com/office/word/2018/wordml" xmlns:w16du="http://schemas.microsoft.com/office/word/2023/wordml/word16du" xmlns:w16sdtdh="http://schemas.microsoft.com/office/word/2020/wordml/sdtdatahash" xmlns:w16sdtfl="http://schemas.microsoft.com/office/word/2024/wordml/sdtformatlock" xmlns:w16se="http://schemas.microsoft.com/office/word/2015/wordml/symex" xmlns:wpg="http://schemas.microsoft.com/office/word/2010/wordprocessingGroup" xmlns:wpi="http://schemas.microsoft.com/office/word/2010/wordprocessingInk" xmlns:wne="http://schemas.microsoft.com/office/word/2006/wordml" xmlns:wps="http://schemas.microsoft.com/office/word/2010/wordprocessingShape" mc:Ignorable="w14 w15 w16se w16cid w16 w16cex w16sdtdh w16sdtfl w16du wp14">
   <w:tbl>
     <w:tblPr>
       <w:tblW w:w="6410" w:type="pct"/>
@@ -7067,7 +7258,7 @@
 </file>
 
 <file path=word/header2.xml><?xml version="1.0" encoding="utf-8"?>
-<w:hdr xmlns:wpc="http://schemas.microsoft.com/office/word/2010/wordprocessingCanvas" xmlns:cx="http://schemas.microsoft.com/office/drawing/2014/chartex" xmlns:cx1="http://schemas.microsoft.com/office/drawing/2015/9/8/chartex" xmlns:cx2="http://schemas.microsoft.com/office/drawing/2015/10/21/chartex" xmlns:cx3="http://schemas.microsoft.com/office/drawing/2016/5/9/chartex" xmlns:cx4="http://schemas.microsoft.com/office/drawing/2016/5/10/chartex" xmlns:cx5="http://schemas.microsoft.com/office/drawing/2016/5/11/chartex" xmlns:cx6="http://schemas.microsoft.com/office/drawing/2016/5/12/chartex" xmlns:cx7="http://schemas.microsoft.com/office/drawing/2016/5/13/chartex" xmlns:cx8="http://schemas.microsoft.com/office/drawing/2016/5/14/chartex" xmlns:mc="http://schemas.openxmlformats.org/markup-compatibility/2006" xmlns:m="http://schemas.openxmlformats.org/officeDocument/2006/math" xmlns:aink="http://schemas.microsoft.com/office/drawing/2016/ink" xmlns:am3d="http://schemas.microsoft.com/office/drawing/2017/model3d" xmlns:oel="http://schemas.microsoft.com/office/2019/extlst" xmlns:r="http://schemas.openxmlformats.org/officeDocument/2006/relationships" xmlns:wp14="http://schemas.microsoft.com/office/word/2010/wordprocessingDrawing" xmlns:wp="http://schemas.openxmlformats.org/drawingml/2006/wordprocessingDrawing" xmlns:wpg="http://schemas.microsoft.com/office/word/2010/wordprocessingGroup" xmlns:wpi="http://schemas.microsoft.com/office/word/2010/wordprocessingInk" xmlns:wps="http://schemas.microsoft.com/office/word/2010/wordprocessingShape" xmlns:o="urn:schemas-microsoft-com:office:office" xmlns:v="urn:schemas-microsoft-com:vml" xmlns:w10="urn:schemas-microsoft-com:office:word" xmlns:w="http://schemas.openxmlformats.org/wordprocessingml/2006/main" xmlns:w14="http://schemas.microsoft.com/office/word/2010/wordml" xmlns:w15="http://schemas.microsoft.com/office/word/2012/wordml" xmlns:w16cei="http://schemas.microsoft.com/office/word/2026/wordml/cei" xmlns:w16cex="http://schemas.microsoft.com/office/word/2018/wordml/cex" xmlns:w16cid="http://schemas.microsoft.com/office/word/2016/wordml/cid" xmlns:w16="http://schemas.microsoft.com/office/word/2018/wordml" xmlns:w16sdtdh="http://schemas.microsoft.com/office/word/2020/wordml/sdtdatahash" xmlns:w16sdtfl="http://schemas.microsoft.com/office/word/2024/wordml/sdtformatlock" xmlns:w16se="http://schemas.microsoft.com/office/word/2015/wordml/symex" xmlns:w16du="http://schemas.microsoft.com/office/word/2023/wordml/word16du" xmlns:wne="http://schemas.microsoft.com/office/word/2006/wordml" mc:Ignorable="w14 w15 w16se w16cid w16 w16cex w16sdtdh w16sdtfl w16du wp14">
+<w:hdr xmlns:wpc="http://schemas.microsoft.com/office/word/2010/wordprocessingCanvas" xmlns:cx="http://schemas.microsoft.com/office/drawing/2014/chartex" xmlns:cx1="http://schemas.microsoft.com/office/drawing/2015/9/8/chartex" xmlns:cx2="http://schemas.microsoft.com/office/drawing/2015/10/21/chartex" xmlns:cx3="http://schemas.microsoft.com/office/drawing/2016/5/9/chartex" xmlns:cx4="http://schemas.microsoft.com/office/drawing/2016/5/10/chartex" xmlns:cx5="http://schemas.microsoft.com/office/drawing/2016/5/11/chartex" xmlns:cx6="http://schemas.microsoft.com/office/drawing/2016/5/12/chartex" xmlns:cx7="http://schemas.microsoft.com/office/drawing/2016/5/13/chartex" xmlns:cx8="http://schemas.microsoft.com/office/drawing/2016/5/14/chartex" xmlns:mc="http://schemas.openxmlformats.org/markup-compatibility/2006" xmlns:aink="http://schemas.microsoft.com/office/drawing/2016/ink" xmlns:am3d="http://schemas.microsoft.com/office/drawing/2017/model3d" xmlns:o="urn:schemas-microsoft-com:office:office" xmlns:oel="http://schemas.microsoft.com/office/2019/extlst" xmlns:r="http://schemas.openxmlformats.org/officeDocument/2006/relationships" xmlns:m="http://schemas.openxmlformats.org/officeDocument/2006/math" xmlns:v="urn:schemas-microsoft-com:vml" xmlns:wp14="http://schemas.microsoft.com/office/word/2010/wordprocessingDrawing" xmlns:wp="http://schemas.openxmlformats.org/drawingml/2006/wordprocessingDrawing" xmlns:w10="urn:schemas-microsoft-com:office:word" xmlns:w="http://schemas.openxmlformats.org/wordprocessingml/2006/main" xmlns:w14="http://schemas.microsoft.com/office/word/2010/wordml" xmlns:w15="http://schemas.microsoft.com/office/word/2012/wordml" xmlns:w16cex="http://schemas.microsoft.com/office/word/2018/wordml/cex" xmlns:w16cid="http://schemas.microsoft.com/office/word/2016/wordml/cid" xmlns:w16="http://schemas.microsoft.com/office/word/2018/wordml" xmlns:w16du="http://schemas.microsoft.com/office/word/2023/wordml/word16du" xmlns:w16sdtdh="http://schemas.microsoft.com/office/word/2020/wordml/sdtdatahash" xmlns:w16sdtfl="http://schemas.microsoft.com/office/word/2024/wordml/sdtformatlock" xmlns:w16se="http://schemas.microsoft.com/office/word/2015/wordml/symex" xmlns:wpg="http://schemas.microsoft.com/office/word/2010/wordprocessingGroup" xmlns:wpi="http://schemas.microsoft.com/office/word/2010/wordprocessingInk" xmlns:wne="http://schemas.microsoft.com/office/word/2006/wordml" xmlns:wps="http://schemas.microsoft.com/office/word/2010/wordprocessingShape" mc:Ignorable="w14 w15 w16se w16cid w16 w16cex w16sdtdh w16sdtfl w16du wp14">
   <w:p>
     <w:pPr>
       <w:ind w:left="-2340"/>
@@ -7235,7 +7426,7 @@
             </wp:anchor>
           </w:drawing>
         </mc:Choice>
-        <mc:Fallback>
+        <mc:Fallback xmlns:w16cei="http://schemas.microsoft.com/office/word/2026/wordml/cei">
           <w:pict>
             <v:line w14:anchorId="7169C831" id="Straight Connector 6" o:spid="_x0000_s1026" style="position:absolute;z-index:251660288;visibility:visible;mso-wrap-style:square;mso-width-percent:0;mso-height-percent:0;mso-wrap-distance-left:9pt;mso-wrap-distance-top:-3e-5mm;mso-wrap-distance-right:9pt;mso-wrap-distance-bottom:-3e-5mm;mso-position-horizontal:absolute;mso-position-horizontal-relative:text;mso-position-vertical:absolute;mso-position-vertical-relative:text;mso-width-percent:0;mso-height-percent:0;mso-width-relative:page;mso-height-relative:page" from="-68.95pt,-666.45pt" to="489.05pt,-666.45pt" o:gfxdata="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" strokecolor="#4f81bd" strokeweight="2pt">
               <v:shadow on="t" opacity="24903f" origin=",.5" offset="0,.55556mm"/>
@@ -7250,7 +7441,7 @@
 </file>
 
 <file path=word/header3.xml><?xml version="1.0" encoding="utf-8"?>
-<w:hdr xmlns:wpc="http://schemas.microsoft.com/office/word/2010/wordprocessingCanvas" xmlns:cx="http://schemas.microsoft.com/office/drawing/2014/chartex" xmlns:cx1="http://schemas.microsoft.com/office/drawing/2015/9/8/chartex" xmlns:cx2="http://schemas.microsoft.com/office/drawing/2015/10/21/chartex" xmlns:cx3="http://schemas.microsoft.com/office/drawing/2016/5/9/chartex" xmlns:cx4="http://schemas.microsoft.com/office/drawing/2016/5/10/chartex" xmlns:cx5="http://schemas.microsoft.com/office/drawing/2016/5/11/chartex" xmlns:cx6="http://schemas.microsoft.com/office/drawing/2016/5/12/chartex" xmlns:cx7="http://schemas.microsoft.com/office/drawing/2016/5/13/chartex" xmlns:cx8="http://schemas.microsoft.com/office/drawing/2016/5/14/chartex" xmlns:mc="http://schemas.openxmlformats.org/markup-compatibility/2006" xmlns:m="http://schemas.openxmlformats.org/officeDocument/2006/math" xmlns:aink="http://schemas.microsoft.com/office/drawing/2016/ink" xmlns:am3d="http://schemas.microsoft.com/office/drawing/2017/model3d" xmlns:oel="http://schemas.microsoft.com/office/2019/extlst" xmlns:r="http://schemas.openxmlformats.org/officeDocument/2006/relationships" xmlns:wp14="http://schemas.microsoft.com/office/word/2010/wordprocessingDrawing" xmlns:wp="http://schemas.openxmlformats.org/drawingml/2006/wordprocessingDrawing" xmlns:wpg="http://schemas.microsoft.com/office/word/2010/wordprocessingGroup" xmlns:wpi="http://schemas.microsoft.com/office/word/2010/wordprocessingInk" xmlns:wps="http://schemas.microsoft.com/office/word/2010/wordprocessingShape" xmlns:o="urn:schemas-microsoft-com:office:office" xmlns:v="urn:schemas-microsoft-com:vml" xmlns:w10="urn:schemas-microsoft-com:office:word" xmlns:w="http://schemas.openxmlformats.org/wordprocessingml/2006/main" xmlns:w14="http://schemas.microsoft.com/office/word/2010/wordml" xmlns:w15="http://schemas.microsoft.com/office/word/2012/wordml" xmlns:w16cei="http://schemas.microsoft.com/office/word/2026/wordml/cei" xmlns:w16cex="http://schemas.microsoft.com/office/word/2018/wordml/cex" xmlns:w16cid="http://schemas.microsoft.com/office/word/2016/wordml/cid" xmlns:w16="http://schemas.microsoft.com/office/word/2018/wordml" xmlns:w16sdtdh="http://schemas.microsoft.com/office/word/2020/wordml/sdtdatahash" xmlns:w16sdtfl="http://schemas.microsoft.com/office/word/2024/wordml/sdtformatlock" xmlns:w16se="http://schemas.microsoft.com/office/word/2015/wordml/symex" xmlns:w16du="http://schemas.microsoft.com/office/word/2023/wordml/word16du" xmlns:wne="http://schemas.microsoft.com/office/word/2006/wordml" mc:Ignorable="w14 w15 w16se w16cid w16 w16cex w16sdtdh w16sdtfl w16du wp14">
+<w:hdr xmlns:wpc="http://schemas.microsoft.com/office/word/2010/wordprocessingCanvas" xmlns:cx="http://schemas.microsoft.com/office/drawing/2014/chartex" xmlns:cx1="http://schemas.microsoft.com/office/drawing/2015/9/8/chartex" xmlns:cx2="http://schemas.microsoft.com/office/drawing/2015/10/21/chartex" xmlns:cx3="http://schemas.microsoft.com/office/drawing/2016/5/9/chartex" xmlns:cx4="http://schemas.microsoft.com/office/drawing/2016/5/10/chartex" xmlns:cx5="http://schemas.microsoft.com/office/drawing/2016/5/11/chartex" xmlns:cx6="http://schemas.microsoft.com/office/drawing/2016/5/12/chartex" xmlns:cx7="http://schemas.microsoft.com/office/drawing/2016/5/13/chartex" xmlns:cx8="http://schemas.microsoft.com/office/drawing/2016/5/14/chartex" xmlns:mc="http://schemas.openxmlformats.org/markup-compatibility/2006" xmlns:aink="http://schemas.microsoft.com/office/drawing/2016/ink" xmlns:am3d="http://schemas.microsoft.com/office/drawing/2017/model3d" xmlns:o="urn:schemas-microsoft-com:office:office" xmlns:oel="http://schemas.microsoft.com/office/2019/extlst" xmlns:r="http://schemas.openxmlformats.org/officeDocument/2006/relationships" xmlns:m="http://schemas.openxmlformats.org/officeDocument/2006/math" xmlns:v="urn:schemas-microsoft-com:vml" xmlns:wp14="http://schemas.microsoft.com/office/word/2010/wordprocessingDrawing" xmlns:wp="http://schemas.openxmlformats.org/drawingml/2006/wordprocessingDrawing" xmlns:w10="urn:schemas-microsoft-com:office:word" xmlns:w="http://schemas.openxmlformats.org/wordprocessingml/2006/main" xmlns:w14="http://schemas.microsoft.com/office/word/2010/wordml" xmlns:w15="http://schemas.microsoft.com/office/word/2012/wordml" xmlns:w16cex="http://schemas.microsoft.com/office/word/2018/wordml/cex" xmlns:w16cid="http://schemas.microsoft.com/office/word/2016/wordml/cid" xmlns:w16="http://schemas.microsoft.com/office/word/2018/wordml" xmlns:w16du="http://schemas.microsoft.com/office/word/2023/wordml/word16du" xmlns:w16sdtdh="http://schemas.microsoft.com/office/word/2020/wordml/sdtdatahash" xmlns:w16sdtfl="http://schemas.microsoft.com/office/word/2024/wordml/sdtformatlock" xmlns:w16se="http://schemas.microsoft.com/office/word/2015/wordml/symex" xmlns:wpg="http://schemas.microsoft.com/office/word/2010/wordprocessingGroup" xmlns:wpi="http://schemas.microsoft.com/office/word/2010/wordprocessingInk" xmlns:wne="http://schemas.microsoft.com/office/word/2006/wordml" xmlns:wps="http://schemas.microsoft.com/office/word/2010/wordprocessingShape" mc:Ignorable="w14 w15 w16se w16cid w16 w16cex w16sdtdh w16sdtfl w16du wp14">
   <w:tbl>
     <w:tblPr>
       <w:tblW w:w="6410" w:type="pct"/>
@@ -7346,7 +7537,7 @@
             <w:rPr>
               <w:noProof/>
             </w:rPr>
-            <w:instrText>Task 4</w:instrText>
+            <w:instrText>Task 3</w:instrText>
           </w:r>
           <w:r>
             <w:rPr>
@@ -7379,7 +7570,7 @@
             <w:rPr>
               <w:noProof/>
             </w:rPr>
-            <w:instrText>Task 4</w:instrText>
+            <w:instrText>Task 3</w:instrText>
           </w:r>
           <w:r>
             <w:rPr>
@@ -7397,7 +7588,7 @@
             <w:rPr>
               <w:noProof/>
             </w:rPr>
-            <w:t xml:space="preserve">Task 4 </w:t>
+            <w:t xml:space="preserve">Task 3 </w:t>
           </w:r>
           <w:r>
             <w:fldChar w:fldCharType="end"/>
@@ -7455,7 +7646,7 @@
 </file>
 
 <file path=word/numbering.xml><?xml version="1.0" encoding="utf-8"?>
-<w:numbering xmlns:wpc="http://schemas.microsoft.com/office/word/2010/wordprocessingCanvas" xmlns:cx="http://schemas.microsoft.com/office/drawing/2014/chartex" xmlns:cx1="http://schemas.microsoft.com/office/drawing/2015/9/8/chartex" xmlns:cx2="http://schemas.microsoft.com/office/drawing/2015/10/21/chartex" xmlns:cx3="http://schemas.microsoft.com/office/drawing/2016/5/9/chartex" xmlns:cx4="http://schemas.microsoft.com/office/drawing/2016/5/10/chartex" xmlns:cx5="http://schemas.microsoft.com/office/drawing/2016/5/11/chartex" xmlns:cx6="http://schemas.microsoft.com/office/drawing/2016/5/12/chartex" xmlns:cx7="http://schemas.microsoft.com/office/drawing/2016/5/13/chartex" xmlns:cx8="http://schemas.microsoft.com/office/drawing/2016/5/14/chartex" xmlns:mc="http://schemas.openxmlformats.org/markup-compatibility/2006" xmlns:m="http://schemas.openxmlformats.org/officeDocument/2006/math" xmlns:aink="http://schemas.microsoft.com/office/drawing/2016/ink" xmlns:am3d="http://schemas.microsoft.com/office/drawing/2017/model3d" xmlns:oel="http://schemas.microsoft.com/office/2019/extlst" xmlns:r="http://schemas.openxmlformats.org/officeDocument/2006/relationships" xmlns:wp14="http://schemas.microsoft.com/office/word/2010/wordprocessingDrawing" xmlns:wp="http://schemas.openxmlformats.org/drawingml/2006/wordprocessingDrawing" xmlns:wpg="http://schemas.microsoft.com/office/word/2010/wordprocessingGroup" xmlns:wpi="http://schemas.microsoft.com/office/word/2010/wordprocessingInk" xmlns:wps="http://schemas.microsoft.com/office/word/2010/wordprocessingShape" xmlns:o="urn:schemas-microsoft-com:office:office" xmlns:v="urn:schemas-microsoft-com:vml" xmlns:w10="urn:schemas-microsoft-com:office:word" xmlns:w="http://schemas.openxmlformats.org/wordprocessingml/2006/main" xmlns:w14="http://schemas.microsoft.com/office/word/2010/wordml" xmlns:w15="http://schemas.microsoft.com/office/word/2012/wordml" xmlns:w16cei="http://schemas.microsoft.com/office/word/2026/wordml/cei" xmlns:w16cex="http://schemas.microsoft.com/office/word/2018/wordml/cex" xmlns:w16cid="http://schemas.microsoft.com/office/word/2016/wordml/cid" xmlns:w16="http://schemas.microsoft.com/office/word/2018/wordml" xmlns:w16sdtdh="http://schemas.microsoft.com/office/word/2020/wordml/sdtdatahash" xmlns:w16sdtfl="http://schemas.microsoft.com/office/word/2024/wordml/sdtformatlock" xmlns:w16se="http://schemas.microsoft.com/office/word/2015/wordml/symex" xmlns:w16du="http://schemas.microsoft.com/office/word/2023/wordml/word16du" xmlns:wne="http://schemas.microsoft.com/office/word/2006/wordml" mc:Ignorable="w14 w15 w16se w16cid w16 w16cex w16sdtdh w16sdtfl w16du wp14">
+<w:numbering xmlns:wpc="http://schemas.microsoft.com/office/word/2010/wordprocessingCanvas" xmlns:cx="http://schemas.microsoft.com/office/drawing/2014/chartex" xmlns:cx1="http://schemas.microsoft.com/office/drawing/2015/9/8/chartex" xmlns:cx2="http://schemas.microsoft.com/office/drawing/2015/10/21/chartex" xmlns:cx3="http://schemas.microsoft.com/office/drawing/2016/5/9/chartex" xmlns:cx4="http://schemas.microsoft.com/office/drawing/2016/5/10/chartex" xmlns:cx5="http://schemas.microsoft.com/office/drawing/2016/5/11/chartex" xmlns:cx6="http://schemas.microsoft.com/office/drawing/2016/5/12/chartex" xmlns:cx7="http://schemas.microsoft.com/office/drawing/2016/5/13/chartex" xmlns:cx8="http://schemas.microsoft.com/office/drawing/2016/5/14/chartex" xmlns:mc="http://schemas.openxmlformats.org/markup-compatibility/2006" xmlns:aink="http://schemas.microsoft.com/office/drawing/2016/ink" xmlns:am3d="http://schemas.microsoft.com/office/drawing/2017/model3d" xmlns:o="urn:schemas-microsoft-com:office:office" xmlns:oel="http://schemas.microsoft.com/office/2019/extlst" xmlns:r="http://schemas.openxmlformats.org/officeDocument/2006/relationships" xmlns:m="http://schemas.openxmlformats.org/officeDocument/2006/math" xmlns:v="urn:schemas-microsoft-com:vml" xmlns:wp14="http://schemas.microsoft.com/office/word/2010/wordprocessingDrawing" xmlns:wp="http://schemas.openxmlformats.org/drawingml/2006/wordprocessingDrawing" xmlns:w10="urn:schemas-microsoft-com:office:word" xmlns:w="http://schemas.openxmlformats.org/wordprocessingml/2006/main" xmlns:w14="http://schemas.microsoft.com/office/word/2010/wordml" xmlns:w15="http://schemas.microsoft.com/office/word/2012/wordml" xmlns:w16cex="http://schemas.microsoft.com/office/word/2018/wordml/cex" xmlns:w16cid="http://schemas.microsoft.com/office/word/2016/wordml/cid" xmlns:w16="http://schemas.microsoft.com/office/word/2018/wordml" xmlns:w16du="http://schemas.microsoft.com/office/word/2023/wordml/word16du" xmlns:w16sdtdh="http://schemas.microsoft.com/office/word/2020/wordml/sdtdatahash" xmlns:w16sdtfl="http://schemas.microsoft.com/office/word/2024/wordml/sdtformatlock" xmlns:w16se="http://schemas.microsoft.com/office/word/2015/wordml/symex" xmlns:wpg="http://schemas.microsoft.com/office/word/2010/wordprocessingGroup" xmlns:wpi="http://schemas.microsoft.com/office/word/2010/wordprocessingInk" xmlns:wne="http://schemas.microsoft.com/office/word/2006/wordml" xmlns:wps="http://schemas.microsoft.com/office/word/2010/wordprocessingShape" mc:Ignorable="w14 w15 w16se w16cid w16 w16cex w16sdtdh w16sdtfl w16du wp14">
   <w:abstractNum w:abstractNumId="0" w15:restartNumberingAfterBreak="0">
     <w:nsid w:val="FFFFFF89"/>
     <w:multiLevelType w:val="singleLevel"/>
@@ -9775,7 +9966,7 @@
 </file>
 
 <file path=word/styles.xml><?xml version="1.0" encoding="utf-8"?>
-<w:styles xmlns:mc="http://schemas.openxmlformats.org/markup-compatibility/2006" xmlns:r="http://schemas.openxmlformats.org/officeDocument/2006/relationships" xmlns:w="http://schemas.openxmlformats.org/wordprocessingml/2006/main" xmlns:w14="http://schemas.microsoft.com/office/word/2010/wordml" xmlns:w15="http://schemas.microsoft.com/office/word/2012/wordml" xmlns:w16cex="http://schemas.microsoft.com/office/word/2018/wordml/cex" xmlns:w16cid="http://schemas.microsoft.com/office/word/2016/wordml/cid" xmlns:w16="http://schemas.microsoft.com/office/word/2018/wordml" xmlns:w16sdtdh="http://schemas.microsoft.com/office/word/2020/wordml/sdtdatahash" xmlns:w16sdtfl="http://schemas.microsoft.com/office/word/2024/wordml/sdtformatlock" xmlns:w16se="http://schemas.microsoft.com/office/word/2015/wordml/symex" xmlns:w16du="http://schemas.microsoft.com/office/word/2023/wordml/word16du" mc:Ignorable="w14 w15 w16se w16cid w16 w16cex w16sdtdh w16sdtfl w16du">
+<w:styles xmlns:mc="http://schemas.openxmlformats.org/markup-compatibility/2006" xmlns:r="http://schemas.openxmlformats.org/officeDocument/2006/relationships" xmlns:w="http://schemas.openxmlformats.org/wordprocessingml/2006/main" xmlns:w14="http://schemas.microsoft.com/office/word/2010/wordml" xmlns:w15="http://schemas.microsoft.com/office/word/2012/wordml" xmlns:w16cex="http://schemas.microsoft.com/office/word/2018/wordml/cex" xmlns:w16cid="http://schemas.microsoft.com/office/word/2016/wordml/cid" xmlns:w16="http://schemas.microsoft.com/office/word/2018/wordml" xmlns:w16du="http://schemas.microsoft.com/office/word/2023/wordml/word16du" xmlns:w16sdtdh="http://schemas.microsoft.com/office/word/2020/wordml/sdtdatahash" xmlns:w16sdtfl="http://schemas.microsoft.com/office/word/2024/wordml/sdtformatlock" xmlns:w16se="http://schemas.microsoft.com/office/word/2015/wordml/symex" mc:Ignorable="w14 w15 w16se w16cid w16 w16cex w16sdtdh w16sdtfl w16du">
   <w:docDefaults>
     <w:rPrDefault>
       <w:rPr>
@@ -10180,7 +10371,7 @@
       <w:color w:val="auto"/>
       <w:sz w:val="24"/>
       <w:szCs w:val="24"/>
-      <w:lang w:val="en-SA" w:eastAsia="en-US"/>
+      <w:lang w:eastAsia="en-US"/>
     </w:rPr>
   </w:style>
   <w:style w:type="paragraph" w:styleId="Heading1">
@@ -11191,7 +11382,7 @@
 </file>
 
 <file path=word/glossary/document.xml><?xml version="1.0" encoding="utf-8"?>
-<w:glossaryDocument xmlns:wpc="http://schemas.microsoft.com/office/word/2010/wordprocessingCanvas" xmlns:cx="http://schemas.microsoft.com/office/drawing/2014/chartex" xmlns:cx1="http://schemas.microsoft.com/office/drawing/2015/9/8/chartex" xmlns:cx2="http://schemas.microsoft.com/office/drawing/2015/10/21/chartex" xmlns:cx3="http://schemas.microsoft.com/office/drawing/2016/5/9/chartex" xmlns:cx4="http://schemas.microsoft.com/office/drawing/2016/5/10/chartex" xmlns:cx5="http://schemas.microsoft.com/office/drawing/2016/5/11/chartex" xmlns:cx6="http://schemas.microsoft.com/office/drawing/2016/5/12/chartex" xmlns:cx7="http://schemas.microsoft.com/office/drawing/2016/5/13/chartex" xmlns:cx8="http://schemas.microsoft.com/office/drawing/2016/5/14/chartex" xmlns:mc="http://schemas.openxmlformats.org/markup-compatibility/2006" xmlns:m="http://schemas.openxmlformats.org/officeDocument/2006/math" xmlns:aink="http://schemas.microsoft.com/office/drawing/2016/ink" xmlns:am3d="http://schemas.microsoft.com/office/drawing/2017/model3d" xmlns:oel="http://schemas.microsoft.com/office/2019/extlst" xmlns:r="http://schemas.openxmlformats.org/officeDocument/2006/relationships" xmlns:wp14="http://schemas.microsoft.com/office/word/2010/wordprocessingDrawing" xmlns:wp="http://schemas.openxmlformats.org/drawingml/2006/wordprocessingDrawing" xmlns:wpg="http://schemas.microsoft.com/office/word/2010/wordprocessingGroup" xmlns:wpi="http://schemas.microsoft.com/office/word/2010/wordprocessingInk" xmlns:wps="http://schemas.microsoft.com/office/word/2010/wordprocessingShape" xmlns:o="urn:schemas-microsoft-com:office:office" xmlns:v="urn:schemas-microsoft-com:vml" xmlns:w10="urn:schemas-microsoft-com:office:word" xmlns:w="http://schemas.openxmlformats.org/wordprocessingml/2006/main" xmlns:w14="http://schemas.microsoft.com/office/word/2010/wordml" xmlns:w15="http://schemas.microsoft.com/office/word/2012/wordml" xmlns:w16cei="http://schemas.microsoft.com/office/word/2026/wordml/cei" xmlns:w16cex="http://schemas.microsoft.com/office/word/2018/wordml/cex" xmlns:w16cid="http://schemas.microsoft.com/office/word/2016/wordml/cid" xmlns:w16="http://schemas.microsoft.com/office/word/2018/wordml" xmlns:w16sdtdh="http://schemas.microsoft.com/office/word/2020/wordml/sdtdatahash" xmlns:w16sdtfl="http://schemas.microsoft.com/office/word/2024/wordml/sdtformatlock" xmlns:w16se="http://schemas.microsoft.com/office/word/2015/wordml/symex" xmlns:w16du="http://schemas.microsoft.com/office/word/2023/wordml/word16du" xmlns:wne="http://schemas.microsoft.com/office/word/2006/wordml" mc:Ignorable="w14 w15 w16se w16cid w16 w16cex w16sdtdh w16sdtfl w16du wp14">
+<w:glossaryDocument xmlns:wpc="http://schemas.microsoft.com/office/word/2010/wordprocessingCanvas" xmlns:cx="http://schemas.microsoft.com/office/drawing/2014/chartex" xmlns:cx1="http://schemas.microsoft.com/office/drawing/2015/9/8/chartex" xmlns:cx2="http://schemas.microsoft.com/office/drawing/2015/10/21/chartex" xmlns:cx3="http://schemas.microsoft.com/office/drawing/2016/5/9/chartex" xmlns:cx4="http://schemas.microsoft.com/office/drawing/2016/5/10/chartex" xmlns:cx5="http://schemas.microsoft.com/office/drawing/2016/5/11/chartex" xmlns:cx6="http://schemas.microsoft.com/office/drawing/2016/5/12/chartex" xmlns:cx7="http://schemas.microsoft.com/office/drawing/2016/5/13/chartex" xmlns:cx8="http://schemas.microsoft.com/office/drawing/2016/5/14/chartex" xmlns:mc="http://schemas.openxmlformats.org/markup-compatibility/2006" xmlns:aink="http://schemas.microsoft.com/office/drawing/2016/ink" xmlns:am3d="http://schemas.microsoft.com/office/drawing/2017/model3d" xmlns:o="urn:schemas-microsoft-com:office:office" xmlns:oel="http://schemas.microsoft.com/office/2019/extlst" xmlns:r="http://schemas.openxmlformats.org/officeDocument/2006/relationships" xmlns:m="http://schemas.openxmlformats.org/officeDocument/2006/math" xmlns:v="urn:schemas-microsoft-com:vml" xmlns:wp14="http://schemas.microsoft.com/office/word/2010/wordprocessingDrawing" xmlns:wp="http://schemas.openxmlformats.org/drawingml/2006/wordprocessingDrawing" xmlns:w10="urn:schemas-microsoft-com:office:word" xmlns:w="http://schemas.openxmlformats.org/wordprocessingml/2006/main" xmlns:w14="http://schemas.microsoft.com/office/word/2010/wordml" xmlns:w15="http://schemas.microsoft.com/office/word/2012/wordml" xmlns:w16cex="http://schemas.microsoft.com/office/word/2018/wordml/cex" xmlns:w16cid="http://schemas.microsoft.com/office/word/2016/wordml/cid" xmlns:w16="http://schemas.microsoft.com/office/word/2018/wordml" xmlns:w16du="http://schemas.microsoft.com/office/word/2023/wordml/word16du" xmlns:w16sdtdh="http://schemas.microsoft.com/office/word/2020/wordml/sdtdatahash" xmlns:w16sdtfl="http://schemas.microsoft.com/office/word/2024/wordml/sdtformatlock" xmlns:w16se="http://schemas.microsoft.com/office/word/2015/wordml/symex" xmlns:wpg="http://schemas.microsoft.com/office/word/2010/wordprocessingGroup" xmlns:wpi="http://schemas.microsoft.com/office/word/2010/wordprocessingInk" xmlns:wne="http://schemas.microsoft.com/office/word/2006/wordml" xmlns:wps="http://schemas.microsoft.com/office/word/2010/wordprocessingShape" mc:Ignorable="w14 w15 w16se w16cid w16 w16cex w16sdtdh w16sdtfl w16du wp14">
   <w:docParts>
     <w:docPart>
       <w:docPartPr>
@@ -11276,7 +11467,7 @@
 </file>
 
 <file path=word/glossary/fontTable.xml><?xml version="1.0" encoding="utf-8"?>
-<w:fonts xmlns:mc="http://schemas.openxmlformats.org/markup-compatibility/2006" xmlns:r="http://schemas.openxmlformats.org/officeDocument/2006/relationships" xmlns:w="http://schemas.openxmlformats.org/wordprocessingml/2006/main" xmlns:w14="http://schemas.microsoft.com/office/word/2010/wordml" xmlns:w15="http://schemas.microsoft.com/office/word/2012/wordml" xmlns:w16cex="http://schemas.microsoft.com/office/word/2018/wordml/cex" xmlns:w16cid="http://schemas.microsoft.com/office/word/2016/wordml/cid" xmlns:w16="http://schemas.microsoft.com/office/word/2018/wordml" xmlns:w16sdtdh="http://schemas.microsoft.com/office/word/2020/wordml/sdtdatahash" xmlns:w16sdtfl="http://schemas.microsoft.com/office/word/2024/wordml/sdtformatlock" xmlns:w16se="http://schemas.microsoft.com/office/word/2015/wordml/symex" xmlns:w16du="http://schemas.microsoft.com/office/word/2023/wordml/word16du" mc:Ignorable="w14 w15 w16se w16cid w16 w16cex w16sdtdh w16sdtfl w16du">
+<w:fonts xmlns:mc="http://schemas.openxmlformats.org/markup-compatibility/2006" xmlns:r="http://schemas.openxmlformats.org/officeDocument/2006/relationships" xmlns:w="http://schemas.openxmlformats.org/wordprocessingml/2006/main" xmlns:w14="http://schemas.microsoft.com/office/word/2010/wordml" xmlns:w15="http://schemas.microsoft.com/office/word/2012/wordml" xmlns:w16cex="http://schemas.microsoft.com/office/word/2018/wordml/cex" xmlns:w16cid="http://schemas.microsoft.com/office/word/2016/wordml/cid" xmlns:w16="http://schemas.microsoft.com/office/word/2018/wordml" xmlns:w16du="http://schemas.microsoft.com/office/word/2023/wordml/word16du" xmlns:w16sdtdh="http://schemas.microsoft.com/office/word/2020/wordml/sdtdatahash" xmlns:w16sdtfl="http://schemas.microsoft.com/office/word/2024/wordml/sdtformatlock" xmlns:w16se="http://schemas.microsoft.com/office/word/2015/wordml/symex" mc:Ignorable="w14 w15 w16se w16cid w16 w16cex w16sdtdh w16sdtfl w16du">
   <w:font w:name="Cambria">
     <w:panose1 w:val="02040503050406030204"/>
     <w:charset w:val="00"/>
@@ -11294,7 +11485,7 @@
   <w:font w:name="Symbol">
     <w:panose1 w:val="05050102010706020507"/>
     <w:charset w:val="02"/>
-    <w:family w:val="decorative"/>
+    <w:family w:val="roman"/>
     <w:pitch w:val="variable"/>
     <w:sig w:usb0="00000000" w:usb1="10000000" w:usb2="00000000" w:usb3="00000000" w:csb0="80000000" w:csb1="00000000"/>
   </w:font>
@@ -11307,10 +11498,10 @@
   </w:font>
   <w:font w:name="Wingdings">
     <w:panose1 w:val="05000000000000000000"/>
-    <w:charset w:val="4D"/>
-    <w:family w:val="decorative"/>
+    <w:charset w:val="02"/>
+    <w:family w:val="auto"/>
     <w:pitch w:val="variable"/>
-    <w:sig w:usb0="00000003" w:usb1="00000000" w:usb2="00000000" w:usb3="00000000" w:csb0="80000001" w:csb1="00000000"/>
+    <w:sig w:usb0="00000000" w:usb1="10000000" w:usb2="00000000" w:usb3="00000000" w:csb0="80000000" w:csb1="00000000"/>
   </w:font>
   <w:font w:name="Arial">
     <w:panose1 w:val="020B0604020202020204"/>
@@ -11334,7 +11525,6 @@
     <w:sig w:usb0="E1002EFF" w:usb1="C000605B" w:usb2="00000029" w:usb3="00000000" w:csb0="000101FF" w:csb1="00000000"/>
   </w:font>
   <w:font w:name="Aptos">
-    <w:panose1 w:val="020B0004020202020204"/>
     <w:charset w:val="00"/>
     <w:family w:val="swiss"/>
     <w:pitch w:val="variable"/>
@@ -11342,14 +11532,12 @@
   </w:font>
   <w:font w:name="Frutiger LT Arabic 45 Light">
     <w:altName w:val="Arial"/>
-    <w:panose1 w:val="020B0604020202020204"/>
     <w:charset w:val="00"/>
     <w:family w:val="auto"/>
     <w:pitch w:val="variable"/>
     <w:sig w:usb0="800020AF" w:usb1="C000A04A" w:usb2="00000008" w:usb3="00000000" w:csb0="00000041" w:csb1="00000000"/>
   </w:font>
   <w:font w:name="Yu Mincho">
-    <w:panose1 w:val="02020400000000000000"/>
     <w:charset w:val="80"/>
     <w:family w:val="roman"/>
     <w:pitch w:val="variable"/>
@@ -11363,7 +11551,6 @@
     <w:sig w:usb0="E00002FF" w:usb1="2AC7FDFF" w:usb2="00000016" w:usb3="00000000" w:csb0="0002009F" w:csb1="00000000"/>
   </w:font>
   <w:font w:name="Aptos Display">
-    <w:panose1 w:val="020B0004020202020204"/>
     <w:charset w:val="00"/>
     <w:family w:val="swiss"/>
     <w:pitch w:val="variable"/>
@@ -11373,7 +11560,7 @@
 </file>
 
 <file path=word/glossary/numbering.xml><?xml version="1.0" encoding="utf-8"?>
-<w:numbering xmlns:wpc="http://schemas.microsoft.com/office/word/2010/wordprocessingCanvas" xmlns:cx="http://schemas.microsoft.com/office/drawing/2014/chartex" xmlns:cx1="http://schemas.microsoft.com/office/drawing/2015/9/8/chartex" xmlns:cx2="http://schemas.microsoft.com/office/drawing/2015/10/21/chartex" xmlns:cx3="http://schemas.microsoft.com/office/drawing/2016/5/9/chartex" xmlns:cx4="http://schemas.microsoft.com/office/drawing/2016/5/10/chartex" xmlns:cx5="http://schemas.microsoft.com/office/drawing/2016/5/11/chartex" xmlns:cx6="http://schemas.microsoft.com/office/drawing/2016/5/12/chartex" xmlns:cx7="http://schemas.microsoft.com/office/drawing/2016/5/13/chartex" xmlns:cx8="http://schemas.microsoft.com/office/drawing/2016/5/14/chartex" xmlns:mc="http://schemas.openxmlformats.org/markup-compatibility/2006" xmlns:m="http://schemas.openxmlformats.org/officeDocument/2006/math" xmlns:aink="http://schemas.microsoft.com/office/drawing/2016/ink" xmlns:am3d="http://schemas.microsoft.com/office/drawing/2017/model3d" xmlns:oel="http://schemas.microsoft.com/office/2019/extlst" xmlns:r="http://schemas.openxmlformats.org/officeDocument/2006/relationships" xmlns:wp14="http://schemas.microsoft.com/office/word/2010/wordprocessingDrawing" xmlns:wp="http://schemas.openxmlformats.org/drawingml/2006/wordprocessingDrawing" xmlns:wpg="http://schemas.microsoft.com/office/word/2010/wordprocessingGroup" xmlns:wpi="http://schemas.microsoft.com/office/word/2010/wordprocessingInk" xmlns:wps="http://schemas.microsoft.com/office/word/2010/wordprocessingShape" xmlns:o="urn:schemas-microsoft-com:office:office" xmlns:v="urn:schemas-microsoft-com:vml" xmlns:w10="urn:schemas-microsoft-com:office:word" xmlns:w="http://schemas.openxmlformats.org/wordprocessingml/2006/main" xmlns:w14="http://schemas.microsoft.com/office/word/2010/wordml" xmlns:w15="http://schemas.microsoft.com/office/word/2012/wordml" xmlns:w16cei="http://schemas.microsoft.com/office/word/2026/wordml/cei" xmlns:w16cex="http://schemas.microsoft.com/office/word/2018/wordml/cex" xmlns:w16cid="http://schemas.microsoft.com/office/word/2016/wordml/cid" xmlns:w16="http://schemas.microsoft.com/office/word/2018/wordml" xmlns:w16sdtdh="http://schemas.microsoft.com/office/word/2020/wordml/sdtdatahash" xmlns:w16sdtfl="http://schemas.microsoft.com/office/word/2024/wordml/sdtformatlock" xmlns:w16se="http://schemas.microsoft.com/office/word/2015/wordml/symex" xmlns:w16du="http://schemas.microsoft.com/office/word/2023/wordml/word16du" xmlns:wne="http://schemas.microsoft.com/office/word/2006/wordml" mc:Ignorable="w14 w15 w16se w16cid w16 w16cex w16sdtdh w16sdtfl w16du wp14">
+<w:numbering xmlns:wpc="http://schemas.microsoft.com/office/word/2010/wordprocessingCanvas" xmlns:cx="http://schemas.microsoft.com/office/drawing/2014/chartex" xmlns:cx1="http://schemas.microsoft.com/office/drawing/2015/9/8/chartex" xmlns:cx2="http://schemas.microsoft.com/office/drawing/2015/10/21/chartex" xmlns:cx3="http://schemas.microsoft.com/office/drawing/2016/5/9/chartex" xmlns:cx4="http://schemas.microsoft.com/office/drawing/2016/5/10/chartex" xmlns:cx5="http://schemas.microsoft.com/office/drawing/2016/5/11/chartex" xmlns:cx6="http://schemas.microsoft.com/office/drawing/2016/5/12/chartex" xmlns:cx7="http://schemas.microsoft.com/office/drawing/2016/5/13/chartex" xmlns:cx8="http://schemas.microsoft.com/office/drawing/2016/5/14/chartex" xmlns:mc="http://schemas.openxmlformats.org/markup-compatibility/2006" xmlns:aink="http://schemas.microsoft.com/office/drawing/2016/ink" xmlns:am3d="http://schemas.microsoft.com/office/drawing/2017/model3d" xmlns:o="urn:schemas-microsoft-com:office:office" xmlns:oel="http://schemas.microsoft.com/office/2019/extlst" xmlns:r="http://schemas.openxmlformats.org/officeDocument/2006/relationships" xmlns:m="http://schemas.openxmlformats.org/officeDocument/2006/math" xmlns:v="urn:schemas-microsoft-com:vml" xmlns:wp14="http://schemas.microsoft.com/office/word/2010/wordprocessingDrawing" xmlns:wp="http://schemas.openxmlformats.org/drawingml/2006/wordprocessingDrawing" xmlns:w10="urn:schemas-microsoft-com:office:word" xmlns:w="http://schemas.openxmlformats.org/wordprocessingml/2006/main" xmlns:w14="http://schemas.microsoft.com/office/word/2010/wordml" xmlns:w15="http://schemas.microsoft.com/office/word/2012/wordml" xmlns:w16cex="http://schemas.microsoft.com/office/word/2018/wordml/cex" xmlns:w16cid="http://schemas.microsoft.com/office/word/2016/wordml/cid" xmlns:w16="http://schemas.microsoft.com/office/word/2018/wordml" xmlns:w16du="http://schemas.microsoft.com/office/word/2023/wordml/word16du" xmlns:w16sdtdh="http://schemas.microsoft.com/office/word/2020/wordml/sdtdatahash" xmlns:w16sdtfl="http://schemas.microsoft.com/office/word/2024/wordml/sdtformatlock" xmlns:w16se="http://schemas.microsoft.com/office/word/2015/wordml/symex" xmlns:wpg="http://schemas.microsoft.com/office/word/2010/wordprocessingGroup" xmlns:wpi="http://schemas.microsoft.com/office/word/2010/wordprocessingInk" xmlns:wne="http://schemas.microsoft.com/office/word/2006/wordml" xmlns:wps="http://schemas.microsoft.com/office/word/2010/wordprocessingShape" mc:Ignorable="w14 w15 w16se w16cid w16 w16cex w16sdtdh w16sdtfl w16du wp14">
   <w:abstractNum w:abstractNumId="0" w15:restartNumberingAfterBreak="0">
     <w:nsid w:val="FFFFFF89"/>
     <w:multiLevelType w:val="singleLevel"/>
@@ -11400,7 +11587,7 @@
 </file>
 
 <file path=word/glossary/settings.xml><?xml version="1.0" encoding="utf-8"?>
-<w:settings xmlns:mc="http://schemas.openxmlformats.org/markup-compatibility/2006" xmlns:m="http://schemas.openxmlformats.org/officeDocument/2006/math" xmlns:r="http://schemas.openxmlformats.org/officeDocument/2006/relationships" xmlns:sl="http://schemas.openxmlformats.org/schemaLibrary/2006/main" xmlns:o="urn:schemas-microsoft-com:office:office" xmlns:v="urn:schemas-microsoft-com:vml" xmlns:w10="urn:schemas-microsoft-com:office:word" xmlns:w="http://schemas.openxmlformats.org/wordprocessingml/2006/main" xmlns:w14="http://schemas.microsoft.com/office/word/2010/wordml" xmlns:w15="http://schemas.microsoft.com/office/word/2012/wordml" xmlns:w16cex="http://schemas.microsoft.com/office/word/2018/wordml/cex" xmlns:w16cid="http://schemas.microsoft.com/office/word/2016/wordml/cid" xmlns:w16="http://schemas.microsoft.com/office/word/2018/wordml" xmlns:w16sdtdh="http://schemas.microsoft.com/office/word/2020/wordml/sdtdatahash" xmlns:w16sdtfl="http://schemas.microsoft.com/office/word/2024/wordml/sdtformatlock" xmlns:w16se="http://schemas.microsoft.com/office/word/2015/wordml/symex" xmlns:w16du="http://schemas.microsoft.com/office/word/2023/wordml/word16du" mc:Ignorable="w14 w15 w16se w16cid w16 w16cex w16sdtdh w16sdtfl w16du">
+<w:settings xmlns:mc="http://schemas.openxmlformats.org/markup-compatibility/2006" xmlns:o="urn:schemas-microsoft-com:office:office" xmlns:r="http://schemas.openxmlformats.org/officeDocument/2006/relationships" xmlns:m="http://schemas.openxmlformats.org/officeDocument/2006/math" xmlns:v="urn:schemas-microsoft-com:vml" xmlns:w10="urn:schemas-microsoft-com:office:word" xmlns:w="http://schemas.openxmlformats.org/wordprocessingml/2006/main" xmlns:w14="http://schemas.microsoft.com/office/word/2010/wordml" xmlns:w15="http://schemas.microsoft.com/office/word/2012/wordml" xmlns:w16cex="http://schemas.microsoft.com/office/word/2018/wordml/cex" xmlns:w16cid="http://schemas.microsoft.com/office/word/2016/wordml/cid" xmlns:w16="http://schemas.microsoft.com/office/word/2018/wordml" xmlns:w16du="http://schemas.microsoft.com/office/word/2023/wordml/word16du" xmlns:w16sdtdh="http://schemas.microsoft.com/office/word/2020/wordml/sdtdatahash" xmlns:w16sdtfl="http://schemas.microsoft.com/office/word/2024/wordml/sdtformatlock" xmlns:w16se="http://schemas.microsoft.com/office/word/2015/wordml/symex" xmlns:sl="http://schemas.openxmlformats.org/schemaLibrary/2006/main" mc:Ignorable="w14 w15 w16se w16cid w16 w16cex w16sdtdh w16sdtfl w16du">
   <w:view w:val="normal"/>
   <w:defaultTabStop w:val="720"/>
   <w:characterSpacingControl w:val="doNotCompress"/>
@@ -11459,11 +11646,13 @@
     <w:rsid w:val="00D248BA"/>
     <w:rsid w:val="00D36B88"/>
     <w:rsid w:val="00D56FB7"/>
+    <w:rsid w:val="00D91447"/>
     <w:rsid w:val="00DD75D6"/>
     <w:rsid w:val="00E35677"/>
     <w:rsid w:val="00E552F8"/>
     <w:rsid w:val="00E575CD"/>
     <w:rsid w:val="00E770AC"/>
+    <w:rsid w:val="00EC4ADB"/>
     <w:rsid w:val="00F42A55"/>
     <w:rsid w:val="00F55C51"/>
     <w:rsid w:val="00F6554B"/>
@@ -11490,7 +11679,7 @@
 </file>
 
 <file path=word/glossary/styles.xml><?xml version="1.0" encoding="utf-8"?>
-<w:styles xmlns:mc="http://schemas.openxmlformats.org/markup-compatibility/2006" xmlns:r="http://schemas.openxmlformats.org/officeDocument/2006/relationships" xmlns:w="http://schemas.openxmlformats.org/wordprocessingml/2006/main" xmlns:w14="http://schemas.microsoft.com/office/word/2010/wordml" xmlns:w15="http://schemas.microsoft.com/office/word/2012/wordml" xmlns:w16cex="http://schemas.microsoft.com/office/word/2018/wordml/cex" xmlns:w16cid="http://schemas.microsoft.com/office/word/2016/wordml/cid" xmlns:w16="http://schemas.microsoft.com/office/word/2018/wordml" xmlns:w16sdtdh="http://schemas.microsoft.com/office/word/2020/wordml/sdtdatahash" xmlns:w16sdtfl="http://schemas.microsoft.com/office/word/2024/wordml/sdtformatlock" xmlns:w16se="http://schemas.microsoft.com/office/word/2015/wordml/symex" xmlns:w16du="http://schemas.microsoft.com/office/word/2023/wordml/word16du" mc:Ignorable="w14 w15 w16se w16cid w16 w16cex w16sdtdh w16sdtfl w16du">
+<w:styles xmlns:mc="http://schemas.openxmlformats.org/markup-compatibility/2006" xmlns:r="http://schemas.openxmlformats.org/officeDocument/2006/relationships" xmlns:w="http://schemas.openxmlformats.org/wordprocessingml/2006/main" xmlns:w14="http://schemas.microsoft.com/office/word/2010/wordml" xmlns:w15="http://schemas.microsoft.com/office/word/2012/wordml" xmlns:w16cex="http://schemas.microsoft.com/office/word/2018/wordml/cex" xmlns:w16cid="http://schemas.microsoft.com/office/word/2016/wordml/cid" xmlns:w16="http://schemas.microsoft.com/office/word/2018/wordml" xmlns:w16du="http://schemas.microsoft.com/office/word/2023/wordml/word16du" xmlns:w16sdtdh="http://schemas.microsoft.com/office/word/2020/wordml/sdtdatahash" xmlns:w16sdtfl="http://schemas.microsoft.com/office/word/2024/wordml/sdtformatlock" xmlns:w16se="http://schemas.microsoft.com/office/word/2015/wordml/symex" mc:Ignorable="w14 w15 w16se w16cid w16 w16cex w16sdtdh w16sdtfl w16du">
   <w:docDefaults>
     <w:rPrDefault>
       <w:rPr>
@@ -11957,7 +12146,7 @@
 </file>
 
 <file path=word/glossary/webSettings.xml><?xml version="1.0" encoding="utf-8"?>
-<w:webSettings xmlns:mc="http://schemas.openxmlformats.org/markup-compatibility/2006" xmlns:r="http://schemas.openxmlformats.org/officeDocument/2006/relationships" xmlns:w="http://schemas.openxmlformats.org/wordprocessingml/2006/main" xmlns:w14="http://schemas.microsoft.com/office/word/2010/wordml" xmlns:w15="http://schemas.microsoft.com/office/word/2012/wordml" xmlns:w16cex="http://schemas.microsoft.com/office/word/2018/wordml/cex" xmlns:w16cid="http://schemas.microsoft.com/office/word/2016/wordml/cid" xmlns:w16="http://schemas.microsoft.com/office/word/2018/wordml" xmlns:w16sdtdh="http://schemas.microsoft.com/office/word/2020/wordml/sdtdatahash" xmlns:w16sdtfl="http://schemas.microsoft.com/office/word/2024/wordml/sdtformatlock" xmlns:w16se="http://schemas.microsoft.com/office/word/2015/wordml/symex" xmlns:w16du="http://schemas.microsoft.com/office/word/2023/wordml/word16du" mc:Ignorable="w14 w15 w16se w16cid w16 w16cex w16sdtdh w16sdtfl w16du">
+<w:webSettings xmlns:mc="http://schemas.openxmlformats.org/markup-compatibility/2006" xmlns:r="http://schemas.openxmlformats.org/officeDocument/2006/relationships" xmlns:w="http://schemas.openxmlformats.org/wordprocessingml/2006/main" xmlns:w14="http://schemas.microsoft.com/office/word/2010/wordml" xmlns:w15="http://schemas.microsoft.com/office/word/2012/wordml" xmlns:w16cex="http://schemas.microsoft.com/office/word/2018/wordml/cex" xmlns:w16cid="http://schemas.microsoft.com/office/word/2016/wordml/cid" xmlns:w16="http://schemas.microsoft.com/office/word/2018/wordml" xmlns:w16du="http://schemas.microsoft.com/office/word/2023/wordml/word16du" xmlns:w16sdtdh="http://schemas.microsoft.com/office/word/2020/wordml/sdtdatahash" xmlns:w16sdtfl="http://schemas.microsoft.com/office/word/2024/wordml/sdtformatlock" xmlns:w16se="http://schemas.microsoft.com/office/word/2015/wordml/symex" mc:Ignorable="w14 w15 w16se w16cid w16 w16cex w16sdtdh w16sdtfl w16du">
   <w:optimizeForBrowser/>
   <w:allowPNG/>
 </w:webSettings>
@@ -12291,16 +12480,16 @@
 </file>
 
 <file path=customXml/item2.xml><?xml version="1.0" encoding="utf-8"?>
-<b:Sources xmlns:b="http://schemas.openxmlformats.org/officeDocument/2006/bibliography" SelectedStyle="\APA.XSL" StyleName="APA"/>
-</file>
-
-<file path=customXml/item3.xml><?xml version="1.0" encoding="utf-8"?>
 <?mso-contentType ?>
 <FormTemplates xmlns="http://schemas.microsoft.com/sharepoint/v3/contenttype/forms">
   <Display>DocumentLibraryForm</Display>
   <Edit>AssetEditForm</Edit>
   <New>DocumentLibraryForm</New>
 </FormTemplates>
+</file>
+
+<file path=customXml/item3.xml><?xml version="1.0" encoding="utf-8"?>
+<b:Sources xmlns:b="http://schemas.openxmlformats.org/officeDocument/2006/bibliography" SelectedStyle="\APA.XSL" StyleName="APA"/>
 </file>
 
 <file path=customXml/itemProps1.xml><?xml version="1.0" encoding="utf-8"?>
@@ -12312,17 +12501,17 @@
 </file>
 
 <file path=customXml/itemProps2.xml><?xml version="1.0" encoding="utf-8"?>
+<ds:datastoreItem xmlns:ds="http://schemas.openxmlformats.org/officeDocument/2006/customXml" ds:itemID="{E34C63B7-A026-4A37-9535-4FBB4C03A11D}">
+  <ds:schemaRefs>
+    <ds:schemaRef ds:uri="http://schemas.microsoft.com/sharepoint/v3/contenttype/forms"/>
+  </ds:schemaRefs>
+</ds:datastoreItem>
+</file>
+
+<file path=customXml/itemProps3.xml><?xml version="1.0" encoding="utf-8"?>
 <ds:datastoreItem xmlns:ds="http://schemas.openxmlformats.org/officeDocument/2006/customXml" ds:itemID="{355C5113-D031-41DB-A6D8-43CE1A0E6695}">
   <ds:schemaRefs>
     <ds:schemaRef ds:uri="http://schemas.openxmlformats.org/officeDocument/2006/bibliography"/>
   </ds:schemaRefs>
 </ds:datastoreItem>
-</file>
-
-<file path=customXml/itemProps3.xml><?xml version="1.0" encoding="utf-8"?>
-<ds:datastoreItem xmlns:ds="http://schemas.openxmlformats.org/officeDocument/2006/customXml" ds:itemID="{E34C63B7-A026-4A37-9535-4FBB4C03A11D}">
-  <ds:schemaRefs>
-    <ds:schemaRef ds:uri="http://schemas.microsoft.com/sharepoint/v3/contenttype/forms"/>
-  </ds:schemaRefs>
-</ds:datastoreItem>
 </file>
--- a/_ IT353 Project_.docx
+++ b/_ IT353 Project_.docx
@@ -562,13 +562,13 @@
               </wp:anchor>
             </w:drawing>
           </mc:Choice>
-          <mc:Fallback xmlns:w16cei="http://schemas.microsoft.com/office/word/2026/wordml/cei">
+          <mc:Fallback>
             <w:pict>
               <v:shapetype w14:anchorId="31BDEDF3" id="_x0000_t202" coordsize="21600,21600" o:spt="202" path="m,l,21600r21600,l21600,xe">
                 <v:stroke joinstyle="miter"/>
                 <v:path gradientshapeok="t" o:connecttype="rect"/>
               </v:shapetype>
-              <v:shape id="Text Box 14" o:spid="_x0000_s1026" type="#_x0000_t202" alt="Report title" style="position:absolute;margin-left:36.5pt;margin-top:90.15pt;width:540pt;height:141.5pt;z-index:-251641856;visibility:visible;mso-wrap-style:square;mso-width-percent:0;mso-height-percent:0;mso-wrap-distance-left:9pt;mso-wrap-distance-top:0;mso-wrap-distance-right:9pt;mso-wrap-distance-bottom:0;mso-position-horizontal:absolute;mso-position-horizontal-relative:page;mso-position-vertical:absolute;mso-position-vertical-relative:margin;mso-width-percent:0;mso-height-percent:0;mso-width-relative:margin;mso-height-relative:margin;v-text-anchor:bottom" o:gfxdata="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" o:allowoverlap="f" filled="f" stroked="f">
+              <v:shape id="Text Box 14" o:spid="_x0000_s1026" type="#_x0000_t202" alt="Report title" style="position:absolute;margin-left:36.5pt;margin-top:90.15pt;width:540pt;height:141.5pt;z-index:-251641856;visibility:visible;mso-wrap-style:square;mso-width-percent:0;mso-height-percent:0;mso-wrap-distance-left:9pt;mso-wrap-distance-top:0;mso-wrap-distance-right:9pt;mso-wrap-distance-bottom:0;mso-position-horizontal:absolute;mso-position-horizontal-relative:page;mso-position-vertical:absolute;mso-position-vertical-relative:margin;mso-width-percent:0;mso-height-percent:0;mso-width-relative:margin;mso-height-relative:margin;v-text-anchor:bottom" o:gfxdata="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" o:allowoverlap="f" filled="f" stroked="f">
                 <v:textbox inset="0,0,0,0">
                   <w:txbxContent>
                     <w:sdt>
@@ -586,7 +586,6 @@
                         <w:dataBinding w:prefixMappings="xmlns:ns0='http://purl.org/dc/elements/1.1/' xmlns:ns1='http://schemas.openxmlformats.org/package/2006/metadata/core-properties' " w:xpath="/ns1:coreProperties[1]/ns0:title[1]" w:storeItemID="{6C3C8BC8-F283-45AE-878A-BAB7291924A1}"/>
                         <w:text/>
                       </w:sdtPr>
-                      <w:sdtEndPr/>
                       <w:sdtContent>
                         <w:p>
                           <w:pPr>
@@ -645,7 +644,6 @@
                           <w:dataBinding w:prefixMappings="xmlns:ns0='http://purl.org/dc/elements/1.1/' xmlns:ns1='http://schemas.openxmlformats.org/package/2006/metadata/core-properties' " w:xpath="/ns1:coreProperties[1]/ns0:subject[1]" w:storeItemID="{6C3C8BC8-F283-45AE-878A-BAB7291924A1}"/>
                           <w:text/>
                         </w:sdtPr>
-                        <w:sdtEndPr/>
                         <w:sdtContent>
                           <w:r>
                             <w:rPr>
@@ -886,49 +884,7 @@
                                 <w14:round/>
                               </w14:textOutline>
                             </w:rPr>
-                            <w:t xml:space="preserve">Phase 2 (Final </w:t>
-                          </w:r>
-                          <w:proofErr w:type="gramStart"/>
-                          <w:r>
-                            <w:rPr>
-                              <w:b w:val="0"/>
-                              <w:bCs w:val="0"/>
-                              <w:color w:val="0070C0"/>
-                              <w:sz w:val="28"/>
-                              <w:szCs w:val="28"/>
-                              <w14:shadow w14:blurRad="38100" w14:dist="19050" w14:dir="2700000" w14:sx="100000" w14:sy="100000" w14:kx="0" w14:ky="0" w14:algn="tl">
-                                <w14:schemeClr w14:val="dk1">
-                                  <w14:alpha w14:val="60000"/>
-                                </w14:schemeClr>
-                              </w14:shadow>
-                              <w14:textOutline w14:w="0" w14:cap="flat" w14:cmpd="sng" w14:algn="ctr">
-                                <w14:noFill/>
-                                <w14:prstDash w14:val="solid"/>
-                                <w14:round/>
-                              </w14:textOutline>
-                            </w:rPr>
-                            <w:t>project  Report</w:t>
-                          </w:r>
-                          <w:proofErr w:type="gramEnd"/>
-                          <w:r>
-                            <w:rPr>
-                              <w:b w:val="0"/>
-                              <w:bCs w:val="0"/>
-                              <w:color w:val="0070C0"/>
-                              <w:sz w:val="28"/>
-                              <w:szCs w:val="28"/>
-                              <w14:shadow w14:blurRad="38100" w14:dist="19050" w14:dir="2700000" w14:sx="100000" w14:sy="100000" w14:kx="0" w14:ky="0" w14:algn="tl">
-                                <w14:schemeClr w14:val="dk1">
-                                  <w14:alpha w14:val="60000"/>
-                                </w14:schemeClr>
-                              </w14:shadow>
-                              <w14:textOutline w14:w="0" w14:cap="flat" w14:cmpd="sng" w14:algn="ctr">
-                                <w14:noFill/>
-                                <w14:prstDash w14:val="solid"/>
-                                <w14:round/>
-                              </w14:textOutline>
-                            </w:rPr>
-                            <w:t>)</w:t>
+                            <w:t>Phase 2 (Final project  Report)</w:t>
                           </w:r>
                           <w:r>
                             <w:rPr>
@@ -1051,7 +1007,6 @@
                         <w:dataBinding w:prefixMappings="xmlns:ns0='http://schemas.microsoft.com/office/2006/coverPageProps'" w:xpath="/ns0:CoverPageProperties[1]/ns0:Abstract[1]" w:storeItemID="{55AF091B-3C7A-41E3-B477-F2FDAA23CFDA}"/>
                         <w:text/>
                       </w:sdtPr>
-                      <w:sdtEndPr/>
                       <w:sdtContent>
                         <w:p>
                           <w:pPr>
@@ -1267,9 +1222,9 @@
               </wp:anchor>
             </w:drawing>
           </mc:Choice>
-          <mc:Fallback xmlns:w16cei="http://schemas.microsoft.com/office/word/2026/wordml/cei">
+          <mc:Fallback>
             <w:pict>
-              <v:shape w14:anchorId="6466823C" id="Text Box 2" o:spid="_x0000_s1027" type="#_x0000_t202" style="position:absolute;margin-left:40.3pt;margin-top:4.65pt;width:545.45pt;height:87.55pt;z-index:251679744;visibility:visible;mso-wrap-style:square;mso-width-percent:0;mso-height-percent:0;mso-wrap-distance-left:9pt;mso-wrap-distance-top:7.2pt;mso-wrap-distance-right:9pt;mso-wrap-distance-bottom:7.2pt;mso-position-horizontal:absolute;mso-position-horizontal-relative:page;mso-position-vertical:absolute;mso-position-vertical-relative:text;mso-width-percent:0;mso-height-percent:0;mso-width-relative:margin;mso-height-relative:margin;v-text-anchor:top" o:gfxdata="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" filled="f" stroked="f">
+              <v:shape w14:anchorId="6466823C" id="Text Box 2" o:spid="_x0000_s1027" type="#_x0000_t202" style="position:absolute;margin-left:40.3pt;margin-top:4.65pt;width:545.45pt;height:87.55pt;z-index:251679744;visibility:visible;mso-wrap-style:square;mso-width-percent:0;mso-height-percent:0;mso-wrap-distance-left:9pt;mso-wrap-distance-top:7.2pt;mso-wrap-distance-right:9pt;mso-wrap-distance-bottom:7.2pt;mso-position-horizontal:absolute;mso-position-horizontal-relative:page;mso-position-vertical:absolute;mso-position-vertical-relative:text;mso-width-percent:0;mso-height-percent:0;mso-width-relative:margin;mso-height-relative:margin;v-text-anchor:top" o:gfxdata="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" filled="f" stroked="f">
                 <v:textbox>
                   <w:txbxContent>
                     <w:p>
@@ -1972,10 +1927,10 @@
                   </wp:anchor>
                 </w:drawing>
               </mc:Choice>
-              <mc:Fallback xmlns:w16cei="http://schemas.microsoft.com/office/word/2026/wordml/cei">
+              <mc:Fallback>
                 <w:pict>
-                  <v:group w14:anchorId="31857F9A" id="Group 198" o:spid="_x0000_s1028" style="position:absolute;margin-left:-101.8pt;margin-top:331.65pt;width:518.25pt;height:308.6pt;z-index:251677696;mso-wrap-distance-left:14.4pt;mso-wrap-distance-top:3.6pt;mso-wrap-distance-right:14.4pt;mso-wrap-distance-bottom:3.6pt;mso-position-horizontal-relative:margin;mso-position-vertical-relative:margin;mso-width-relative:margin;mso-height-relative:margin" coordorigin=",228" coordsize="35784,21867" o:gfxdata="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">
-                    <v:rect id="Rectangle 199" o:spid="_x0000_s1029" style="position:absolute;top:228;width:35674;height:1949;visibility:visible;mso-wrap-style:square;v-text-anchor:middle" o:gfxdata="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" fillcolor="#ef4623 [3204]" stroked="f" strokeweight="2pt">
+                  <v:group w14:anchorId="31857F9A" id="Group 198" o:spid="_x0000_s1028" style="position:absolute;margin-left:-101.8pt;margin-top:331.65pt;width:518.25pt;height:308.6pt;z-index:251677696;mso-wrap-distance-left:14.4pt;mso-wrap-distance-top:3.6pt;mso-wrap-distance-right:14.4pt;mso-wrap-distance-bottom:3.6pt;mso-position-horizontal-relative:margin;mso-position-vertical-relative:margin;mso-width-relative:margin;mso-height-relative:margin" coordorigin=",228" coordsize="35784,21867" o:gfxdata="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">
+                    <v:rect id="Rectangle 199" o:spid="_x0000_s1029" style="position:absolute;top:228;width:35674;height:1949;visibility:visible;mso-wrap-style:square;v-text-anchor:middle" o:gfxdata="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" fillcolor="#ef4623 [3204]" stroked="f" strokeweight="2pt">
                       <v:textbox>
                         <w:txbxContent>
                           <w:p>
@@ -2004,7 +1959,7 @@
                         </w:txbxContent>
                       </v:textbox>
                     </v:rect>
-                    <v:shape id="Text Box 200" o:spid="_x0000_s1030" type="#_x0000_t202" style="position:absolute;top:2187;width:35784;height:19908;visibility:visible;mso-wrap-style:square;v-text-anchor:top" o:gfxdata="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" filled="f" stroked="f" strokeweight=".5pt">
+                    <v:shape id="Text Box 200" o:spid="_x0000_s1030" type="#_x0000_t202" style="position:absolute;top:2187;width:35784;height:19908;visibility:visible;mso-wrap-style:square;v-text-anchor:top" o:gfxdata="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" filled="f" stroked="f" strokeweight=".5pt">
                       <v:textbox inset=",7.2pt,,0">
                         <w:txbxContent>
                           <w:p>
@@ -3005,11 +2960,7 @@
               </mc:Choice>
               <mc:Fallback>
                 <w:pict>
-                  <v:shapetype w14:anchorId="7CBAAF0B" id="_x0000_t202" coordsize="21600,21600" o:spt="202" path="m,l,21600r21600,l21600,xe">
-                    <v:stroke joinstyle="miter"/>
-                    <v:path gradientshapeok="t" o:connecttype="rect"/>
-                  </v:shapetype>
-                  <v:shape id="Text Box 15" o:spid="_x0000_s1031" type="#_x0000_t202" alt="contact info" style="position:absolute;margin-left:36.5pt;margin-top:226.65pt;width:540pt;height:114pt;z-index:251675648;visibility:visible;mso-wrap-style:square;mso-width-percent:1282;mso-height-percent:0;mso-wrap-distance-left:9pt;mso-wrap-distance-top:0;mso-wrap-distance-right:9pt;mso-wrap-distance-bottom:0;mso-position-horizontal:absolute;mso-position-horizontal-relative:page;mso-position-vertical:absolute;mso-position-vertical-relative:margin;mso-width-percent:1282;mso-height-percent:0;mso-width-relative:margin;mso-height-relative:margin;v-text-anchor:bottom" o:gfxdata="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" o:allowoverlap="f" filled="f" stroked="f" strokeweight=".5pt">
+                  <v:shape w14:anchorId="7CBAAF0B" id="Text Box 15" o:spid="_x0000_s1031" type="#_x0000_t202" alt="contact info" style="position:absolute;margin-left:36.5pt;margin-top:226.65pt;width:540pt;height:114pt;z-index:251675648;visibility:visible;mso-wrap-style:square;mso-width-percent:1282;mso-height-percent:0;mso-wrap-distance-left:9pt;mso-wrap-distance-top:0;mso-wrap-distance-right:9pt;mso-wrap-distance-bottom:0;mso-position-horizontal:absolute;mso-position-horizontal-relative:page;mso-position-vertical:absolute;mso-position-vertical-relative:margin;mso-width-percent:1282;mso-height-percent:0;mso-width-relative:margin;mso-height-relative:margin;v-text-anchor:bottom" o:gfxdata="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" o:allowoverlap="f" filled="f" stroked="f" strokeweight=".5pt">
                     <v:textbox inset="0,0,0,0">
                       <w:txbxContent>
                         <w:p>
@@ -4842,9 +4793,9 @@
               </wp:anchor>
             </w:drawing>
           </mc:Choice>
-          <mc:Fallback xmlns:w16cei="http://schemas.microsoft.com/office/word/2026/wordml/cei">
+          <mc:Fallback>
             <w:pict>
-              <v:shape w14:anchorId="54D30FE5" id="Text Box 5" o:spid="_x0000_s1032" type="#_x0000_t202" alt="Sidebar" style="position:absolute;margin-left:35.8pt;margin-top:-4.85pt;width:98.25pt;height:181.45pt;z-index:251681792;visibility:visible;mso-wrap-style:square;mso-width-percent:250;mso-height-percent:950;mso-wrap-distance-left:14.4pt;mso-wrap-distance-top:0;mso-wrap-distance-right:14.4pt;mso-wrap-distance-bottom:3in;mso-position-horizontal:absolute;mso-position-horizontal-relative:page;mso-position-vertical:absolute;mso-position-vertical-relative:margin;mso-width-percent:250;mso-height-percent:950;mso-width-relative:margin;mso-height-relative:margin;v-text-anchor:top" o:gfxdata="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" filled="f" stroked="f" strokeweight=".5pt">
+              <v:shape w14:anchorId="54D30FE5" id="Text Box 5" o:spid="_x0000_s1032" type="#_x0000_t202" alt="Sidebar" style="position:absolute;margin-left:35.8pt;margin-top:-4.85pt;width:98.25pt;height:181.45pt;z-index:251681792;visibility:visible;mso-wrap-style:square;mso-width-percent:250;mso-height-percent:950;mso-wrap-distance-left:14.4pt;mso-wrap-distance-top:0;mso-wrap-distance-right:14.4pt;mso-wrap-distance-bottom:3in;mso-position-horizontal:absolute;mso-position-horizontal-relative:page;mso-position-vertical:absolute;mso-position-vertical-relative:margin;mso-width-percent:250;mso-height-percent:950;mso-width-relative:margin;mso-height-relative:margin;v-text-anchor:top" o:gfxdata="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" filled="f" stroked="f" strokeweight=".5pt">
                 <v:textbox inset="3.6pt,0,3.6pt,0">
                   <w:txbxContent>
                     <w:p/>
@@ -5005,9 +4956,9 @@
               </wp:anchor>
             </w:drawing>
           </mc:Choice>
-          <mc:Fallback xmlns:w16cei="http://schemas.microsoft.com/office/word/2026/wordml/cei">
+          <mc:Fallback>
             <w:pict>
-              <v:shape w14:anchorId="1D5252A4" id="Text Box 574844441" o:spid="_x0000_s1033" type="#_x0000_t202" alt="Sidebar" style="position:absolute;margin-left:47.8pt;margin-top:7.15pt;width:98.25pt;height:181.45pt;z-index:251689984;visibility:visible;mso-wrap-style:square;mso-width-percent:250;mso-height-percent:950;mso-wrap-distance-left:14.4pt;mso-wrap-distance-top:0;mso-wrap-distance-right:14.4pt;mso-wrap-distance-bottom:3in;mso-position-horizontal:absolute;mso-position-horizontal-relative:page;mso-position-vertical:absolute;mso-position-vertical-relative:margin;mso-width-percent:250;mso-height-percent:950;mso-width-relative:margin;mso-height-relative:margin;v-text-anchor:top" o:gfxdata="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" filled="f" stroked="f" strokeweight=".5pt">
+              <v:shape w14:anchorId="1D5252A4" id="Text Box 574844441" o:spid="_x0000_s1033" type="#_x0000_t202" alt="Sidebar" style="position:absolute;margin-left:47.8pt;margin-top:7.15pt;width:98.25pt;height:181.45pt;z-index:251689984;visibility:visible;mso-wrap-style:square;mso-width-percent:250;mso-height-percent:950;mso-wrap-distance-left:14.4pt;mso-wrap-distance-top:0;mso-wrap-distance-right:14.4pt;mso-wrap-distance-bottom:3in;mso-position-horizontal:absolute;mso-position-horizontal-relative:page;mso-position-vertical:absolute;mso-position-vertical-relative:margin;mso-width-percent:250;mso-height-percent:950;mso-width-relative:margin;mso-height-relative:margin;v-text-anchor:top" o:gfxdata="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" filled="f" stroked="f" strokeweight=".5pt">
                 <v:textbox inset="3.6pt,0,3.6pt,0">
                   <w:txbxContent>
                     <w:p>
@@ -5129,6 +5080,12 @@
       </w:r>
     </w:p>
     <w:p>
+      <w:pPr>
+        <w:rPr>
+          <w:color w:val="EE0000"/>
+          <w:rtl/>
+        </w:rPr>
+      </w:pPr>
       <w:r>
         <w:t>Develop a Gantt Chart for the project, including major development activities, durations, and dependencies.</w:t>
       </w:r>
@@ -5153,16 +5110,66 @@
         </w:rPr>
         <w:t xml:space="preserve"> marks]</w:t>
       </w:r>
+    </w:p>
+    <w:p>
+      <w:pPr>
+        <w:rPr>
+          <w:color w:val="EE0000"/>
+          <w:rtl/>
+        </w:rPr>
+      </w:pPr>
+    </w:p>
+    <w:p>
+      <w:pPr>
+        <w:rPr>
+          <w:rtl/>
+        </w:rPr>
+      </w:pPr>
       <w:r>
         <w:br/>
       </w:r>
+    </w:p>
+    <w:p>
+      <w:pPr>
+        <w:rPr>
+          <w:rtl/>
+        </w:rPr>
+      </w:pPr>
+    </w:p>
+    <w:p>
+      <w:pPr>
+        <w:rPr>
+          <w:rtl/>
+        </w:rPr>
+      </w:pPr>
     </w:p>
     <w:p>
       <w:pPr>
         <w:rPr>
           <w:b/>
           <w:bCs/>
-          <w:lang w:val="en-GB"/>
+          <w:sz w:val="28"/>
+          <w:szCs w:val="28"/>
+          <w:rtl/>
+        </w:rPr>
+      </w:pPr>
+      <w:r>
+        <w:rPr>
+          <w:b/>
+          <w:bCs/>
+          <w:sz w:val="28"/>
+          <w:szCs w:val="28"/>
+        </w:rPr>
+        <w:t>Gantt Chart</w:t>
+      </w:r>
+    </w:p>
+    <w:p/>
+    <w:p>
+      <w:pPr>
+        <w:rPr>
+          <w:rFonts w:eastAsiaTheme="minorEastAsia"/>
+          <w:color w:val="000000"/>
+          <w:rtl/>
         </w:rPr>
       </w:pPr>
       <w:r>
@@ -5225,164 +5232,125 @@
       <w:r>
         <w:br/>
       </w:r>
-      <w:r>
+    </w:p>
+    <w:p>
+      <w:pPr>
+        <w:spacing w:after="240"/>
+        <w:rPr>
+          <w:rtl/>
+        </w:rPr>
+      </w:pPr>
+    </w:p>
+    <w:p>
+      <w:pPr>
+        <w:rPr>
+          <w:rFonts w:eastAsiaTheme="minorEastAsia"/>
+        </w:rPr>
+      </w:pPr>
+    </w:p>
+    <w:p>
+      <w:pPr>
+        <w:rPr>
+          <w:rtl/>
+          <w:lang w:val="en-GB"/>
+        </w:rPr>
+      </w:pPr>
+    </w:p>
+    <w:p>
+      <w:pPr>
+        <w:rPr>
+          <w:rtl/>
+          <w:lang w:val="en-GB"/>
+        </w:rPr>
+      </w:pPr>
+    </w:p>
+    <w:p>
+      <w:pPr>
+        <w:rPr>
+          <w:rtl/>
+          <w:lang w:val="en-GB"/>
+        </w:rPr>
+      </w:pPr>
+    </w:p>
+    <w:p>
+      <w:pPr>
+        <w:rPr>
+          <w:rtl/>
+          <w:lang w:val="en-GB"/>
+        </w:rPr>
+      </w:pPr>
+    </w:p>
+    <w:p>
+      <w:pPr>
+        <w:rPr>
+          <w:rtl/>
+          <w:lang w:val="en-GB"/>
+        </w:rPr>
+      </w:pPr>
+    </w:p>
+    <w:p>
+      <w:pPr>
         <w:rPr>
           <w:b/>
           <w:bCs/>
-          <w:lang w:val="en-GB"/>
-        </w:rPr>
-        <w:t xml:space="preserve">Reflection </w:t>
-      </w:r>
-    </w:p>
-    <w:p>
-      <w:pPr>
-        <w:rPr>
-          <w:rFonts w:eastAsiaTheme="minorEastAsia"/>
-          <w:color w:val="000000"/>
+          <w:sz w:val="32"/>
+          <w:szCs w:val="32"/>
           <w:rtl/>
         </w:rPr>
       </w:pPr>
       <w:r>
         <w:rPr>
-          <w:rFonts w:ascii="Arial" w:eastAsiaTheme="minorEastAsia" w:hAnsi="Arial" w:cs="Arial"/>
-          <w:color w:val="000000"/>
-          <w:sz w:val="22"/>
-          <w:szCs w:val="22"/>
-        </w:rPr>
-        <w:t>When I first started this project , I thought creating a Gantt chart would be simple. I expected it to involve just adding tasks with dates, but once I began using TeamGantt, I realised there was much more to it. I had to think carefully about the order of each task, estimate realistic durations, and connect the activities using dependencies. At the beginning, I made several mistakes with the dates and task relationships, which made the schedule look confusing. Instead of giving up, I went back, reviewed everything, and kept improving it until it made sense</w:t>
-      </w:r>
-      <w:r>
-        <w:rPr>
-          <w:rFonts w:ascii="Arial" w:eastAsiaTheme="minorEastAsia" w:hAnsi="Arial" w:cs="Arial"/>
-          <w:color w:val="000000"/>
-          <w:sz w:val="22"/>
-          <w:szCs w:val="22"/>
+          <w:b/>
+          <w:bCs/>
+          <w:sz w:val="32"/>
+          <w:szCs w:val="32"/>
+        </w:rPr>
+        <w:t>Reflection</w:t>
+      </w:r>
+      <w:r>
+        <w:rPr>
+          <w:rFonts w:hint="cs"/>
+          <w:b/>
+          <w:bCs/>
+          <w:sz w:val="32"/>
+          <w:szCs w:val="32"/>
           <w:rtl/>
         </w:rPr>
-        <w:t>.</w:t>
-      </w:r>
-    </w:p>
-    <w:p>
-      <w:pPr>
-        <w:rPr>
-          <w:color w:val="000000"/>
-          <w:rtl/>
-        </w:rPr>
-      </w:pPr>
-    </w:p>
-    <w:p>
-      <w:pPr>
-        <w:rPr>
-          <w:rFonts w:eastAsiaTheme="minorEastAsia"/>
-          <w:color w:val="000000"/>
-        </w:rPr>
-      </w:pPr>
-      <w:r>
-        <w:rPr>
-          <w:rFonts w:ascii="Arial" w:eastAsiaTheme="minorEastAsia" w:hAnsi="Arial" w:cs="Arial"/>
-          <w:color w:val="000000"/>
-          <w:sz w:val="22"/>
-          <w:szCs w:val="22"/>
-        </w:rPr>
-        <w:t>Another challenge was working with the project deadline. I had to adjust the schedule several times because I wanted all the tasks to finish before the submission date while also taking weekends into account. This taught me that effective planning is flexible and sometimes requires making changes until everything fits together logically, and that small adjustments can prevent bigger problems</w:t>
-      </w:r>
-      <w:r>
-        <w:rPr>
-          <w:rFonts w:ascii="Arial" w:eastAsiaTheme="minorEastAsia" w:hAnsi="Arial" w:cs="Arial"/>
-          <w:color w:val="000000"/>
-          <w:sz w:val="22"/>
-          <w:szCs w:val="22"/>
-          <w:rtl/>
-        </w:rPr>
-        <w:t>.</w:t>
-      </w:r>
-    </w:p>
-    <w:p>
-      <w:pPr>
-        <w:rPr>
-          <w:color w:val="000000"/>
-          <w:rtl/>
-        </w:rPr>
-      </w:pPr>
-    </w:p>
-    <w:p>
-      <w:pPr>
-        <w:rPr>
-          <w:rFonts w:eastAsiaTheme="minorEastAsia"/>
-          <w:color w:val="000000"/>
-        </w:rPr>
-      </w:pPr>
-      <w:r>
-        <w:rPr>
-          <w:rFonts w:ascii="Arial" w:eastAsiaTheme="minorEastAsia" w:hAnsi="Arial" w:cs="Arial"/>
-          <w:color w:val="000000"/>
-          <w:sz w:val="22"/>
-          <w:szCs w:val="22"/>
-        </w:rPr>
-        <w:lastRenderedPageBreak/>
-        <w:t>Using TeamGantt was a new experience for me. At first, I found the interface confusing, especially when adding dependencies and adjusting task durations. However, after spending more time practising, I became more comfortable with it. By the end of the assignment, I felt much more confident and understood how project management tools help organise work and track progress</w:t>
-      </w:r>
-      <w:r>
-        <w:rPr>
-          <w:rFonts w:ascii="Arial" w:eastAsiaTheme="minorEastAsia" w:hAnsi="Arial" w:cs="Arial"/>
-          <w:color w:val="000000"/>
-          <w:sz w:val="22"/>
-          <w:szCs w:val="22"/>
-          <w:rtl/>
-        </w:rPr>
-        <w:t>.</w:t>
-      </w:r>
-    </w:p>
-    <w:p>
-      <w:pPr>
-        <w:rPr>
-          <w:rFonts w:eastAsiaTheme="minorEastAsia"/>
-          <w:color w:val="000000"/>
-          <w:rtl/>
-        </w:rPr>
-      </w:pPr>
-      <w:r>
-        <w:rPr>
-          <w:rFonts w:ascii="Arial" w:eastAsiaTheme="minorEastAsia" w:hAnsi="Arial" w:cs="Arial"/>
-          <w:color w:val="000000"/>
-          <w:sz w:val="22"/>
-          <w:szCs w:val="22"/>
-        </w:rPr>
-        <w:t>Overall, this assignment taught me more than how to create a Gantt chart. It showed me the importance of planning before starting any project, thinking logically about task sequences, and paying attention to detail. I believe these are practical skills that I can use not only in my university projects but also in my future career, especially when managing teams and deadlines. Looking back, I am satisfied with the final result because I learned something new and improved my problem-solving and planning skills throughout the process</w:t>
-      </w:r>
-      <w:r>
-        <w:rPr>
-          <w:rFonts w:ascii="Arial" w:eastAsiaTheme="minorEastAsia" w:hAnsi="Arial" w:cs="Arial"/>
-          <w:color w:val="000000"/>
-          <w:sz w:val="22"/>
-          <w:szCs w:val="22"/>
-          <w:rtl/>
-        </w:rPr>
-        <w:t>.</w:t>
-      </w:r>
-    </w:p>
-    <w:p>
-      <w:pPr>
-        <w:spacing w:after="240"/>
-        <w:rPr>
-          <w:rtl/>
-        </w:rPr>
-      </w:pPr>
-    </w:p>
-    <w:p>
-      <w:pPr>
-        <w:rPr>
-          <w:rFonts w:eastAsiaTheme="minorEastAsia"/>
-        </w:rPr>
-      </w:pPr>
-    </w:p>
-    <w:p>
-      <w:pPr>
-        <w:rPr>
-          <w:lang w:val="en-GB"/>
-        </w:rPr>
-      </w:pPr>
-    </w:p>
+        <w:t>:</w:t>
+      </w:r>
+    </w:p>
+    <w:p/>
+    <w:p>
+      <w:r>
+        <w:t>When I first started this project , I thought creating a Gantt chart would be simple. I expected it to involve just adding tasks with dates, but once I began using TeamGantt, I realised there was much more to it. I had to think carefully about the order of each task, estimate realistic durations, and connect the activities using dependencies. At the beginning, I made several mistakes with the dates and task relationships, which made the schedule look confusing. Instead of giving up, I went back, reviewed everything, and kept improving it until it made sense.</w:t>
+      </w:r>
+    </w:p>
+    <w:p>
+      <w:r>
+        <w:t> </w:t>
+      </w:r>
+    </w:p>
+    <w:p>
+      <w:r>
+        <w:t>Another challenge was working with the project deadline. I had to adjust the schedule several times because I wanted all the tasks to finish before the submission date while also taking weekends into account. This taught me that effective planning is flexible and sometimes requires making changes until everything fits together logically, and that small adjustments can prevent bigger problems.</w:t>
+      </w:r>
+    </w:p>
+    <w:p>
+      <w:r>
+        <w:t> </w:t>
+      </w:r>
+    </w:p>
+    <w:p>
+      <w:r>
+        <w:t>Using TeamGantt was a new experience for me. At first, I found the interface confusing, especially when adding dependencies and adjusting task durations. However, after spending more time practising, I became more comfortable with it. By the end of the assignment, I felt much more confident and understood how project management tools help organise work and track progress.</w:t>
+      </w:r>
+    </w:p>
+    <w:p>
+      <w:r>
+        <w:t>Overall, this assignment taught me more than how to create a Gantt chart. It showed me the importance of planning before starting any project, thinking logically about task sequences, and paying attention to detail. I believe these are practical skills that I can use not only in my university projects but also in my future career, especially when managing teams and deadlines. Looking back, I am satisfied with the final result because I learned something new and improved my problem-solving and planning skills throughout the process.</w:t>
+      </w:r>
+    </w:p>
+    <w:p/>
     <w:p>
       <w:pPr>
         <w:pStyle w:val="Heading1"/>
@@ -5492,6 +5460,10 @@
         </w:rPr>
       </w:pPr>
       <w:r>
+        <w:rPr>
+          <w:sz w:val="32"/>
+          <w:szCs w:val="32"/>
+        </w:rPr>
         <w:br/>
       </w:r>
       <w:r>
@@ -5507,228 +5479,135 @@
     <w:p>
       <w:pPr>
         <w:rPr>
-          <w:sz w:val="28"/>
-          <w:szCs w:val="28"/>
-          <w:rtl/>
-        </w:rPr>
-      </w:pPr>
-      <w:r>
-        <w:rPr>
-          <w:sz w:val="28"/>
-          <w:szCs w:val="28"/>
-        </w:rPr>
-        <w:t> Evolutionary Prototyping</w:t>
-      </w:r>
-    </w:p>
-    <w:p>
-      <w:pPr>
-        <w:rPr>
           <w:b/>
           <w:bCs/>
-          <w:sz w:val="28"/>
-          <w:szCs w:val="28"/>
+          <w:sz w:val="32"/>
+          <w:szCs w:val="32"/>
           <w:rtl/>
         </w:rPr>
       </w:pPr>
-      <w:r>
+    </w:p>
+    <w:p>
+      <w:pPr>
+        <w:pStyle w:val="ListParagraph"/>
+        <w:numPr>
+          <w:ilvl w:val="0"/>
+          <w:numId w:val="25"/>
+        </w:numPr>
+        <w:rPr>
+          <w:rtl/>
+        </w:rPr>
+      </w:pPr>
+      <w:r>
+        <w:t>Evolutionary Prototyping</w:t>
+      </w:r>
+    </w:p>
+    <w:p>
+      <w:pPr>
+        <w:rPr>
+          <w:rtl/>
+        </w:rPr>
+      </w:pPr>
+    </w:p>
+    <w:p>
+      <w:pPr>
         <w:rPr>
           <w:b/>
           <w:bCs/>
-          <w:sz w:val="28"/>
-          <w:szCs w:val="28"/>
-        </w:rPr>
-        <w:t>Justification</w:t>
-      </w:r>
-    </w:p>
-    <w:p>
-      <w:r>
-        <w:t>Evolutionary Prototyping was selected because it allows the system to be improved step by step based on user feedback. Since the Student Activities Management System includes different features such as browsing activities, registration, notifications, attendance tracking, and activity management, this approach is more suitable. It helps the team understand user needs better, make improvements during development, and reduce the chance of creating a system that does not meet user expectations. </w:t>
-      </w:r>
-    </w:p>
-    <w:p>
-      <w:pPr>
-        <w:rPr>
-          <w:lang w:val="en-US"/>
-        </w:rPr>
-      </w:pPr>
-    </w:p>
-    <w:p>
-      <w:pPr>
-        <w:rPr>
-          <w:sz w:val="28"/>
-          <w:szCs w:val="28"/>
+          <w:sz w:val="32"/>
+          <w:szCs w:val="32"/>
+          <w:rtl/>
         </w:rPr>
       </w:pPr>
       <w:r>
         <w:rPr>
           <w:b/>
           <w:bCs/>
-          <w:sz w:val="28"/>
-          <w:szCs w:val="28"/>
-        </w:rPr>
-        <w:t>Low-Fidelity Prototype Screens </w:t>
-      </w:r>
-    </w:p>
-    <w:p>
-      <w:pPr>
-        <w:rPr>
-          <w:lang w:val="en-US"/>
-        </w:rPr>
-      </w:pPr>
-    </w:p>
-    <w:p>
-      <w:pPr>
-        <w:rPr>
-          <w:lang w:val="en-US"/>
-        </w:rPr>
-      </w:pPr>
-    </w:p>
-    <w:p>
-      <w:pPr>
-        <w:rPr>
-          <w:lang w:val="en-US"/>
-        </w:rPr>
-      </w:pPr>
-    </w:p>
-    <w:p>
-      <w:pPr>
-        <w:rPr>
-          <w:lang w:val="en-US"/>
-        </w:rPr>
-      </w:pPr>
-    </w:p>
-    <w:p>
-      <w:pPr>
-        <w:rPr>
-          <w:lang w:val="en-US"/>
-        </w:rPr>
-      </w:pPr>
-    </w:p>
-    <w:p>
-      <w:pPr>
-        <w:rPr>
-          <w:lang w:val="en-US"/>
-        </w:rPr>
-      </w:pPr>
-    </w:p>
-    <w:p>
-      <w:pPr>
-        <w:rPr>
-          <w:lang w:val="en-US"/>
-        </w:rPr>
-      </w:pPr>
-    </w:p>
-    <w:p>
-      <w:pPr>
-        <w:rPr>
-          <w:lang w:val="en-US"/>
-        </w:rPr>
-      </w:pPr>
-    </w:p>
-    <w:p>
-      <w:pPr>
-        <w:rPr>
-          <w:lang w:val="en-US"/>
-        </w:rPr>
-      </w:pPr>
-    </w:p>
-    <w:p>
-      <w:pPr>
-        <w:rPr>
-          <w:lang w:val="en-US"/>
-        </w:rPr>
-      </w:pPr>
-    </w:p>
-    <w:p>
-      <w:pPr>
-        <w:rPr>
-          <w:lang w:val="en-US"/>
-        </w:rPr>
-      </w:pPr>
-    </w:p>
-    <w:p>
-      <w:pPr>
-        <w:rPr>
-          <w:lang w:val="en-US"/>
-        </w:rPr>
-      </w:pPr>
-    </w:p>
-    <w:p>
-      <w:pPr>
-        <w:rPr>
-          <w:lang w:val="en-US"/>
-        </w:rPr>
-      </w:pPr>
-    </w:p>
-    <w:p>
-      <w:pPr>
-        <w:rPr>
-          <w:lang w:val="en-US"/>
-        </w:rPr>
-      </w:pPr>
-    </w:p>
-    <w:p>
-      <w:pPr>
-        <w:rPr>
-          <w:lang w:val="en-US"/>
-        </w:rPr>
-      </w:pPr>
-    </w:p>
-    <w:p>
-      <w:pPr>
-        <w:rPr>
-          <w:lang w:val="en-US"/>
-        </w:rPr>
-      </w:pPr>
-    </w:p>
-    <w:p>
-      <w:pPr>
-        <w:rPr>
-          <w:lang w:val="en-US"/>
-        </w:rPr>
-      </w:pPr>
-    </w:p>
-    <w:p>
-      <w:pPr>
-        <w:rPr>
-          <w:lang w:val="en-US"/>
-        </w:rPr>
-      </w:pPr>
-    </w:p>
-    <w:p>
-      <w:pPr>
-        <w:rPr>
-          <w:lang w:val="en-US"/>
-        </w:rPr>
-      </w:pPr>
+          <w:sz w:val="32"/>
+          <w:szCs w:val="32"/>
+        </w:rPr>
+        <w:t>Justification</w:t>
+      </w:r>
     </w:p>
     <w:p>
       <w:pPr>
         <w:rPr>
           <w:b/>
           <w:bCs/>
+          <w:sz w:val="32"/>
+          <w:szCs w:val="32"/>
           <w:rtl/>
+        </w:rPr>
+      </w:pPr>
+    </w:p>
+    <w:p>
+      <w:r>
+        <w:t>Evolutionary Prototyping was selected because it allows the system to be improved step by step based on user feedback. Since the Student Activities Management System includes different features such as browsing activities, registration, notifications, attendance tracking, and activity management, this approach is more suitable. It helps the team understand user needs better, make improvements during development, and reduce the chance of creating a system that does not meet user expectations. </w:t>
+      </w:r>
+    </w:p>
+    <w:p/>
+    <w:p>
+      <w:pPr>
+        <w:rPr>
+          <w:sz w:val="32"/>
+          <w:szCs w:val="32"/>
         </w:rPr>
       </w:pPr>
       <w:r>
         <w:rPr>
           <w:b/>
           <w:bCs/>
+          <w:sz w:val="32"/>
+          <w:szCs w:val="32"/>
+        </w:rPr>
+        <w:t>Low-Fidelity Prototype Screens </w:t>
+      </w:r>
+    </w:p>
+    <w:p/>
+    <w:p/>
+    <w:p/>
+    <w:p/>
+    <w:p/>
+    <w:p/>
+    <w:p/>
+    <w:p/>
+    <w:p/>
+    <w:p/>
+    <w:p/>
+    <w:p>
+      <w:pPr>
+        <w:rPr>
+          <w:rtl/>
+        </w:rPr>
+      </w:pPr>
+    </w:p>
+    <w:p/>
+    <w:p/>
+    <w:p>
+      <w:pPr>
+        <w:rPr>
+          <w:b/>
+          <w:bCs/>
+          <w:sz w:val="32"/>
+          <w:szCs w:val="32"/>
+          <w:rtl/>
+        </w:rPr>
+      </w:pPr>
+      <w:r>
+        <w:rPr>
+          <w:b/>
+          <w:bCs/>
+          <w:sz w:val="32"/>
+          <w:szCs w:val="32"/>
         </w:rPr>
         <w:lastRenderedPageBreak/>
         <w:t>Screen 1: Home</w:t>
       </w:r>
     </w:p>
     <w:p>
-      <w:pPr>
-        <w:rPr>
-          <w:lang w:val="en-US"/>
-        </w:rPr>
-      </w:pPr>
       <w:r>
         <w:rPr>
           <w:noProof/>
-          <w:lang w:val="en-US"/>
         </w:rPr>
         <w:drawing>
           <wp:inline distT="0" distB="0" distL="0" distR="0" wp14:anchorId="7CE120E1" wp14:editId="7FFF6D56">
@@ -5767,60 +5646,32 @@
         </w:drawing>
       </w:r>
     </w:p>
-    <w:p>
-      <w:pPr>
-        <w:rPr>
-          <w:lang w:val="en-US"/>
-        </w:rPr>
-      </w:pPr>
-    </w:p>
-    <w:p>
-      <w:pPr>
-        <w:rPr>
-          <w:lang w:val="en-US"/>
-        </w:rPr>
-      </w:pPr>
-    </w:p>
-    <w:p>
-      <w:pPr>
-        <w:rPr>
-          <w:lang w:val="en-US"/>
-        </w:rPr>
-      </w:pPr>
-    </w:p>
+    <w:p/>
+    <w:p/>
+    <w:p/>
     <w:p>
       <w:pPr>
         <w:rPr>
           <w:b/>
           <w:bCs/>
+          <w:sz w:val="32"/>
+          <w:szCs w:val="32"/>
         </w:rPr>
       </w:pPr>
       <w:r>
         <w:rPr>
           <w:b/>
           <w:bCs/>
-        </w:rPr>
-        <w:lastRenderedPageBreak/>
-        <w:t>Screen 2: My Activitie</w:t>
-      </w:r>
-      <w:r>
-        <w:rPr>
-          <w:b/>
-          <w:bCs/>
-        </w:rPr>
-        <w:t>s</w:t>
-      </w:r>
-    </w:p>
-    <w:p>
-      <w:pPr>
-        <w:rPr>
-          <w:lang w:val="en-US"/>
-        </w:rPr>
-      </w:pPr>
+          <w:sz w:val="32"/>
+          <w:szCs w:val="32"/>
+        </w:rPr>
+        <w:t>Screen 2: My Activities</w:t>
+      </w:r>
+    </w:p>
+    <w:p>
       <w:r>
         <w:rPr>
           <w:noProof/>
-          <w:lang w:val="en-US"/>
         </w:rPr>
         <w:drawing>
           <wp:inline distT="0" distB="0" distL="0" distR="0" wp14:anchorId="69989472" wp14:editId="3D8B5DEE">
@@ -5862,9 +5713,193 @@
     <w:p>
       <w:pPr>
         <w:rPr>
-          <w:lang w:val="en-US"/>
-        </w:rPr>
-      </w:pPr>
+          <w:rtl/>
+        </w:rPr>
+      </w:pPr>
+    </w:p>
+    <w:p>
+      <w:pPr>
+        <w:rPr>
+          <w:rtl/>
+        </w:rPr>
+      </w:pPr>
+    </w:p>
+    <w:p>
+      <w:pPr>
+        <w:rPr>
+          <w:rtl/>
+        </w:rPr>
+      </w:pPr>
+    </w:p>
+    <w:p>
+      <w:pPr>
+        <w:rPr>
+          <w:rtl/>
+        </w:rPr>
+      </w:pPr>
+    </w:p>
+    <w:p>
+      <w:pPr>
+        <w:rPr>
+          <w:rtl/>
+        </w:rPr>
+      </w:pPr>
+    </w:p>
+    <w:p>
+      <w:pPr>
+        <w:rPr>
+          <w:b/>
+          <w:bCs/>
+          <w:sz w:val="32"/>
+          <w:szCs w:val="32"/>
+        </w:rPr>
+      </w:pPr>
+      <w:r>
+        <w:rPr>
+          <w:b/>
+          <w:bCs/>
+          <w:sz w:val="32"/>
+          <w:szCs w:val="32"/>
+        </w:rPr>
+        <w:t>Screen 3: Activity Details &amp; Registration</w:t>
+      </w:r>
+    </w:p>
+    <w:p>
+      <w:pPr>
+        <w:rPr>
+          <w:rtl/>
+        </w:rPr>
+      </w:pPr>
+      <w:r>
+        <w:rPr>
+          <w:noProof/>
+        </w:rPr>
+        <w:drawing>
+          <wp:inline distT="0" distB="0" distL="0" distR="0" wp14:anchorId="77557768" wp14:editId="03846AAB">
+            <wp:extent cx="3353268" cy="6420746"/>
+            <wp:effectExtent l="0" t="0" r="0" b="0"/>
+            <wp:docPr id="759020751" name="Picture 12"/>
+            <wp:cNvGraphicFramePr>
+              <a:graphicFrameLocks xmlns:a="http://schemas.openxmlformats.org/drawingml/2006/main" noChangeAspect="1"/>
+            </wp:cNvGraphicFramePr>
+            <a:graphic xmlns:a="http://schemas.openxmlformats.org/drawingml/2006/main">
+              <a:graphicData uri="http://schemas.openxmlformats.org/drawingml/2006/picture">
+                <pic:pic xmlns:pic="http://schemas.openxmlformats.org/drawingml/2006/picture">
+                  <pic:nvPicPr>
+                    <pic:cNvPr id="759020751" name="Picture 759020751"/>
+                    <pic:cNvPicPr/>
+                  </pic:nvPicPr>
+                  <pic:blipFill>
+                    <a:blip r:embed="rId18"/>
+                    <a:stretch>
+                      <a:fillRect/>
+                    </a:stretch>
+                  </pic:blipFill>
+                  <pic:spPr>
+                    <a:xfrm>
+                      <a:off x="0" y="0"/>
+                      <a:ext cx="3353268" cy="6420746"/>
+                    </a:xfrm>
+                    <a:prstGeom prst="rect">
+                      <a:avLst/>
+                    </a:prstGeom>
+                  </pic:spPr>
+                </pic:pic>
+              </a:graphicData>
+            </a:graphic>
+          </wp:inline>
+        </w:drawing>
+      </w:r>
+    </w:p>
+    <w:p>
+      <w:pPr>
+        <w:rPr>
+          <w:rtl/>
+        </w:rPr>
+      </w:pPr>
+    </w:p>
+    <w:p>
+      <w:pPr>
+        <w:rPr>
+          <w:rtl/>
+        </w:rPr>
+      </w:pPr>
+    </w:p>
+    <w:p>
+      <w:pPr>
+        <w:rPr>
+          <w:rtl/>
+        </w:rPr>
+      </w:pPr>
+    </w:p>
+    <w:p>
+      <w:pPr>
+        <w:rPr>
+          <w:b/>
+          <w:bCs/>
+          <w:sz w:val="32"/>
+          <w:szCs w:val="32"/>
+          <w:rtl/>
+        </w:rPr>
+      </w:pPr>
+      <w:r>
+        <w:rPr>
+          <w:b/>
+          <w:bCs/>
+          <w:sz w:val="32"/>
+          <w:szCs w:val="32"/>
+        </w:rPr>
+        <w:t>Reflection</w:t>
+      </w:r>
+      <w:r>
+        <w:rPr>
+          <w:rFonts w:hint="cs"/>
+          <w:b/>
+          <w:bCs/>
+          <w:sz w:val="32"/>
+          <w:szCs w:val="32"/>
+          <w:rtl/>
+        </w:rPr>
+        <w:t>:</w:t>
+      </w:r>
+    </w:p>
+    <w:p/>
+    <w:p>
+      <w:r>
+        <w:t>Working on Task 2, which involved designing the low</w:t>
+      </w:r>
+      <w:r>
+        <w:noBreakHyphen/>
+        <w:t>fidelity prototype, was a valuable experience for me. My responsibility was to choose a suitable prototyping approach, design three main screens for the Student Activities Management System, and explain why the selected approach was appropriate. This task helped me understand that interface design is not only about making the screens look good, but also about making them simple and easy for users to use.</w:t>
+      </w:r>
+    </w:p>
+    <w:p/>
+    <w:p>
+      <w:r>
+        <w:t>The biggest challenge I faced was creating the prototype itself. At first, I found it difficult to decide where to place each element and how to organise the screens in a clear and simple way. I spent time changing the layout several times until I was satisfied with the final result. Although it was challenging, I enjoyed the process. When I finally saw the completed prototype, I felt proud because it felt as though I had created something new from my own ideas. I even wished I could add colours and make it look more realistic, but since the project required a low</w:t>
+      </w:r>
+      <w:r>
+        <w:noBreakHyphen/>
+        <w:t>fidelity prototype, I kept the design simple and focused on the structure instead.</w:t>
+      </w:r>
+    </w:p>
+    <w:p/>
+    <w:p>
+      <w:r>
+        <w:t>I chose Evolutionary Prototyping instead of Throwaway Prototyping because I believe it is more suitable for this project. The Student Activities Management System contains different features, such as browsing activities, viewing details, and registering for events. These features may need further improvement after receiving user feedback, so Evolutionary Prototyping allows the design to be updated and refined gradually without starting over. In contrast, Throwaway Prototyping is mainly used to explore ideas and is usually discarded once the requirements are clear. For this reason, I believed Evolutionary Prototyping was the better choice.</w:t>
+      </w:r>
+    </w:p>
+    <w:p/>
+    <w:p>
+      <w:r>
+        <w:t>During this project, I used ChatGPT only as a supporting tool. I used it to help me understand some project requirements, improve the grammar of my writing, and organise my ideas more clearly. I did not copy the responses directly. Instead, I reviewed the suggestions carefully, compared them with the project instructions, and rewrote the content in my own words to ensure it reflected my understanding and matched the project requirements.</w:t>
+      </w:r>
+    </w:p>
+    <w:p/>
+    <w:p>
+      <w:r>
+        <w:t>If I had more time, I would create additional prototype screens and ask other students to test the interface before the final submission. Their feedback would help me improve the design and make the user experience even better. Overall, this project improved my design skills and gave me more confidence in creating user interfaces. It was a challenging but enjoyable experience, and I am pleased with what I achieved.</w:t>
+      </w:r>
     </w:p>
     <w:p>
       <w:pPr>
@@ -6001,18 +6036,30 @@
     </w:p>
     <w:p/>
     <w:p>
-      <w:r>
-        <w:rPr>
-          <w:highlight w:val="yellow"/>
-        </w:rPr>
-        <w:t>Context Diagram:</w:t>
-      </w:r>
-      <w:r>
-        <w:t xml:space="preserve"> </w:t>
-      </w:r>
-      <w:r>
-        <w:rPr>
+      <w:pPr>
+        <w:rPr>
+          <w:b/>
+          <w:bCs/>
+          <w:sz w:val="32"/>
+          <w:szCs w:val="32"/>
+        </w:rPr>
+      </w:pPr>
+      <w:r>
+        <w:rPr>
+          <w:b/>
+          <w:bCs/>
+          <w:sz w:val="32"/>
+          <w:szCs w:val="32"/>
+        </w:rPr>
+        <w:t xml:space="preserve">Context Diagram: </w:t>
+      </w:r>
+      <w:r>
+        <w:rPr>
+          <w:b/>
+          <w:bCs/>
           <w:noProof/>
+          <w:sz w:val="32"/>
+          <w:szCs w:val="32"/>
         </w:rPr>
         <w:drawing>
           <wp:inline distT="0" distB="0" distL="0" distR="0" wp14:anchorId="30DDD611" wp14:editId="7AC1925D">
@@ -6030,7 +6077,7 @@
                     <pic:cNvPicPr/>
                   </pic:nvPicPr>
                   <pic:blipFill>
-                    <a:blip r:embed="rId18"/>
+                    <a:blip r:embed="rId19"/>
                     <a:stretch>
                       <a:fillRect/>
                     </a:stretch>
@@ -6061,7 +6108,10 @@
       </w:pPr>
       <w:r>
         <w:rPr>
-          <w:highlight w:val="yellow"/>
+          <w:b/>
+          <w:bCs/>
+          <w:sz w:val="32"/>
+          <w:szCs w:val="32"/>
         </w:rPr>
         <w:lastRenderedPageBreak/>
         <w:t>Level-0 DFD :</w:t>
@@ -6089,7 +6139,7 @@
                     <pic:cNvPicPr/>
                   </pic:nvPicPr>
                   <pic:blipFill>
-                    <a:blip r:embed="rId19"/>
+                    <a:blip r:embed="rId20"/>
                     <a:stretch>
                       <a:fillRect/>
                     </a:stretch>
@@ -6115,26 +6165,118 @@
     <w:p/>
     <w:p/>
     <w:p/>
-    <w:p/>
-    <w:p/>
-    <w:p/>
-    <w:p>
-      <w:r>
-        <w:rPr>
+    <w:p>
+      <w:pPr>
+        <w:rPr>
+          <w:rtl/>
+        </w:rPr>
+      </w:pPr>
+    </w:p>
+    <w:p>
+      <w:pPr>
+        <w:rPr>
+          <w:rtl/>
+        </w:rPr>
+      </w:pPr>
+    </w:p>
+    <w:p>
+      <w:pPr>
+        <w:rPr>
+          <w:rtl/>
+        </w:rPr>
+      </w:pPr>
+    </w:p>
+    <w:p>
+      <w:pPr>
+        <w:rPr>
+          <w:rtl/>
+        </w:rPr>
+      </w:pPr>
+    </w:p>
+    <w:p>
+      <w:pPr>
+        <w:rPr>
+          <w:rtl/>
+        </w:rPr>
+      </w:pPr>
+    </w:p>
+    <w:p>
+      <w:pPr>
+        <w:rPr>
+          <w:rtl/>
+        </w:rPr>
+      </w:pPr>
+    </w:p>
+    <w:p>
+      <w:pPr>
+        <w:rPr>
+          <w:rtl/>
+        </w:rPr>
+      </w:pPr>
+    </w:p>
+    <w:p>
+      <w:pPr>
+        <w:rPr>
+          <w:rtl/>
+        </w:rPr>
+      </w:pPr>
+    </w:p>
+    <w:p>
+      <w:pPr>
+        <w:rPr>
+          <w:rtl/>
+        </w:rPr>
+      </w:pPr>
+    </w:p>
+    <w:p>
+      <w:pPr>
+        <w:rPr>
+          <w:rtl/>
+        </w:rPr>
+      </w:pPr>
+    </w:p>
+    <w:p>
+      <w:pPr>
+        <w:rPr>
+          <w:rtl/>
+        </w:rPr>
+      </w:pPr>
+    </w:p>
+    <w:p/>
+    <w:p/>
+    <w:p/>
+    <w:p>
+      <w:pPr>
+        <w:rPr>
+          <w:b/>
+          <w:bCs/>
+          <w:sz w:val="32"/>
+          <w:szCs w:val="32"/>
+        </w:rPr>
+      </w:pPr>
+      <w:r>
+        <w:rPr>
+          <w:b/>
+          <w:bCs/>
           <w:color w:val="000000"/>
-          <w:highlight w:val="yellow"/>
+          <w:sz w:val="32"/>
+          <w:szCs w:val="32"/>
           <w:shd w:val="clear" w:color="auto" w:fill="ECECEC"/>
         </w:rPr>
+        <w:lastRenderedPageBreak/>
         <w:t>Level-1 DFD: Process 1.0</w:t>
       </w:r>
     </w:p>
-    <w:p/>
-    <w:p>
+    <w:p>
+      <w:pPr>
+        <w:rPr>
+          <w:rtl/>
+        </w:rPr>
+      </w:pPr>
       <w:r>
         <w:rPr>
           <w:noProof/>
         </w:rPr>
-        <w:lastRenderedPageBreak/>
         <w:drawing>
           <wp:inline distT="0" distB="0" distL="0" distR="0" wp14:anchorId="4FB86ED1" wp14:editId="31F1D4E7">
             <wp:extent cx="3913632" cy="6040147"/>
@@ -6151,7 +6293,7 @@
                     <pic:cNvPicPr/>
                   </pic:nvPicPr>
                   <pic:blipFill>
-                    <a:blip r:embed="rId20"/>
+                    <a:blip r:embed="rId21"/>
                     <a:stretch>
                       <a:fillRect/>
                     </a:stretch>
@@ -6172,14 +6314,48 @@
         </w:drawing>
       </w:r>
     </w:p>
-    <w:p/>
-    <w:p>
-      <w:r>
-        <w:rPr>
+    <w:p>
+      <w:pPr>
+        <w:rPr>
+          <w:rtl/>
+        </w:rPr>
+      </w:pPr>
+    </w:p>
+    <w:p>
+      <w:pPr>
+        <w:rPr>
+          <w:rtl/>
+        </w:rPr>
+      </w:pPr>
+    </w:p>
+    <w:p>
+      <w:pPr>
+        <w:rPr>
+          <w:rtl/>
+        </w:rPr>
+      </w:pPr>
+    </w:p>
+    <w:p/>
+    <w:p/>
+    <w:p>
+      <w:pPr>
+        <w:rPr>
+          <w:b/>
+          <w:bCs/>
+          <w:sz w:val="32"/>
+          <w:szCs w:val="32"/>
+        </w:rPr>
+      </w:pPr>
+      <w:r>
+        <w:rPr>
+          <w:b/>
+          <w:bCs/>
           <w:color w:val="000000"/>
-          <w:highlight w:val="yellow"/>
+          <w:sz w:val="32"/>
+          <w:szCs w:val="32"/>
           <w:shd w:val="clear" w:color="auto" w:fill="ECECEC"/>
         </w:rPr>
+        <w:lastRenderedPageBreak/>
         <w:t>Level-1 DFD: Process 2.0:</w:t>
       </w:r>
     </w:p>
@@ -6188,7 +6364,6 @@
         <w:rPr>
           <w:noProof/>
         </w:rPr>
-        <w:lastRenderedPageBreak/>
         <w:drawing>
           <wp:inline distT="0" distB="0" distL="0" distR="0" wp14:anchorId="62C91584" wp14:editId="25AD474B">
             <wp:extent cx="4133088" cy="6076484"/>
@@ -6205,7 +6380,7 @@
                     <pic:cNvPicPr/>
                   </pic:nvPicPr>
                   <pic:blipFill>
-                    <a:blip r:embed="rId21"/>
+                    <a:blip r:embed="rId22"/>
                     <a:stretch>
                       <a:fillRect/>
                     </a:stretch>
@@ -6235,16 +6410,26 @@
     <w:p/>
     <w:p/>
     <w:p>
-      <w:r>
-        <w:rPr>
+      <w:pPr>
+        <w:rPr>
+          <w:b/>
+          <w:bCs/>
+          <w:sz w:val="32"/>
+          <w:szCs w:val="32"/>
+        </w:rPr>
+      </w:pPr>
+      <w:r>
+        <w:rPr>
+          <w:b/>
+          <w:bCs/>
           <w:color w:val="000000"/>
-          <w:highlight w:val="yellow"/>
+          <w:sz w:val="32"/>
+          <w:szCs w:val="32"/>
           <w:shd w:val="clear" w:color="auto" w:fill="ECECEC"/>
         </w:rPr>
         <w:t>Level-1 DFD: Process 3.0:</w:t>
       </w:r>
     </w:p>
-    <w:p/>
     <w:p>
       <w:r>
         <w:rPr>
@@ -6266,7 +6451,7 @@
                     <pic:cNvPicPr/>
                   </pic:nvPicPr>
                   <pic:blipFill>
-                    <a:blip r:embed="rId22"/>
+                    <a:blip r:embed="rId23"/>
                     <a:stretch>
                       <a:fillRect/>
                     </a:stretch>
@@ -6297,14 +6482,22 @@
     <w:p/>
     <w:p/>
     <w:p>
-      <w:r>
-        <w:rPr>
-          <w:highlight w:val="yellow"/>
-        </w:rPr>
-        <w:t>Reflection:</w:t>
-      </w:r>
-      <w:r>
-        <w:t xml:space="preserve">  </w:t>
+      <w:pPr>
+        <w:rPr>
+          <w:b/>
+          <w:bCs/>
+          <w:sz w:val="32"/>
+          <w:szCs w:val="32"/>
+        </w:rPr>
+      </w:pPr>
+      <w:r>
+        <w:rPr>
+          <w:b/>
+          <w:bCs/>
+          <w:sz w:val="32"/>
+          <w:szCs w:val="32"/>
+        </w:rPr>
+        <w:t xml:space="preserve">Reflection:  </w:t>
       </w:r>
     </w:p>
     <w:p/>
@@ -6635,7 +6828,7 @@
     </w:p>
     <w:p/>
     <w:sectPr>
-      <w:headerReference w:type="default" r:id="rId23"/>
+      <w:headerReference w:type="default" r:id="rId24"/>
       <w:pgSz w:w="12240" w:h="15840" w:code="1"/>
       <w:pgMar w:top="1080" w:right="720" w:bottom="2160" w:left="3096" w:header="1080" w:footer="720" w:gutter="0"/>
       <w:pgNumType w:start="1"/>
@@ -6769,13 +6962,13 @@
             </wp:anchor>
           </w:drawing>
         </mc:Choice>
-        <mc:Fallback xmlns:w16cei="http://schemas.microsoft.com/office/word/2026/wordml/cei">
+        <mc:Fallback>
           <w:pict>
             <v:shapetype w14:anchorId="1B6FB134" id="_x0000_t202" coordsize="21600,21600" o:spt="202" path="m,l,21600r21600,l21600,xe">
               <v:stroke joinstyle="miter"/>
               <v:path gradientshapeok="t" o:connecttype="rect"/>
             </v:shapetype>
-            <v:shape id="Text Box 9" o:spid="_x0000_s1034" type="#_x0000_t202" alt="Restricted - مقيد " style="position:absolute;left:0;text-align:left;margin-left:0;margin-top:0;width:84.4pt;height:32.1pt;z-index:251663360;visibility:visible;mso-wrap-style:none;mso-wrap-distance-left:0;mso-wrap-distance-top:0;mso-wrap-distance-right:0;mso-wrap-distance-bottom:0;mso-position-horizontal:left;mso-position-horizontal-relative:page;mso-position-vertical:bottom;mso-position-vertical-relative:page;v-text-anchor:bottom" o:gfxdata="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" filled="f" stroked="f">
+            <v:shape id="Text Box 9" o:spid="_x0000_s1034" type="#_x0000_t202" alt="Restricted - مقيد " style="position:absolute;left:0;text-align:left;margin-left:0;margin-top:0;width:84.4pt;height:32.1pt;z-index:251663360;visibility:visible;mso-wrap-style:none;mso-wrap-distance-left:0;mso-wrap-distance-top:0;mso-wrap-distance-right:0;mso-wrap-distance-bottom:0;mso-position-horizontal:left;mso-position-horizontal-relative:page;mso-position-vertical:bottom;mso-position-vertical-relative:page;v-text-anchor:bottom" o:gfxdata="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" filled="f" stroked="f">
               <v:textbox style="mso-fit-shape-to-text:t" inset="20pt,0,0,15pt">
                 <w:txbxContent>
                   <w:p>
@@ -6924,13 +7117,13 @@
             </wp:anchor>
           </w:drawing>
         </mc:Choice>
-        <mc:Fallback xmlns:w16cei="http://schemas.microsoft.com/office/word/2026/wordml/cei">
+        <mc:Fallback>
           <w:pict>
             <v:shapetype w14:anchorId="5602C1D6" id="_x0000_t202" coordsize="21600,21600" o:spt="202" path="m,l,21600r21600,l21600,xe">
               <v:stroke joinstyle="miter"/>
               <v:path gradientshapeok="t" o:connecttype="rect"/>
             </v:shapetype>
-            <v:shape id="Text Box 10" o:spid="_x0000_s1035" type="#_x0000_t202" alt="Restricted - مقيد " style="position:absolute;left:0;text-align:left;margin-left:0;margin-top:0;width:84.4pt;height:32.1pt;z-index:251664384;visibility:visible;mso-wrap-style:none;mso-wrap-distance-left:0;mso-wrap-distance-top:0;mso-wrap-distance-right:0;mso-wrap-distance-bottom:0;mso-position-horizontal:left;mso-position-horizontal-relative:page;mso-position-vertical:bottom;mso-position-vertical-relative:page;v-text-anchor:bottom" o:gfxdata="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" filled="f" stroked="f">
+            <v:shape id="Text Box 10" o:spid="_x0000_s1035" type="#_x0000_t202" alt="Restricted - مقيد " style="position:absolute;left:0;text-align:left;margin-left:0;margin-top:0;width:84.4pt;height:32.1pt;z-index:251664384;visibility:visible;mso-wrap-style:none;mso-wrap-distance-left:0;mso-wrap-distance-top:0;mso-wrap-distance-right:0;mso-wrap-distance-bottom:0;mso-position-horizontal:left;mso-position-horizontal-relative:page;mso-position-vertical:bottom;mso-position-vertical-relative:page;v-text-anchor:bottom" o:gfxdata="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" filled="f" stroked="f">
               <v:textbox style="mso-fit-shape-to-text:t" inset="20pt,0,0,15pt">
                 <w:txbxContent>
                   <w:p>
@@ -7079,13 +7272,13 @@
             </wp:anchor>
           </w:drawing>
         </mc:Choice>
-        <mc:Fallback xmlns:w16cei="http://schemas.microsoft.com/office/word/2026/wordml/cei">
+        <mc:Fallback>
           <w:pict>
             <v:shapetype w14:anchorId="30AB902B" id="_x0000_t202" coordsize="21600,21600" o:spt="202" path="m,l,21600r21600,l21600,xe">
               <v:stroke joinstyle="miter"/>
               <v:path gradientshapeok="t" o:connecttype="rect"/>
             </v:shapetype>
-            <v:shape id="Text Box 8" o:spid="_x0000_s1036" type="#_x0000_t202" alt="Restricted - مقيد " style="position:absolute;left:0;text-align:left;margin-left:0;margin-top:0;width:84.4pt;height:32.1pt;z-index:251662336;visibility:visible;mso-wrap-style:none;mso-wrap-distance-left:0;mso-wrap-distance-top:0;mso-wrap-distance-right:0;mso-wrap-distance-bottom:0;mso-position-horizontal:left;mso-position-horizontal-relative:page;mso-position-vertical:bottom;mso-position-vertical-relative:page;v-text-anchor:bottom" o:gfxdata="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" filled="f" stroked="f">
+            <v:shape id="Text Box 8" o:spid="_x0000_s1036" type="#_x0000_t202" alt="Restricted - مقيد " style="position:absolute;left:0;text-align:left;margin-left:0;margin-top:0;width:84.4pt;height:32.1pt;z-index:251662336;visibility:visible;mso-wrap-style:none;mso-wrap-distance-left:0;mso-wrap-distance-top:0;mso-wrap-distance-right:0;mso-wrap-distance-bottom:0;mso-position-horizontal:left;mso-position-horizontal-relative:page;mso-position-vertical:bottom;mso-position-vertical-relative:page;v-text-anchor:bottom" o:gfxdata="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" filled="f" stroked="f">
               <v:textbox style="mso-fit-shape-to-text:t" inset="20pt,0,0,15pt">
                 <w:txbxContent>
                   <w:p>
@@ -7537,7 +7730,7 @@
             <w:rPr>
               <w:noProof/>
             </w:rPr>
-            <w:instrText>Task 3</w:instrText>
+            <w:instrText>Task 1</w:instrText>
           </w:r>
           <w:r>
             <w:rPr>
@@ -7570,7 +7763,7 @@
             <w:rPr>
               <w:noProof/>
             </w:rPr>
-            <w:instrText>Task 3</w:instrText>
+            <w:instrText>Task 1</w:instrText>
           </w:r>
           <w:r>
             <w:rPr>
@@ -7588,7 +7781,7 @@
             <w:rPr>
               <w:noProof/>
             </w:rPr>
-            <w:t xml:space="preserve">Task 3 </w:t>
+            <w:t xml:space="preserve">Task 1 </w:t>
           </w:r>
           <w:r>
             <w:fldChar w:fldCharType="end"/>
@@ -7667,6 +7860,119 @@
     </w:lvl>
   </w:abstractNum>
   <w:abstractNum w:abstractNumId="1" w15:restartNumberingAfterBreak="0">
+    <w:nsid w:val="05136533"/>
+    <w:multiLevelType w:val="hybridMultilevel"/>
+    <w:tmpl w:val="57129FF2"/>
+    <w:lvl w:ilvl="0" w:tplc="0409000D">
+      <w:start w:val="1"/>
+      <w:numFmt w:val="bullet"/>
+      <w:lvlText w:val=""/>
+      <w:lvlJc w:val="left"/>
+      <w:pPr>
+        <w:ind w:left="780" w:hanging="360"/>
+      </w:pPr>
+      <w:rPr>
+        <w:rFonts w:ascii="Wingdings" w:hAnsi="Wingdings" w:hint="default"/>
+      </w:rPr>
+    </w:lvl>
+    <w:lvl w:ilvl="1" w:tplc="04090003" w:tentative="1">
+      <w:start w:val="1"/>
+      <w:numFmt w:val="bullet"/>
+      <w:lvlText w:val="o"/>
+      <w:lvlJc w:val="left"/>
+      <w:pPr>
+        <w:ind w:left="1500" w:hanging="360"/>
+      </w:pPr>
+      <w:rPr>
+        <w:rFonts w:ascii="Courier New" w:hAnsi="Courier New" w:cs="Courier New" w:hint="default"/>
+      </w:rPr>
+    </w:lvl>
+    <w:lvl w:ilvl="2" w:tplc="04090005" w:tentative="1">
+      <w:start w:val="1"/>
+      <w:numFmt w:val="bullet"/>
+      <w:lvlText w:val=""/>
+      <w:lvlJc w:val="left"/>
+      <w:pPr>
+        <w:ind w:left="2220" w:hanging="360"/>
+      </w:pPr>
+      <w:rPr>
+        <w:rFonts w:ascii="Wingdings" w:hAnsi="Wingdings" w:hint="default"/>
+      </w:rPr>
+    </w:lvl>
+    <w:lvl w:ilvl="3" w:tplc="04090001" w:tentative="1">
+      <w:start w:val="1"/>
+      <w:numFmt w:val="bullet"/>
+      <w:lvlText w:val=""/>
+      <w:lvlJc w:val="left"/>
+      <w:pPr>
+        <w:ind w:left="2940" w:hanging="360"/>
+      </w:pPr>
+      <w:rPr>
+        <w:rFonts w:ascii="Symbol" w:hAnsi="Symbol" w:hint="default"/>
+      </w:rPr>
+    </w:lvl>
+    <w:lvl w:ilvl="4" w:tplc="04090003" w:tentative="1">
+      <w:start w:val="1"/>
+      <w:numFmt w:val="bullet"/>
+      <w:lvlText w:val="o"/>
+      <w:lvlJc w:val="left"/>
+      <w:pPr>
+        <w:ind w:left="3660" w:hanging="360"/>
+      </w:pPr>
+      <w:rPr>
+        <w:rFonts w:ascii="Courier New" w:hAnsi="Courier New" w:cs="Courier New" w:hint="default"/>
+      </w:rPr>
+    </w:lvl>
+    <w:lvl w:ilvl="5" w:tplc="04090005" w:tentative="1">
+      <w:start w:val="1"/>
+      <w:numFmt w:val="bullet"/>
+      <w:lvlText w:val=""/>
+      <w:lvlJc w:val="left"/>
+      <w:pPr>
+        <w:ind w:left="4380" w:hanging="360"/>
+      </w:pPr>
+      <w:rPr>
+        <w:rFonts w:ascii="Wingdings" w:hAnsi="Wingdings" w:hint="default"/>
+      </w:rPr>
+    </w:lvl>
+    <w:lvl w:ilvl="6" w:tplc="04090001" w:tentative="1">
+      <w:start w:val="1"/>
+      <w:numFmt w:val="bullet"/>
+      <w:lvlText w:val=""/>
+      <w:lvlJc w:val="left"/>
+      <w:pPr>
+        <w:ind w:left="5100" w:hanging="360"/>
+      </w:pPr>
+      <w:rPr>
+        <w:rFonts w:ascii="Symbol" w:hAnsi="Symbol" w:hint="default"/>
+      </w:rPr>
+    </w:lvl>
+    <w:lvl w:ilvl="7" w:tplc="04090003" w:tentative="1">
+      <w:start w:val="1"/>
+      <w:numFmt w:val="bullet"/>
+      <w:lvlText w:val="o"/>
+      <w:lvlJc w:val="left"/>
+      <w:pPr>
+        <w:ind w:left="5820" w:hanging="360"/>
+      </w:pPr>
+      <w:rPr>
+        <w:rFonts w:ascii="Courier New" w:hAnsi="Courier New" w:cs="Courier New" w:hint="default"/>
+      </w:rPr>
+    </w:lvl>
+    <w:lvl w:ilvl="8" w:tplc="04090005" w:tentative="1">
+      <w:start w:val="1"/>
+      <w:numFmt w:val="bullet"/>
+      <w:lvlText w:val=""/>
+      <w:lvlJc w:val="left"/>
+      <w:pPr>
+        <w:ind w:left="6540" w:hanging="360"/>
+      </w:pPr>
+      <w:rPr>
+        <w:rFonts w:ascii="Wingdings" w:hAnsi="Wingdings" w:hint="default"/>
+      </w:rPr>
+    </w:lvl>
+  </w:abstractNum>
+  <w:abstractNum w:abstractNumId="2" w15:restartNumberingAfterBreak="0">
     <w:nsid w:val="076729CE"/>
     <w:multiLevelType w:val="hybridMultilevel"/>
     <w:tmpl w:val="2006EBEA"/>
@@ -7752,7 +8058,7 @@
       </w:pPr>
     </w:lvl>
   </w:abstractNum>
-  <w:abstractNum w:abstractNumId="2" w15:restartNumberingAfterBreak="0">
+  <w:abstractNum w:abstractNumId="3" w15:restartNumberingAfterBreak="0">
     <w:nsid w:val="0E742539"/>
     <w:multiLevelType w:val="hybridMultilevel"/>
     <w:tmpl w:val="2006EBEA"/>
@@ -7838,7 +8144,7 @@
       </w:pPr>
     </w:lvl>
   </w:abstractNum>
-  <w:abstractNum w:abstractNumId="3" w15:restartNumberingAfterBreak="0">
+  <w:abstractNum w:abstractNumId="4" w15:restartNumberingAfterBreak="0">
     <w:nsid w:val="1A0C651F"/>
     <w:multiLevelType w:val="multilevel"/>
     <w:tmpl w:val="562E872E"/>
@@ -7987,7 +8293,7 @@
       </w:rPr>
     </w:lvl>
   </w:abstractNum>
-  <w:abstractNum w:abstractNumId="4" w15:restartNumberingAfterBreak="0">
+  <w:abstractNum w:abstractNumId="5" w15:restartNumberingAfterBreak="0">
     <w:nsid w:val="1AFA2610"/>
     <w:multiLevelType w:val="hybridMultilevel"/>
     <w:tmpl w:val="2006EBEA"/>
@@ -8073,7 +8379,7 @@
       </w:pPr>
     </w:lvl>
   </w:abstractNum>
-  <w:abstractNum w:abstractNumId="5" w15:restartNumberingAfterBreak="0">
+  <w:abstractNum w:abstractNumId="6" w15:restartNumberingAfterBreak="0">
     <w:nsid w:val="1CB468F0"/>
     <w:multiLevelType w:val="multilevel"/>
     <w:tmpl w:val="35E4B990"/>
@@ -8222,7 +8528,7 @@
       </w:rPr>
     </w:lvl>
   </w:abstractNum>
-  <w:abstractNum w:abstractNumId="6" w15:restartNumberingAfterBreak="0">
+  <w:abstractNum w:abstractNumId="7" w15:restartNumberingAfterBreak="0">
     <w:nsid w:val="367F6A45"/>
     <w:multiLevelType w:val="multilevel"/>
     <w:tmpl w:val="0436C7FE"/>
@@ -8345,7 +8651,7 @@
       </w:rPr>
     </w:lvl>
   </w:abstractNum>
-  <w:abstractNum w:abstractNumId="7" w15:restartNumberingAfterBreak="0">
+  <w:abstractNum w:abstractNumId="8" w15:restartNumberingAfterBreak="0">
     <w:nsid w:val="3A5A4B88"/>
     <w:multiLevelType w:val="hybridMultilevel"/>
     <w:tmpl w:val="2006EBEA"/>
@@ -8431,7 +8737,7 @@
       </w:pPr>
     </w:lvl>
   </w:abstractNum>
-  <w:abstractNum w:abstractNumId="8" w15:restartNumberingAfterBreak="0">
+  <w:abstractNum w:abstractNumId="9" w15:restartNumberingAfterBreak="0">
     <w:nsid w:val="3BC36BF9"/>
     <w:multiLevelType w:val="multilevel"/>
     <w:tmpl w:val="06F4253A"/>
@@ -8580,7 +8886,7 @@
       </w:rPr>
     </w:lvl>
   </w:abstractNum>
-  <w:abstractNum w:abstractNumId="9" w15:restartNumberingAfterBreak="0">
+  <w:abstractNum w:abstractNumId="10" w15:restartNumberingAfterBreak="0">
     <w:nsid w:val="3DBA4501"/>
     <w:multiLevelType w:val="multilevel"/>
     <w:tmpl w:val="08ACF896"/>
@@ -8729,7 +9035,7 @@
       </w:rPr>
     </w:lvl>
   </w:abstractNum>
-  <w:abstractNum w:abstractNumId="10" w15:restartNumberingAfterBreak="0">
+  <w:abstractNum w:abstractNumId="11" w15:restartNumberingAfterBreak="0">
     <w:nsid w:val="44EE13B5"/>
     <w:multiLevelType w:val="hybridMultilevel"/>
     <w:tmpl w:val="2AE033A4"/>
@@ -8844,7 +9150,7 @@
       </w:rPr>
     </w:lvl>
   </w:abstractNum>
-  <w:abstractNum w:abstractNumId="11" w15:restartNumberingAfterBreak="0">
+  <w:abstractNum w:abstractNumId="12" w15:restartNumberingAfterBreak="0">
     <w:nsid w:val="574A7996"/>
     <w:multiLevelType w:val="multilevel"/>
     <w:tmpl w:val="8C42527C"/>
@@ -8993,7 +9299,7 @@
       </w:rPr>
     </w:lvl>
   </w:abstractNum>
-  <w:abstractNum w:abstractNumId="12" w15:restartNumberingAfterBreak="0">
+  <w:abstractNum w:abstractNumId="13" w15:restartNumberingAfterBreak="0">
     <w:nsid w:val="59A421A5"/>
     <w:multiLevelType w:val="hybridMultilevel"/>
     <w:tmpl w:val="BE28B77E"/>
@@ -9082,7 +9388,7 @@
       </w:pPr>
     </w:lvl>
   </w:abstractNum>
-  <w:abstractNum w:abstractNumId="13" w15:restartNumberingAfterBreak="0">
+  <w:abstractNum w:abstractNumId="14" w15:restartNumberingAfterBreak="0">
     <w:nsid w:val="59F83BB3"/>
     <w:multiLevelType w:val="hybridMultilevel"/>
     <w:tmpl w:val="F7449024"/>
@@ -9195,7 +9501,7 @@
       </w:rPr>
     </w:lvl>
   </w:abstractNum>
-  <w:abstractNum w:abstractNumId="14" w15:restartNumberingAfterBreak="0">
+  <w:abstractNum w:abstractNumId="15" w15:restartNumberingAfterBreak="0">
     <w:nsid w:val="60FD06F7"/>
     <w:multiLevelType w:val="hybridMultilevel"/>
     <w:tmpl w:val="2006EBEA"/>
@@ -9281,7 +9587,7 @@
       </w:pPr>
     </w:lvl>
   </w:abstractNum>
-  <w:abstractNum w:abstractNumId="15" w15:restartNumberingAfterBreak="0">
+  <w:abstractNum w:abstractNumId="16" w15:restartNumberingAfterBreak="0">
     <w:nsid w:val="61D86D18"/>
     <w:multiLevelType w:val="hybridMultilevel"/>
     <w:tmpl w:val="2006EBEA"/>
@@ -9367,7 +9673,7 @@
       </w:pPr>
     </w:lvl>
   </w:abstractNum>
-  <w:abstractNum w:abstractNumId="16" w15:restartNumberingAfterBreak="0">
+  <w:abstractNum w:abstractNumId="17" w15:restartNumberingAfterBreak="0">
     <w:nsid w:val="674A4B08"/>
     <w:multiLevelType w:val="hybridMultilevel"/>
     <w:tmpl w:val="2006EBEA"/>
@@ -9453,7 +9759,7 @@
       </w:pPr>
     </w:lvl>
   </w:abstractNum>
-  <w:abstractNum w:abstractNumId="17" w15:restartNumberingAfterBreak="0">
+  <w:abstractNum w:abstractNumId="18" w15:restartNumberingAfterBreak="0">
     <w:nsid w:val="68567E06"/>
     <w:multiLevelType w:val="hybridMultilevel"/>
     <w:tmpl w:val="133092C0"/>
@@ -9542,7 +9848,7 @@
       </w:pPr>
     </w:lvl>
   </w:abstractNum>
-  <w:abstractNum w:abstractNumId="18" w15:restartNumberingAfterBreak="0">
+  <w:abstractNum w:abstractNumId="19" w15:restartNumberingAfterBreak="0">
     <w:nsid w:val="694B3D43"/>
     <w:multiLevelType w:val="multilevel"/>
     <w:tmpl w:val="CA629762"/>
@@ -9655,7 +9961,7 @@
       </w:pPr>
     </w:lvl>
   </w:abstractNum>
-  <w:abstractNum w:abstractNumId="19" w15:restartNumberingAfterBreak="0">
+  <w:abstractNum w:abstractNumId="20" w15:restartNumberingAfterBreak="0">
     <w:nsid w:val="701D4D8A"/>
     <w:multiLevelType w:val="hybridMultilevel"/>
     <w:tmpl w:val="C6E85370"/>
@@ -9768,7 +10074,7 @@
       </w:rPr>
     </w:lvl>
   </w:abstractNum>
-  <w:abstractNum w:abstractNumId="20" w15:restartNumberingAfterBreak="0">
+  <w:abstractNum w:abstractNumId="21" w15:restartNumberingAfterBreak="0">
     <w:nsid w:val="75300294"/>
     <w:multiLevelType w:val="hybridMultilevel"/>
     <w:tmpl w:val="26DACB2E"/>
@@ -9891,7 +10197,7 @@
     </w:lvlOverride>
   </w:num>
   <w:num w:numId="3" w16cid:durableId="1046485672">
-    <w:abstractNumId w:val="6"/>
+    <w:abstractNumId w:val="7"/>
   </w:num>
   <w:num w:numId="4" w16cid:durableId="1348369148">
     <w:abstractNumId w:val="0"/>
@@ -9906,61 +10212,64 @@
     </w:lvlOverride>
   </w:num>
   <w:num w:numId="6" w16cid:durableId="123279202">
+    <w:abstractNumId w:val="11"/>
+  </w:num>
+  <w:num w:numId="7" w16cid:durableId="1541865961">
+    <w:abstractNumId w:val="12"/>
+  </w:num>
+  <w:num w:numId="8" w16cid:durableId="1130123299">
+    <w:abstractNumId w:val="9"/>
+  </w:num>
+  <w:num w:numId="9" w16cid:durableId="1020735855">
+    <w:abstractNumId w:val="6"/>
+  </w:num>
+  <w:num w:numId="10" w16cid:durableId="704987253">
     <w:abstractNumId w:val="10"/>
   </w:num>
-  <w:num w:numId="7" w16cid:durableId="1541865961">
-    <w:abstractNumId w:val="11"/>
+  <w:num w:numId="11" w16cid:durableId="718165009">
+    <w:abstractNumId w:val="4"/>
   </w:num>
-  <w:num w:numId="8" w16cid:durableId="1130123299">
+  <w:num w:numId="12" w16cid:durableId="1010454176">
+    <w:abstractNumId w:val="2"/>
+  </w:num>
+  <w:num w:numId="13" w16cid:durableId="1929000426">
+    <w:abstractNumId w:val="16"/>
+  </w:num>
+  <w:num w:numId="14" w16cid:durableId="1983654359">
+    <w:abstractNumId w:val="5"/>
+  </w:num>
+  <w:num w:numId="15" w16cid:durableId="1377894548">
+    <w:abstractNumId w:val="15"/>
+  </w:num>
+  <w:num w:numId="16" w16cid:durableId="780683629">
+    <w:abstractNumId w:val="3"/>
+  </w:num>
+  <w:num w:numId="17" w16cid:durableId="1215771571">
+    <w:abstractNumId w:val="17"/>
+  </w:num>
+  <w:num w:numId="18" w16cid:durableId="71204324">
+    <w:abstractNumId w:val="19"/>
+  </w:num>
+  <w:num w:numId="19" w16cid:durableId="684866198">
+    <w:abstractNumId w:val="13"/>
+  </w:num>
+  <w:num w:numId="20" w16cid:durableId="1964653278">
+    <w:abstractNumId w:val="18"/>
+  </w:num>
+  <w:num w:numId="21" w16cid:durableId="1308583101">
+    <w:abstractNumId w:val="21"/>
+  </w:num>
+  <w:num w:numId="22" w16cid:durableId="1937514100">
+    <w:abstractNumId w:val="20"/>
+  </w:num>
+  <w:num w:numId="23" w16cid:durableId="859926557">
+    <w:abstractNumId w:val="14"/>
+  </w:num>
+  <w:num w:numId="24" w16cid:durableId="1657798808">
     <w:abstractNumId w:val="8"/>
   </w:num>
-  <w:num w:numId="9" w16cid:durableId="1020735855">
-    <w:abstractNumId w:val="5"/>
-  </w:num>
-  <w:num w:numId="10" w16cid:durableId="704987253">
-    <w:abstractNumId w:val="9"/>
-  </w:num>
-  <w:num w:numId="11" w16cid:durableId="718165009">
-    <w:abstractNumId w:val="3"/>
-  </w:num>
-  <w:num w:numId="12" w16cid:durableId="1010454176">
+  <w:num w:numId="25" w16cid:durableId="28797375">
     <w:abstractNumId w:val="1"/>
-  </w:num>
-  <w:num w:numId="13" w16cid:durableId="1929000426">
-    <w:abstractNumId w:val="15"/>
-  </w:num>
-  <w:num w:numId="14" w16cid:durableId="1983654359">
-    <w:abstractNumId w:val="4"/>
-  </w:num>
-  <w:num w:numId="15" w16cid:durableId="1377894548">
-    <w:abstractNumId w:val="14"/>
-  </w:num>
-  <w:num w:numId="16" w16cid:durableId="780683629">
-    <w:abstractNumId w:val="2"/>
-  </w:num>
-  <w:num w:numId="17" w16cid:durableId="1215771571">
-    <w:abstractNumId w:val="16"/>
-  </w:num>
-  <w:num w:numId="18" w16cid:durableId="71204324">
-    <w:abstractNumId w:val="18"/>
-  </w:num>
-  <w:num w:numId="19" w16cid:durableId="684866198">
-    <w:abstractNumId w:val="12"/>
-  </w:num>
-  <w:num w:numId="20" w16cid:durableId="1964653278">
-    <w:abstractNumId w:val="17"/>
-  </w:num>
-  <w:num w:numId="21" w16cid:durableId="1308583101">
-    <w:abstractNumId w:val="20"/>
-  </w:num>
-  <w:num w:numId="22" w16cid:durableId="1937514100">
-    <w:abstractNumId w:val="19"/>
-  </w:num>
-  <w:num w:numId="23" w16cid:durableId="859926557">
-    <w:abstractNumId w:val="13"/>
-  </w:num>
-  <w:num w:numId="24" w16cid:durableId="1657798808">
-    <w:abstractNumId w:val="7"/>
   </w:num>
 </w:numbering>
 </file>
@@ -10396,7 +10705,7 @@
       <w:color w:val="000000" w:themeColor="text1"/>
       <w:sz w:val="40"/>
       <w:szCs w:val="20"/>
-      <w:lang w:val="en-US" w:eastAsia="ja-JP"/>
+      <w:lang w:eastAsia="ja-JP"/>
     </w:rPr>
   </w:style>
   <w:style w:type="paragraph" w:styleId="Heading2">
@@ -10420,7 +10729,7 @@
       <w:color w:val="000000" w:themeColor="text1"/>
       <w:sz w:val="28"/>
       <w:szCs w:val="20"/>
-      <w:lang w:val="en-US" w:eastAsia="ja-JP"/>
+      <w:lang w:eastAsia="ja-JP"/>
     </w:rPr>
   </w:style>
   <w:style w:type="paragraph" w:styleId="Heading3">
@@ -10442,13 +10751,12 @@
     <w:rPr>
       <w:rFonts w:asciiTheme="majorHAnsi" w:eastAsiaTheme="majorEastAsia" w:hAnsiTheme="majorHAnsi" w:cstheme="majorBidi"/>
       <w:color w:val="7F1D09" w:themeColor="accent1" w:themeShade="7F"/>
-      <w:lang w:val="en-US" w:eastAsia="ja-JP"/>
+      <w:lang w:eastAsia="ja-JP"/>
     </w:rPr>
   </w:style>
   <w:style w:type="character" w:default="1" w:styleId="DefaultParagraphFont">
     <w:name w:val="Default Paragraph Font"/>
     <w:uiPriority w:val="1"/>
-    <w:semiHidden/>
     <w:unhideWhenUsed/>
   </w:style>
   <w:style w:type="table" w:default="1" w:styleId="TableNormal">
@@ -10487,7 +10795,7 @@
       <w:color w:val="EF4623" w:themeColor="accent1"/>
       <w:sz w:val="20"/>
       <w:szCs w:val="20"/>
-      <w:lang w:val="en-US" w:eastAsia="ja-JP"/>
+      <w:lang w:eastAsia="ja-JP"/>
     </w:rPr>
   </w:style>
   <w:style w:type="character" w:customStyle="1" w:styleId="FooterChar">
@@ -10523,7 +10831,7 @@
       <w:kern w:val="20"/>
       <w:sz w:val="60"/>
       <w:szCs w:val="20"/>
-      <w:lang w:val="en-US" w:eastAsia="ja-JP"/>
+      <w:lang w:eastAsia="ja-JP"/>
     </w:rPr>
   </w:style>
   <w:style w:type="paragraph" w:customStyle="1" w:styleId="Graphic">
@@ -10539,7 +10847,7 @@
       <w:color w:val="404040" w:themeColor="text1" w:themeTint="BF"/>
       <w:sz w:val="20"/>
       <w:szCs w:val="20"/>
-      <w:lang w:val="en-US" w:eastAsia="ja-JP"/>
+      <w:lang w:eastAsia="ja-JP"/>
     </w:rPr>
   </w:style>
   <w:style w:type="paragraph" w:styleId="Header">
@@ -10556,7 +10864,7 @@
       <w:color w:val="404040" w:themeColor="text1" w:themeTint="BF"/>
       <w:sz w:val="20"/>
       <w:szCs w:val="20"/>
-      <w:lang w:val="en-US" w:eastAsia="ja-JP"/>
+      <w:lang w:eastAsia="ja-JP"/>
     </w:rPr>
   </w:style>
   <w:style w:type="character" w:customStyle="1" w:styleId="HeaderChar">
@@ -10643,7 +10951,7 @@
       <w:color w:val="EF4623" w:themeColor="accent1"/>
       <w:sz w:val="36"/>
       <w:szCs w:val="20"/>
-      <w:lang w:val="en-US" w:eastAsia="ja-JP"/>
+      <w:lang w:eastAsia="ja-JP"/>
     </w:rPr>
   </w:style>
   <w:style w:type="paragraph" w:customStyle="1" w:styleId="Page">
@@ -10662,7 +10970,7 @@
       <w:color w:val="000000" w:themeColor="text1"/>
       <w:sz w:val="36"/>
       <w:szCs w:val="20"/>
-      <w:lang w:val="en-US" w:eastAsia="ja-JP"/>
+      <w:lang w:eastAsia="ja-JP"/>
     </w:rPr>
   </w:style>
   <w:style w:type="paragraph" w:styleId="Title">
@@ -10682,7 +10990,7 @@
       <w:color w:val="EF4623" w:themeColor="accent1"/>
       <w:sz w:val="200"/>
       <w:szCs w:val="20"/>
-      <w:lang w:val="en-US" w:eastAsia="ja-JP"/>
+      <w:lang w:eastAsia="ja-JP"/>
     </w:rPr>
   </w:style>
   <w:style w:type="character" w:customStyle="1" w:styleId="TitleChar">
@@ -10719,7 +11027,7 @@
       <w:color w:val="404040" w:themeColor="text1" w:themeTint="BF"/>
       <w:sz w:val="16"/>
       <w:szCs w:val="20"/>
-      <w:lang w:val="en-US" w:eastAsia="ja-JP"/>
+      <w:lang w:eastAsia="ja-JP"/>
     </w:rPr>
   </w:style>
   <w:style w:type="character" w:customStyle="1" w:styleId="BalloonTextChar">
@@ -10774,7 +11082,7 @@
       <w:kern w:val="20"/>
       <w:sz w:val="28"/>
       <w:szCs w:val="20"/>
-      <w:lang w:val="en-US" w:eastAsia="ja-JP"/>
+      <w:lang w:eastAsia="ja-JP"/>
     </w:rPr>
   </w:style>
   <w:style w:type="paragraph" w:styleId="NoSpacing">
@@ -10817,7 +11125,7 @@
       <w:kern w:val="20"/>
       <w:sz w:val="20"/>
       <w:szCs w:val="20"/>
-      <w:lang w:val="en-US" w:eastAsia="ja-JP"/>
+      <w:lang w:eastAsia="ja-JP"/>
     </w:rPr>
   </w:style>
   <w:style w:type="character" w:customStyle="1" w:styleId="Heading1Char">
@@ -10884,7 +11192,7 @@
       <w:color w:val="EF4623" w:themeColor="accent1"/>
       <w:kern w:val="20"/>
       <w:szCs w:val="20"/>
-      <w:lang w:val="en-US" w:eastAsia="ja-JP"/>
+      <w:lang w:eastAsia="ja-JP"/>
     </w:rPr>
   </w:style>
   <w:style w:type="character" w:customStyle="1" w:styleId="QuoteChar">
@@ -10917,7 +11225,7 @@
       <w:kern w:val="20"/>
       <w:sz w:val="20"/>
       <w:szCs w:val="20"/>
-      <w:lang w:val="en-US" w:eastAsia="ja-JP"/>
+      <w:lang w:eastAsia="ja-JP"/>
     </w:rPr>
   </w:style>
   <w:style w:type="character" w:customStyle="1" w:styleId="SignatureChar">
@@ -10954,7 +11262,7 @@
       <w:kern w:val="20"/>
       <w:sz w:val="20"/>
       <w:szCs w:val="20"/>
-      <w:lang w:val="en-US" w:eastAsia="ja-JP"/>
+      <w:lang w:eastAsia="ja-JP"/>
     </w:rPr>
   </w:style>
   <w:style w:type="paragraph" w:styleId="ListNumber">
@@ -10976,7 +11284,7 @@
       <w:kern w:val="20"/>
       <w:sz w:val="20"/>
       <w:szCs w:val="20"/>
-      <w:lang w:val="en-US" w:eastAsia="ja-JP"/>
+      <w:lang w:eastAsia="ja-JP"/>
     </w:rPr>
   </w:style>
   <w:style w:type="paragraph" w:styleId="ListNumber2">
@@ -10999,7 +11307,7 @@
       <w:kern w:val="20"/>
       <w:sz w:val="20"/>
       <w:szCs w:val="20"/>
-      <w:lang w:val="en-US" w:eastAsia="ja-JP"/>
+      <w:lang w:eastAsia="ja-JP"/>
     </w:rPr>
   </w:style>
   <w:style w:type="paragraph" w:styleId="ListNumber3">
@@ -11021,7 +11329,7 @@
       <w:kern w:val="20"/>
       <w:sz w:val="20"/>
       <w:szCs w:val="20"/>
-      <w:lang w:val="en-US" w:eastAsia="ja-JP"/>
+      <w:lang w:eastAsia="ja-JP"/>
     </w:rPr>
   </w:style>
   <w:style w:type="paragraph" w:styleId="ListNumber4">
@@ -11043,7 +11351,7 @@
       <w:kern w:val="20"/>
       <w:sz w:val="20"/>
       <w:szCs w:val="20"/>
-      <w:lang w:val="en-US" w:eastAsia="ja-JP"/>
+      <w:lang w:eastAsia="ja-JP"/>
     </w:rPr>
   </w:style>
   <w:style w:type="paragraph" w:styleId="ListNumber5">
@@ -11065,7 +11373,7 @@
       <w:kern w:val="20"/>
       <w:sz w:val="20"/>
       <w:szCs w:val="20"/>
-      <w:lang w:val="en-US" w:eastAsia="ja-JP"/>
+      <w:lang w:eastAsia="ja-JP"/>
     </w:rPr>
   </w:style>
   <w:style w:type="table" w:customStyle="1" w:styleId="FinancialTable">
@@ -11136,7 +11444,7 @@
       <w:color w:val="404040" w:themeColor="text1" w:themeTint="BF"/>
       <w:sz w:val="20"/>
       <w:szCs w:val="20"/>
-      <w:lang w:val="en-US" w:eastAsia="ja-JP"/>
+      <w:lang w:eastAsia="ja-JP"/>
     </w:rPr>
   </w:style>
   <w:style w:type="character" w:customStyle="1" w:styleId="CommentTextChar">
@@ -11280,7 +11588,7 @@
       <w:color w:val="404040" w:themeColor="text1" w:themeTint="BF"/>
       <w:sz w:val="20"/>
       <w:szCs w:val="20"/>
-      <w:lang w:val="en-US" w:eastAsia="ja-JP"/>
+      <w:lang w:eastAsia="ja-JP"/>
     </w:rPr>
   </w:style>
   <w:style w:type="paragraph" w:customStyle="1" w:styleId="TableText">
@@ -11296,7 +11604,7 @@
       <w:color w:val="404040" w:themeColor="text1" w:themeTint="BF"/>
       <w:sz w:val="20"/>
       <w:szCs w:val="20"/>
-      <w:lang w:val="en-US" w:eastAsia="ja-JP"/>
+      <w:lang w:eastAsia="ja-JP"/>
     </w:rPr>
   </w:style>
   <w:style w:type="paragraph" w:customStyle="1" w:styleId="Organization">
@@ -11315,7 +11623,7 @@
       <w:color w:val="EF4623" w:themeColor="accent1"/>
       <w:sz w:val="36"/>
       <w:szCs w:val="20"/>
-      <w:lang w:val="en-US" w:eastAsia="ja-JP"/>
+      <w:lang w:eastAsia="ja-JP"/>
     </w:rPr>
   </w:style>
   <w:style w:type="paragraph" w:styleId="ListParagraph">
@@ -11334,7 +11642,7 @@
       <w:color w:val="404040" w:themeColor="text1" w:themeTint="BF"/>
       <w:sz w:val="20"/>
       <w:szCs w:val="20"/>
-      <w:lang w:val="en-US" w:eastAsia="ja-JP"/>
+      <w:lang w:eastAsia="ja-JP"/>
     </w:rPr>
   </w:style>
   <w:style w:type="character" w:styleId="UnresolvedMention">
@@ -11375,7 +11683,6 @@
     </w:pPr>
     <w:rPr>
       <w:rFonts w:eastAsiaTheme="minorEastAsia"/>
-      <w:lang w:val="en-US"/>
     </w:rPr>
   </w:style>
 </w:styles>
@@ -11482,10 +11789,10 @@
     <w:pitch w:val="variable"/>
     <w:sig w:usb0="E0002EFF" w:usb1="C000785B" w:usb2="00000009" w:usb3="00000000" w:csb0="000001FF" w:csb1="00000000"/>
   </w:font>
-  <w:font w:name="Symbol">
-    <w:panose1 w:val="05050102010706020507"/>
+  <w:font w:name="Wingdings">
+    <w:panose1 w:val="05000000000000000000"/>
     <w:charset w:val="02"/>
-    <w:family w:val="roman"/>
+    <w:family w:val="auto"/>
     <w:pitch w:val="variable"/>
     <w:sig w:usb0="00000000" w:usb1="10000000" w:usb2="00000000" w:usb3="00000000" w:csb0="80000000" w:csb1="00000000"/>
   </w:font>
@@ -11496,10 +11803,10 @@
     <w:pitch w:val="fixed"/>
     <w:sig w:usb0="E0002EFF" w:usb1="C0007843" w:usb2="00000009" w:usb3="00000000" w:csb0="000001FF" w:csb1="00000000"/>
   </w:font>
-  <w:font w:name="Wingdings">
-    <w:panose1 w:val="05000000000000000000"/>
+  <w:font w:name="Symbol">
+    <w:panose1 w:val="05050102010706020507"/>
     <w:charset w:val="02"/>
-    <w:family w:val="auto"/>
+    <w:family w:val="roman"/>
     <w:pitch w:val="variable"/>
     <w:sig w:usb0="00000000" w:usb1="10000000" w:usb2="00000000" w:usb3="00000000" w:csb0="80000000" w:csb1="00000000"/>
   </w:font>
@@ -11615,6 +11922,7 @@
     <w:rsid w:val="003B2F21"/>
     <w:rsid w:val="003F6FA6"/>
     <w:rsid w:val="00432929"/>
+    <w:rsid w:val="00450C1D"/>
     <w:rsid w:val="004A7EE6"/>
     <w:rsid w:val="005178B3"/>
     <w:rsid w:val="005443A0"/>
@@ -11623,6 +11931,7 @@
     <w:rsid w:val="00660EF5"/>
     <w:rsid w:val="0067264F"/>
     <w:rsid w:val="00695677"/>
+    <w:rsid w:val="006B6E37"/>
     <w:rsid w:val="0073624A"/>
     <w:rsid w:val="007D0B29"/>
     <w:rsid w:val="008955C3"/>
@@ -11636,6 +11945,7 @@
     <w:rsid w:val="00AF3CCC"/>
     <w:rsid w:val="00B2031C"/>
     <w:rsid w:val="00B4602D"/>
+    <w:rsid w:val="00C14CD2"/>
     <w:rsid w:val="00C346F5"/>
     <w:rsid w:val="00C40158"/>
     <w:rsid w:val="00C54676"/>
@@ -11645,6 +11955,7 @@
     <w:rsid w:val="00D1374E"/>
     <w:rsid w:val="00D248BA"/>
     <w:rsid w:val="00D36B88"/>
+    <w:rsid w:val="00D43F39"/>
     <w:rsid w:val="00D56FB7"/>
     <w:rsid w:val="00D91447"/>
     <w:rsid w:val="00DD75D6"/>

--- a/_ IT353 Project_.docx
+++ b/_ IT353 Project_.docx
@@ -76,7 +76,7 @@
                             <w:sdtContent>
                               <w:p>
                                 <w:pPr>
-                                  <w:pStyle w:val="Title"/>
+                                  <w:pStyle w:val="a9"/>
                                   <w:jc w:val="center"/>
                                   <w:rPr>
                                     <w:sz w:val="56"/>
@@ -95,7 +95,7 @@
                           </w:sdt>
                           <w:p>
                             <w:pPr>
-                              <w:pStyle w:val="Subtitle"/>
+                              <w:pStyle w:val="a6"/>
                               <w:spacing w:after="120" w:line="240" w:lineRule="auto"/>
                               <w:ind w:left="706" w:right="720"/>
                               <w:jc w:val="center"/>
@@ -589,7 +589,7 @@
                       <w:sdtContent>
                         <w:p>
                           <w:pPr>
-                            <w:pStyle w:val="Title"/>
+                            <w:pStyle w:val="a9"/>
                             <w:jc w:val="center"/>
                             <w:rPr>
                               <w:sz w:val="56"/>
@@ -608,7 +608,7 @@
                     </w:sdt>
                     <w:p>
                       <w:pPr>
-                        <w:pStyle w:val="Subtitle"/>
+                        <w:pStyle w:val="a6"/>
                         <w:spacing w:after="120" w:line="240" w:lineRule="auto"/>
                         <w:ind w:left="706" w:right="720"/>
                         <w:jc w:val="center"/>
@@ -1484,7 +1484,7 @@
                               <w:txbxContent>
                                 <w:p>
                                   <w:pPr>
-                                    <w:pStyle w:val="ListParagraph"/>
+                                    <w:pStyle w:val="af5"/>
                                     <w:numPr>
                                       <w:ilvl w:val="0"/>
                                       <w:numId w:val="6"/>
@@ -1553,7 +1553,7 @@
                                 </w:p>
                                 <w:p>
                                   <w:pPr>
-                                    <w:pStyle w:val="ListParagraph"/>
+                                    <w:pStyle w:val="af5"/>
                                     <w:numPr>
                                       <w:ilvl w:val="0"/>
                                       <w:numId w:val="6"/>
@@ -1574,7 +1574,7 @@
                                 </w:p>
                                 <w:p>
                                   <w:pPr>
-                                    <w:pStyle w:val="ListParagraph"/>
+                                    <w:pStyle w:val="af5"/>
                                     <w:numPr>
                                       <w:ilvl w:val="0"/>
                                       <w:numId w:val="6"/>
@@ -1686,7 +1686,7 @@
                                 </w:p>
                                 <w:p>
                                   <w:pPr>
-                                    <w:pStyle w:val="ListParagraph"/>
+                                    <w:pStyle w:val="af5"/>
                                     <w:numPr>
                                       <w:ilvl w:val="0"/>
                                       <w:numId w:val="6"/>
@@ -1708,7 +1708,7 @@
                                 </w:p>
                                 <w:p>
                                   <w:pPr>
-                                    <w:pStyle w:val="ListParagraph"/>
+                                    <w:pStyle w:val="af5"/>
                                     <w:numPr>
                                       <w:ilvl w:val="0"/>
                                       <w:numId w:val="6"/>
@@ -1736,7 +1736,7 @@
                                 </w:p>
                                 <w:p>
                                   <w:pPr>
-                                    <w:pStyle w:val="ListParagraph"/>
+                                    <w:pStyle w:val="af5"/>
                                     <w:numPr>
                                       <w:ilvl w:val="0"/>
                                       <w:numId w:val="6"/>
@@ -1758,7 +1758,7 @@
                                 </w:p>
                                 <w:p>
                                   <w:pPr>
-                                    <w:pStyle w:val="ListParagraph"/>
+                                    <w:pStyle w:val="af5"/>
                                     <w:numPr>
                                       <w:ilvl w:val="0"/>
                                       <w:numId w:val="6"/>
@@ -1805,7 +1805,7 @@
                                 </w:p>
                                 <w:p>
                                   <w:pPr>
-                                    <w:pStyle w:val="ListParagraph"/>
+                                    <w:pStyle w:val="af5"/>
                                     <w:numPr>
                                       <w:ilvl w:val="0"/>
                                       <w:numId w:val="6"/>
@@ -1827,7 +1827,7 @@
                                 </w:p>
                                 <w:p>
                                   <w:pPr>
-                                    <w:pStyle w:val="ListParagraph"/>
+                                    <w:pStyle w:val="af5"/>
                                     <w:numPr>
                                       <w:ilvl w:val="0"/>
                                       <w:numId w:val="6"/>
@@ -1867,7 +1867,7 @@
                                 </w:p>
                                 <w:p>
                                   <w:pPr>
-                                    <w:pStyle w:val="ListParagraph"/>
+                                    <w:pStyle w:val="af5"/>
                                     <w:numPr>
                                       <w:ilvl w:val="0"/>
                                       <w:numId w:val="6"/>
@@ -1964,7 +1964,7 @@
                         <w:txbxContent>
                           <w:p>
                             <w:pPr>
-                              <w:pStyle w:val="ListParagraph"/>
+                              <w:pStyle w:val="af5"/>
                               <w:numPr>
                                 <w:ilvl w:val="0"/>
                                 <w:numId w:val="6"/>
@@ -2033,7 +2033,7 @@
                           </w:p>
                           <w:p>
                             <w:pPr>
-                              <w:pStyle w:val="ListParagraph"/>
+                              <w:pStyle w:val="af5"/>
                               <w:numPr>
                                 <w:ilvl w:val="0"/>
                                 <w:numId w:val="6"/>
@@ -2054,7 +2054,7 @@
                           </w:p>
                           <w:p>
                             <w:pPr>
-                              <w:pStyle w:val="ListParagraph"/>
+                              <w:pStyle w:val="af5"/>
                               <w:numPr>
                                 <w:ilvl w:val="0"/>
                                 <w:numId w:val="6"/>
@@ -2166,7 +2166,7 @@
                           </w:p>
                           <w:p>
                             <w:pPr>
-                              <w:pStyle w:val="ListParagraph"/>
+                              <w:pStyle w:val="af5"/>
                               <w:numPr>
                                 <w:ilvl w:val="0"/>
                                 <w:numId w:val="6"/>
@@ -2188,7 +2188,7 @@
                           </w:p>
                           <w:p>
                             <w:pPr>
-                              <w:pStyle w:val="ListParagraph"/>
+                              <w:pStyle w:val="af5"/>
                               <w:numPr>
                                 <w:ilvl w:val="0"/>
                                 <w:numId w:val="6"/>
@@ -2216,7 +2216,7 @@
                           </w:p>
                           <w:p>
                             <w:pPr>
-                              <w:pStyle w:val="ListParagraph"/>
+                              <w:pStyle w:val="af5"/>
                               <w:numPr>
                                 <w:ilvl w:val="0"/>
                                 <w:numId w:val="6"/>
@@ -2238,7 +2238,7 @@
                           </w:p>
                           <w:p>
                             <w:pPr>
-                              <w:pStyle w:val="ListParagraph"/>
+                              <w:pStyle w:val="af5"/>
                               <w:numPr>
                                 <w:ilvl w:val="0"/>
                                 <w:numId w:val="6"/>
@@ -2285,7 +2285,7 @@
                           </w:p>
                           <w:p>
                             <w:pPr>
-                              <w:pStyle w:val="ListParagraph"/>
+                              <w:pStyle w:val="af5"/>
                               <w:numPr>
                                 <w:ilvl w:val="0"/>
                                 <w:numId w:val="6"/>
@@ -2307,7 +2307,7 @@
                           </w:p>
                           <w:p>
                             <w:pPr>
-                              <w:pStyle w:val="ListParagraph"/>
+                              <w:pStyle w:val="af5"/>
                               <w:numPr>
                                 <w:ilvl w:val="0"/>
                                 <w:numId w:val="6"/>
@@ -2347,7 +2347,7 @@
                           </w:p>
                           <w:p>
                             <w:pPr>
-                              <w:pStyle w:val="ListParagraph"/>
+                              <w:pStyle w:val="af5"/>
                               <w:numPr>
                                 <w:ilvl w:val="0"/>
                                 <w:numId w:val="6"/>
@@ -2534,7 +2534,7 @@
                                     </w:tcPr>
                                     <w:p>
                                       <w:pPr>
-                                        <w:pStyle w:val="Footer"/>
+                                        <w:pStyle w:val="a5"/>
                                         <w:rPr>
                                           <w:b/>
                                           <w:bCs/>
@@ -2572,7 +2572,7 @@
                                     </w:p>
                                     <w:p>
                                       <w:pPr>
-                                        <w:pStyle w:val="Footer"/>
+                                        <w:pStyle w:val="a5"/>
                                         <w:rPr>
                                           <w:b/>
                                           <w:bCs/>
@@ -2601,7 +2601,7 @@
                                     </w:p>
                                     <w:p>
                                       <w:pPr>
-                                        <w:pStyle w:val="Footer"/>
+                                        <w:pStyle w:val="a5"/>
                                         <w:rPr>
                                           <w:b/>
                                           <w:bCs/>
@@ -2630,7 +2630,7 @@
                                     </w:p>
                                     <w:p>
                                       <w:pPr>
-                                        <w:pStyle w:val="Footer"/>
+                                        <w:pStyle w:val="a5"/>
                                         <w:rPr>
                                           <w:b/>
                                           <w:bCs/>
@@ -2647,10 +2647,19 @@
                                         </w:rPr>
                                         <w:t>Name:</w:t>
                                       </w:r>
+                                      <w:r>
+                                        <w:rPr>
+                                          <w:b/>
+                                          <w:bCs/>
+                                          <w:sz w:val="28"/>
+                                          <w:szCs w:val="28"/>
+                                        </w:rPr>
+                                        <w:t xml:space="preserve"> Maha Alsubaie</w:t>
+                                      </w:r>
                                     </w:p>
                                     <w:p>
                                       <w:pPr>
-                                        <w:pStyle w:val="Footer"/>
+                                        <w:pStyle w:val="a5"/>
                                         <w:rPr>
                                           <w:b/>
                                           <w:bCs/>
@@ -2678,7 +2687,7 @@
                                     </w:tcPr>
                                     <w:p>
                                       <w:pPr>
-                                        <w:pStyle w:val="Footer"/>
+                                        <w:pStyle w:val="a5"/>
                                         <w:ind w:left="0"/>
                                         <w:rPr>
                                           <w:b/>
@@ -2696,7 +2705,7 @@
                                     </w:tcPr>
                                     <w:p>
                                       <w:pPr>
-                                        <w:pStyle w:val="Footer"/>
+                                        <w:pStyle w:val="a5"/>
                                         <w:rPr>
                                           <w:b/>
                                           <w:bCs/>
@@ -2725,7 +2734,7 @@
                                     </w:p>
                                     <w:p>
                                       <w:pPr>
-                                        <w:pStyle w:val="Footer"/>
+                                        <w:pStyle w:val="a5"/>
                                         <w:rPr>
                                           <w:b/>
                                           <w:bCs/>
@@ -2754,7 +2763,7 @@
                                     </w:p>
                                     <w:p>
                                       <w:pPr>
-                                        <w:pStyle w:val="Footer"/>
+                                        <w:pStyle w:val="a5"/>
                                         <w:rPr>
                                           <w:b/>
                                           <w:bCs/>
@@ -2783,7 +2792,36 @@
                                     </w:p>
                                     <w:p>
                                       <w:pPr>
-                                        <w:pStyle w:val="Footer"/>
+                                        <w:pStyle w:val="a5"/>
+                                        <w:rPr>
+                                          <w:b/>
+                                          <w:bCs/>
+                                          <w:sz w:val="28"/>
+                                          <w:szCs w:val="28"/>
+                                        </w:rPr>
+                                      </w:pPr>
+                                      <w:r>
+                                        <w:rPr>
+                                          <w:b/>
+                                          <w:bCs/>
+                                          <w:sz w:val="28"/>
+                                          <w:szCs w:val="28"/>
+                                        </w:rPr>
+                                        <w:t>ID:</w:t>
+                                      </w:r>
+                                      <w:r>
+                                        <w:rPr>
+                                          <w:b/>
+                                          <w:bCs/>
+                                          <w:sz w:val="28"/>
+                                          <w:szCs w:val="28"/>
+                                        </w:rPr>
+                                        <w:t>S240025765</w:t>
+                                      </w:r>
+                                    </w:p>
+                                    <w:p>
+                                      <w:pPr>
+                                        <w:pStyle w:val="a5"/>
                                         <w:rPr>
                                           <w:b/>
                                           <w:bCs/>
@@ -2803,27 +2841,7 @@
                                     </w:p>
                                     <w:p>
                                       <w:pPr>
-                                        <w:pStyle w:val="Footer"/>
-                                        <w:rPr>
-                                          <w:b/>
-                                          <w:bCs/>
-                                          <w:sz w:val="28"/>
-                                          <w:szCs w:val="28"/>
-                                        </w:rPr>
-                                      </w:pPr>
-                                      <w:r>
-                                        <w:rPr>
-                                          <w:b/>
-                                          <w:bCs/>
-                                          <w:sz w:val="28"/>
-                                          <w:szCs w:val="28"/>
-                                        </w:rPr>
-                                        <w:t>ID:</w:t>
-                                      </w:r>
-                                    </w:p>
-                                    <w:p>
-                                      <w:pPr>
-                                        <w:pStyle w:val="Footer"/>
+                                        <w:pStyle w:val="a5"/>
                                         <w:rPr>
                                           <w:b/>
                                           <w:bCs/>
@@ -2845,7 +2863,7 @@
                                     </w:tcPr>
                                     <w:p>
                                       <w:pPr>
-                                        <w:pStyle w:val="Footer"/>
+                                        <w:pStyle w:val="a5"/>
                                         <w:rPr>
                                           <w:b/>
                                           <w:bCs/>
@@ -2864,7 +2882,7 @@
                                     </w:tcPr>
                                     <w:p>
                                       <w:pPr>
-                                        <w:pStyle w:val="Footer"/>
+                                        <w:pStyle w:val="a5"/>
                                         <w:ind w:left="0"/>
                                         <w:rPr>
                                           <w:b/>
@@ -2882,7 +2900,7 @@
                                     </w:tcPr>
                                     <w:p>
                                       <w:pPr>
-                                        <w:pStyle w:val="Footer"/>
+                                        <w:pStyle w:val="a5"/>
                                         <w:rPr>
                                           <w:b/>
                                           <w:bCs/>
@@ -2905,7 +2923,7 @@
                                     </w:tcPr>
                                     <w:p>
                                       <w:pPr>
-                                        <w:pStyle w:val="Footer"/>
+                                        <w:pStyle w:val="a5"/>
                                       </w:pPr>
                                     </w:p>
                                   </w:tc>
@@ -2916,7 +2934,7 @@
                                     </w:tcPr>
                                     <w:p>
                                       <w:pPr>
-                                        <w:pStyle w:val="Footer"/>
+                                        <w:pStyle w:val="a5"/>
                                       </w:pPr>
                                     </w:p>
                                   </w:tc>
@@ -2927,7 +2945,7 @@
                                     </w:tcPr>
                                     <w:p>
                                       <w:pPr>
-                                        <w:pStyle w:val="Footer"/>
+                                        <w:pStyle w:val="a5"/>
                                       </w:pPr>
                                     </w:p>
                                   </w:tc>
@@ -2935,7 +2953,7 @@
                               </w:tbl>
                               <w:p>
                                 <w:pPr>
-                                  <w:pStyle w:val="NoSpacing"/>
+                                  <w:pStyle w:val="ad"/>
                                 </w:pPr>
                               </w:p>
                             </w:txbxContent>
@@ -3046,7 +3064,7 @@
                               </w:tcPr>
                               <w:p>
                                 <w:pPr>
-                                  <w:pStyle w:val="Footer"/>
+                                  <w:pStyle w:val="a5"/>
                                   <w:rPr>
                                     <w:b/>
                                     <w:bCs/>
@@ -3084,7 +3102,7 @@
                               </w:p>
                               <w:p>
                                 <w:pPr>
-                                  <w:pStyle w:val="Footer"/>
+                                  <w:pStyle w:val="a5"/>
                                   <w:rPr>
                                     <w:b/>
                                     <w:bCs/>
@@ -3113,7 +3131,7 @@
                               </w:p>
                               <w:p>
                                 <w:pPr>
-                                  <w:pStyle w:val="Footer"/>
+                                  <w:pStyle w:val="a5"/>
                                   <w:rPr>
                                     <w:b/>
                                     <w:bCs/>
@@ -3142,7 +3160,7 @@
                               </w:p>
                               <w:p>
                                 <w:pPr>
-                                  <w:pStyle w:val="Footer"/>
+                                  <w:pStyle w:val="a5"/>
                                   <w:rPr>
                                     <w:b/>
                                     <w:bCs/>
@@ -3159,10 +3177,19 @@
                                   </w:rPr>
                                   <w:t>Name:</w:t>
                                 </w:r>
+                                <w:r>
+                                  <w:rPr>
+                                    <w:b/>
+                                    <w:bCs/>
+                                    <w:sz w:val="28"/>
+                                    <w:szCs w:val="28"/>
+                                  </w:rPr>
+                                  <w:t xml:space="preserve"> Maha Alsubaie</w:t>
+                                </w:r>
                               </w:p>
                               <w:p>
                                 <w:pPr>
-                                  <w:pStyle w:val="Footer"/>
+                                  <w:pStyle w:val="a5"/>
                                   <w:rPr>
                                     <w:b/>
                                     <w:bCs/>
@@ -3190,7 +3217,7 @@
                               </w:tcPr>
                               <w:p>
                                 <w:pPr>
-                                  <w:pStyle w:val="Footer"/>
+                                  <w:pStyle w:val="a5"/>
                                   <w:ind w:left="0"/>
                                   <w:rPr>
                                     <w:b/>
@@ -3208,7 +3235,7 @@
                               </w:tcPr>
                               <w:p>
                                 <w:pPr>
-                                  <w:pStyle w:val="Footer"/>
+                                  <w:pStyle w:val="a5"/>
                                   <w:rPr>
                                     <w:b/>
                                     <w:bCs/>
@@ -3237,7 +3264,7 @@
                               </w:p>
                               <w:p>
                                 <w:pPr>
-                                  <w:pStyle w:val="Footer"/>
+                                  <w:pStyle w:val="a5"/>
                                   <w:rPr>
                                     <w:b/>
                                     <w:bCs/>
@@ -3266,7 +3293,7 @@
                               </w:p>
                               <w:p>
                                 <w:pPr>
-                                  <w:pStyle w:val="Footer"/>
+                                  <w:pStyle w:val="a5"/>
                                   <w:rPr>
                                     <w:b/>
                                     <w:bCs/>
@@ -3295,7 +3322,36 @@
                               </w:p>
                               <w:p>
                                 <w:pPr>
-                                  <w:pStyle w:val="Footer"/>
+                                  <w:pStyle w:val="a5"/>
+                                  <w:rPr>
+                                    <w:b/>
+                                    <w:bCs/>
+                                    <w:sz w:val="28"/>
+                                    <w:szCs w:val="28"/>
+                                  </w:rPr>
+                                </w:pPr>
+                                <w:r>
+                                  <w:rPr>
+                                    <w:b/>
+                                    <w:bCs/>
+                                    <w:sz w:val="28"/>
+                                    <w:szCs w:val="28"/>
+                                  </w:rPr>
+                                  <w:t>ID:</w:t>
+                                </w:r>
+                                <w:r>
+                                  <w:rPr>
+                                    <w:b/>
+                                    <w:bCs/>
+                                    <w:sz w:val="28"/>
+                                    <w:szCs w:val="28"/>
+                                  </w:rPr>
+                                  <w:t>S240025765</w:t>
+                                </w:r>
+                              </w:p>
+                              <w:p>
+                                <w:pPr>
+                                  <w:pStyle w:val="a5"/>
                                   <w:rPr>
                                     <w:b/>
                                     <w:bCs/>
@@ -3315,27 +3371,7 @@
                               </w:p>
                               <w:p>
                                 <w:pPr>
-                                  <w:pStyle w:val="Footer"/>
-                                  <w:rPr>
-                                    <w:b/>
-                                    <w:bCs/>
-                                    <w:sz w:val="28"/>
-                                    <w:szCs w:val="28"/>
-                                  </w:rPr>
-                                </w:pPr>
-                                <w:r>
-                                  <w:rPr>
-                                    <w:b/>
-                                    <w:bCs/>
-                                    <w:sz w:val="28"/>
-                                    <w:szCs w:val="28"/>
-                                  </w:rPr>
-                                  <w:t>ID:</w:t>
-                                </w:r>
-                              </w:p>
-                              <w:p>
-                                <w:pPr>
-                                  <w:pStyle w:val="Footer"/>
+                                  <w:pStyle w:val="a5"/>
                                   <w:rPr>
                                     <w:b/>
                                     <w:bCs/>
@@ -3357,7 +3393,7 @@
                               </w:tcPr>
                               <w:p>
                                 <w:pPr>
-                                  <w:pStyle w:val="Footer"/>
+                                  <w:pStyle w:val="a5"/>
                                   <w:rPr>
                                     <w:b/>
                                     <w:bCs/>
@@ -3376,7 +3412,7 @@
                               </w:tcPr>
                               <w:p>
                                 <w:pPr>
-                                  <w:pStyle w:val="Footer"/>
+                                  <w:pStyle w:val="a5"/>
                                   <w:ind w:left="0"/>
                                   <w:rPr>
                                     <w:b/>
@@ -3394,7 +3430,7 @@
                               </w:tcPr>
                               <w:p>
                                 <w:pPr>
-                                  <w:pStyle w:val="Footer"/>
+                                  <w:pStyle w:val="a5"/>
                                   <w:rPr>
                                     <w:b/>
                                     <w:bCs/>
@@ -3417,7 +3453,7 @@
                               </w:tcPr>
                               <w:p>
                                 <w:pPr>
-                                  <w:pStyle w:val="Footer"/>
+                                  <w:pStyle w:val="a5"/>
                                 </w:pPr>
                               </w:p>
                             </w:tc>
@@ -3428,7 +3464,7 @@
                               </w:tcPr>
                               <w:p>
                                 <w:pPr>
-                                  <w:pStyle w:val="Footer"/>
+                                  <w:pStyle w:val="a5"/>
                                 </w:pPr>
                               </w:p>
                             </w:tc>
@@ -3439,7 +3475,7 @@
                               </w:tcPr>
                               <w:p>
                                 <w:pPr>
-                                  <w:pStyle w:val="Footer"/>
+                                  <w:pStyle w:val="a5"/>
                                 </w:pPr>
                               </w:p>
                             </w:tc>
@@ -3447,7 +3483,7 @@
                         </w:tbl>
                         <w:p>
                           <w:pPr>
-                            <w:pStyle w:val="NoSpacing"/>
+                            <w:pStyle w:val="ad"/>
                           </w:pPr>
                         </w:p>
                       </w:txbxContent>
@@ -3483,7 +3519,7 @@
     </w:p>
     <w:p>
       <w:pPr>
-        <w:pStyle w:val="Heading1"/>
+        <w:pStyle w:val="1"/>
       </w:pPr>
       <w:r>
         <w:lastRenderedPageBreak/>
@@ -3492,7 +3528,7 @@
     </w:p>
     <w:p>
       <w:pPr>
-        <w:pStyle w:val="ListParagraph"/>
+        <w:pStyle w:val="af5"/>
         <w:numPr>
           <w:ilvl w:val="0"/>
           <w:numId w:val="20"/>
@@ -3516,7 +3552,7 @@
     </w:p>
     <w:p>
       <w:pPr>
-        <w:pStyle w:val="ListParagraph"/>
+        <w:pStyle w:val="af5"/>
         <w:rPr>
           <w:sz w:val="24"/>
           <w:szCs w:val="24"/>
@@ -3532,7 +3568,7 @@
     </w:p>
     <w:p>
       <w:pPr>
-        <w:pStyle w:val="ListParagraph"/>
+        <w:pStyle w:val="af5"/>
         <w:numPr>
           <w:ilvl w:val="1"/>
           <w:numId w:val="20"/>
@@ -3552,7 +3588,7 @@
     </w:p>
     <w:p>
       <w:pPr>
-        <w:pStyle w:val="ListParagraph"/>
+        <w:pStyle w:val="af5"/>
         <w:numPr>
           <w:ilvl w:val="1"/>
           <w:numId w:val="20"/>
@@ -3572,7 +3608,7 @@
     </w:p>
     <w:p>
       <w:pPr>
-        <w:pStyle w:val="ListParagraph"/>
+        <w:pStyle w:val="af5"/>
         <w:numPr>
           <w:ilvl w:val="1"/>
           <w:numId w:val="20"/>
@@ -3592,7 +3628,7 @@
     </w:p>
     <w:p>
       <w:pPr>
-        <w:pStyle w:val="ListParagraph"/>
+        <w:pStyle w:val="af5"/>
         <w:numPr>
           <w:ilvl w:val="1"/>
           <w:numId w:val="20"/>
@@ -3612,7 +3648,7 @@
     </w:p>
     <w:p>
       <w:pPr>
-        <w:pStyle w:val="ListParagraph"/>
+        <w:pStyle w:val="af5"/>
         <w:numPr>
           <w:ilvl w:val="1"/>
           <w:numId w:val="20"/>
@@ -3632,7 +3668,7 @@
     </w:p>
     <w:p>
       <w:pPr>
-        <w:pStyle w:val="ListParagraph"/>
+        <w:pStyle w:val="af5"/>
         <w:numPr>
           <w:ilvl w:val="1"/>
           <w:numId w:val="20"/>
@@ -3673,7 +3709,7 @@
     </w:p>
     <w:p>
       <w:pPr>
-        <w:pStyle w:val="ListParagraph"/>
+        <w:pStyle w:val="af5"/>
         <w:numPr>
           <w:ilvl w:val="0"/>
           <w:numId w:val="20"/>
@@ -3697,7 +3733,7 @@
     </w:p>
     <w:p>
       <w:pPr>
-        <w:pStyle w:val="ListParagraph"/>
+        <w:pStyle w:val="af5"/>
         <w:rPr>
           <w:sz w:val="24"/>
           <w:szCs w:val="24"/>
@@ -3762,7 +3798,7 @@
     </w:p>
     <w:p>
       <w:pPr>
-        <w:pStyle w:val="ListParagraph"/>
+        <w:pStyle w:val="af5"/>
         <w:rPr>
           <w:sz w:val="24"/>
           <w:szCs w:val="24"/>
@@ -3848,7 +3884,7 @@
     </w:p>
     <w:p>
       <w:pPr>
-        <w:pStyle w:val="ListParagraph"/>
+        <w:pStyle w:val="af5"/>
         <w:rPr>
           <w:sz w:val="24"/>
           <w:szCs w:val="24"/>
@@ -3887,7 +3923,7 @@
     </w:p>
     <w:p>
       <w:pPr>
-        <w:pStyle w:val="ListParagraph"/>
+        <w:pStyle w:val="af5"/>
         <w:numPr>
           <w:ilvl w:val="0"/>
           <w:numId w:val="20"/>
@@ -3911,7 +3947,7 @@
     </w:p>
     <w:p>
       <w:pPr>
-        <w:pStyle w:val="ListParagraph"/>
+        <w:pStyle w:val="af5"/>
         <w:rPr>
           <w:sz w:val="24"/>
           <w:szCs w:val="24"/>
@@ -3941,7 +3977,7 @@
     </w:p>
     <w:p>
       <w:pPr>
-        <w:pStyle w:val="ListParagraph"/>
+        <w:pStyle w:val="af5"/>
         <w:numPr>
           <w:ilvl w:val="1"/>
           <w:numId w:val="20"/>
@@ -3956,13 +3992,12 @@
           <w:sz w:val="24"/>
           <w:szCs w:val="24"/>
         </w:rPr>
-        <w:lastRenderedPageBreak/>
         <w:t>Describe one specific challenge or obstacle you encountered during this project and explain in detail how you identified and resolved it.</w:t>
       </w:r>
     </w:p>
     <w:p>
       <w:pPr>
-        <w:pStyle w:val="ListParagraph"/>
+        <w:pStyle w:val="af5"/>
         <w:numPr>
           <w:ilvl w:val="1"/>
           <w:numId w:val="20"/>
@@ -3982,7 +4017,7 @@
     </w:p>
     <w:p>
       <w:pPr>
-        <w:pStyle w:val="ListParagraph"/>
+        <w:pStyle w:val="af5"/>
         <w:numPr>
           <w:ilvl w:val="1"/>
           <w:numId w:val="20"/>
@@ -4002,7 +4037,7 @@
     </w:p>
     <w:p>
       <w:pPr>
-        <w:pStyle w:val="ListParagraph"/>
+        <w:pStyle w:val="af5"/>
         <w:numPr>
           <w:ilvl w:val="1"/>
           <w:numId w:val="20"/>
@@ -4032,16 +4067,15 @@
     <w:p/>
     <w:p>
       <w:pPr>
-        <w:pStyle w:val="Heading1"/>
-      </w:pPr>
-      <w:r>
-        <w:lastRenderedPageBreak/>
+        <w:pStyle w:val="1"/>
+      </w:pPr>
+      <w:r>
         <w:t>Important Notes</w:t>
       </w:r>
     </w:p>
     <w:p>
       <w:pPr>
-        <w:pStyle w:val="ListParagraph"/>
+        <w:pStyle w:val="af5"/>
         <w:numPr>
           <w:ilvl w:val="0"/>
           <w:numId w:val="21"/>
@@ -4074,7 +4108,7 @@
     </w:p>
     <w:p>
       <w:pPr>
-        <w:pStyle w:val="ListParagraph"/>
+        <w:pStyle w:val="af5"/>
         <w:numPr>
           <w:ilvl w:val="0"/>
           <w:numId w:val="21"/>
@@ -4094,7 +4128,7 @@
     </w:p>
     <w:p>
       <w:pPr>
-        <w:pStyle w:val="ListParagraph"/>
+        <w:pStyle w:val="af5"/>
         <w:numPr>
           <w:ilvl w:val="0"/>
           <w:numId w:val="21"/>
@@ -4124,10 +4158,9 @@
     <w:p/>
     <w:p>
       <w:pPr>
-        <w:pStyle w:val="Heading1"/>
-      </w:pPr>
-      <w:r>
-        <w:lastRenderedPageBreak/>
+        <w:pStyle w:val="1"/>
+      </w:pPr>
+      <w:r>
         <w:t>Project Rubric</w:t>
       </w:r>
     </w:p>
@@ -4695,7 +4728,7 @@
     <w:p/>
     <w:p>
       <w:pPr>
-        <w:pStyle w:val="Heading1"/>
+        <w:pStyle w:val="1"/>
         <w:rPr>
           <w:rFonts w:ascii="Times New Roman" w:hAnsi="Times New Roman" w:cs="Times New Roman"/>
           <w:sz w:val="36"/>
@@ -4707,7 +4740,6 @@
           <w:noProof/>
           <w:lang w:eastAsia="en-US"/>
         </w:rPr>
-        <w:lastRenderedPageBreak/>
         <mc:AlternateContent>
           <mc:Choice Requires="wps">
             <w:drawing>
@@ -4887,16 +4919,16 @@
                         <w:txbxContent>
                           <w:p>
                             <w:pPr>
-                              <w:pStyle w:val="Quote"/>
+                              <w:pStyle w:val="af"/>
                               <w:rPr>
-                                <w:rStyle w:val="QuoteChar"/>
+                                <w:rStyle w:val="Char5"/>
                                 <w:i/>
                                 <w:iCs/>
                               </w:rPr>
                             </w:pPr>
                             <w:r>
                               <w:rPr>
-                                <w:rStyle w:val="QuoteChar"/>
+                                <w:rStyle w:val="Char5"/>
                                 <w:i/>
                                 <w:iCs/>
                               </w:rPr>
@@ -4905,16 +4937,16 @@
                           </w:p>
                           <w:p>
                             <w:pPr>
-                              <w:pStyle w:val="Quote"/>
+                              <w:pStyle w:val="af"/>
                               <w:rPr>
-                                <w:rStyle w:val="QuoteChar"/>
+                                <w:rStyle w:val="Char5"/>
                                 <w:i/>
                                 <w:iCs/>
                               </w:rPr>
                             </w:pPr>
                             <w:r>
                               <w:rPr>
-                                <w:rStyle w:val="QuoteChar"/>
+                                <w:rStyle w:val="Char5"/>
                                 <w:i/>
                                 <w:iCs/>
                               </w:rPr>
@@ -4963,16 +4995,16 @@
                   <w:txbxContent>
                     <w:p>
                       <w:pPr>
-                        <w:pStyle w:val="Quote"/>
+                        <w:pStyle w:val="af"/>
                         <w:rPr>
-                          <w:rStyle w:val="QuoteChar"/>
+                          <w:rStyle w:val="Char5"/>
                           <w:i/>
                           <w:iCs/>
                         </w:rPr>
                       </w:pPr>
                       <w:r>
                         <w:rPr>
-                          <w:rStyle w:val="QuoteChar"/>
+                          <w:rStyle w:val="Char5"/>
                           <w:i/>
                           <w:iCs/>
                         </w:rPr>
@@ -4981,16 +5013,16 @@
                     </w:p>
                     <w:p>
                       <w:pPr>
-                        <w:pStyle w:val="Quote"/>
+                        <w:pStyle w:val="af"/>
                         <w:rPr>
-                          <w:rStyle w:val="QuoteChar"/>
+                          <w:rStyle w:val="Char5"/>
                           <w:i/>
                           <w:iCs/>
                         </w:rPr>
                       </w:pPr>
                       <w:r>
                         <w:rPr>
-                          <w:rStyle w:val="QuoteChar"/>
+                          <w:rStyle w:val="Char5"/>
                           <w:i/>
                           <w:iCs/>
                         </w:rPr>
@@ -5072,10 +5104,9 @@
     </w:p>
     <w:p>
       <w:pPr>
-        <w:pStyle w:val="Heading1"/>
-      </w:pPr>
-      <w:r>
-        <w:lastRenderedPageBreak/>
+        <w:pStyle w:val="1"/>
+      </w:pPr>
+      <w:r>
         <w:t>Task 1</w:t>
       </w:r>
     </w:p>
@@ -5353,16 +5384,15 @@
     <w:p/>
     <w:p>
       <w:pPr>
-        <w:pStyle w:val="Heading1"/>
-      </w:pPr>
-      <w:r>
-        <w:lastRenderedPageBreak/>
+        <w:pStyle w:val="1"/>
+      </w:pPr>
+      <w:r>
         <w:t>Task 2</w:t>
       </w:r>
     </w:p>
     <w:p>
       <w:pPr>
-        <w:pStyle w:val="ListParagraph"/>
+        <w:pStyle w:val="af5"/>
         <w:numPr>
           <w:ilvl w:val="0"/>
           <w:numId w:val="23"/>
@@ -5383,7 +5413,7 @@
     </w:p>
     <w:p>
       <w:pPr>
-        <w:pStyle w:val="ListParagraph"/>
+        <w:pStyle w:val="af5"/>
         <w:numPr>
           <w:ilvl w:val="0"/>
           <w:numId w:val="22"/>
@@ -5404,7 +5434,7 @@
     </w:p>
     <w:p>
       <w:pPr>
-        <w:pStyle w:val="ListParagraph"/>
+        <w:pStyle w:val="af5"/>
         <w:numPr>
           <w:ilvl w:val="0"/>
           <w:numId w:val="22"/>
@@ -5489,7 +5519,7 @@
     </w:p>
     <w:p>
       <w:pPr>
-        <w:pStyle w:val="ListParagraph"/>
+        <w:pStyle w:val="af5"/>
         <w:numPr>
           <w:ilvl w:val="0"/>
           <w:numId w:val="25"/>
@@ -5600,7 +5630,6 @@
           <w:sz w:val="32"/>
           <w:szCs w:val="32"/>
         </w:rPr>
-        <w:lastRenderedPageBreak/>
         <w:t>Screen 1: Home</w:t>
       </w:r>
     </w:p>
@@ -5903,10 +5932,9 @@
     </w:p>
     <w:p>
       <w:pPr>
-        <w:pStyle w:val="Heading1"/>
-      </w:pPr>
-      <w:r>
-        <w:lastRenderedPageBreak/>
+        <w:pStyle w:val="1"/>
+      </w:pPr>
+      <w:r>
         <w:t>Task 3</w:t>
       </w:r>
     </w:p>
@@ -5917,7 +5945,7 @@
     </w:p>
     <w:p>
       <w:pPr>
-        <w:pStyle w:val="ListParagraph"/>
+        <w:pStyle w:val="af5"/>
         <w:numPr>
           <w:ilvl w:val="0"/>
           <w:numId w:val="12"/>
@@ -5937,7 +5965,7 @@
     </w:p>
     <w:p>
       <w:pPr>
-        <w:pStyle w:val="ListParagraph"/>
+        <w:pStyle w:val="af5"/>
         <w:numPr>
           <w:ilvl w:val="0"/>
           <w:numId w:val="12"/>
@@ -5957,7 +5985,7 @@
     </w:p>
     <w:p>
       <w:pPr>
-        <w:pStyle w:val="ListParagraph"/>
+        <w:pStyle w:val="af5"/>
         <w:numPr>
           <w:ilvl w:val="0"/>
           <w:numId w:val="12"/>
@@ -6113,7 +6141,6 @@
           <w:sz w:val="32"/>
           <w:szCs w:val="32"/>
         </w:rPr>
-        <w:lastRenderedPageBreak/>
         <w:t>Level-0 DFD :</w:t>
       </w:r>
       <w:r>
@@ -6263,7 +6290,6 @@
           <w:szCs w:val="32"/>
           <w:shd w:val="clear" w:color="auto" w:fill="ECECEC"/>
         </w:rPr>
-        <w:lastRenderedPageBreak/>
         <w:t>Level-1 DFD: Process 1.0</w:t>
       </w:r>
     </w:p>
@@ -6355,7 +6381,6 @@
           <w:szCs w:val="32"/>
           <w:shd w:val="clear" w:color="auto" w:fill="ECECEC"/>
         </w:rPr>
-        <w:lastRenderedPageBreak/>
         <w:t>Level-1 DFD: Process 2.0:</w:t>
       </w:r>
     </w:p>
@@ -6564,10 +6589,9 @@
     <w:p/>
     <w:p>
       <w:pPr>
-        <w:pStyle w:val="Heading1"/>
-      </w:pPr>
-      <w:r>
-        <w:lastRenderedPageBreak/>
+        <w:pStyle w:val="1"/>
+      </w:pPr>
+      <w:r>
         <w:t>Task 4</w:t>
       </w:r>
     </w:p>
@@ -6578,7 +6602,7 @@
     </w:p>
     <w:p>
       <w:pPr>
-        <w:pStyle w:val="ListParagraph"/>
+        <w:pStyle w:val="af5"/>
         <w:numPr>
           <w:ilvl w:val="0"/>
           <w:numId w:val="13"/>
@@ -6598,7 +6622,7 @@
     </w:p>
     <w:p>
       <w:pPr>
-        <w:pStyle w:val="ListParagraph"/>
+        <w:pStyle w:val="af5"/>
         <w:numPr>
           <w:ilvl w:val="0"/>
           <w:numId w:val="13"/>
@@ -6618,7 +6642,7 @@
     </w:p>
     <w:p>
       <w:pPr>
-        <w:pStyle w:val="ListParagraph"/>
+        <w:pStyle w:val="af5"/>
         <w:numPr>
           <w:ilvl w:val="0"/>
           <w:numId w:val="13"/>
@@ -6668,26 +6692,560 @@
       </w:r>
     </w:p>
     <w:p/>
-    <w:p/>
-    <w:p/>
-    <w:p/>
-    <w:p/>
-    <w:p/>
-    <w:p/>
-    <w:p/>
-    <w:p/>
-    <w:p/>
-    <w:p/>
-    <w:p/>
-    <w:p/>
-    <w:p/>
-    <w:p/>
-    <w:p>
-      <w:pPr>
-        <w:pStyle w:val="Heading1"/>
-      </w:pPr>
-      <w:r>
-        <w:lastRenderedPageBreak/>
+    <w:p>
+      <w:pPr>
+        <w:rPr>
+          <w:b/>
+          <w:bCs/>
+          <w:sz w:val="32"/>
+          <w:szCs w:val="32"/>
+        </w:rPr>
+      </w:pPr>
+      <w:r>
+        <w:rPr>
+          <w:b/>
+          <w:bCs/>
+          <w:sz w:val="32"/>
+          <w:szCs w:val="32"/>
+        </w:rPr>
+        <w:t>System Actors :</w:t>
+      </w:r>
+    </w:p>
+    <w:p>
+      <w:pPr>
+        <w:rPr>
+          <w:sz w:val="32"/>
+          <w:szCs w:val="32"/>
+        </w:rPr>
+      </w:pPr>
+      <w:r>
+        <w:rPr>
+          <w:sz w:val="32"/>
+          <w:szCs w:val="32"/>
+        </w:rPr>
+        <w:t>Based on the Student Activities Management  System ( SAMS ) scenario , the actors interact with system :</w:t>
+      </w:r>
+    </w:p>
+    <w:p>
+      <w:pPr>
+        <w:rPr>
+          <w:sz w:val="32"/>
+          <w:szCs w:val="32"/>
+        </w:rPr>
+      </w:pPr>
+    </w:p>
+    <w:p>
+      <w:pPr>
+        <w:rPr>
+          <w:sz w:val="32"/>
+          <w:szCs w:val="32"/>
+        </w:rPr>
+      </w:pPr>
+      <w:r>
+        <w:rPr>
+          <w:b/>
+          <w:bCs/>
+          <w:sz w:val="32"/>
+          <w:szCs w:val="32"/>
+        </w:rPr>
+        <w:t>Student:</w:t>
+      </w:r>
+      <w:r>
+        <w:rPr>
+          <w:sz w:val="32"/>
+          <w:szCs w:val="32"/>
+        </w:rPr>
+        <w:t xml:space="preserve"> Browses and registers for activities, cancels reservations, records attendance electronically, and views personal activity history and transcripts.</w:t>
+      </w:r>
+    </w:p>
+    <w:p>
+      <w:pPr>
+        <w:rPr>
+          <w:sz w:val="32"/>
+          <w:szCs w:val="32"/>
+        </w:rPr>
+      </w:pPr>
+    </w:p>
+    <w:p>
+      <w:pPr>
+        <w:rPr>
+          <w:sz w:val="32"/>
+          <w:szCs w:val="32"/>
+        </w:rPr>
+      </w:pPr>
+      <w:r>
+        <w:rPr>
+          <w:b/>
+          <w:bCs/>
+          <w:sz w:val="32"/>
+          <w:szCs w:val="32"/>
+        </w:rPr>
+        <w:t>Activity Organizer:</w:t>
+      </w:r>
+      <w:r>
+        <w:rPr>
+          <w:sz w:val="32"/>
+          <w:szCs w:val="32"/>
+        </w:rPr>
+        <w:t xml:space="preserve"> Creates, edits, and publishes activities, sets participant limits and registration periods, manages participant lists, records attendance, and issues certificates and reports.</w:t>
+      </w:r>
+    </w:p>
+    <w:p>
+      <w:pPr>
+        <w:rPr>
+          <w:sz w:val="32"/>
+          <w:szCs w:val="32"/>
+        </w:rPr>
+      </w:pPr>
+    </w:p>
+    <w:p>
+      <w:pPr>
+        <w:rPr>
+          <w:sz w:val="32"/>
+          <w:szCs w:val="32"/>
+        </w:rPr>
+      </w:pPr>
+      <w:r>
+        <w:rPr>
+          <w:b/>
+          <w:bCs/>
+          <w:sz w:val="32"/>
+          <w:szCs w:val="32"/>
+        </w:rPr>
+        <w:t>Student Affairs Department:</w:t>
+      </w:r>
+      <w:r>
+        <w:rPr>
+          <w:sz w:val="32"/>
+          <w:szCs w:val="32"/>
+        </w:rPr>
+        <w:t xml:space="preserve"> Oversees the entire system, manages activity categories, approves or rejects submitted activities, and monitors institutional statistics and student transcripts.</w:t>
+      </w:r>
+    </w:p>
+    <w:p>
+      <w:pPr>
+        <w:rPr>
+          <w:sz w:val="32"/>
+          <w:szCs w:val="32"/>
+        </w:rPr>
+      </w:pPr>
+    </w:p>
+    <w:p/>
+    <w:p/>
+    <w:p/>
+    <w:p/>
+    <w:p/>
+    <w:p/>
+    <w:p/>
+    <w:p/>
+    <w:p/>
+    <w:p/>
+    <w:p/>
+    <w:p/>
+    <w:p/>
+    <w:p>
+      <w:r>
+        <w:rPr>
+          <w:noProof/>
+        </w:rPr>
+        <w:drawing>
+          <wp:anchor distT="0" distB="0" distL="114300" distR="114300" simplePos="0" relativeHeight="251693056" behindDoc="0" locked="0" layoutInCell="1" allowOverlap="1" wp14:anchorId="53F8CBB5" wp14:editId="6E68F545">
+            <wp:simplePos x="0" y="0"/>
+            <wp:positionH relativeFrom="page">
+              <wp:posOffset>736600</wp:posOffset>
+            </wp:positionH>
+            <wp:positionV relativeFrom="margin">
+              <wp:posOffset>1027430</wp:posOffset>
+            </wp:positionV>
+            <wp:extent cx="6540500" cy="4597400"/>
+            <wp:effectExtent l="0" t="0" r="0" b="0"/>
+            <wp:wrapSquare wrapText="bothSides"/>
+            <wp:docPr id="1050621003" name="صورة 14" descr="صورة تحتوي على نص, رسم بياني, الخط, خط&#10;&#10;قد يكون المحتوى الذي تم إنشاؤه بواسطة الذكاء الاصطناعي غير صحيح."/>
+            <wp:cNvGraphicFramePr>
+              <a:graphicFrameLocks xmlns:a="http://schemas.openxmlformats.org/drawingml/2006/main" noChangeAspect="1"/>
+            </wp:cNvGraphicFramePr>
+            <a:graphic xmlns:a="http://schemas.openxmlformats.org/drawingml/2006/main">
+              <a:graphicData uri="http://schemas.openxmlformats.org/drawingml/2006/picture">
+                <pic:pic xmlns:pic="http://schemas.openxmlformats.org/drawingml/2006/picture">
+                  <pic:nvPicPr>
+                    <pic:cNvPr id="1050621003" name="صورة 14" descr="صورة تحتوي على نص, رسم بياني, الخط, خط&#10;&#10;قد يكون المحتوى الذي تم إنشاؤه بواسطة الذكاء الاصطناعي غير صحيح."/>
+                    <pic:cNvPicPr/>
+                  </pic:nvPicPr>
+                  <pic:blipFill>
+                    <a:blip r:embed="rId24"/>
+                    <a:stretch>
+                      <a:fillRect/>
+                    </a:stretch>
+                  </pic:blipFill>
+                  <pic:spPr>
+                    <a:xfrm>
+                      <a:off x="0" y="0"/>
+                      <a:ext cx="6540500" cy="4597400"/>
+                    </a:xfrm>
+                    <a:prstGeom prst="rect">
+                      <a:avLst/>
+                    </a:prstGeom>
+                  </pic:spPr>
+                </pic:pic>
+              </a:graphicData>
+            </a:graphic>
+            <wp14:sizeRelH relativeFrom="margin">
+              <wp14:pctWidth>0</wp14:pctWidth>
+            </wp14:sizeRelH>
+            <wp14:sizeRelV relativeFrom="margin">
+              <wp14:pctHeight>0</wp14:pctHeight>
+            </wp14:sizeRelV>
+          </wp:anchor>
+        </w:drawing>
+      </w:r>
+    </w:p>
+    <w:p/>
+    <w:p/>
+    <w:p>
+      <w:pPr>
+        <w:pStyle w:val="1"/>
+      </w:pPr>
+      <w:r>
+        <w:rPr>
+          <w:noProof/>
+        </w:rPr>
+        <w:drawing>
+          <wp:anchor distT="0" distB="0" distL="114300" distR="114300" simplePos="0" relativeHeight="251695104" behindDoc="0" locked="0" layoutInCell="1" allowOverlap="1" wp14:anchorId="7BE7CA66" wp14:editId="56FB7D48">
+            <wp:simplePos x="0" y="0"/>
+            <wp:positionH relativeFrom="margin">
+              <wp:posOffset>-403860</wp:posOffset>
+            </wp:positionH>
+            <wp:positionV relativeFrom="margin">
+              <wp:posOffset>1294130</wp:posOffset>
+            </wp:positionV>
+            <wp:extent cx="5177790" cy="4953000"/>
+            <wp:effectExtent l="0" t="0" r="3810" b="0"/>
+            <wp:wrapSquare wrapText="bothSides"/>
+            <wp:docPr id="1773843415" name="صورة 13" descr="صورة تحتوي على نص, لقطة شاشة, الخط, رقم&#10;&#10;قد يكون المحتوى الذي تم إنشاؤه بواسطة الذكاء الاصطناعي غير صحيح."/>
+            <wp:cNvGraphicFramePr>
+              <a:graphicFrameLocks xmlns:a="http://schemas.openxmlformats.org/drawingml/2006/main" noChangeAspect="1"/>
+            </wp:cNvGraphicFramePr>
+            <a:graphic xmlns:a="http://schemas.openxmlformats.org/drawingml/2006/main">
+              <a:graphicData uri="http://schemas.openxmlformats.org/drawingml/2006/picture">
+                <pic:pic xmlns:pic="http://schemas.openxmlformats.org/drawingml/2006/picture">
+                  <pic:nvPicPr>
+                    <pic:cNvPr id="1773843415" name="صورة 13" descr="صورة تحتوي على نص, لقطة شاشة, الخط, رقم&#10;&#10;قد يكون المحتوى الذي تم إنشاؤه بواسطة الذكاء الاصطناعي غير صحيح."/>
+                    <pic:cNvPicPr/>
+                  </pic:nvPicPr>
+                  <pic:blipFill>
+                    <a:blip r:embed="rId25"/>
+                    <a:stretch>
+                      <a:fillRect/>
+                    </a:stretch>
+                  </pic:blipFill>
+                  <pic:spPr>
+                    <a:xfrm>
+                      <a:off x="0" y="0"/>
+                      <a:ext cx="5177790" cy="4953000"/>
+                    </a:xfrm>
+                    <a:prstGeom prst="rect">
+                      <a:avLst/>
+                    </a:prstGeom>
+                  </pic:spPr>
+                </pic:pic>
+              </a:graphicData>
+            </a:graphic>
+            <wp14:sizeRelV relativeFrom="margin">
+              <wp14:pctHeight>0</wp14:pctHeight>
+            </wp14:sizeRelV>
+          </wp:anchor>
+        </w:drawing>
+      </w:r>
+    </w:p>
+    <w:p>
+      <w:pPr>
+        <w:pStyle w:val="1"/>
+      </w:pPr>
+      <w:r>
+        <w:rPr>
+          <w:noProof/>
+        </w:rPr>
+        <w:drawing>
+          <wp:anchor distT="0" distB="0" distL="114300" distR="114300" simplePos="0" relativeHeight="251694080" behindDoc="0" locked="0" layoutInCell="1" allowOverlap="1" wp14:anchorId="221FBD28" wp14:editId="6719021A">
+            <wp:simplePos x="0" y="0"/>
+            <wp:positionH relativeFrom="margin">
+              <wp:posOffset>-548005</wp:posOffset>
+            </wp:positionH>
+            <wp:positionV relativeFrom="margin">
+              <wp:posOffset>669925</wp:posOffset>
+            </wp:positionV>
+            <wp:extent cx="5349240" cy="5986145"/>
+            <wp:effectExtent l="0" t="0" r="3810" b="0"/>
+            <wp:wrapSquare wrapText="bothSides"/>
+            <wp:docPr id="491347027" name="صورة 15" descr="صورة تحتوي على نص, لقطة شاشة, الخط, المستند"/>
+            <wp:cNvGraphicFramePr>
+              <a:graphicFrameLocks xmlns:a="http://schemas.openxmlformats.org/drawingml/2006/main" noChangeAspect="1"/>
+            </wp:cNvGraphicFramePr>
+            <a:graphic xmlns:a="http://schemas.openxmlformats.org/drawingml/2006/main">
+              <a:graphicData uri="http://schemas.openxmlformats.org/drawingml/2006/picture">
+                <pic:pic xmlns:pic="http://schemas.openxmlformats.org/drawingml/2006/picture">
+                  <pic:nvPicPr>
+                    <pic:cNvPr id="491347027" name="صورة 15" descr="صورة تحتوي على نص, لقطة شاشة, الخط, المستند"/>
+                    <pic:cNvPicPr/>
+                  </pic:nvPicPr>
+                  <pic:blipFill>
+                    <a:blip r:embed="rId26"/>
+                    <a:stretch>
+                      <a:fillRect/>
+                    </a:stretch>
+                  </pic:blipFill>
+                  <pic:spPr>
+                    <a:xfrm>
+                      <a:off x="0" y="0"/>
+                      <a:ext cx="5349240" cy="5986145"/>
+                    </a:xfrm>
+                    <a:prstGeom prst="rect">
+                      <a:avLst/>
+                    </a:prstGeom>
+                  </pic:spPr>
+                </pic:pic>
+              </a:graphicData>
+            </a:graphic>
+          </wp:anchor>
+        </w:drawing>
+      </w:r>
+    </w:p>
+    <w:p>
+      <w:pPr>
+        <w:pStyle w:val="1"/>
+      </w:pPr>
+      <w:r>
+        <w:rPr>
+          <w:noProof/>
+        </w:rPr>
+        <w:drawing>
+          <wp:anchor distT="0" distB="0" distL="114300" distR="114300" simplePos="0" relativeHeight="251696128" behindDoc="0" locked="0" layoutInCell="1" allowOverlap="1" wp14:anchorId="51275347" wp14:editId="5F949611">
+            <wp:simplePos x="0" y="0"/>
+            <wp:positionH relativeFrom="margin">
+              <wp:posOffset>-588010</wp:posOffset>
+            </wp:positionH>
+            <wp:positionV relativeFrom="margin">
+              <wp:posOffset>862330</wp:posOffset>
+            </wp:positionV>
+            <wp:extent cx="5349240" cy="5575300"/>
+            <wp:effectExtent l="0" t="0" r="3810" b="6350"/>
+            <wp:wrapSquare wrapText="bothSides"/>
+            <wp:docPr id="1553422950" name="صورة 17" descr="صورة تحتوي على نص, لقطة شاشة, الخط, المستند"/>
+            <wp:cNvGraphicFramePr>
+              <a:graphicFrameLocks xmlns:a="http://schemas.openxmlformats.org/drawingml/2006/main" noChangeAspect="1"/>
+            </wp:cNvGraphicFramePr>
+            <a:graphic xmlns:a="http://schemas.openxmlformats.org/drawingml/2006/main">
+              <a:graphicData uri="http://schemas.openxmlformats.org/drawingml/2006/picture">
+                <pic:pic xmlns:pic="http://schemas.openxmlformats.org/drawingml/2006/picture">
+                  <pic:nvPicPr>
+                    <pic:cNvPr id="1553422950" name="صورة 17" descr="صورة تحتوي على نص, لقطة شاشة, الخط, المستند"/>
+                    <pic:cNvPicPr/>
+                  </pic:nvPicPr>
+                  <pic:blipFill>
+                    <a:blip r:embed="rId27"/>
+                    <a:stretch>
+                      <a:fillRect/>
+                    </a:stretch>
+                  </pic:blipFill>
+                  <pic:spPr>
+                    <a:xfrm>
+                      <a:off x="0" y="0"/>
+                      <a:ext cx="5349240" cy="5575300"/>
+                    </a:xfrm>
+                    <a:prstGeom prst="rect">
+                      <a:avLst/>
+                    </a:prstGeom>
+                  </pic:spPr>
+                </pic:pic>
+              </a:graphicData>
+            </a:graphic>
+            <wp14:sizeRelV relativeFrom="margin">
+              <wp14:pctHeight>0</wp14:pctHeight>
+            </wp14:sizeRelV>
+          </wp:anchor>
+        </w:drawing>
+      </w:r>
+    </w:p>
+    <w:p>
+      <w:pPr>
+        <w:pStyle w:val="1"/>
+      </w:pPr>
+      <w:r>
+        <w:t xml:space="preserve"> </w:t>
+      </w:r>
+    </w:p>
+    <w:p>
+      <w:pPr>
+        <w:rPr>
+          <w:lang w:eastAsia="ja-JP"/>
+        </w:rPr>
+      </w:pPr>
+    </w:p>
+    <w:p>
+      <w:pPr>
+        <w:rPr>
+          <w:b/>
+          <w:bCs/>
+          <w:sz w:val="32"/>
+          <w:szCs w:val="32"/>
+          <w:lang w:eastAsia="ja-JP"/>
+        </w:rPr>
+      </w:pPr>
+    </w:p>
+    <w:p>
+      <w:pPr>
+        <w:rPr>
+          <w:b/>
+          <w:bCs/>
+          <w:sz w:val="32"/>
+          <w:szCs w:val="32"/>
+          <w:lang w:eastAsia="ja-JP"/>
+        </w:rPr>
+      </w:pPr>
+      <w:r>
+        <w:rPr>
+          <w:b/>
+          <w:bCs/>
+          <w:sz w:val="32"/>
+          <w:szCs w:val="32"/>
+          <w:lang w:eastAsia="ja-JP"/>
+        </w:rPr>
+        <w:t xml:space="preserve">Reflection: </w:t>
+      </w:r>
+    </w:p>
+    <w:p>
+      <w:pPr>
+        <w:rPr>
+          <w:b/>
+          <w:bCs/>
+          <w:sz w:val="32"/>
+          <w:szCs w:val="32"/>
+          <w:lang w:eastAsia="ja-JP"/>
+        </w:rPr>
+      </w:pPr>
+    </w:p>
+    <w:p>
+      <w:pPr>
+        <w:rPr>
+          <w:lang w:eastAsia="ja-JP"/>
+        </w:rPr>
+      </w:pPr>
+      <w:r>
+        <w:rPr>
+          <w:lang w:eastAsia="ja-JP"/>
+        </w:rPr>
+        <w:t>Use Case Documentation and Design Implementation</w:t>
+      </w:r>
+    </w:p>
+    <w:p>
+      <w:pPr>
+        <w:rPr>
+          <w:lang w:eastAsia="ja-JP"/>
+        </w:rPr>
+      </w:pPr>
+      <w:r>
+        <w:rPr>
+          <w:lang w:eastAsia="ja-JP"/>
+        </w:rPr>
+        <w:t>During this phase of the project, my primary individual focus centered on translating core functional requirements into standardized use case descriptions and structured graphical tables for the Student Activities Management System (SAMS). This development milestone marked a critical transition from abstract system concepts to concrete, academically compliant design documentation, ensuring that all user interactions and system workflows are rigorously defined according to professional software engineering standards.</w:t>
+      </w:r>
+    </w:p>
+    <w:p>
+      <w:pPr>
+        <w:rPr>
+          <w:lang w:eastAsia="ja-JP"/>
+        </w:rPr>
+      </w:pPr>
+      <w:r>
+        <w:rPr>
+          <w:lang w:eastAsia="ja-JP"/>
+        </w:rPr>
+        <w:t>The hands</w:t>
+      </w:r>
+      <w:r>
+        <w:rPr>
+          <w:lang w:eastAsia="ja-JP"/>
+        </w:rPr>
+        <w:t xml:space="preserve"> </w:t>
+      </w:r>
+      <w:r>
+        <w:rPr>
+          <w:lang w:eastAsia="ja-JP"/>
+        </w:rPr>
+        <w:t>on implementation process involved developing, refining, and formatting three major operational use cases: Register for Activities, Create and Publish Activities, and Approve or Reject Activities. To ensure full compliance with rigorous system analysis methodologies, I structured each process using a comprehensive template. This required explicitly defining critical system boundaries and operational parameters, such as precise Triggers, Preconditions, Minimal Guarantees, and Success Guarantees. Doing so guaranteed that expected system behaviors are fully accounted for under both standard operational flows and complex exception</w:t>
+      </w:r>
+      <w:r>
+        <w:rPr>
+          <w:lang w:eastAsia="ja-JP"/>
+        </w:rPr>
+        <w:t xml:space="preserve"> </w:t>
+      </w:r>
+      <w:r>
+        <w:rPr>
+          <w:lang w:eastAsia="ja-JP"/>
+        </w:rPr>
+        <w:t>handling scenarios.</w:t>
+      </w:r>
+    </w:p>
+    <w:p>
+      <w:pPr>
+        <w:rPr>
+          <w:lang w:eastAsia="ja-JP"/>
+        </w:rPr>
+      </w:pPr>
+      <w:r>
+        <w:rPr>
+          <w:lang w:eastAsia="ja-JP"/>
+        </w:rPr>
+        <w:t>Furthermore, incorporating detailed extension scenarios,such as handling registration validation, enforcing input requirements, and mandating administrative feedback during activity rejections significantly enhanced the logical integrity and robustness of the documentation. From a technical execution standpoint, utilizing advanced diagramming tools allowed me to present these workflows through clean, organized visual tables. Structuring the fields carefully ensured high readability and a clear separation of responsibilities among system actors, including students, activity organizers, and the student affairs department. Refining these text based use case specifications also helped clarify the exact state transitions and database interactions required for each individual feature, ensuring that every edge case is properly mapped out.</w:t>
+      </w:r>
+    </w:p>
+    <w:p>
+      <w:pPr>
+        <w:rPr>
+          <w:lang w:eastAsia="ja-JP"/>
+        </w:rPr>
+      </w:pPr>
+      <w:r>
+        <w:rPr>
+          <w:lang w:eastAsia="ja-JP"/>
+        </w:rPr>
+        <w:t>Overall, this task successfully bridged the gap between theoretical systems analysis and practical application, reinforcing the importance of precise technical documentation and systematic workflow design. These finalized use case templates will serve as a solid, reliable blueprint for subsequent design and implementation phases, ensuring structural consistency across the entire project lifecycle</w:t>
+      </w:r>
+    </w:p>
+    <w:p>
+      <w:pPr>
+        <w:rPr>
+          <w:lang w:eastAsia="ja-JP"/>
+        </w:rPr>
+      </w:pPr>
+    </w:p>
+    <w:p>
+      <w:pPr>
+        <w:rPr>
+          <w:lang w:eastAsia="ja-JP"/>
+        </w:rPr>
+      </w:pPr>
+    </w:p>
+    <w:p>
+      <w:pPr>
+        <w:rPr>
+          <w:lang w:eastAsia="ja-JP"/>
+        </w:rPr>
+      </w:pPr>
+    </w:p>
+    <w:p>
+      <w:pPr>
+        <w:rPr>
+          <w:lang w:eastAsia="ja-JP"/>
+        </w:rPr>
+      </w:pPr>
+    </w:p>
+    <w:p>
+      <w:pPr>
+        <w:pStyle w:val="1"/>
+      </w:pPr>
+      <w:r>
         <w:t>Task 5</w:t>
       </w:r>
     </w:p>
@@ -6745,10 +7303,9 @@
     <w:p/>
     <w:p>
       <w:pPr>
-        <w:pStyle w:val="Heading1"/>
-      </w:pPr>
-      <w:r>
-        <w:lastRenderedPageBreak/>
+        <w:pStyle w:val="1"/>
+      </w:pPr>
+      <w:r>
         <w:t>Task 6</w:t>
       </w:r>
     </w:p>
@@ -6793,10 +7350,9 @@
     <w:p/>
     <w:p>
       <w:pPr>
-        <w:pStyle w:val="Heading1"/>
-      </w:pPr>
-      <w:r>
-        <w:lastRenderedPageBreak/>
+        <w:pStyle w:val="1"/>
+      </w:pPr>
+      <w:r>
         <w:t>Task 7</w:t>
       </w:r>
     </w:p>
@@ -6828,7 +7384,7 @@
     </w:p>
     <w:p/>
     <w:sectPr>
-      <w:headerReference w:type="default" r:id="rId24"/>
+      <w:headerReference w:type="default" r:id="rId28"/>
       <w:pgSz w:w="12240" w:h="15840" w:code="1"/>
       <w:pgMar w:top="1080" w:right="720" w:bottom="2160" w:left="3096" w:header="1080" w:footer="720" w:gutter="0"/>
       <w:pgNumType w:start="1"/>
@@ -6866,7 +7422,7 @@
 <w:ftr xmlns:wpc="http://schemas.microsoft.com/office/word/2010/wordprocessingCanvas" xmlns:cx="http://schemas.microsoft.com/office/drawing/2014/chartex" xmlns:cx1="http://schemas.microsoft.com/office/drawing/2015/9/8/chartex" xmlns:cx2="http://schemas.microsoft.com/office/drawing/2015/10/21/chartex" xmlns:cx3="http://schemas.microsoft.com/office/drawing/2016/5/9/chartex" xmlns:cx4="http://schemas.microsoft.com/office/drawing/2016/5/10/chartex" xmlns:cx5="http://schemas.microsoft.com/office/drawing/2016/5/11/chartex" xmlns:cx6="http://schemas.microsoft.com/office/drawing/2016/5/12/chartex" xmlns:cx7="http://schemas.microsoft.com/office/drawing/2016/5/13/chartex" xmlns:cx8="http://schemas.microsoft.com/office/drawing/2016/5/14/chartex" xmlns:mc="http://schemas.openxmlformats.org/markup-compatibility/2006" xmlns:aink="http://schemas.microsoft.com/office/drawing/2016/ink" xmlns:am3d="http://schemas.microsoft.com/office/drawing/2017/model3d" xmlns:o="urn:schemas-microsoft-com:office:office" xmlns:oel="http://schemas.microsoft.com/office/2019/extlst" xmlns:r="http://schemas.openxmlformats.org/officeDocument/2006/relationships" xmlns:m="http://schemas.openxmlformats.org/officeDocument/2006/math" xmlns:v="urn:schemas-microsoft-com:vml" xmlns:wp14="http://schemas.microsoft.com/office/word/2010/wordprocessingDrawing" xmlns:wp="http://schemas.openxmlformats.org/drawingml/2006/wordprocessingDrawing" xmlns:w10="urn:schemas-microsoft-com:office:word" xmlns:w="http://schemas.openxmlformats.org/wordprocessingml/2006/main" xmlns:w14="http://schemas.microsoft.com/office/word/2010/wordml" xmlns:w15="http://schemas.microsoft.com/office/word/2012/wordml" xmlns:w16cex="http://schemas.microsoft.com/office/word/2018/wordml/cex" xmlns:w16cid="http://schemas.microsoft.com/office/word/2016/wordml/cid" xmlns:w16="http://schemas.microsoft.com/office/word/2018/wordml" xmlns:w16du="http://schemas.microsoft.com/office/word/2023/wordml/word16du" xmlns:w16sdtdh="http://schemas.microsoft.com/office/word/2020/wordml/sdtdatahash" xmlns:w16sdtfl="http://schemas.microsoft.com/office/word/2024/wordml/sdtformatlock" xmlns:w16se="http://schemas.microsoft.com/office/word/2015/wordml/symex" xmlns:wpg="http://schemas.microsoft.com/office/word/2010/wordprocessingGroup" xmlns:wpi="http://schemas.microsoft.com/office/word/2010/wordprocessingInk" xmlns:wne="http://schemas.microsoft.com/office/word/2006/wordml" xmlns:wps="http://schemas.microsoft.com/office/word/2010/wordprocessingShape" mc:Ignorable="w14 w15 w16se w16cid w16 w16cex w16sdtdh w16sdtfl w16du wp14">
   <w:p>
     <w:pPr>
-      <w:pStyle w:val="Footer"/>
+      <w:pStyle w:val="a5"/>
     </w:pPr>
     <w:r>
       <w:rPr>
@@ -7021,7 +7577,7 @@
 <w:ftr xmlns:wpc="http://schemas.microsoft.com/office/word/2010/wordprocessingCanvas" xmlns:cx="http://schemas.microsoft.com/office/drawing/2014/chartex" xmlns:cx1="http://schemas.microsoft.com/office/drawing/2015/9/8/chartex" xmlns:cx2="http://schemas.microsoft.com/office/drawing/2015/10/21/chartex" xmlns:cx3="http://schemas.microsoft.com/office/drawing/2016/5/9/chartex" xmlns:cx4="http://schemas.microsoft.com/office/drawing/2016/5/10/chartex" xmlns:cx5="http://schemas.microsoft.com/office/drawing/2016/5/11/chartex" xmlns:cx6="http://schemas.microsoft.com/office/drawing/2016/5/12/chartex" xmlns:cx7="http://schemas.microsoft.com/office/drawing/2016/5/13/chartex" xmlns:cx8="http://schemas.microsoft.com/office/drawing/2016/5/14/chartex" xmlns:mc="http://schemas.openxmlformats.org/markup-compatibility/2006" xmlns:aink="http://schemas.microsoft.com/office/drawing/2016/ink" xmlns:am3d="http://schemas.microsoft.com/office/drawing/2017/model3d" xmlns:o="urn:schemas-microsoft-com:office:office" xmlns:oel="http://schemas.microsoft.com/office/2019/extlst" xmlns:r="http://schemas.openxmlformats.org/officeDocument/2006/relationships" xmlns:m="http://schemas.openxmlformats.org/officeDocument/2006/math" xmlns:v="urn:schemas-microsoft-com:vml" xmlns:wp14="http://schemas.microsoft.com/office/word/2010/wordprocessingDrawing" xmlns:wp="http://schemas.openxmlformats.org/drawingml/2006/wordprocessingDrawing" xmlns:w10="urn:schemas-microsoft-com:office:word" xmlns:w="http://schemas.openxmlformats.org/wordprocessingml/2006/main" xmlns:w14="http://schemas.microsoft.com/office/word/2010/wordml" xmlns:w15="http://schemas.microsoft.com/office/word/2012/wordml" xmlns:w16cex="http://schemas.microsoft.com/office/word/2018/wordml/cex" xmlns:w16cid="http://schemas.microsoft.com/office/word/2016/wordml/cid" xmlns:w16="http://schemas.microsoft.com/office/word/2018/wordml" xmlns:w16du="http://schemas.microsoft.com/office/word/2023/wordml/word16du" xmlns:w16sdtdh="http://schemas.microsoft.com/office/word/2020/wordml/sdtdatahash" xmlns:w16sdtfl="http://schemas.microsoft.com/office/word/2024/wordml/sdtformatlock" xmlns:w16se="http://schemas.microsoft.com/office/word/2015/wordml/symex" xmlns:wpg="http://schemas.microsoft.com/office/word/2010/wordprocessingGroup" xmlns:wpi="http://schemas.microsoft.com/office/word/2010/wordprocessingInk" xmlns:wne="http://schemas.microsoft.com/office/word/2006/wordml" xmlns:wps="http://schemas.microsoft.com/office/word/2010/wordprocessingShape" mc:Ignorable="w14 w15 w16se w16cid w16 w16cex w16sdtdh w16sdtfl w16du wp14">
   <w:p>
     <w:pPr>
-      <w:pStyle w:val="Footer"/>
+      <w:pStyle w:val="a5"/>
     </w:pPr>
     <w:r>
       <w:rPr>
@@ -7176,7 +7732,7 @@
 <w:ftr xmlns:wpc="http://schemas.microsoft.com/office/word/2010/wordprocessingCanvas" xmlns:cx="http://schemas.microsoft.com/office/drawing/2014/chartex" xmlns:cx1="http://schemas.microsoft.com/office/drawing/2015/9/8/chartex" xmlns:cx2="http://schemas.microsoft.com/office/drawing/2015/10/21/chartex" xmlns:cx3="http://schemas.microsoft.com/office/drawing/2016/5/9/chartex" xmlns:cx4="http://schemas.microsoft.com/office/drawing/2016/5/10/chartex" xmlns:cx5="http://schemas.microsoft.com/office/drawing/2016/5/11/chartex" xmlns:cx6="http://schemas.microsoft.com/office/drawing/2016/5/12/chartex" xmlns:cx7="http://schemas.microsoft.com/office/drawing/2016/5/13/chartex" xmlns:cx8="http://schemas.microsoft.com/office/drawing/2016/5/14/chartex" xmlns:mc="http://schemas.openxmlformats.org/markup-compatibility/2006" xmlns:aink="http://schemas.microsoft.com/office/drawing/2016/ink" xmlns:am3d="http://schemas.microsoft.com/office/drawing/2017/model3d" xmlns:o="urn:schemas-microsoft-com:office:office" xmlns:oel="http://schemas.microsoft.com/office/2019/extlst" xmlns:r="http://schemas.openxmlformats.org/officeDocument/2006/relationships" xmlns:m="http://schemas.openxmlformats.org/officeDocument/2006/math" xmlns:v="urn:schemas-microsoft-com:vml" xmlns:wp14="http://schemas.microsoft.com/office/word/2010/wordprocessingDrawing" xmlns:wp="http://schemas.openxmlformats.org/drawingml/2006/wordprocessingDrawing" xmlns:w10="urn:schemas-microsoft-com:office:word" xmlns:w="http://schemas.openxmlformats.org/wordprocessingml/2006/main" xmlns:w14="http://schemas.microsoft.com/office/word/2010/wordml" xmlns:w15="http://schemas.microsoft.com/office/word/2012/wordml" xmlns:w16cex="http://schemas.microsoft.com/office/word/2018/wordml/cex" xmlns:w16cid="http://schemas.microsoft.com/office/word/2016/wordml/cid" xmlns:w16="http://schemas.microsoft.com/office/word/2018/wordml" xmlns:w16du="http://schemas.microsoft.com/office/word/2023/wordml/word16du" xmlns:w16sdtdh="http://schemas.microsoft.com/office/word/2020/wordml/sdtdatahash" xmlns:w16sdtfl="http://schemas.microsoft.com/office/word/2024/wordml/sdtformatlock" xmlns:w16se="http://schemas.microsoft.com/office/word/2015/wordml/symex" xmlns:wpg="http://schemas.microsoft.com/office/word/2010/wordprocessingGroup" xmlns:wpi="http://schemas.microsoft.com/office/word/2010/wordprocessingInk" xmlns:wne="http://schemas.microsoft.com/office/word/2006/wordml" xmlns:wps="http://schemas.microsoft.com/office/word/2010/wordprocessingShape" mc:Ignorable="w14 w15 w16se w16cid w16 w16cex w16sdtdh w16sdtfl w16du wp14">
   <w:p>
     <w:pPr>
-      <w:pStyle w:val="Footer"/>
+      <w:pStyle w:val="a5"/>
     </w:pPr>
     <w:r>
       <w:rPr>
@@ -7415,7 +7971,7 @@
         </w:tcPr>
         <w:p>
           <w:pPr>
-            <w:pStyle w:val="Header"/>
+            <w:pStyle w:val="a7"/>
           </w:pPr>
         </w:p>
       </w:tc>
@@ -7425,7 +7981,7 @@
         </w:tcPr>
         <w:p>
           <w:pPr>
-            <w:pStyle w:val="Header"/>
+            <w:pStyle w:val="a7"/>
           </w:pPr>
         </w:p>
       </w:tc>
@@ -7436,7 +7992,7 @@
         </w:tcPr>
         <w:p>
           <w:pPr>
-            <w:pStyle w:val="Header"/>
+            <w:pStyle w:val="a7"/>
           </w:pPr>
         </w:p>
       </w:tc>
@@ -7444,7 +8000,7 @@
   </w:tbl>
   <w:p>
     <w:pPr>
-      <w:pStyle w:val="Header"/>
+      <w:pStyle w:val="a7"/>
     </w:pPr>
   </w:p>
 </w:hdr>
@@ -7728,9 +8284,32 @@
           </w:r>
           <w:r>
             <w:rPr>
+              <w:rFonts w:hint="cs"/>
+              <w:b w:val="0"/>
+              <w:bCs w:val="0"/>
+              <w:noProof/>
+              <w:rtl/>
+            </w:rPr>
+            <w:instrText xml:space="preserve">خطأ! استخدم علامة التبويب "الصفحة الرئيسية" لتطبيق </w:instrText>
+          </w:r>
+          <w:r>
+            <w:rPr>
+              <w:rFonts w:hint="cs"/>
+              <w:b w:val="0"/>
+              <w:bCs w:val="0"/>
               <w:noProof/>
             </w:rPr>
-            <w:instrText>Task 1</w:instrText>
+            <w:instrText>Heading 1</w:instrText>
+          </w:r>
+          <w:r>
+            <w:rPr>
+              <w:rFonts w:hint="cs"/>
+              <w:b w:val="0"/>
+              <w:bCs w:val="0"/>
+              <w:noProof/>
+              <w:rtl/>
+            </w:rPr>
+            <w:instrText xml:space="preserve"> على النص الذي ترغب في أن يظهر هنا.</w:instrText>
           </w:r>
           <w:r>
             <w:rPr>
@@ -7761,9 +8340,32 @@
           </w:r>
           <w:r>
             <w:rPr>
+              <w:rFonts w:hint="cs"/>
+              <w:b w:val="0"/>
+              <w:bCs w:val="0"/>
+              <w:noProof/>
+              <w:rtl/>
+            </w:rPr>
+            <w:instrText xml:space="preserve">خطأ! استخدم علامة التبويب "الصفحة الرئيسية" لتطبيق </w:instrText>
+          </w:r>
+          <w:r>
+            <w:rPr>
+              <w:rFonts w:hint="cs"/>
+              <w:b w:val="0"/>
+              <w:bCs w:val="0"/>
               <w:noProof/>
             </w:rPr>
-            <w:instrText>Task 1</w:instrText>
+            <w:instrText>Heading 1</w:instrText>
+          </w:r>
+          <w:r>
+            <w:rPr>
+              <w:rFonts w:hint="cs"/>
+              <w:b w:val="0"/>
+              <w:bCs w:val="0"/>
+              <w:noProof/>
+              <w:rtl/>
+            </w:rPr>
+            <w:instrText xml:space="preserve"> على النص الذي ترغب في أن يظهر هنا.</w:instrText>
           </w:r>
           <w:r>
             <w:rPr>
@@ -7779,9 +8381,38 @@
           </w:r>
           <w:r>
             <w:rPr>
+              <w:rFonts w:hint="cs"/>
+              <w:b w:val="0"/>
+              <w:bCs w:val="0"/>
+              <w:noProof/>
+              <w:rtl/>
+            </w:rPr>
+            <w:t xml:space="preserve">خطأ! استخدم علامة التبويب "الصفحة الرئيسية" لتطبيق </w:t>
+          </w:r>
+          <w:r>
+            <w:rPr>
+              <w:rFonts w:hint="cs"/>
+              <w:b w:val="0"/>
+              <w:bCs w:val="0"/>
               <w:noProof/>
             </w:rPr>
-            <w:t xml:space="preserve">Task 1 </w:t>
+            <w:t>Heading 1</w:t>
+          </w:r>
+          <w:r>
+            <w:rPr>
+              <w:rFonts w:hint="cs"/>
+              <w:b w:val="0"/>
+              <w:bCs w:val="0"/>
+              <w:noProof/>
+              <w:rtl/>
+            </w:rPr>
+            <w:t xml:space="preserve"> على النص الذي ترغب في أن يظهر هنا.</w:t>
+          </w:r>
+          <w:r>
+            <w:rPr>
+              <w:noProof/>
+            </w:rPr>
+            <w:t xml:space="preserve"> </w:t>
           </w:r>
           <w:r>
             <w:fldChar w:fldCharType="end"/>
@@ -7847,7 +8478,7 @@
     <w:lvl w:ilvl="0">
       <w:start w:val="1"/>
       <w:numFmt w:val="bullet"/>
-      <w:pStyle w:val="ListBullet"/>
+      <w:pStyle w:val="a"/>
       <w:lvlText w:val="•"/>
       <w:lvlJc w:val="left"/>
       <w:pPr>
@@ -8535,7 +9166,7 @@
     <w:lvl w:ilvl="0">
       <w:start w:val="1"/>
       <w:numFmt w:val="decimal"/>
-      <w:pStyle w:val="ListNumber"/>
+      <w:pStyle w:val="a0"/>
       <w:lvlText w:val="%1."/>
       <w:lvlJc w:val="left"/>
       <w:pPr>
@@ -8549,7 +9180,7 @@
     <w:lvl w:ilvl="1">
       <w:start w:val="1"/>
       <w:numFmt w:val="decimal"/>
-      <w:pStyle w:val="ListNumber2"/>
+      <w:pStyle w:val="2"/>
       <w:suff w:val="space"/>
       <w:lvlText w:val="%1.%2"/>
       <w:lvlJc w:val="left"/>
@@ -8564,7 +9195,7 @@
     <w:lvl w:ilvl="2">
       <w:start w:val="1"/>
       <w:numFmt w:val="lowerLetter"/>
-      <w:pStyle w:val="ListNumber3"/>
+      <w:pStyle w:val="3"/>
       <w:lvlText w:val="%3."/>
       <w:lvlJc w:val="left"/>
       <w:pPr>
@@ -8578,7 +9209,7 @@
     <w:lvl w:ilvl="3">
       <w:start w:val="1"/>
       <w:numFmt w:val="lowerRoman"/>
-      <w:pStyle w:val="ListNumber4"/>
+      <w:pStyle w:val="4"/>
       <w:lvlText w:val="%4."/>
       <w:lvlJc w:val="left"/>
       <w:pPr>
@@ -8592,7 +9223,7 @@
     <w:lvl w:ilvl="4">
       <w:start w:val="1"/>
       <w:numFmt w:val="lowerLetter"/>
-      <w:pStyle w:val="ListNumber5"/>
+      <w:pStyle w:val="5"/>
       <w:lvlText w:val="(%5)"/>
       <w:lvlJc w:val="left"/>
       <w:pPr>
@@ -10668,7 +11299,7 @@
     <w:lsdException w:name="Unresolved Mention" w:semiHidden="1" w:unhideWhenUsed="1"/>
     <w:lsdException w:name="Smart Link" w:semiHidden="1" w:unhideWhenUsed="1"/>
   </w:latentStyles>
-  <w:style w:type="paragraph" w:default="1" w:styleId="Normal">
+  <w:style w:type="paragraph" w:default="1" w:styleId="a1">
     <w:name w:val="Normal"/>
     <w:qFormat/>
     <w:rsid w:val="00137F57"/>
@@ -10683,11 +11314,11 @@
       <w:lang w:eastAsia="en-US"/>
     </w:rPr>
   </w:style>
-  <w:style w:type="paragraph" w:styleId="Heading1">
+  <w:style w:type="paragraph" w:styleId="1">
     <w:name w:val="heading 1"/>
-    <w:basedOn w:val="Normal"/>
-    <w:next w:val="Normal"/>
-    <w:link w:val="Heading1Char"/>
+    <w:basedOn w:val="a1"/>
+    <w:next w:val="a1"/>
+    <w:link w:val="1Char"/>
     <w:uiPriority w:val="1"/>
     <w:qFormat/>
     <w:pPr>
@@ -10708,11 +11339,11 @@
       <w:lang w:eastAsia="ja-JP"/>
     </w:rPr>
   </w:style>
-  <w:style w:type="paragraph" w:styleId="Heading2">
+  <w:style w:type="paragraph" w:styleId="20">
     <w:name w:val="heading 2"/>
-    <w:basedOn w:val="Normal"/>
-    <w:next w:val="Normal"/>
-    <w:link w:val="Heading2Char"/>
+    <w:basedOn w:val="a1"/>
+    <w:next w:val="a1"/>
+    <w:link w:val="2Char"/>
     <w:uiPriority w:val="1"/>
     <w:unhideWhenUsed/>
     <w:qFormat/>
@@ -10732,11 +11363,11 @@
       <w:lang w:eastAsia="ja-JP"/>
     </w:rPr>
   </w:style>
-  <w:style w:type="paragraph" w:styleId="Heading3">
+  <w:style w:type="paragraph" w:styleId="30">
     <w:name w:val="heading 3"/>
-    <w:basedOn w:val="Normal"/>
-    <w:next w:val="Normal"/>
-    <w:link w:val="Heading3Char"/>
+    <w:basedOn w:val="a1"/>
+    <w:next w:val="a1"/>
+    <w:link w:val="3Char"/>
     <w:uiPriority w:val="1"/>
     <w:semiHidden/>
     <w:unhideWhenUsed/>
@@ -10754,12 +11385,13 @@
       <w:lang w:eastAsia="ja-JP"/>
     </w:rPr>
   </w:style>
-  <w:style w:type="character" w:default="1" w:styleId="DefaultParagraphFont">
+  <w:style w:type="character" w:default="1" w:styleId="a2">
     <w:name w:val="Default Paragraph Font"/>
     <w:uiPriority w:val="1"/>
+    <w:semiHidden/>
     <w:unhideWhenUsed/>
   </w:style>
-  <w:style w:type="table" w:default="1" w:styleId="TableNormal">
+  <w:style w:type="table" w:default="1" w:styleId="a3">
     <w:name w:val="Normal Table"/>
     <w:uiPriority w:val="99"/>
     <w:semiHidden/>
@@ -10774,16 +11406,16 @@
       </w:tblCellMar>
     </w:tblPr>
   </w:style>
-  <w:style w:type="numbering" w:default="1" w:styleId="NoList">
+  <w:style w:type="numbering" w:default="1" w:styleId="a4">
     <w:name w:val="No List"/>
     <w:uiPriority w:val="99"/>
     <w:semiHidden/>
     <w:unhideWhenUsed/>
   </w:style>
-  <w:style w:type="paragraph" w:styleId="Footer">
+  <w:style w:type="paragraph" w:styleId="a5">
     <w:name w:val="footer"/>
-    <w:basedOn w:val="Normal"/>
-    <w:link w:val="FooterChar"/>
+    <w:basedOn w:val="a1"/>
+    <w:link w:val="Char"/>
     <w:uiPriority w:val="99"/>
     <w:unhideWhenUsed/>
     <w:qFormat/>
@@ -10798,20 +11430,20 @@
       <w:lang w:eastAsia="ja-JP"/>
     </w:rPr>
   </w:style>
-  <w:style w:type="character" w:customStyle="1" w:styleId="FooterChar">
-    <w:name w:val="Footer Char"/>
-    <w:basedOn w:val="DefaultParagraphFont"/>
-    <w:link w:val="Footer"/>
+  <w:style w:type="character" w:customStyle="1" w:styleId="Char">
+    <w:name w:val="تذييل الصفحة Char"/>
+    <w:basedOn w:val="a2"/>
+    <w:link w:val="a5"/>
     <w:uiPriority w:val="99"/>
     <w:rPr>
       <w:color w:val="EF4623" w:themeColor="accent1"/>
     </w:rPr>
   </w:style>
-  <w:style w:type="paragraph" w:styleId="Subtitle">
+  <w:style w:type="paragraph" w:styleId="a6">
     <w:name w:val="Subtitle"/>
-    <w:basedOn w:val="Normal"/>
-    <w:next w:val="Normal"/>
-    <w:link w:val="SubtitleChar"/>
+    <w:basedOn w:val="a1"/>
+    <w:next w:val="a1"/>
+    <w:link w:val="Char0"/>
     <w:uiPriority w:val="3"/>
     <w:unhideWhenUsed/>
     <w:qFormat/>
@@ -10836,7 +11468,7 @@
   </w:style>
   <w:style w:type="paragraph" w:customStyle="1" w:styleId="Graphic">
     <w:name w:val="Graphic"/>
-    <w:basedOn w:val="Normal"/>
+    <w:basedOn w:val="a1"/>
     <w:uiPriority w:val="99"/>
     <w:pPr>
       <w:spacing w:after="80"/>
@@ -10850,10 +11482,10 @@
       <w:lang w:eastAsia="ja-JP"/>
     </w:rPr>
   </w:style>
-  <w:style w:type="paragraph" w:styleId="Header">
+  <w:style w:type="paragraph" w:styleId="a7">
     <w:name w:val="header"/>
-    <w:basedOn w:val="Normal"/>
-    <w:link w:val="HeaderChar"/>
+    <w:basedOn w:val="a1"/>
+    <w:link w:val="Char1"/>
     <w:uiPriority w:val="99"/>
     <w:qFormat/>
     <w:pPr>
@@ -10867,19 +11499,19 @@
       <w:lang w:eastAsia="ja-JP"/>
     </w:rPr>
   </w:style>
-  <w:style w:type="character" w:customStyle="1" w:styleId="HeaderChar">
-    <w:name w:val="Header Char"/>
-    <w:basedOn w:val="DefaultParagraphFont"/>
-    <w:link w:val="Header"/>
+  <w:style w:type="character" w:customStyle="1" w:styleId="Char1">
+    <w:name w:val="رأس الصفحة Char"/>
+    <w:basedOn w:val="a2"/>
+    <w:link w:val="a7"/>
     <w:uiPriority w:val="99"/>
     <w:rPr>
       <w:color w:val="404040" w:themeColor="text1" w:themeTint="BF"/>
       <w:sz w:val="20"/>
     </w:rPr>
   </w:style>
-  <w:style w:type="table" w:styleId="TableGrid">
+  <w:style w:type="table" w:styleId="a8">
     <w:name w:val="Table Grid"/>
-    <w:basedOn w:val="TableNormal"/>
+    <w:basedOn w:val="a3"/>
     <w:uiPriority w:val="59"/>
     <w:pPr>
       <w:spacing w:before="120" w:after="120" w:line="240" w:lineRule="auto"/>
@@ -10936,7 +11568,7 @@
   </w:style>
   <w:style w:type="paragraph" w:customStyle="1" w:styleId="InfoHeading">
     <w:name w:val="Info Heading"/>
-    <w:basedOn w:val="Normal"/>
+    <w:basedOn w:val="a1"/>
     <w:uiPriority w:val="2"/>
     <w:qFormat/>
     <w:pPr>
@@ -10956,8 +11588,8 @@
   </w:style>
   <w:style w:type="paragraph" w:customStyle="1" w:styleId="Page">
     <w:name w:val="Page"/>
-    <w:basedOn w:val="Normal"/>
-    <w:next w:val="Normal"/>
+    <w:basedOn w:val="a1"/>
+    <w:next w:val="a1"/>
     <w:uiPriority w:val="99"/>
     <w:unhideWhenUsed/>
     <w:qFormat/>
@@ -10973,11 +11605,11 @@
       <w:lang w:eastAsia="ja-JP"/>
     </w:rPr>
   </w:style>
-  <w:style w:type="paragraph" w:styleId="Title">
+  <w:style w:type="paragraph" w:styleId="a9">
     <w:name w:val="Title"/>
-    <w:basedOn w:val="Normal"/>
-    <w:next w:val="Normal"/>
-    <w:link w:val="TitleChar"/>
+    <w:basedOn w:val="a1"/>
+    <w:next w:val="a1"/>
+    <w:link w:val="Char2"/>
     <w:uiPriority w:val="2"/>
     <w:qFormat/>
     <w:pPr>
@@ -10993,10 +11625,10 @@
       <w:lang w:eastAsia="ja-JP"/>
     </w:rPr>
   </w:style>
-  <w:style w:type="character" w:customStyle="1" w:styleId="TitleChar">
-    <w:name w:val="Title Char"/>
-    <w:basedOn w:val="DefaultParagraphFont"/>
-    <w:link w:val="Title"/>
+  <w:style w:type="character" w:customStyle="1" w:styleId="Char2">
+    <w:name w:val="العنوان Char"/>
+    <w:basedOn w:val="a2"/>
+    <w:link w:val="a9"/>
     <w:uiPriority w:val="2"/>
     <w:rPr>
       <w:rFonts w:asciiTheme="majorHAnsi" w:eastAsiaTheme="majorEastAsia" w:hAnsiTheme="majorHAnsi" w:cstheme="majorBidi"/>
@@ -11006,19 +11638,19 @@
       <w:sz w:val="200"/>
     </w:rPr>
   </w:style>
-  <w:style w:type="character" w:styleId="PlaceholderText">
+  <w:style w:type="character" w:styleId="aa">
     <w:name w:val="Placeholder Text"/>
-    <w:basedOn w:val="DefaultParagraphFont"/>
+    <w:basedOn w:val="a2"/>
     <w:uiPriority w:val="99"/>
     <w:semiHidden/>
     <w:rPr>
       <w:color w:val="808080"/>
     </w:rPr>
   </w:style>
-  <w:style w:type="paragraph" w:styleId="BalloonText">
+  <w:style w:type="paragraph" w:styleId="ab">
     <w:name w:val="Balloon Text"/>
-    <w:basedOn w:val="Normal"/>
-    <w:link w:val="BalloonTextChar"/>
+    <w:basedOn w:val="a1"/>
+    <w:link w:val="Char3"/>
     <w:uiPriority w:val="99"/>
     <w:semiHidden/>
     <w:unhideWhenUsed/>
@@ -11030,10 +11662,10 @@
       <w:lang w:eastAsia="ja-JP"/>
     </w:rPr>
   </w:style>
-  <w:style w:type="character" w:customStyle="1" w:styleId="BalloonTextChar">
-    <w:name w:val="Balloon Text Char"/>
-    <w:basedOn w:val="DefaultParagraphFont"/>
-    <w:link w:val="BalloonText"/>
+  <w:style w:type="character" w:customStyle="1" w:styleId="Char3">
+    <w:name w:val="نص في بالون Char"/>
+    <w:basedOn w:val="a2"/>
+    <w:link w:val="ab"/>
     <w:uiPriority w:val="99"/>
     <w:semiHidden/>
     <w:rPr>
@@ -11041,9 +11673,9 @@
       <w:sz w:val="16"/>
     </w:rPr>
   </w:style>
-  <w:style w:type="character" w:styleId="Strong">
+  <w:style w:type="character" w:styleId="ac">
     <w:name w:val="Strong"/>
-    <w:basedOn w:val="DefaultParagraphFont"/>
+    <w:basedOn w:val="a2"/>
     <w:uiPriority w:val="10"/>
     <w:qFormat/>
     <w:rPr>
@@ -11051,10 +11683,10 @@
       <w:bCs/>
     </w:rPr>
   </w:style>
-  <w:style w:type="character" w:customStyle="1" w:styleId="SubtitleChar">
-    <w:name w:val="Subtitle Char"/>
-    <w:basedOn w:val="DefaultParagraphFont"/>
-    <w:link w:val="Subtitle"/>
+  <w:style w:type="character" w:customStyle="1" w:styleId="Char0">
+    <w:name w:val="عنوان فرعي Char"/>
+    <w:basedOn w:val="a2"/>
+    <w:link w:val="a6"/>
     <w:uiPriority w:val="3"/>
     <w:rPr>
       <w:rFonts w:asciiTheme="majorHAnsi" w:eastAsiaTheme="majorEastAsia" w:hAnsiTheme="majorHAnsi" w:cstheme="majorBidi"/>
@@ -11068,7 +11700,7 @@
   </w:style>
   <w:style w:type="paragraph" w:customStyle="1" w:styleId="Abstract">
     <w:name w:val="Abstract"/>
-    <w:basedOn w:val="Normal"/>
+    <w:basedOn w:val="a1"/>
     <w:uiPriority w:val="3"/>
     <w:qFormat/>
     <w:pPr>
@@ -11085,9 +11717,9 @@
       <w:lang w:eastAsia="ja-JP"/>
     </w:rPr>
   </w:style>
-  <w:style w:type="paragraph" w:styleId="NoSpacing">
+  <w:style w:type="paragraph" w:styleId="ad">
     <w:name w:val="No Spacing"/>
-    <w:link w:val="NoSpacingChar"/>
+    <w:link w:val="Char4"/>
     <w:uiPriority w:val="1"/>
     <w:unhideWhenUsed/>
     <w:qFormat/>
@@ -11097,7 +11729,7 @@
   </w:style>
   <w:style w:type="character" w:styleId="Hyperlink">
     <w:name w:val="Hyperlink"/>
-    <w:basedOn w:val="DefaultParagraphFont"/>
+    <w:basedOn w:val="a2"/>
     <w:uiPriority w:val="99"/>
     <w:unhideWhenUsed/>
     <w:rPr>
@@ -11105,10 +11737,10 @@
       <w:u w:val="single"/>
     </w:rPr>
   </w:style>
-  <w:style w:type="paragraph" w:styleId="TOC1">
+  <w:style w:type="paragraph" w:styleId="10">
     <w:name w:val="toc 1"/>
-    <w:basedOn w:val="Normal"/>
-    <w:next w:val="Normal"/>
+    <w:basedOn w:val="a1"/>
+    <w:next w:val="a1"/>
     <w:autoRedefine/>
     <w:uiPriority w:val="39"/>
     <w:unhideWhenUsed/>
@@ -11128,10 +11760,10 @@
       <w:lang w:eastAsia="ja-JP"/>
     </w:rPr>
   </w:style>
-  <w:style w:type="character" w:customStyle="1" w:styleId="Heading1Char">
-    <w:name w:val="Heading 1 Char"/>
-    <w:basedOn w:val="DefaultParagraphFont"/>
-    <w:link w:val="Heading1"/>
+  <w:style w:type="character" w:customStyle="1" w:styleId="1Char">
+    <w:name w:val="العنوان 1 Char"/>
+    <w:basedOn w:val="a2"/>
+    <w:link w:val="1"/>
     <w:uiPriority w:val="1"/>
     <w:rPr>
       <w:rFonts w:asciiTheme="majorHAnsi" w:eastAsiaTheme="majorEastAsia" w:hAnsiTheme="majorHAnsi" w:cstheme="majorBidi"/>
@@ -11141,10 +11773,10 @@
       <w:sz w:val="40"/>
     </w:rPr>
   </w:style>
-  <w:style w:type="paragraph" w:styleId="TOCHeading">
+  <w:style w:type="paragraph" w:styleId="ae">
     <w:name w:val="TOC Heading"/>
-    <w:basedOn w:val="Heading1"/>
-    <w:next w:val="Normal"/>
+    <w:basedOn w:val="1"/>
+    <w:next w:val="a1"/>
     <w:uiPriority w:val="39"/>
     <w:unhideWhenUsed/>
     <w:qFormat/>
@@ -11161,10 +11793,10 @@
       <w:sz w:val="44"/>
     </w:rPr>
   </w:style>
-  <w:style w:type="character" w:customStyle="1" w:styleId="Heading2Char">
-    <w:name w:val="Heading 2 Char"/>
-    <w:basedOn w:val="DefaultParagraphFont"/>
-    <w:link w:val="Heading2"/>
+  <w:style w:type="character" w:customStyle="1" w:styleId="2Char">
+    <w:name w:val="عنوان 2 Char"/>
+    <w:basedOn w:val="a2"/>
+    <w:link w:val="20"/>
     <w:uiPriority w:val="1"/>
     <w:rPr>
       <w:rFonts w:asciiTheme="majorHAnsi" w:eastAsiaTheme="majorEastAsia" w:hAnsiTheme="majorHAnsi" w:cstheme="majorBidi"/>
@@ -11174,11 +11806,11 @@
       <w:sz w:val="28"/>
     </w:rPr>
   </w:style>
-  <w:style w:type="paragraph" w:styleId="Quote">
+  <w:style w:type="paragraph" w:styleId="af">
     <w:name w:val="Quote"/>
-    <w:basedOn w:val="Normal"/>
-    <w:next w:val="Normal"/>
-    <w:link w:val="QuoteChar"/>
+    <w:basedOn w:val="a1"/>
+    <w:next w:val="a1"/>
+    <w:link w:val="Char5"/>
     <w:uiPriority w:val="1"/>
     <w:unhideWhenUsed/>
     <w:qFormat/>
@@ -11195,10 +11827,10 @@
       <w:lang w:eastAsia="ja-JP"/>
     </w:rPr>
   </w:style>
-  <w:style w:type="character" w:customStyle="1" w:styleId="QuoteChar">
-    <w:name w:val="Quote Char"/>
-    <w:basedOn w:val="DefaultParagraphFont"/>
-    <w:link w:val="Quote"/>
+  <w:style w:type="character" w:customStyle="1" w:styleId="Char5">
+    <w:name w:val="اقتباس Char"/>
+    <w:basedOn w:val="a2"/>
+    <w:link w:val="af"/>
     <w:uiPriority w:val="1"/>
     <w:rPr>
       <w:i/>
@@ -11208,10 +11840,10 @@
       <w:sz w:val="24"/>
     </w:rPr>
   </w:style>
-  <w:style w:type="paragraph" w:styleId="Signature">
+  <w:style w:type="paragraph" w:styleId="af0">
     <w:name w:val="Signature"/>
-    <w:basedOn w:val="Normal"/>
-    <w:link w:val="SignatureChar"/>
+    <w:basedOn w:val="a1"/>
+    <w:link w:val="Char6"/>
     <w:uiPriority w:val="9"/>
     <w:unhideWhenUsed/>
     <w:qFormat/>
@@ -11228,25 +11860,25 @@
       <w:lang w:eastAsia="ja-JP"/>
     </w:rPr>
   </w:style>
-  <w:style w:type="character" w:customStyle="1" w:styleId="SignatureChar">
-    <w:name w:val="Signature Char"/>
-    <w:basedOn w:val="DefaultParagraphFont"/>
-    <w:link w:val="Signature"/>
+  <w:style w:type="character" w:customStyle="1" w:styleId="Char6">
+    <w:name w:val="توقيع Char"/>
+    <w:basedOn w:val="a2"/>
+    <w:link w:val="af0"/>
     <w:uiPriority w:val="9"/>
     <w:rPr>
       <w:color w:val="595959" w:themeColor="text1" w:themeTint="A6"/>
       <w:kern w:val="20"/>
     </w:rPr>
   </w:style>
-  <w:style w:type="character" w:customStyle="1" w:styleId="NoSpacingChar">
-    <w:name w:val="No Spacing Char"/>
-    <w:basedOn w:val="DefaultParagraphFont"/>
-    <w:link w:val="NoSpacing"/>
+  <w:style w:type="character" w:customStyle="1" w:styleId="Char4">
+    <w:name w:val="بلا تباعد Char"/>
+    <w:basedOn w:val="a2"/>
+    <w:link w:val="ad"/>
     <w:uiPriority w:val="1"/>
   </w:style>
-  <w:style w:type="paragraph" w:styleId="ListBullet">
+  <w:style w:type="paragraph" w:styleId="a">
     <w:name w:val="List Bullet"/>
-    <w:basedOn w:val="Normal"/>
+    <w:basedOn w:val="a1"/>
     <w:uiPriority w:val="1"/>
     <w:unhideWhenUsed/>
     <w:qFormat/>
@@ -11265,9 +11897,9 @@
       <w:lang w:eastAsia="ja-JP"/>
     </w:rPr>
   </w:style>
-  <w:style w:type="paragraph" w:styleId="ListNumber">
+  <w:style w:type="paragraph" w:styleId="a0">
     <w:name w:val="List Number"/>
-    <w:basedOn w:val="Normal"/>
+    <w:basedOn w:val="a1"/>
     <w:uiPriority w:val="1"/>
     <w:unhideWhenUsed/>
     <w:qFormat/>
@@ -11287,9 +11919,9 @@
       <w:lang w:eastAsia="ja-JP"/>
     </w:rPr>
   </w:style>
-  <w:style w:type="paragraph" w:styleId="ListNumber2">
+  <w:style w:type="paragraph" w:styleId="2">
     <w:name w:val="List Number 2"/>
-    <w:basedOn w:val="Normal"/>
+    <w:basedOn w:val="a1"/>
     <w:uiPriority w:val="1"/>
     <w:unhideWhenUsed/>
     <w:qFormat/>
@@ -11310,9 +11942,9 @@
       <w:lang w:eastAsia="ja-JP"/>
     </w:rPr>
   </w:style>
-  <w:style w:type="paragraph" w:styleId="ListNumber3">
+  <w:style w:type="paragraph" w:styleId="3">
     <w:name w:val="List Number 3"/>
-    <w:basedOn w:val="Normal"/>
+    <w:basedOn w:val="a1"/>
     <w:uiPriority w:val="18"/>
     <w:unhideWhenUsed/>
     <w:pPr>
@@ -11332,9 +11964,9 @@
       <w:lang w:eastAsia="ja-JP"/>
     </w:rPr>
   </w:style>
-  <w:style w:type="paragraph" w:styleId="ListNumber4">
+  <w:style w:type="paragraph" w:styleId="4">
     <w:name w:val="List Number 4"/>
-    <w:basedOn w:val="Normal"/>
+    <w:basedOn w:val="a1"/>
     <w:uiPriority w:val="18"/>
     <w:unhideWhenUsed/>
     <w:pPr>
@@ -11354,9 +11986,9 @@
       <w:lang w:eastAsia="ja-JP"/>
     </w:rPr>
   </w:style>
-  <w:style w:type="paragraph" w:styleId="ListNumber5">
+  <w:style w:type="paragraph" w:styleId="5">
     <w:name w:val="List Number 5"/>
-    <w:basedOn w:val="Normal"/>
+    <w:basedOn w:val="a1"/>
     <w:uiPriority w:val="18"/>
     <w:unhideWhenUsed/>
     <w:pPr>
@@ -11378,7 +12010,7 @@
   </w:style>
   <w:style w:type="table" w:customStyle="1" w:styleId="FinancialTable">
     <w:name w:val="Financial Table"/>
-    <w:basedOn w:val="TableNormal"/>
+    <w:basedOn w:val="a3"/>
     <w:uiPriority w:val="99"/>
     <w:pPr>
       <w:spacing w:before="60" w:after="60" w:line="240" w:lineRule="auto"/>
@@ -11420,9 +12052,9 @@
       </w:rPr>
     </w:tblStylePr>
   </w:style>
-  <w:style w:type="character" w:styleId="CommentReference">
+  <w:style w:type="character" w:styleId="af1">
     <w:name w:val="annotation reference"/>
-    <w:basedOn w:val="DefaultParagraphFont"/>
+    <w:basedOn w:val="a2"/>
     <w:uiPriority w:val="99"/>
     <w:semiHidden/>
     <w:unhideWhenUsed/>
@@ -11430,10 +12062,10 @@
       <w:sz w:val="16"/>
     </w:rPr>
   </w:style>
-  <w:style w:type="paragraph" w:styleId="CommentText">
+  <w:style w:type="paragraph" w:styleId="af2">
     <w:name w:val="annotation text"/>
-    <w:basedOn w:val="Normal"/>
-    <w:link w:val="CommentTextChar"/>
+    <w:basedOn w:val="a1"/>
+    <w:link w:val="Char7"/>
     <w:uiPriority w:val="99"/>
     <w:unhideWhenUsed/>
     <w:pPr>
@@ -11447,17 +12079,17 @@
       <w:lang w:eastAsia="ja-JP"/>
     </w:rPr>
   </w:style>
-  <w:style w:type="character" w:customStyle="1" w:styleId="CommentTextChar">
-    <w:name w:val="Comment Text Char"/>
-    <w:basedOn w:val="DefaultParagraphFont"/>
-    <w:link w:val="CommentText"/>
+  <w:style w:type="character" w:customStyle="1" w:styleId="Char7">
+    <w:name w:val="نص تعليق Char"/>
+    <w:basedOn w:val="a2"/>
+    <w:link w:val="af2"/>
     <w:uiPriority w:val="99"/>
   </w:style>
-  <w:style w:type="paragraph" w:styleId="CommentSubject">
+  <w:style w:type="paragraph" w:styleId="af3">
     <w:name w:val="annotation subject"/>
-    <w:basedOn w:val="CommentText"/>
-    <w:next w:val="CommentText"/>
-    <w:link w:val="CommentSubjectChar"/>
+    <w:basedOn w:val="af2"/>
+    <w:next w:val="af2"/>
+    <w:link w:val="Char8"/>
     <w:uiPriority w:val="99"/>
     <w:semiHidden/>
     <w:unhideWhenUsed/>
@@ -11466,10 +12098,10 @@
       <w:bCs/>
     </w:rPr>
   </w:style>
-  <w:style w:type="character" w:customStyle="1" w:styleId="CommentSubjectChar">
-    <w:name w:val="Comment Subject Char"/>
-    <w:basedOn w:val="CommentTextChar"/>
-    <w:link w:val="CommentSubject"/>
+  <w:style w:type="character" w:customStyle="1" w:styleId="Char8">
+    <w:name w:val="موضوع تعليق Char"/>
+    <w:basedOn w:val="Char7"/>
+    <w:link w:val="af3"/>
     <w:uiPriority w:val="99"/>
     <w:semiHidden/>
     <w:rPr>
@@ -11477,9 +12109,9 @@
       <w:bCs/>
     </w:rPr>
   </w:style>
-  <w:style w:type="table" w:styleId="LightShading">
+  <w:style w:type="table" w:styleId="af4">
     <w:name w:val="Light Shading"/>
-    <w:basedOn w:val="TableNormal"/>
+    <w:basedOn w:val="a3"/>
     <w:uiPriority w:val="60"/>
     <w:pPr>
       <w:spacing w:after="0" w:line="240" w:lineRule="auto"/>
@@ -11574,7 +12206,7 @@
   </w:style>
   <w:style w:type="paragraph" w:customStyle="1" w:styleId="TableTextDecimal">
     <w:name w:val="Table Text Decimal"/>
-    <w:basedOn w:val="Normal"/>
+    <w:basedOn w:val="a1"/>
     <w:uiPriority w:val="1"/>
     <w:qFormat/>
     <w:pPr>
@@ -11593,7 +12225,7 @@
   </w:style>
   <w:style w:type="paragraph" w:customStyle="1" w:styleId="TableText">
     <w:name w:val="Table Text"/>
-    <w:basedOn w:val="Normal"/>
+    <w:basedOn w:val="a1"/>
     <w:uiPriority w:val="1"/>
     <w:qFormat/>
     <w:pPr>
@@ -11609,7 +12241,7 @@
   </w:style>
   <w:style w:type="paragraph" w:customStyle="1" w:styleId="Organization">
     <w:name w:val="Organization"/>
-    <w:basedOn w:val="Normal"/>
+    <w:basedOn w:val="a1"/>
     <w:uiPriority w:val="2"/>
     <w:qFormat/>
     <w:pPr>
@@ -11626,9 +12258,9 @@
       <w:lang w:eastAsia="ja-JP"/>
     </w:rPr>
   </w:style>
-  <w:style w:type="paragraph" w:styleId="ListParagraph">
+  <w:style w:type="paragraph" w:styleId="af5">
     <w:name w:val="List Paragraph"/>
-    <w:basedOn w:val="Normal"/>
+    <w:basedOn w:val="a1"/>
     <w:uiPriority w:val="34"/>
     <w:qFormat/>
     <w:rsid w:val="001B698D"/>
@@ -11645,9 +12277,9 @@
       <w:lang w:eastAsia="ja-JP"/>
     </w:rPr>
   </w:style>
-  <w:style w:type="character" w:styleId="UnresolvedMention">
+  <w:style w:type="character" w:styleId="af6">
     <w:name w:val="Unresolved Mention"/>
-    <w:basedOn w:val="DefaultParagraphFont"/>
+    <w:basedOn w:val="a2"/>
     <w:uiPriority w:val="99"/>
     <w:semiHidden/>
     <w:unhideWhenUsed/>
@@ -11657,10 +12289,10 @@
       <w:shd w:val="clear" w:color="auto" w:fill="E1DFDD"/>
     </w:rPr>
   </w:style>
-  <w:style w:type="character" w:customStyle="1" w:styleId="Heading3Char">
-    <w:name w:val="Heading 3 Char"/>
-    <w:basedOn w:val="DefaultParagraphFont"/>
-    <w:link w:val="Heading3"/>
+  <w:style w:type="character" w:customStyle="1" w:styleId="3Char">
+    <w:name w:val="عنوان 3 Char"/>
+    <w:basedOn w:val="a2"/>
+    <w:link w:val="30"/>
     <w:uiPriority w:val="1"/>
     <w:semiHidden/>
     <w:rsid w:val="00667896"/>
@@ -11671,9 +12303,9 @@
       <w:szCs w:val="24"/>
     </w:rPr>
   </w:style>
-  <w:style w:type="paragraph" w:styleId="NormalWeb">
+  <w:style w:type="paragraph" w:styleId="af7">
     <w:name w:val="Normal (Web)"/>
-    <w:basedOn w:val="Normal"/>
+    <w:basedOn w:val="a1"/>
     <w:uiPriority w:val="99"/>
     <w:semiHidden/>
     <w:unhideWhenUsed/>
@@ -11845,12 +12477,15 @@
     <w:sig w:usb0="800020AF" w:usb1="C000A04A" w:usb2="00000008" w:usb3="00000000" w:csb0="00000041" w:csb1="00000000"/>
   </w:font>
   <w:font w:name="Yu Mincho">
+    <w:altName w:val="游明朝"/>
+    <w:panose1 w:val="02020400000000000000"/>
     <w:charset w:val="80"/>
     <w:family w:val="roman"/>
     <w:pitch w:val="variable"/>
     <w:sig w:usb0="800002E7" w:usb1="2AC7FCFF" w:usb2="00000012" w:usb3="00000000" w:csb0="0002009F" w:csb1="00000000"/>
   </w:font>
   <w:font w:name="Yu Gothic Light">
+    <w:altName w:val="游ゴシック Light"/>
     <w:panose1 w:val="020B0300000000000000"/>
     <w:charset w:val="80"/>
     <w:family w:val="swiss"/>
@@ -11875,7 +12510,7 @@
     <w:lvl w:ilvl="0">
       <w:start w:val="1"/>
       <w:numFmt w:val="bullet"/>
-      <w:pStyle w:val="ListBullet"/>
+      <w:pStyle w:val="a"/>
       <w:lvlText w:val="•"/>
       <w:lvlJc w:val="left"/>
       <w:pPr>
@@ -11915,6 +12550,7 @@
     <w:rsid w:val="001668DE"/>
     <w:rsid w:val="0018073C"/>
     <w:rsid w:val="001A632E"/>
+    <w:rsid w:val="001B2DF6"/>
     <w:rsid w:val="00207A61"/>
     <w:rsid w:val="00261066"/>
     <w:rsid w:val="00324ACF"/>
@@ -11934,6 +12570,7 @@
     <w:rsid w:val="006B6E37"/>
     <w:rsid w:val="0073624A"/>
     <w:rsid w:val="007D0B29"/>
+    <w:rsid w:val="00890C42"/>
     <w:rsid w:val="008955C3"/>
     <w:rsid w:val="008A4AE7"/>
     <w:rsid w:val="00902777"/>
@@ -11945,6 +12582,7 @@
     <w:rsid w:val="00AF3CCC"/>
     <w:rsid w:val="00B2031C"/>
     <w:rsid w:val="00B4602D"/>
+    <w:rsid w:val="00BB41A5"/>
     <w:rsid w:val="00C14CD2"/>
     <w:rsid w:val="00C346F5"/>
     <w:rsid w:val="00C40158"/>
@@ -11961,6 +12599,7 @@
     <w:rsid w:val="00DD75D6"/>
     <w:rsid w:val="00E35677"/>
     <w:rsid w:val="00E552F8"/>
+    <w:rsid w:val="00E575BA"/>
     <w:rsid w:val="00E575CD"/>
     <w:rsid w:val="00E770AC"/>
     <w:rsid w:val="00EC4ADB"/>
@@ -12384,17 +13023,17 @@
     <w:lsdException w:name="Unresolved Mention" w:semiHidden="1" w:unhideWhenUsed="1"/>
     <w:lsdException w:name="Smart Link" w:semiHidden="1" w:unhideWhenUsed="1"/>
   </w:latentStyles>
-  <w:style w:type="paragraph" w:default="1" w:styleId="Normal">
+  <w:style w:type="paragraph" w:default="1" w:styleId="a0">
     <w:name w:val="Normal"/>
     <w:qFormat/>
   </w:style>
-  <w:style w:type="character" w:default="1" w:styleId="DefaultParagraphFont">
+  <w:style w:type="character" w:default="1" w:styleId="a1">
     <w:name w:val="Default Paragraph Font"/>
     <w:uiPriority w:val="1"/>
     <w:semiHidden/>
     <w:unhideWhenUsed/>
   </w:style>
-  <w:style w:type="table" w:default="1" w:styleId="TableNormal">
+  <w:style w:type="table" w:default="1" w:styleId="a2">
     <w:name w:val="Normal Table"/>
     <w:uiPriority w:val="99"/>
     <w:semiHidden/>
@@ -12409,15 +13048,15 @@
       </w:tblCellMar>
     </w:tblPr>
   </w:style>
-  <w:style w:type="numbering" w:default="1" w:styleId="NoList">
+  <w:style w:type="numbering" w:default="1" w:styleId="a3">
     <w:name w:val="No List"/>
     <w:uiPriority w:val="99"/>
     <w:semiHidden/>
     <w:unhideWhenUsed/>
   </w:style>
-  <w:style w:type="paragraph" w:styleId="ListBullet">
+  <w:style w:type="paragraph" w:styleId="a">
     <w:name w:val="List Bullet"/>
-    <w:basedOn w:val="Normal"/>
+    <w:basedOn w:val="a0"/>
     <w:uiPriority w:val="1"/>
     <w:unhideWhenUsed/>
     <w:qFormat/>
@@ -12434,9 +13073,9 @@
       <w:lang w:val="en-US" w:eastAsia="en-US"/>
     </w:rPr>
   </w:style>
-  <w:style w:type="character" w:styleId="Strong">
+  <w:style w:type="character" w:styleId="a4">
     <w:name w:val="Strong"/>
-    <w:basedOn w:val="DefaultParagraphFont"/>
+    <w:basedOn w:val="a1"/>
     <w:uiPriority w:val="10"/>
     <w:qFormat/>
     <w:rPr>

--- a/_ IT353 Project_.docx
+++ b/_ IT353 Project_.docx
@@ -76,7 +76,7 @@
                             <w:sdtContent>
                               <w:p>
                                 <w:pPr>
-                                  <w:pStyle w:val="a9"/>
+                                  <w:pStyle w:val="Title"/>
                                   <w:jc w:val="center"/>
                                   <w:rPr>
                                     <w:sz w:val="56"/>
@@ -95,7 +95,7 @@
                           </w:sdt>
                           <w:p>
                             <w:pPr>
-                              <w:pStyle w:val="a6"/>
+                              <w:pStyle w:val="Subtitle"/>
                               <w:spacing w:after="120" w:line="240" w:lineRule="auto"/>
                               <w:ind w:left="706" w:right="720"/>
                               <w:jc w:val="center"/>
@@ -589,7 +589,7 @@
                       <w:sdtContent>
                         <w:p>
                           <w:pPr>
-                            <w:pStyle w:val="a9"/>
+                            <w:pStyle w:val="Title"/>
                             <w:jc w:val="center"/>
                             <w:rPr>
                               <w:sz w:val="56"/>
@@ -608,7 +608,7 @@
                     </w:sdt>
                     <w:p>
                       <w:pPr>
-                        <w:pStyle w:val="a6"/>
+                        <w:pStyle w:val="Subtitle"/>
                         <w:spacing w:after="120" w:line="240" w:lineRule="auto"/>
                         <w:ind w:left="706" w:right="720"/>
                         <w:jc w:val="center"/>
@@ -1356,7 +1356,7 @@
             <mc:AlternateContent>
               <mc:Choice Requires="wpg">
                 <w:drawing>
-                  <wp:anchor distT="45720" distB="45720" distL="182880" distR="182880" simplePos="0" relativeHeight="251677696" behindDoc="0" locked="0" layoutInCell="1" allowOverlap="1" wp14:anchorId="31857F9A" wp14:editId="6864EF05">
+                  <wp:anchor distT="45720" distB="45720" distL="182880" distR="182880" simplePos="0" relativeHeight="251677696" behindDoc="0" locked="0" layoutInCell="1" allowOverlap="1" wp14:anchorId="31857F9A" wp14:editId="402EE7F4">
                     <wp:simplePos x="0" y="0"/>
                     <wp:positionH relativeFrom="margin">
                       <wp:posOffset>-1292860</wp:posOffset>
@@ -1484,7 +1484,7 @@
                               <w:txbxContent>
                                 <w:p>
                                   <w:pPr>
-                                    <w:pStyle w:val="af5"/>
+                                    <w:pStyle w:val="ListParagraph"/>
                                     <w:numPr>
                                       <w:ilvl w:val="0"/>
                                       <w:numId w:val="6"/>
@@ -1553,7 +1553,7 @@
                                 </w:p>
                                 <w:p>
                                   <w:pPr>
-                                    <w:pStyle w:val="af5"/>
+                                    <w:pStyle w:val="ListParagraph"/>
                                     <w:numPr>
                                       <w:ilvl w:val="0"/>
                                       <w:numId w:val="6"/>
@@ -1574,7 +1574,7 @@
                                 </w:p>
                                 <w:p>
                                   <w:pPr>
-                                    <w:pStyle w:val="af5"/>
+                                    <w:pStyle w:val="ListParagraph"/>
                                     <w:numPr>
                                       <w:ilvl w:val="0"/>
                                       <w:numId w:val="6"/>
@@ -1686,7 +1686,7 @@
                                 </w:p>
                                 <w:p>
                                   <w:pPr>
-                                    <w:pStyle w:val="af5"/>
+                                    <w:pStyle w:val="ListParagraph"/>
                                     <w:numPr>
                                       <w:ilvl w:val="0"/>
                                       <w:numId w:val="6"/>
@@ -1708,7 +1708,7 @@
                                 </w:p>
                                 <w:p>
                                   <w:pPr>
-                                    <w:pStyle w:val="af5"/>
+                                    <w:pStyle w:val="ListParagraph"/>
                                     <w:numPr>
                                       <w:ilvl w:val="0"/>
                                       <w:numId w:val="6"/>
@@ -1736,7 +1736,7 @@
                                 </w:p>
                                 <w:p>
                                   <w:pPr>
-                                    <w:pStyle w:val="af5"/>
+                                    <w:pStyle w:val="ListParagraph"/>
                                     <w:numPr>
                                       <w:ilvl w:val="0"/>
                                       <w:numId w:val="6"/>
@@ -1758,7 +1758,7 @@
                                 </w:p>
                                 <w:p>
                                   <w:pPr>
-                                    <w:pStyle w:val="af5"/>
+                                    <w:pStyle w:val="ListParagraph"/>
                                     <w:numPr>
                                       <w:ilvl w:val="0"/>
                                       <w:numId w:val="6"/>
@@ -1805,7 +1805,7 @@
                                 </w:p>
                                 <w:p>
                                   <w:pPr>
-                                    <w:pStyle w:val="af5"/>
+                                    <w:pStyle w:val="ListParagraph"/>
                                     <w:numPr>
                                       <w:ilvl w:val="0"/>
                                       <w:numId w:val="6"/>
@@ -1827,7 +1827,7 @@
                                 </w:p>
                                 <w:p>
                                   <w:pPr>
-                                    <w:pStyle w:val="af5"/>
+                                    <w:pStyle w:val="ListParagraph"/>
                                     <w:numPr>
                                       <w:ilvl w:val="0"/>
                                       <w:numId w:val="6"/>
@@ -1867,7 +1867,7 @@
                                 </w:p>
                                 <w:p>
                                   <w:pPr>
-                                    <w:pStyle w:val="af5"/>
+                                    <w:pStyle w:val="ListParagraph"/>
                                     <w:numPr>
                                       <w:ilvl w:val="0"/>
                                       <w:numId w:val="6"/>
@@ -1964,7 +1964,7 @@
                         <w:txbxContent>
                           <w:p>
                             <w:pPr>
-                              <w:pStyle w:val="af5"/>
+                              <w:pStyle w:val="ListParagraph"/>
                               <w:numPr>
                                 <w:ilvl w:val="0"/>
                                 <w:numId w:val="6"/>
@@ -2033,7 +2033,7 @@
                           </w:p>
                           <w:p>
                             <w:pPr>
-                              <w:pStyle w:val="af5"/>
+                              <w:pStyle w:val="ListParagraph"/>
                               <w:numPr>
                                 <w:ilvl w:val="0"/>
                                 <w:numId w:val="6"/>
@@ -2054,7 +2054,7 @@
                           </w:p>
                           <w:p>
                             <w:pPr>
-                              <w:pStyle w:val="af5"/>
+                              <w:pStyle w:val="ListParagraph"/>
                               <w:numPr>
                                 <w:ilvl w:val="0"/>
                                 <w:numId w:val="6"/>
@@ -2166,7 +2166,7 @@
                           </w:p>
                           <w:p>
                             <w:pPr>
-                              <w:pStyle w:val="af5"/>
+                              <w:pStyle w:val="ListParagraph"/>
                               <w:numPr>
                                 <w:ilvl w:val="0"/>
                                 <w:numId w:val="6"/>
@@ -2188,7 +2188,7 @@
                           </w:p>
                           <w:p>
                             <w:pPr>
-                              <w:pStyle w:val="af5"/>
+                              <w:pStyle w:val="ListParagraph"/>
                               <w:numPr>
                                 <w:ilvl w:val="0"/>
                                 <w:numId w:val="6"/>
@@ -2216,7 +2216,7 @@
                           </w:p>
                           <w:p>
                             <w:pPr>
-                              <w:pStyle w:val="af5"/>
+                              <w:pStyle w:val="ListParagraph"/>
                               <w:numPr>
                                 <w:ilvl w:val="0"/>
                                 <w:numId w:val="6"/>
@@ -2238,7 +2238,7 @@
                           </w:p>
                           <w:p>
                             <w:pPr>
-                              <w:pStyle w:val="af5"/>
+                              <w:pStyle w:val="ListParagraph"/>
                               <w:numPr>
                                 <w:ilvl w:val="0"/>
                                 <w:numId w:val="6"/>
@@ -2285,7 +2285,7 @@
                           </w:p>
                           <w:p>
                             <w:pPr>
-                              <w:pStyle w:val="af5"/>
+                              <w:pStyle w:val="ListParagraph"/>
                               <w:numPr>
                                 <w:ilvl w:val="0"/>
                                 <w:numId w:val="6"/>
@@ -2307,7 +2307,7 @@
                           </w:p>
                           <w:p>
                             <w:pPr>
-                              <w:pStyle w:val="af5"/>
+                              <w:pStyle w:val="ListParagraph"/>
                               <w:numPr>
                                 <w:ilvl w:val="0"/>
                                 <w:numId w:val="6"/>
@@ -2347,7 +2347,7 @@
                           </w:p>
                           <w:p>
                             <w:pPr>
-                              <w:pStyle w:val="af5"/>
+                              <w:pStyle w:val="ListParagraph"/>
                               <w:numPr>
                                 <w:ilvl w:val="0"/>
                                 <w:numId w:val="6"/>
@@ -2404,7 +2404,7 @@
             <mc:AlternateContent>
               <mc:Choice Requires="wps">
                 <w:drawing>
-                  <wp:anchor distT="0" distB="0" distL="114300" distR="114300" simplePos="0" relativeHeight="251675648" behindDoc="0" locked="0" layoutInCell="1" allowOverlap="0" wp14:anchorId="7CBAAF0B" wp14:editId="15930ABC">
+                  <wp:anchor distT="0" distB="0" distL="114300" distR="114300" simplePos="0" relativeHeight="251675648" behindDoc="0" locked="0" layoutInCell="1" allowOverlap="0" wp14:anchorId="7CBAAF0B" wp14:editId="40F355BE">
                     <wp:simplePos x="0" y="0"/>
                     <wp:positionH relativeFrom="page">
                       <wp:posOffset>463550</wp:posOffset>
@@ -2534,7 +2534,7 @@
                                     </w:tcPr>
                                     <w:p>
                                       <w:pPr>
-                                        <w:pStyle w:val="a5"/>
+                                        <w:pStyle w:val="Footer"/>
                                         <w:rPr>
                                           <w:b/>
                                           <w:bCs/>
@@ -2572,7 +2572,7 @@
                                     </w:p>
                                     <w:p>
                                       <w:pPr>
-                                        <w:pStyle w:val="a5"/>
+                                        <w:pStyle w:val="Footer"/>
                                         <w:rPr>
                                           <w:b/>
                                           <w:bCs/>
@@ -2601,7 +2601,7 @@
                                     </w:p>
                                     <w:p>
                                       <w:pPr>
-                                        <w:pStyle w:val="a5"/>
+                                        <w:pStyle w:val="Footer"/>
                                         <w:rPr>
                                           <w:b/>
                                           <w:bCs/>
@@ -2630,7 +2630,7 @@
                                     </w:p>
                                     <w:p>
                                       <w:pPr>
-                                        <w:pStyle w:val="a5"/>
+                                        <w:pStyle w:val="Footer"/>
                                         <w:rPr>
                                           <w:b/>
                                           <w:bCs/>
@@ -2659,7 +2659,7 @@
                                     </w:p>
                                     <w:p>
                                       <w:pPr>
-                                        <w:pStyle w:val="a5"/>
+                                        <w:pStyle w:val="Footer"/>
                                         <w:rPr>
                                           <w:b/>
                                           <w:bCs/>
@@ -2676,6 +2676,24 @@
                                         </w:rPr>
                                         <w:t>Name:</w:t>
                                       </w:r>
+                                      <w:r>
+                                        <w:rPr>
+                                          <w:b/>
+                                          <w:bCs/>
+                                          <w:sz w:val="28"/>
+                                          <w:szCs w:val="28"/>
+                                        </w:rPr>
+                                        <w:t xml:space="preserve">SHATHA </w:t>
+                                      </w:r>
+                                      <w:r>
+                                        <w:rPr>
+                                          <w:b/>
+                                          <w:bCs/>
+                                          <w:sz w:val="28"/>
+                                          <w:szCs w:val="28"/>
+                                        </w:rPr>
+                                        <w:t>KHALED BAQAIS</w:t>
+                                      </w:r>
                                     </w:p>
                                   </w:tc>
                                   <w:tc>
@@ -2687,7 +2705,7 @@
                                     </w:tcPr>
                                     <w:p>
                                       <w:pPr>
-                                        <w:pStyle w:val="a5"/>
+                                        <w:pStyle w:val="Footer"/>
                                         <w:ind w:left="0"/>
                                         <w:rPr>
                                           <w:b/>
@@ -2705,7 +2723,7 @@
                                     </w:tcPr>
                                     <w:p>
                                       <w:pPr>
-                                        <w:pStyle w:val="a5"/>
+                                        <w:pStyle w:val="Footer"/>
                                         <w:rPr>
                                           <w:b/>
                                           <w:bCs/>
@@ -2734,7 +2752,7 @@
                                     </w:p>
                                     <w:p>
                                       <w:pPr>
-                                        <w:pStyle w:val="a5"/>
+                                        <w:pStyle w:val="Footer"/>
                                         <w:rPr>
                                           <w:b/>
                                           <w:bCs/>
@@ -2763,7 +2781,7 @@
                                     </w:p>
                                     <w:p>
                                       <w:pPr>
-                                        <w:pStyle w:val="a5"/>
+                                        <w:pStyle w:val="Footer"/>
                                         <w:rPr>
                                           <w:b/>
                                           <w:bCs/>
@@ -2792,7 +2810,7 @@
                                     </w:p>
                                     <w:p>
                                       <w:pPr>
-                                        <w:pStyle w:val="a5"/>
+                                        <w:pStyle w:val="Footer"/>
                                         <w:rPr>
                                           <w:b/>
                                           <w:bCs/>
@@ -2821,7 +2839,7 @@
                                     </w:p>
                                     <w:p>
                                       <w:pPr>
-                                        <w:pStyle w:val="a5"/>
+                                        <w:pStyle w:val="Footer"/>
                                         <w:rPr>
                                           <w:b/>
                                           <w:bCs/>
@@ -2838,10 +2856,19 @@
                                         </w:rPr>
                                         <w:t>ID:</w:t>
                                       </w:r>
+                                      <w:r>
+                                        <w:rPr>
+                                          <w:b/>
+                                          <w:bCs/>
+                                          <w:sz w:val="28"/>
+                                          <w:szCs w:val="28"/>
+                                        </w:rPr>
+                                        <w:t>S240067735</w:t>
+                                      </w:r>
                                     </w:p>
                                     <w:p>
                                       <w:pPr>
-                                        <w:pStyle w:val="a5"/>
+                                        <w:pStyle w:val="Footer"/>
                                         <w:rPr>
                                           <w:b/>
                                           <w:bCs/>
@@ -2863,7 +2890,7 @@
                                     </w:tcPr>
                                     <w:p>
                                       <w:pPr>
-                                        <w:pStyle w:val="a5"/>
+                                        <w:pStyle w:val="Footer"/>
                                         <w:rPr>
                                           <w:b/>
                                           <w:bCs/>
@@ -2882,7 +2909,7 @@
                                     </w:tcPr>
                                     <w:p>
                                       <w:pPr>
-                                        <w:pStyle w:val="a5"/>
+                                        <w:pStyle w:val="Footer"/>
                                         <w:ind w:left="0"/>
                                         <w:rPr>
                                           <w:b/>
@@ -2900,7 +2927,7 @@
                                     </w:tcPr>
                                     <w:p>
                                       <w:pPr>
-                                        <w:pStyle w:val="a5"/>
+                                        <w:pStyle w:val="Footer"/>
                                         <w:rPr>
                                           <w:b/>
                                           <w:bCs/>
@@ -2923,7 +2950,7 @@
                                     </w:tcPr>
                                     <w:p>
                                       <w:pPr>
-                                        <w:pStyle w:val="a5"/>
+                                        <w:pStyle w:val="Footer"/>
                                       </w:pPr>
                                     </w:p>
                                   </w:tc>
@@ -2934,7 +2961,7 @@
                                     </w:tcPr>
                                     <w:p>
                                       <w:pPr>
-                                        <w:pStyle w:val="a5"/>
+                                        <w:pStyle w:val="Footer"/>
                                       </w:pPr>
                                     </w:p>
                                   </w:tc>
@@ -2945,7 +2972,7 @@
                                     </w:tcPr>
                                     <w:p>
                                       <w:pPr>
-                                        <w:pStyle w:val="a5"/>
+                                        <w:pStyle w:val="Footer"/>
                                       </w:pPr>
                                     </w:p>
                                   </w:tc>
@@ -2953,7 +2980,7 @@
                               </w:tbl>
                               <w:p>
                                 <w:pPr>
-                                  <w:pStyle w:val="ad"/>
+                                  <w:pStyle w:val="NoSpacing"/>
                                 </w:pPr>
                               </w:p>
                             </w:txbxContent>
@@ -2978,7 +3005,11 @@
               </mc:Choice>
               <mc:Fallback>
                 <w:pict>
-                  <v:shape w14:anchorId="7CBAAF0B" id="Text Box 15" o:spid="_x0000_s1031" type="#_x0000_t202" alt="contact info" style="position:absolute;margin-left:36.5pt;margin-top:226.65pt;width:540pt;height:114pt;z-index:251675648;visibility:visible;mso-wrap-style:square;mso-width-percent:1282;mso-height-percent:0;mso-wrap-distance-left:9pt;mso-wrap-distance-top:0;mso-wrap-distance-right:9pt;mso-wrap-distance-bottom:0;mso-position-horizontal:absolute;mso-position-horizontal-relative:page;mso-position-vertical:absolute;mso-position-vertical-relative:margin;mso-width-percent:1282;mso-height-percent:0;mso-width-relative:margin;mso-height-relative:margin;v-text-anchor:bottom" o:gfxdata="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" o:allowoverlap="f" filled="f" stroked="f" strokeweight=".5pt">
+                  <v:shapetype w14:anchorId="7CBAAF0B" id="_x0000_t202" coordsize="21600,21600" o:spt="202" path="m,l,21600r21600,l21600,xe">
+                    <v:stroke joinstyle="miter"/>
+                    <v:path gradientshapeok="t" o:connecttype="rect"/>
+                  </v:shapetype>
+                  <v:shape id="Text Box 15" o:spid="_x0000_s1031" type="#_x0000_t202" alt="contact info" style="position:absolute;margin-left:36.5pt;margin-top:226.65pt;width:540pt;height:114pt;z-index:251675648;visibility:visible;mso-wrap-style:square;mso-width-percent:1282;mso-height-percent:0;mso-wrap-distance-left:9pt;mso-wrap-distance-top:0;mso-wrap-distance-right:9pt;mso-wrap-distance-bottom:0;mso-position-horizontal:absolute;mso-position-horizontal-relative:page;mso-position-vertical:absolute;mso-position-vertical-relative:margin;mso-width-percent:1282;mso-height-percent:0;mso-width-relative:margin;mso-height-relative:margin;v-text-anchor:bottom" o:gfxdata="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" o:allowoverlap="f" filled="f" stroked="f" strokeweight=".5pt">
                     <v:textbox inset="0,0,0,0">
                       <w:txbxContent>
                         <w:p>
@@ -3064,7 +3095,7 @@
                               </w:tcPr>
                               <w:p>
                                 <w:pPr>
-                                  <w:pStyle w:val="a5"/>
+                                  <w:pStyle w:val="Footer"/>
                                   <w:rPr>
                                     <w:b/>
                                     <w:bCs/>
@@ -3102,7 +3133,7 @@
                               </w:p>
                               <w:p>
                                 <w:pPr>
-                                  <w:pStyle w:val="a5"/>
+                                  <w:pStyle w:val="Footer"/>
                                   <w:rPr>
                                     <w:b/>
                                     <w:bCs/>
@@ -3131,7 +3162,7 @@
                               </w:p>
                               <w:p>
                                 <w:pPr>
-                                  <w:pStyle w:val="a5"/>
+                                  <w:pStyle w:val="Footer"/>
                                   <w:rPr>
                                     <w:b/>
                                     <w:bCs/>
@@ -3160,7 +3191,7 @@
                               </w:p>
                               <w:p>
                                 <w:pPr>
-                                  <w:pStyle w:val="a5"/>
+                                  <w:pStyle w:val="Footer"/>
                                   <w:rPr>
                                     <w:b/>
                                     <w:bCs/>
@@ -3189,7 +3220,7 @@
                               </w:p>
                               <w:p>
                                 <w:pPr>
-                                  <w:pStyle w:val="a5"/>
+                                  <w:pStyle w:val="Footer"/>
                                   <w:rPr>
                                     <w:b/>
                                     <w:bCs/>
@@ -3206,6 +3237,24 @@
                                   </w:rPr>
                                   <w:t>Name:</w:t>
                                 </w:r>
+                                <w:r>
+                                  <w:rPr>
+                                    <w:b/>
+                                    <w:bCs/>
+                                    <w:sz w:val="28"/>
+                                    <w:szCs w:val="28"/>
+                                  </w:rPr>
+                                  <w:t xml:space="preserve">SHATHA </w:t>
+                                </w:r>
+                                <w:r>
+                                  <w:rPr>
+                                    <w:b/>
+                                    <w:bCs/>
+                                    <w:sz w:val="28"/>
+                                    <w:szCs w:val="28"/>
+                                  </w:rPr>
+                                  <w:t>KHALED BAQAIS</w:t>
+                                </w:r>
                               </w:p>
                             </w:tc>
                             <w:tc>
@@ -3217,7 +3266,7 @@
                               </w:tcPr>
                               <w:p>
                                 <w:pPr>
-                                  <w:pStyle w:val="a5"/>
+                                  <w:pStyle w:val="Footer"/>
                                   <w:ind w:left="0"/>
                                   <w:rPr>
                                     <w:b/>
@@ -3235,7 +3284,7 @@
                               </w:tcPr>
                               <w:p>
                                 <w:pPr>
-                                  <w:pStyle w:val="a5"/>
+                                  <w:pStyle w:val="Footer"/>
                                   <w:rPr>
                                     <w:b/>
                                     <w:bCs/>
@@ -3264,7 +3313,7 @@
                               </w:p>
                               <w:p>
                                 <w:pPr>
-                                  <w:pStyle w:val="a5"/>
+                                  <w:pStyle w:val="Footer"/>
                                   <w:rPr>
                                     <w:b/>
                                     <w:bCs/>
@@ -3293,7 +3342,7 @@
                               </w:p>
                               <w:p>
                                 <w:pPr>
-                                  <w:pStyle w:val="a5"/>
+                                  <w:pStyle w:val="Footer"/>
                                   <w:rPr>
                                     <w:b/>
                                     <w:bCs/>
@@ -3322,7 +3371,7 @@
                               </w:p>
                               <w:p>
                                 <w:pPr>
-                                  <w:pStyle w:val="a5"/>
+                                  <w:pStyle w:val="Footer"/>
                                   <w:rPr>
                                     <w:b/>
                                     <w:bCs/>
@@ -3351,7 +3400,7 @@
                               </w:p>
                               <w:p>
                                 <w:pPr>
-                                  <w:pStyle w:val="a5"/>
+                                  <w:pStyle w:val="Footer"/>
                                   <w:rPr>
                                     <w:b/>
                                     <w:bCs/>
@@ -3368,10 +3417,19 @@
                                   </w:rPr>
                                   <w:t>ID:</w:t>
                                 </w:r>
+                                <w:r>
+                                  <w:rPr>
+                                    <w:b/>
+                                    <w:bCs/>
+                                    <w:sz w:val="28"/>
+                                    <w:szCs w:val="28"/>
+                                  </w:rPr>
+                                  <w:t>S240067735</w:t>
+                                </w:r>
                               </w:p>
                               <w:p>
                                 <w:pPr>
-                                  <w:pStyle w:val="a5"/>
+                                  <w:pStyle w:val="Footer"/>
                                   <w:rPr>
                                     <w:b/>
                                     <w:bCs/>
@@ -3393,7 +3451,7 @@
                               </w:tcPr>
                               <w:p>
                                 <w:pPr>
-                                  <w:pStyle w:val="a5"/>
+                                  <w:pStyle w:val="Footer"/>
                                   <w:rPr>
                                     <w:b/>
                                     <w:bCs/>
@@ -3412,7 +3470,7 @@
                               </w:tcPr>
                               <w:p>
                                 <w:pPr>
-                                  <w:pStyle w:val="a5"/>
+                                  <w:pStyle w:val="Footer"/>
                                   <w:ind w:left="0"/>
                                   <w:rPr>
                                     <w:b/>
@@ -3430,7 +3488,7 @@
                               </w:tcPr>
                               <w:p>
                                 <w:pPr>
-                                  <w:pStyle w:val="a5"/>
+                                  <w:pStyle w:val="Footer"/>
                                   <w:rPr>
                                     <w:b/>
                                     <w:bCs/>
@@ -3453,7 +3511,7 @@
                               </w:tcPr>
                               <w:p>
                                 <w:pPr>
-                                  <w:pStyle w:val="a5"/>
+                                  <w:pStyle w:val="Footer"/>
                                 </w:pPr>
                               </w:p>
                             </w:tc>
@@ -3464,7 +3522,7 @@
                               </w:tcPr>
                               <w:p>
                                 <w:pPr>
-                                  <w:pStyle w:val="a5"/>
+                                  <w:pStyle w:val="Footer"/>
                                 </w:pPr>
                               </w:p>
                             </w:tc>
@@ -3475,7 +3533,7 @@
                               </w:tcPr>
                               <w:p>
                                 <w:pPr>
-                                  <w:pStyle w:val="a5"/>
+                                  <w:pStyle w:val="Footer"/>
                                 </w:pPr>
                               </w:p>
                             </w:tc>
@@ -3483,7 +3541,7 @@
                         </w:tbl>
                         <w:p>
                           <w:pPr>
-                            <w:pStyle w:val="ad"/>
+                            <w:pStyle w:val="NoSpacing"/>
                           </w:pPr>
                         </w:p>
                       </w:txbxContent>
@@ -3519,7 +3577,7 @@
     </w:p>
     <w:p>
       <w:pPr>
-        <w:pStyle w:val="1"/>
+        <w:pStyle w:val="Heading1"/>
       </w:pPr>
       <w:r>
         <w:lastRenderedPageBreak/>
@@ -3528,7 +3586,7 @@
     </w:p>
     <w:p>
       <w:pPr>
-        <w:pStyle w:val="af5"/>
+        <w:pStyle w:val="ListParagraph"/>
         <w:numPr>
           <w:ilvl w:val="0"/>
           <w:numId w:val="20"/>
@@ -3552,7 +3610,7 @@
     </w:p>
     <w:p>
       <w:pPr>
-        <w:pStyle w:val="af5"/>
+        <w:pStyle w:val="ListParagraph"/>
         <w:rPr>
           <w:sz w:val="24"/>
           <w:szCs w:val="24"/>
@@ -3568,7 +3626,7 @@
     </w:p>
     <w:p>
       <w:pPr>
-        <w:pStyle w:val="af5"/>
+        <w:pStyle w:val="ListParagraph"/>
         <w:numPr>
           <w:ilvl w:val="1"/>
           <w:numId w:val="20"/>
@@ -3588,7 +3646,7 @@
     </w:p>
     <w:p>
       <w:pPr>
-        <w:pStyle w:val="af5"/>
+        <w:pStyle w:val="ListParagraph"/>
         <w:numPr>
           <w:ilvl w:val="1"/>
           <w:numId w:val="20"/>
@@ -3608,7 +3666,7 @@
     </w:p>
     <w:p>
       <w:pPr>
-        <w:pStyle w:val="af5"/>
+        <w:pStyle w:val="ListParagraph"/>
         <w:numPr>
           <w:ilvl w:val="1"/>
           <w:numId w:val="20"/>
@@ -3628,7 +3686,7 @@
     </w:p>
     <w:p>
       <w:pPr>
-        <w:pStyle w:val="af5"/>
+        <w:pStyle w:val="ListParagraph"/>
         <w:numPr>
           <w:ilvl w:val="1"/>
           <w:numId w:val="20"/>
@@ -3648,7 +3706,7 @@
     </w:p>
     <w:p>
       <w:pPr>
-        <w:pStyle w:val="af5"/>
+        <w:pStyle w:val="ListParagraph"/>
         <w:numPr>
           <w:ilvl w:val="1"/>
           <w:numId w:val="20"/>
@@ -3668,7 +3726,7 @@
     </w:p>
     <w:p>
       <w:pPr>
-        <w:pStyle w:val="af5"/>
+        <w:pStyle w:val="ListParagraph"/>
         <w:numPr>
           <w:ilvl w:val="1"/>
           <w:numId w:val="20"/>
@@ -3709,7 +3767,7 @@
     </w:p>
     <w:p>
       <w:pPr>
-        <w:pStyle w:val="af5"/>
+        <w:pStyle w:val="ListParagraph"/>
         <w:numPr>
           <w:ilvl w:val="0"/>
           <w:numId w:val="20"/>
@@ -3733,7 +3791,7 @@
     </w:p>
     <w:p>
       <w:pPr>
-        <w:pStyle w:val="af5"/>
+        <w:pStyle w:val="ListParagraph"/>
         <w:rPr>
           <w:sz w:val="24"/>
           <w:szCs w:val="24"/>
@@ -3798,7 +3856,7 @@
     </w:p>
     <w:p>
       <w:pPr>
-        <w:pStyle w:val="af5"/>
+        <w:pStyle w:val="ListParagraph"/>
         <w:rPr>
           <w:sz w:val="24"/>
           <w:szCs w:val="24"/>
@@ -3884,7 +3942,7 @@
     </w:p>
     <w:p>
       <w:pPr>
-        <w:pStyle w:val="af5"/>
+        <w:pStyle w:val="ListParagraph"/>
         <w:rPr>
           <w:sz w:val="24"/>
           <w:szCs w:val="24"/>
@@ -3923,7 +3981,7 @@
     </w:p>
     <w:p>
       <w:pPr>
-        <w:pStyle w:val="af5"/>
+        <w:pStyle w:val="ListParagraph"/>
         <w:numPr>
           <w:ilvl w:val="0"/>
           <w:numId w:val="20"/>
@@ -3947,7 +4005,7 @@
     </w:p>
     <w:p>
       <w:pPr>
-        <w:pStyle w:val="af5"/>
+        <w:pStyle w:val="ListParagraph"/>
         <w:rPr>
           <w:sz w:val="24"/>
           <w:szCs w:val="24"/>
@@ -3977,7 +4035,7 @@
     </w:p>
     <w:p>
       <w:pPr>
-        <w:pStyle w:val="af5"/>
+        <w:pStyle w:val="ListParagraph"/>
         <w:numPr>
           <w:ilvl w:val="1"/>
           <w:numId w:val="20"/>
@@ -3992,12 +4050,13 @@
           <w:sz w:val="24"/>
           <w:szCs w:val="24"/>
         </w:rPr>
+        <w:lastRenderedPageBreak/>
         <w:t>Describe one specific challenge or obstacle you encountered during this project and explain in detail how you identified and resolved it.</w:t>
       </w:r>
     </w:p>
     <w:p>
       <w:pPr>
-        <w:pStyle w:val="af5"/>
+        <w:pStyle w:val="ListParagraph"/>
         <w:numPr>
           <w:ilvl w:val="1"/>
           <w:numId w:val="20"/>
@@ -4017,7 +4076,7 @@
     </w:p>
     <w:p>
       <w:pPr>
-        <w:pStyle w:val="af5"/>
+        <w:pStyle w:val="ListParagraph"/>
         <w:numPr>
           <w:ilvl w:val="1"/>
           <w:numId w:val="20"/>
@@ -4037,7 +4096,7 @@
     </w:p>
     <w:p>
       <w:pPr>
-        <w:pStyle w:val="af5"/>
+        <w:pStyle w:val="ListParagraph"/>
         <w:numPr>
           <w:ilvl w:val="1"/>
           <w:numId w:val="20"/>
@@ -4067,15 +4126,16 @@
     <w:p/>
     <w:p>
       <w:pPr>
-        <w:pStyle w:val="1"/>
-      </w:pPr>
-      <w:r>
+        <w:pStyle w:val="Heading1"/>
+      </w:pPr>
+      <w:r>
+        <w:lastRenderedPageBreak/>
         <w:t>Important Notes</w:t>
       </w:r>
     </w:p>
     <w:p>
       <w:pPr>
-        <w:pStyle w:val="af5"/>
+        <w:pStyle w:val="ListParagraph"/>
         <w:numPr>
           <w:ilvl w:val="0"/>
           <w:numId w:val="21"/>
@@ -4108,7 +4168,7 @@
     </w:p>
     <w:p>
       <w:pPr>
-        <w:pStyle w:val="af5"/>
+        <w:pStyle w:val="ListParagraph"/>
         <w:numPr>
           <w:ilvl w:val="0"/>
           <w:numId w:val="21"/>
@@ -4128,7 +4188,7 @@
     </w:p>
     <w:p>
       <w:pPr>
-        <w:pStyle w:val="af5"/>
+        <w:pStyle w:val="ListParagraph"/>
         <w:numPr>
           <w:ilvl w:val="0"/>
           <w:numId w:val="21"/>
@@ -4158,9 +4218,10 @@
     <w:p/>
     <w:p>
       <w:pPr>
-        <w:pStyle w:val="1"/>
-      </w:pPr>
-      <w:r>
+        <w:pStyle w:val="Heading1"/>
+      </w:pPr>
+      <w:r>
+        <w:lastRenderedPageBreak/>
         <w:t>Project Rubric</w:t>
       </w:r>
     </w:p>
@@ -4728,7 +4789,7 @@
     <w:p/>
     <w:p>
       <w:pPr>
-        <w:pStyle w:val="1"/>
+        <w:pStyle w:val="Heading1"/>
         <w:rPr>
           <w:rFonts w:ascii="Times New Roman" w:hAnsi="Times New Roman" w:cs="Times New Roman"/>
           <w:sz w:val="36"/>
@@ -4740,6 +4801,7 @@
           <w:noProof/>
           <w:lang w:eastAsia="en-US"/>
         </w:rPr>
+        <w:lastRenderedPageBreak/>
         <mc:AlternateContent>
           <mc:Choice Requires="wps">
             <w:drawing>
@@ -4919,16 +4981,16 @@
                         <w:txbxContent>
                           <w:p>
                             <w:pPr>
-                              <w:pStyle w:val="af"/>
+                              <w:pStyle w:val="Quote"/>
                               <w:rPr>
-                                <w:rStyle w:val="Char5"/>
+                                <w:rStyle w:val="QuoteChar"/>
                                 <w:i/>
                                 <w:iCs/>
                               </w:rPr>
                             </w:pPr>
                             <w:r>
                               <w:rPr>
-                                <w:rStyle w:val="Char5"/>
+                                <w:rStyle w:val="QuoteChar"/>
                                 <w:i/>
                                 <w:iCs/>
                               </w:rPr>
@@ -4937,16 +4999,16 @@
                           </w:p>
                           <w:p>
                             <w:pPr>
-                              <w:pStyle w:val="af"/>
+                              <w:pStyle w:val="Quote"/>
                               <w:rPr>
-                                <w:rStyle w:val="Char5"/>
+                                <w:rStyle w:val="QuoteChar"/>
                                 <w:i/>
                                 <w:iCs/>
                               </w:rPr>
                             </w:pPr>
                             <w:r>
                               <w:rPr>
-                                <w:rStyle w:val="Char5"/>
+                                <w:rStyle w:val="QuoteChar"/>
                                 <w:i/>
                                 <w:iCs/>
                               </w:rPr>
@@ -4995,16 +5057,16 @@
                   <w:txbxContent>
                     <w:p>
                       <w:pPr>
-                        <w:pStyle w:val="af"/>
+                        <w:pStyle w:val="Quote"/>
                         <w:rPr>
-                          <w:rStyle w:val="Char5"/>
+                          <w:rStyle w:val="QuoteChar"/>
                           <w:i/>
                           <w:iCs/>
                         </w:rPr>
                       </w:pPr>
                       <w:r>
                         <w:rPr>
-                          <w:rStyle w:val="Char5"/>
+                          <w:rStyle w:val="QuoteChar"/>
                           <w:i/>
                           <w:iCs/>
                         </w:rPr>
@@ -5013,16 +5075,16 @@
                     </w:p>
                     <w:p>
                       <w:pPr>
-                        <w:pStyle w:val="af"/>
+                        <w:pStyle w:val="Quote"/>
                         <w:rPr>
-                          <w:rStyle w:val="Char5"/>
+                          <w:rStyle w:val="QuoteChar"/>
                           <w:i/>
                           <w:iCs/>
                         </w:rPr>
                       </w:pPr>
                       <w:r>
                         <w:rPr>
-                          <w:rStyle w:val="Char5"/>
+                          <w:rStyle w:val="QuoteChar"/>
                           <w:i/>
                           <w:iCs/>
                         </w:rPr>
@@ -5104,9 +5166,10 @@
     </w:p>
     <w:p>
       <w:pPr>
-        <w:pStyle w:val="1"/>
-      </w:pPr>
-      <w:r>
+        <w:pStyle w:val="Heading1"/>
+      </w:pPr>
+      <w:r>
+        <w:lastRenderedPageBreak/>
         <w:t>Task 1</w:t>
       </w:r>
     </w:p>
@@ -5314,10 +5377,260 @@
     <w:p>
       <w:pPr>
         <w:rPr>
+          <w:lang w:val="en-GB"/>
+        </w:rPr>
+      </w:pPr>
+    </w:p>
+    <w:p>
+      <w:pPr>
+        <w:rPr>
+          <w:lang w:val="en-GB"/>
+        </w:rPr>
+      </w:pPr>
+    </w:p>
+    <w:p>
+      <w:r>
+        <w:rPr>
+          <w:b/>
+          <w:bCs/>
+          <w:sz w:val="32"/>
+          <w:szCs w:val="32"/>
+        </w:rPr>
+        <w:t>Reflection</w:t>
+      </w:r>
+      <w:r>
+        <w:t>:</w:t>
+      </w:r>
+    </w:p>
+    <w:p/>
+    <w:p>
+      <w:r>
+        <w:t xml:space="preserve">I came at this project thinking a Gantt chart would be pretty straightforward I thought it would be pretty simple, just enter, tasks with dates </w:t>
+      </w:r>
+      <w:r>
+        <w:t>etc.</w:t>
+      </w:r>
+      <w:r>
+        <w:t xml:space="preserve">, but when I started to use </w:t>
+      </w:r>
+      <w:r>
+        <w:t>Team Gantt</w:t>
+      </w:r>
+      <w:r>
+        <w:t xml:space="preserve"> I </w:t>
+      </w:r>
+      <w:r>
+        <w:t>realized</w:t>
+      </w:r>
+      <w:r>
+        <w:t xml:space="preserve"> that there was so much more involved. I had to contemplate the sequence of all the tasks, make time estimates that are realistic, and link activities using </w:t>
+      </w:r>
+      <w:r>
+        <w:t>dependencies</w:t>
+      </w:r>
+      <w:r>
+        <w:t xml:space="preserve"> Spoiler: I co-messed up dates and the associated task links that make it hard to tease out what is going on in your schedule. I had just dismissed it and I went back over everything, iterating it until it clicked.</w:t>
+      </w:r>
+    </w:p>
+    <w:p/>
+    <w:p>
+      <w:r>
+        <w:t>Another challenge was working. with the project deadline. The schedule had to modified a number of times as I wanted all tasks to finish prior submission date and weekends had to be accounted. Along the way, I learned that planning well means making adjustments until the puzzle pieces fit and small corrections can fix large problems.</w:t>
+      </w:r>
+    </w:p>
+    <w:p/>
+    <w:p>
+      <w:r>
+        <w:t xml:space="preserve">I had never used </w:t>
+      </w:r>
+      <w:r>
+        <w:t>Team Gantt</w:t>
+      </w:r>
+      <w:r>
+        <w:t xml:space="preserve"> before. The interface was kind of confusing to begin with, particularly adding dependencies and changing the duration of the tasks. This was new to me, nonetheless with additional practice I began to feel comfortable. You complete your assignment, and by the end of it, I was feeling much more familiar and aware of how project management tools can get your work organized and progress tracked.</w:t>
+      </w:r>
+    </w:p>
+    <w:p/>
+    <w:p>
+      <w:r>
+        <w:t>Overall this assignment not only taught me how to create a Gant chart. It taught me that even basic projects require a plan to start with, clocking in even the simplest tasks and flushing out potential issues logically before moving forward. I think that these are valuable skills I can continue using in my university projects and future career, especially when it comes to leading teams &amp; deadlines. Because I learned something new with a difference and also got better at planning.</w:t>
+      </w:r>
+    </w:p>
+    <w:p>
+      <w:pPr>
+        <w:rPr>
+          <w:lang w:val="en-GB"/>
+        </w:rPr>
+      </w:pPr>
+    </w:p>
+    <w:p>
+      <w:pPr>
+        <w:rPr>
+          <w:lang w:val="en-GB"/>
+        </w:rPr>
+      </w:pPr>
+    </w:p>
+    <w:p>
+      <w:pPr>
+        <w:rPr>
+          <w:lang w:val="en-GB"/>
+        </w:rPr>
+      </w:pPr>
+    </w:p>
+    <w:p>
+      <w:pPr>
+        <w:rPr>
+          <w:lang w:val="en-GB"/>
+        </w:rPr>
+      </w:pPr>
+    </w:p>
+    <w:p>
+      <w:pPr>
+        <w:rPr>
+          <w:lang w:val="en-GB"/>
+        </w:rPr>
+      </w:pPr>
+    </w:p>
+    <w:p>
+      <w:pPr>
+        <w:rPr>
+          <w:lang w:val="en-GB"/>
+        </w:rPr>
+      </w:pPr>
+    </w:p>
+    <w:p>
+      <w:pPr>
+        <w:rPr>
+          <w:lang w:val="en-GB"/>
+        </w:rPr>
+      </w:pPr>
+    </w:p>
+    <w:p>
+      <w:pPr>
+        <w:rPr>
+          <w:lang w:val="en-GB"/>
+        </w:rPr>
+      </w:pPr>
+    </w:p>
+    <w:p>
+      <w:pPr>
+        <w:rPr>
+          <w:lang w:val="en-GB"/>
+        </w:rPr>
+      </w:pPr>
+    </w:p>
+    <w:p>
+      <w:pPr>
+        <w:rPr>
+          <w:lang w:val="en-GB"/>
+        </w:rPr>
+      </w:pPr>
+    </w:p>
+    <w:p>
+      <w:pPr>
+        <w:rPr>
           <w:rtl/>
           <w:lang w:val="en-GB"/>
         </w:rPr>
       </w:pPr>
+    </w:p>
+    <w:p>
+      <w:pPr>
+        <w:pStyle w:val="Heading1"/>
+      </w:pPr>
+      <w:r>
+        <w:lastRenderedPageBreak/>
+        <w:t>Task 2</w:t>
+      </w:r>
+    </w:p>
+    <w:p>
+      <w:pPr>
+        <w:pStyle w:val="ListParagraph"/>
+        <w:numPr>
+          <w:ilvl w:val="0"/>
+          <w:numId w:val="23"/>
+        </w:numPr>
+        <w:rPr>
+          <w:sz w:val="24"/>
+          <w:szCs w:val="24"/>
+          <w:rtl/>
+        </w:rPr>
+      </w:pPr>
+      <w:r>
+        <w:rPr>
+          <w:sz w:val="24"/>
+          <w:szCs w:val="24"/>
+        </w:rPr>
+        <w:t>Select ONE prototyping approach</w:t>
+      </w:r>
+    </w:p>
+    <w:p>
+      <w:pPr>
+        <w:pStyle w:val="ListParagraph"/>
+        <w:numPr>
+          <w:ilvl w:val="0"/>
+          <w:numId w:val="22"/>
+        </w:numPr>
+        <w:rPr>
+          <w:sz w:val="24"/>
+          <w:szCs w:val="24"/>
+          <w:rtl/>
+        </w:rPr>
+      </w:pPr>
+      <w:r>
+        <w:rPr>
+          <w:sz w:val="24"/>
+          <w:szCs w:val="24"/>
+        </w:rPr>
+        <w:t>(Evolutionary Prototyping or Throwaway Prototyping).</w:t>
+      </w:r>
+    </w:p>
+    <w:p>
+      <w:pPr>
+        <w:pStyle w:val="ListParagraph"/>
+        <w:numPr>
+          <w:ilvl w:val="0"/>
+          <w:numId w:val="22"/>
+        </w:numPr>
+        <w:rPr>
+          <w:sz w:val="24"/>
+          <w:szCs w:val="24"/>
+          <w:rtl/>
+        </w:rPr>
+      </w:pPr>
+      <w:r>
+        <w:rPr>
+          <w:sz w:val="24"/>
+          <w:szCs w:val="24"/>
+        </w:rPr>
+        <w:t>Develop low-fidelity prototypes for 3 main screens</w:t>
+      </w:r>
+    </w:p>
+    <w:p>
+      <w:r>
+        <w:t xml:space="preserve"> of the system and justify why your chosen approach is more appropriate for this project.</w:t>
+      </w:r>
+      <w:r>
+        <w:t xml:space="preserve"> </w:t>
+      </w:r>
+      <w:r>
+        <w:rPr>
+          <w:color w:val="EE0000"/>
+        </w:rPr>
+        <w:t>[</w:t>
+      </w:r>
+      <w:r>
+        <w:rPr>
+          <w:color w:val="EE0000"/>
+        </w:rPr>
+        <w:t xml:space="preserve">2 </w:t>
+      </w:r>
+      <w:r>
+        <w:rPr>
+          <w:color w:val="EE0000"/>
+        </w:rPr>
+        <w:t>marks]</w:t>
+      </w:r>
     </w:p>
     <w:p>
       <w:pPr>
@@ -5331,153 +5644,53 @@
       </w:pPr>
       <w:r>
         <w:rPr>
+          <w:sz w:val="32"/>
+          <w:szCs w:val="32"/>
+        </w:rPr>
+        <w:br/>
+      </w:r>
+      <w:r>
+        <w:rPr>
           <w:b/>
           <w:bCs/>
           <w:sz w:val="32"/>
           <w:szCs w:val="32"/>
         </w:rPr>
-        <w:t>Reflection</w:t>
-      </w:r>
-      <w:r>
-        <w:rPr>
-          <w:rFonts w:hint="cs"/>
+        <w:t>Selected Prototyping Approach</w:t>
+      </w:r>
+    </w:p>
+    <w:p>
+      <w:pPr>
+        <w:rPr>
           <w:b/>
           <w:bCs/>
           <w:sz w:val="32"/>
           <w:szCs w:val="32"/>
           <w:rtl/>
         </w:rPr>
-        <w:t>:</w:t>
-      </w:r>
-    </w:p>
-    <w:p/>
-    <w:p>
-      <w:r>
-        <w:t>When I first started this project , I thought creating a Gantt chart would be simple. I expected it to involve just adding tasks with dates, but once I began using TeamGantt, I realised there was much more to it. I had to think carefully about the order of each task, estimate realistic durations, and connect the activities using dependencies. At the beginning, I made several mistakes with the dates and task relationships, which made the schedule look confusing. Instead of giving up, I went back, reviewed everything, and kept improving it until it made sense.</w:t>
-      </w:r>
-    </w:p>
-    <w:p>
-      <w:r>
-        <w:t> </w:t>
-      </w:r>
-    </w:p>
-    <w:p>
-      <w:r>
-        <w:t>Another challenge was working with the project deadline. I had to adjust the schedule several times because I wanted all the tasks to finish before the submission date while also taking weekends into account. This taught me that effective planning is flexible and sometimes requires making changes until everything fits together logically, and that small adjustments can prevent bigger problems.</w:t>
-      </w:r>
-    </w:p>
-    <w:p>
-      <w:r>
-        <w:t> </w:t>
-      </w:r>
-    </w:p>
-    <w:p>
-      <w:r>
-        <w:t>Using TeamGantt was a new experience for me. At first, I found the interface confusing, especially when adding dependencies and adjusting task durations. However, after spending more time practising, I became more comfortable with it. By the end of the assignment, I felt much more confident and understood how project management tools help organise work and track progress.</w:t>
-      </w:r>
-    </w:p>
-    <w:p>
-      <w:r>
-        <w:t>Overall, this assignment taught me more than how to create a Gantt chart. It showed me the importance of planning before starting any project, thinking logically about task sequences, and paying attention to detail. I believe these are practical skills that I can use not only in my university projects but also in my future career, especially when managing teams and deadlines. Looking back, I am satisfied with the final result because I learned something new and improved my problem-solving and planning skills throughout the process.</w:t>
-      </w:r>
-    </w:p>
-    <w:p/>
-    <w:p>
-      <w:pPr>
-        <w:pStyle w:val="1"/>
-      </w:pPr>
-      <w:r>
-        <w:t>Task 2</w:t>
-      </w:r>
-    </w:p>
-    <w:p>
-      <w:pPr>
-        <w:pStyle w:val="af5"/>
+      </w:pPr>
+    </w:p>
+    <w:p>
+      <w:pPr>
+        <w:pStyle w:val="ListParagraph"/>
         <w:numPr>
           <w:ilvl w:val="0"/>
-          <w:numId w:val="23"/>
+          <w:numId w:val="25"/>
         </w:numPr>
         <w:rPr>
-          <w:sz w:val="24"/>
-          <w:szCs w:val="24"/>
           <w:rtl/>
         </w:rPr>
       </w:pPr>
       <w:r>
-        <w:rPr>
-          <w:sz w:val="24"/>
-          <w:szCs w:val="24"/>
-        </w:rPr>
-        <w:t>Select ONE prototyping approach</w:t>
-      </w:r>
-    </w:p>
-    <w:p>
-      <w:pPr>
-        <w:pStyle w:val="af5"/>
-        <w:numPr>
-          <w:ilvl w:val="0"/>
-          <w:numId w:val="22"/>
-        </w:numPr>
-        <w:rPr>
-          <w:sz w:val="24"/>
-          <w:szCs w:val="24"/>
+        <w:t>Evolutionary Prototyping</w:t>
+      </w:r>
+    </w:p>
+    <w:p>
+      <w:pPr>
+        <w:rPr>
           <w:rtl/>
         </w:rPr>
       </w:pPr>
-      <w:r>
-        <w:rPr>
-          <w:sz w:val="24"/>
-          <w:szCs w:val="24"/>
-        </w:rPr>
-        <w:t>(Evolutionary Prototyping or Throwaway Prototyping).</w:t>
-      </w:r>
-    </w:p>
-    <w:p>
-      <w:pPr>
-        <w:pStyle w:val="af5"/>
-        <w:numPr>
-          <w:ilvl w:val="0"/>
-          <w:numId w:val="22"/>
-        </w:numPr>
-        <w:rPr>
-          <w:sz w:val="24"/>
-          <w:szCs w:val="24"/>
-          <w:rtl/>
-        </w:rPr>
-      </w:pPr>
-      <w:r>
-        <w:rPr>
-          <w:sz w:val="24"/>
-          <w:szCs w:val="24"/>
-        </w:rPr>
-        <w:t>Develop low-fidelity prototypes for 3 main screens</w:t>
-      </w:r>
-    </w:p>
-    <w:p>
-      <w:r>
-        <w:t xml:space="preserve"> of the system and justify why your chosen approach is more appropriate for this project.</w:t>
-      </w:r>
-      <w:r>
-        <w:t xml:space="preserve"> </w:t>
-      </w:r>
-      <w:r>
-        <w:rPr>
-          <w:color w:val="EE0000"/>
-        </w:rPr>
-        <w:t>[</w:t>
-      </w:r>
-      <w:r>
-        <w:rPr>
-          <w:color w:val="EE0000"/>
-        </w:rPr>
-        <w:t xml:space="preserve">2 </w:t>
-      </w:r>
-      <w:r>
-        <w:rPr>
-          <w:color w:val="EE0000"/>
-        </w:rPr>
-        <w:t>marks]</w:t>
-      </w:r>
     </w:p>
     <w:p>
       <w:pPr>
@@ -5491,19 +5704,12 @@
       </w:pPr>
       <w:r>
         <w:rPr>
-          <w:sz w:val="32"/>
-          <w:szCs w:val="32"/>
-        </w:rPr>
-        <w:br/>
-      </w:r>
-      <w:r>
-        <w:rPr>
           <w:b/>
           <w:bCs/>
           <w:sz w:val="32"/>
           <w:szCs w:val="32"/>
         </w:rPr>
-        <w:t>Selected Prototyping Approach</w:t>
+        <w:t>Justification</w:t>
       </w:r>
     </w:p>
     <w:p>
@@ -5518,61 +5724,8 @@
       </w:pPr>
     </w:p>
     <w:p>
-      <w:pPr>
-        <w:pStyle w:val="af5"/>
-        <w:numPr>
-          <w:ilvl w:val="0"/>
-          <w:numId w:val="25"/>
-        </w:numPr>
-        <w:rPr>
-          <w:rtl/>
-        </w:rPr>
-      </w:pPr>
-      <w:r>
-        <w:t>Evolutionary Prototyping</w:t>
-      </w:r>
-    </w:p>
-    <w:p>
-      <w:pPr>
-        <w:rPr>
-          <w:rtl/>
-        </w:rPr>
-      </w:pPr>
-    </w:p>
-    <w:p>
-      <w:pPr>
-        <w:rPr>
-          <w:b/>
-          <w:bCs/>
-          <w:sz w:val="32"/>
-          <w:szCs w:val="32"/>
-          <w:rtl/>
-        </w:rPr>
-      </w:pPr>
-      <w:r>
-        <w:rPr>
-          <w:b/>
-          <w:bCs/>
-          <w:sz w:val="32"/>
-          <w:szCs w:val="32"/>
-        </w:rPr>
-        <w:t>Justification</w:t>
-      </w:r>
-    </w:p>
-    <w:p>
-      <w:pPr>
-        <w:rPr>
-          <w:b/>
-          <w:bCs/>
-          <w:sz w:val="32"/>
-          <w:szCs w:val="32"/>
-          <w:rtl/>
-        </w:rPr>
-      </w:pPr>
-    </w:p>
-    <w:p>
-      <w:r>
-        <w:t>Evolutionary Prototyping was selected because it allows the system to be improved step by step based on user feedback. Since the Student Activities Management System includes different features such as browsing activities, registration, notifications, attendance tracking, and activity management, this approach is more suitable. It helps the team understand user needs better, make improvements during development, and reduce the chance of creating a system that does not meet user expectations. </w:t>
+      <w:r>
+        <w:t>Evolutionary Prototyping was opted for as this allows step by step system improvement based on user feedback. A student in a more robust duration approach is suitable since features getting implemented in the Student Activities Management System are browsing activities, registration, notifications, attendance tracking and activity management and it cannot be obtained by an individual easily. It allows the team to better understand user needs, improve during development, and decrease the likelihood developing a system that fails to be what users need.</w:t>
       </w:r>
     </w:p>
     <w:p/>
@@ -5790,7 +5943,7 @@
           <w:sz w:val="32"/>
           <w:szCs w:val="32"/>
         </w:rPr>
-        <w:t>Screen 3: Activity Details &amp; Registration</w:t>
+        <w:t>Screen three: Activity details &amp; registration</w:t>
       </w:r>
     </w:p>
     <w:p>
@@ -5840,101 +5993,108 @@
         </w:drawing>
       </w:r>
     </w:p>
+    <w:p/>
     <w:p>
       <w:pPr>
         <w:rPr>
           <w:rtl/>
         </w:rPr>
       </w:pPr>
-    </w:p>
-    <w:p>
-      <w:pPr>
-        <w:rPr>
-          <w:rtl/>
-        </w:rPr>
-      </w:pPr>
-    </w:p>
-    <w:p>
-      <w:pPr>
-        <w:rPr>
-          <w:rtl/>
-        </w:rPr>
-      </w:pPr>
-    </w:p>
-    <w:p>
-      <w:pPr>
+      <w:r>
         <w:rPr>
           <w:b/>
           <w:bCs/>
           <w:sz w:val="32"/>
           <w:szCs w:val="32"/>
+        </w:rPr>
+        <w:t>Reflection:</w:t>
+      </w:r>
+    </w:p>
+    <w:p/>
+    <w:p>
+      <w:r>
+        <w:t>Task 2 was my first experience in designing a low</w:t>
+      </w:r>
+      <w:r>
+        <w:noBreakHyphen/>
+        <w:t>fidelity prototype. My task was to select a prototyping technique, create three primary screen designs for the Student Activities Management System and justify my choice of approach. This prepared me to understand that you do not only make screens look pretty, but also simple and usable for the users.</w:t>
+      </w:r>
+    </w:p>
+    <w:p/>
+    <w:p>
+      <w:r>
+        <w:t>Continuing obstacles: Creating both the prototype. First, I thought about where everything goes and how to structure The screens are HELPFUL simply and SOLIDLY I had ventured through several iterations of layout until I was satisfied. It was a hard journey but I love every moment of it. When I looked to the final mockup prototype, I was proud because it felt like a thing new that born from me. The colors and dirt are mocked up to be a bit more realistic, okay I made one or two additions</w:t>
+      </w:r>
+      <w:r>
+        <w:t xml:space="preserve">       </w:t>
+      </w:r>
+      <w:r>
+        <w:t>I added some colors and dirt scuffed it up to make it a bit more realistic but the living prototype was meant to be low</w:t>
+      </w:r>
+      <w:r>
+        <w:noBreakHyphen/>
+        <w:t>fi so I kept things pretty basic color / realism wise but focused on structure</w:t>
+      </w:r>
+    </w:p>
+    <w:p/>
+    <w:p>
+      <w:r>
+        <w:t xml:space="preserve">The reason I have chosen Evolutionary Prototyping over Throwaway Prototyping is bang on is a better fit for this project. The Student Activities Management System has various sections that allow students to browse for activities, view details and register for </w:t>
+      </w:r>
+      <w:r>
+        <w:t>events</w:t>
+      </w:r>
+      <w:r>
+        <w:t xml:space="preserve">. Also, upon getting feedback from users based on these features, they may again feel the need to be improved, but in an evolutionary design, you can keep it gradual and update without starting all over. Throwaway Prototyping is more of a technique to investigate the idea and is usually followed by discarding it once the requirements have been established. </w:t>
+      </w:r>
+      <w:r>
+        <w:t>That made me the better choice Evolutionary Prototyping.</w:t>
+      </w:r>
+    </w:p>
+    <w:p/>
+    <w:p>
+      <w:pPr>
+        <w:rPr>
+          <w:highlight w:val="yellow"/>
+        </w:rPr>
+      </w:pPr>
+      <w:r>
+        <w:t>For this project, I only used ChatGPT as an assistant.</w:t>
+      </w:r>
+      <w:r>
+        <w:t xml:space="preserve"> I used it to clarify a few project requirements, enhance my grammar in writing and organize my ideas better. Responses were not copied and </w:t>
+      </w:r>
+      <w:r>
+        <w:t>passed</w:t>
+      </w:r>
+      <w:r>
+        <w:t>. Rather, I read the suggestions, compared them to what the project instructions described and rewrote it all in my own words for compliance.</w:t>
+      </w:r>
+    </w:p>
+    <w:p/>
+    <w:p>
+      <w:r>
+        <w:t xml:space="preserve">With more time, I would develop additional prototype screens and carry out usability testing of the interface by other students prior to final submission. That feedback would refine the design and improve the best user experience it could have. Overall, this project improved </w:t>
+      </w:r>
+    </w:p>
+    <w:p/>
+    <w:p/>
+    <w:p>
+      <w:pPr>
+        <w:tabs>
+          <w:tab w:val="left" w:pos="2185"/>
+        </w:tabs>
+        <w:rPr>
           <w:rtl/>
         </w:rPr>
       </w:pPr>
-      <w:r>
-        <w:rPr>
-          <w:b/>
-          <w:bCs/>
-          <w:sz w:val="32"/>
-          <w:szCs w:val="32"/>
-        </w:rPr>
-        <w:t>Reflection</w:t>
-      </w:r>
-      <w:r>
-        <w:rPr>
-          <w:rFonts w:hint="cs"/>
-          <w:b/>
-          <w:bCs/>
-          <w:sz w:val="32"/>
-          <w:szCs w:val="32"/>
-          <w:rtl/>
-        </w:rPr>
-        <w:t>:</w:t>
-      </w:r>
-    </w:p>
-    <w:p/>
-    <w:p>
-      <w:r>
-        <w:t>Working on Task 2, which involved designing the low</w:t>
-      </w:r>
-      <w:r>
-        <w:noBreakHyphen/>
-        <w:t>fidelity prototype, was a valuable experience for me. My responsibility was to choose a suitable prototyping approach, design three main screens for the Student Activities Management System, and explain why the selected approach was appropriate. This task helped me understand that interface design is not only about making the screens look good, but also about making them simple and easy for users to use.</w:t>
-      </w:r>
-    </w:p>
-    <w:p/>
-    <w:p>
-      <w:r>
-        <w:t>The biggest challenge I faced was creating the prototype itself. At first, I found it difficult to decide where to place each element and how to organise the screens in a clear and simple way. I spent time changing the layout several times until I was satisfied with the final result. Although it was challenging, I enjoyed the process. When I finally saw the completed prototype, I felt proud because it felt as though I had created something new from my own ideas. I even wished I could add colours and make it look more realistic, but since the project required a low</w:t>
-      </w:r>
-      <w:r>
-        <w:noBreakHyphen/>
-        <w:t>fidelity prototype, I kept the design simple and focused on the structure instead.</w:t>
-      </w:r>
-    </w:p>
-    <w:p/>
-    <w:p>
-      <w:r>
-        <w:t>I chose Evolutionary Prototyping instead of Throwaway Prototyping because I believe it is more suitable for this project. The Student Activities Management System contains different features, such as browsing activities, viewing details, and registering for events. These features may need further improvement after receiving user feedback, so Evolutionary Prototyping allows the design to be updated and refined gradually without starting over. In contrast, Throwaway Prototyping is mainly used to explore ideas and is usually discarded once the requirements are clear. For this reason, I believed Evolutionary Prototyping was the better choice.</w:t>
-      </w:r>
-    </w:p>
-    <w:p/>
-    <w:p>
-      <w:r>
-        <w:t>During this project, I used ChatGPT only as a supporting tool. I used it to help me understand some project requirements, improve the grammar of my writing, and organise my ideas more clearly. I did not copy the responses directly. Instead, I reviewed the suggestions carefully, compared them with the project instructions, and rewrote the content in my own words to ensure it reflected my understanding and matched the project requirements.</w:t>
-      </w:r>
-    </w:p>
-    <w:p/>
-    <w:p>
-      <w:r>
-        <w:t>If I had more time, I would create additional prototype screens and ask other students to test the interface before the final submission. Their feedback would help me improve the design and make the user experience even better. Overall, this project improved my design skills and gave me more confidence in creating user interfaces. It was a challenging but enjoyable experience, and I am pleased with what I achieved.</w:t>
-      </w:r>
-    </w:p>
-    <w:p>
-      <w:pPr>
-        <w:pStyle w:val="1"/>
-      </w:pPr>
-      <w:r>
+    </w:p>
+    <w:p>
+      <w:pPr>
+        <w:pStyle w:val="Heading1"/>
+      </w:pPr>
+      <w:r>
+        <w:lastRenderedPageBreak/>
         <w:t>Task 3</w:t>
       </w:r>
     </w:p>
@@ -5945,7 +6105,7 @@
     </w:p>
     <w:p>
       <w:pPr>
-        <w:pStyle w:val="af5"/>
+        <w:pStyle w:val="ListParagraph"/>
         <w:numPr>
           <w:ilvl w:val="0"/>
           <w:numId w:val="12"/>
@@ -5965,7 +6125,7 @@
     </w:p>
     <w:p>
       <w:pPr>
-        <w:pStyle w:val="af5"/>
+        <w:pStyle w:val="ListParagraph"/>
         <w:numPr>
           <w:ilvl w:val="0"/>
           <w:numId w:val="12"/>
@@ -5985,7 +6145,7 @@
     </w:p>
     <w:p>
       <w:pPr>
-        <w:pStyle w:val="af5"/>
+        <w:pStyle w:val="ListParagraph"/>
         <w:numPr>
           <w:ilvl w:val="0"/>
           <w:numId w:val="12"/>
@@ -6141,6 +6301,7 @@
           <w:sz w:val="32"/>
           <w:szCs w:val="32"/>
         </w:rPr>
+        <w:lastRenderedPageBreak/>
         <w:t>Level-0 DFD :</w:t>
       </w:r>
       <w:r>
@@ -6290,6 +6451,7 @@
           <w:szCs w:val="32"/>
           <w:shd w:val="clear" w:color="auto" w:fill="ECECEC"/>
         </w:rPr>
+        <w:lastRenderedPageBreak/>
         <w:t>Level-1 DFD: Process 1.0</w:t>
       </w:r>
     </w:p>
@@ -6381,6 +6543,7 @@
           <w:szCs w:val="32"/>
           <w:shd w:val="clear" w:color="auto" w:fill="ECECEC"/>
         </w:rPr>
+        <w:lastRenderedPageBreak/>
         <w:t>Level-1 DFD: Process 2.0:</w:t>
       </w:r>
     </w:p>
@@ -6502,10 +6665,176 @@
     <w:p/>
     <w:p/>
     <w:p/>
+    <w:p>
+      <w:pPr>
+        <w:rPr>
+          <w:b/>
+          <w:bCs/>
+          <w:sz w:val="32"/>
+          <w:szCs w:val="32"/>
+        </w:rPr>
+      </w:pPr>
+      <w:r>
+        <w:rPr>
+          <w:b/>
+          <w:bCs/>
+          <w:sz w:val="32"/>
+          <w:szCs w:val="32"/>
+        </w:rPr>
+        <w:lastRenderedPageBreak/>
+        <w:t>Reflection:</w:t>
+      </w:r>
+    </w:p>
+    <w:p/>
+    <w:p>
+      <w:r>
+        <w:t>Task 3 of Student Activities Management System (SAMS) is a practical assignment serving as my first real on-my-own hand-on experience regarding functional modeling and data flow analysis. My core task for roughly a week was to examine the system specifications and chart that out into organized DFDs (Data Flow Diagrams), which included Context Diagram, Level-0 DFD, and 3 in depth Level-1 DFDs for the major system processes.</w:t>
+      </w:r>
+    </w:p>
+    <w:p/>
+    <w:p>
+      <w:r>
+        <w:t>The balancing and consistency between the levels of the diagram was one of the biggest challenges I encountered in this task. My first struggle was that I was not able to map the data input and output from external entities and data stores without redirecting flows. For example, distinguishing between READ operations and WRITE operations for the Activity, Registration, and Attendance databases needed special considerations. I spotted this issue in my early sketches, where the connections looked messy and hard to follow. To resolve this, I went through the basic Gane-Sarson notation rules and divided every process into specific subprocesses, etc., and have confirmed that all the flows between data in and data out are identical from Level-0 to Level-1 diagrams.</w:t>
+      </w:r>
+    </w:p>
+    <w:p/>
+    <w:p/>
+    <w:p>
+      <w:r>
+        <w:t>Draw Designed in io, where we used basic drawing tools to build the final diagrams. Now I only have to plot 2 diagrams in draw. io needed more effort to correctly position the shapes,</w:t>
+      </w:r>
+      <w:r>
+        <w:t xml:space="preserve"> </w:t>
+      </w:r>
+      <w:r>
+        <w:t>Organizing</w:t>
+      </w:r>
+      <w:r>
+        <w:t xml:space="preserve"> curved connectors and manipulating regular DFD symbols specifically. It helped to create clear, scientific, professional models that followed exactly the architecture of the system.</w:t>
+      </w:r>
+    </w:p>
+    <w:p/>
+    <w:p/>
+    <w:p>
+      <w:r>
+        <w:t>If I could go back to do this project again with more time, I would run a peer review session earlier with campus activity managers to verify the data flow logic against actual operations. In conclusion, this experience greatly helped me to achieve visual system design, logical process mapping and technical problem-sloving abilities</w:t>
+      </w:r>
+    </w:p>
     <w:p/>
     <w:p/>
     <w:p/>
     <w:p/>
+    <w:p/>
+    <w:p/>
+    <w:p/>
+    <w:p/>
+    <w:p/>
+    <w:p>
+      <w:pPr>
+        <w:pStyle w:val="Heading1"/>
+      </w:pPr>
+      <w:r>
+        <w:lastRenderedPageBreak/>
+        <w:t>Task 4</w:t>
+      </w:r>
+    </w:p>
+    <w:p>
+      <w:r>
+        <w:t>Develop the Use Case Model:</w:t>
+      </w:r>
+    </w:p>
+    <w:p>
+      <w:pPr>
+        <w:pStyle w:val="ListParagraph"/>
+        <w:numPr>
+          <w:ilvl w:val="0"/>
+          <w:numId w:val="13"/>
+        </w:numPr>
+        <w:rPr>
+          <w:sz w:val="24"/>
+          <w:szCs w:val="24"/>
+        </w:rPr>
+      </w:pPr>
+      <w:r>
+        <w:rPr>
+          <w:sz w:val="24"/>
+          <w:szCs w:val="24"/>
+        </w:rPr>
+        <w:t>Identify all system actors.</w:t>
+      </w:r>
+    </w:p>
+    <w:p>
+      <w:pPr>
+        <w:pStyle w:val="ListParagraph"/>
+        <w:numPr>
+          <w:ilvl w:val="0"/>
+          <w:numId w:val="13"/>
+        </w:numPr>
+        <w:rPr>
+          <w:sz w:val="24"/>
+          <w:szCs w:val="24"/>
+        </w:rPr>
+      </w:pPr>
+      <w:r>
+        <w:rPr>
+          <w:sz w:val="24"/>
+          <w:szCs w:val="24"/>
+        </w:rPr>
+        <w:t>Create one complete Use Case Diagram.</w:t>
+      </w:r>
+    </w:p>
+    <w:p>
+      <w:pPr>
+        <w:pStyle w:val="ListParagraph"/>
+        <w:numPr>
+          <w:ilvl w:val="0"/>
+          <w:numId w:val="13"/>
+        </w:numPr>
+        <w:rPr>
+          <w:sz w:val="24"/>
+          <w:szCs w:val="24"/>
+        </w:rPr>
+      </w:pPr>
+      <w:r>
+        <w:rPr>
+          <w:sz w:val="24"/>
+          <w:szCs w:val="24"/>
+        </w:rPr>
+        <w:t>Fully document three use cases using the use case template.</w:t>
+      </w:r>
+      <w:r>
+        <w:rPr>
+          <w:sz w:val="24"/>
+          <w:szCs w:val="24"/>
+        </w:rPr>
+        <w:t xml:space="preserve"> </w:t>
+      </w:r>
+      <w:r>
+        <w:rPr>
+          <w:color w:val="EE0000"/>
+          <w:sz w:val="24"/>
+          <w:szCs w:val="24"/>
+        </w:rPr>
+        <w:t>[</w:t>
+      </w:r>
+      <w:r>
+        <w:rPr>
+          <w:color w:val="EE0000"/>
+          <w:sz w:val="24"/>
+          <w:szCs w:val="24"/>
+        </w:rPr>
+        <w:t>3</w:t>
+      </w:r>
+      <w:r>
+        <w:rPr>
+          <w:color w:val="EE0000"/>
+          <w:sz w:val="24"/>
+          <w:szCs w:val="24"/>
+        </w:rPr>
+        <w:t xml:space="preserve"> marks]</w:t>
+      </w:r>
+    </w:p>
+    <w:p/>
     <w:p>
       <w:pPr>
         <w:rPr>
@@ -6522,185 +6851,49 @@
           <w:sz w:val="32"/>
           <w:szCs w:val="32"/>
         </w:rPr>
-        <w:t xml:space="preserve">Reflection:  </w:t>
+        <w:t>System Actors :</w:t>
+      </w:r>
+    </w:p>
+    <w:p>
+      <w:r>
+        <w:t>Based on the Student Activities Management  System ( SAMS ) scenario , the actors interact with system :</w:t>
       </w:r>
     </w:p>
     <w:p/>
     <w:p>
-      <w:r>
-        <w:rPr>
-          <w:color w:val="000000"/>
-          <w:sz w:val="22"/>
-          <w:szCs w:val="22"/>
-        </w:rPr>
-        <w:t xml:space="preserve">Working on Task 3 of the Student Activities Management System (SAMS) project was a valuable hands-on experience that significantly deepened my understanding of functional modeling and data flow analysis. Over a period of about </w:t>
-      </w:r>
-      <w:r>
-        <w:rPr>
-          <w:color w:val="000000"/>
-          <w:sz w:val="22"/>
-          <w:szCs w:val="22"/>
-        </w:rPr>
-        <w:t xml:space="preserve">a </w:t>
-      </w:r>
-      <w:r>
-        <w:rPr>
-          <w:color w:val="000000"/>
-          <w:sz w:val="22"/>
-          <w:szCs w:val="22"/>
-        </w:rPr>
-        <w:t>week, my main responsibility was to analyze the system requirements and translate them into a structured set of Data Flow Diagrams (DFDs), including the Context Diagram, Level-0 DFD, and three detailed Level-1 DFDs for the major system processes.</w:t>
-      </w:r>
-    </w:p>
-    <w:p/>
-    <w:p>
-      <w:r>
-        <w:rPr>
-          <w:color w:val="000000"/>
-          <w:sz w:val="22"/>
-          <w:szCs w:val="22"/>
-        </w:rPr>
-        <w:t>One of the most significant challenges I faced during this task was ensuring proper balancing and consistency across the different diagram levels. Initially, I struggled to correctly map the data inputs and outputs between external entities and data stores without creating redundant flows. For instance, differentiating between read-only data accesses and write operations for the Activity, Registration, and Attendance databases required careful attention. I noticed this problem when reviewing my early sketches, where the connections appeared cluttered and hard to follow. To solve this, I systematically reviewed standard Gane-Sarson notation rules, broke down each process into distinct subprocesses, and double-checked that all incoming and outgoing data flows matched across the Level-0 and Level-1 diagrams.</w:t>
-      </w:r>
-    </w:p>
-    <w:p/>
-    <w:p>
-      <w:r>
-        <w:rPr>
-          <w:color w:val="000000"/>
-          <w:sz w:val="22"/>
-          <w:szCs w:val="22"/>
-        </w:rPr>
-        <w:t>Another key decision was choosing draw.io to build the final diagrams instead of basic drawing tools. Although setting up the diagrams in draw.io required extra effort to properly align shapes,Organizing curved connectors and maintaining standard DFD symbols was a tradeoff well worth it. It allowed me to produce clear, highly accurate, professional models that accurately represent the system architecture.</w:t>
-      </w:r>
-    </w:p>
-    <w:p/>
-    <w:p>
-      <w:r>
-        <w:rPr>
-          <w:color w:val="000000"/>
-          <w:sz w:val="22"/>
-          <w:szCs w:val="22"/>
-        </w:rPr>
-        <w:t>If I had more time to redo this project, I would conduct a peer review session with campus activity managers earlier to validate the data flow logic against real-world operations. Overall, completing this task significantly enhanced my skills in visual system design, logical process mapping, and technical problem-solving.</w:t>
-      </w:r>
-    </w:p>
-    <w:p/>
-    <w:p/>
-    <w:p>
-      <w:pPr>
-        <w:pStyle w:val="1"/>
-      </w:pPr>
-      <w:r>
-        <w:t>Task 4</w:t>
-      </w:r>
-    </w:p>
-    <w:p>
-      <w:r>
-        <w:t>Develop the Use Case Model:</w:t>
-      </w:r>
-    </w:p>
-    <w:p>
-      <w:pPr>
-        <w:pStyle w:val="af5"/>
-        <w:numPr>
-          <w:ilvl w:val="0"/>
-          <w:numId w:val="13"/>
-        </w:numPr>
-        <w:rPr>
-          <w:sz w:val="24"/>
-          <w:szCs w:val="24"/>
-        </w:rPr>
-      </w:pPr>
-      <w:r>
-        <w:rPr>
-          <w:sz w:val="24"/>
-          <w:szCs w:val="24"/>
-        </w:rPr>
-        <w:t>Identify all system actors.</w:t>
-      </w:r>
-    </w:p>
-    <w:p>
-      <w:pPr>
-        <w:pStyle w:val="af5"/>
-        <w:numPr>
-          <w:ilvl w:val="0"/>
-          <w:numId w:val="13"/>
-        </w:numPr>
-        <w:rPr>
-          <w:sz w:val="24"/>
-          <w:szCs w:val="24"/>
-        </w:rPr>
-      </w:pPr>
-      <w:r>
-        <w:rPr>
-          <w:sz w:val="24"/>
-          <w:szCs w:val="24"/>
-        </w:rPr>
-        <w:t>Create one complete Use Case Diagram.</w:t>
-      </w:r>
-    </w:p>
-    <w:p>
-      <w:pPr>
-        <w:pStyle w:val="af5"/>
-        <w:numPr>
-          <w:ilvl w:val="0"/>
-          <w:numId w:val="13"/>
-        </w:numPr>
-        <w:rPr>
-          <w:sz w:val="24"/>
-          <w:szCs w:val="24"/>
-        </w:rPr>
-      </w:pPr>
-      <w:r>
-        <w:rPr>
-          <w:sz w:val="24"/>
-          <w:szCs w:val="24"/>
-        </w:rPr>
-        <w:t>Fully document three use cases using the use case template.</w:t>
-      </w:r>
-      <w:r>
-        <w:rPr>
-          <w:sz w:val="24"/>
-          <w:szCs w:val="24"/>
-        </w:rPr>
-        <w:t xml:space="preserve"> </w:t>
-      </w:r>
-      <w:r>
-        <w:rPr>
-          <w:color w:val="EE0000"/>
-          <w:sz w:val="24"/>
-          <w:szCs w:val="24"/>
-        </w:rPr>
-        <w:t>[</w:t>
-      </w:r>
-      <w:r>
-        <w:rPr>
-          <w:color w:val="EE0000"/>
-          <w:sz w:val="24"/>
-          <w:szCs w:val="24"/>
-        </w:rPr>
-        <w:t>3</w:t>
-      </w:r>
-      <w:r>
-        <w:rPr>
-          <w:color w:val="EE0000"/>
-          <w:sz w:val="24"/>
-          <w:szCs w:val="24"/>
-        </w:rPr>
-        <w:t xml:space="preserve"> marks]</w:t>
-      </w:r>
-    </w:p>
-    <w:p/>
-    <w:p>
-      <w:pPr>
+      <w:pPr>
+        <w:rPr>
+          <w:b/>
+          <w:bCs/>
+        </w:rPr>
+      </w:pPr>
+      <w:r>
         <w:rPr>
           <w:b/>
           <w:bCs/>
           <w:sz w:val="32"/>
           <w:szCs w:val="32"/>
         </w:rPr>
-      </w:pPr>
+        <w:t xml:space="preserve">Student​: </w:t>
+      </w:r>
+      <w:r>
+        <w:rPr>
+          <w:b/>
+          <w:bCs/>
+        </w:rPr>
+        <w:t>browse, book an activity, cancel bookings, register attendance electronically, see personal activity history and transcript.</w:t>
+      </w:r>
+    </w:p>
+    <w:p>
+      <w:pPr>
+        <w:rPr>
+          <w:sz w:val="32"/>
+          <w:szCs w:val="32"/>
+          <w:highlight w:val="yellow"/>
+        </w:rPr>
+      </w:pPr>
+    </w:p>
+    <w:p>
       <w:r>
         <w:rPr>
           <w:b/>
@@ -6708,39 +6901,38 @@
           <w:sz w:val="32"/>
           <w:szCs w:val="32"/>
         </w:rPr>
-        <w:t>System Actors :</w:t>
-      </w:r>
-    </w:p>
-    <w:p>
-      <w:pPr>
+        <w:t>Activity Organizer:</w:t>
+      </w:r>
+      <w:r>
         <w:rPr>
           <w:sz w:val="32"/>
           <w:szCs w:val="32"/>
         </w:rPr>
-      </w:pPr>
-      <w:r>
+        <w:t xml:space="preserve"> </w:t>
+      </w:r>
+      <w:r>
+        <w:t>Create, edit and publish activities, venue and participant limitations update. Register participants for an activity, manage the list of participants in different sessions of each event (dates or locations), record attendance on all daysParticipants can be issued with a certificate and generate attendance reports.</w:t>
+      </w:r>
+    </w:p>
+    <w:p>
+      <w:pPr>
         <w:rPr>
           <w:sz w:val="32"/>
           <w:szCs w:val="32"/>
-        </w:rPr>
-        <w:t>Based on the Student Activities Management  System ( SAMS ) scenario , the actors interact with system :</w:t>
-      </w:r>
+          <w:highlight w:val="yellow"/>
+        </w:rPr>
+      </w:pPr>
     </w:p>
     <w:p>
       <w:pPr>
         <w:rPr>
           <w:sz w:val="32"/>
           <w:szCs w:val="32"/>
-        </w:rPr>
-      </w:pPr>
-    </w:p>
-    <w:p>
-      <w:pPr>
-        <w:rPr>
-          <w:sz w:val="32"/>
-          <w:szCs w:val="32"/>
-        </w:rPr>
-      </w:pPr>
+          <w:highlight w:val="yellow"/>
+        </w:rPr>
+      </w:pPr>
+    </w:p>
+    <w:p>
       <w:r>
         <w:rPr>
           <w:b/>
@@ -6748,87 +6940,18 @@
           <w:sz w:val="32"/>
           <w:szCs w:val="32"/>
         </w:rPr>
-        <w:t>Student:</w:t>
+        <w:t>Student Affairs Department:</w:t>
       </w:r>
       <w:r>
         <w:rPr>
           <w:sz w:val="32"/>
           <w:szCs w:val="32"/>
         </w:rPr>
-        <w:t xml:space="preserve"> Browses and registers for activities, cancels reservations, records attendance electronically, and views personal activity history and transcripts.</w:t>
-      </w:r>
-    </w:p>
-    <w:p>
-      <w:pPr>
-        <w:rPr>
-          <w:sz w:val="32"/>
-          <w:szCs w:val="32"/>
-        </w:rPr>
-      </w:pPr>
-    </w:p>
-    <w:p>
-      <w:pPr>
-        <w:rPr>
-          <w:sz w:val="32"/>
-          <w:szCs w:val="32"/>
-        </w:rPr>
-      </w:pPr>
-      <w:r>
-        <w:rPr>
-          <w:b/>
-          <w:bCs/>
-          <w:sz w:val="32"/>
-          <w:szCs w:val="32"/>
-        </w:rPr>
-        <w:t>Activity Organizer:</w:t>
-      </w:r>
-      <w:r>
-        <w:rPr>
-          <w:sz w:val="32"/>
-          <w:szCs w:val="32"/>
-        </w:rPr>
-        <w:t xml:space="preserve"> Creates, edits, and publishes activities, sets participant limits and registration periods, manages participant lists, records attendance, and issues certificates and reports.</w:t>
-      </w:r>
-    </w:p>
-    <w:p>
-      <w:pPr>
-        <w:rPr>
-          <w:sz w:val="32"/>
-          <w:szCs w:val="32"/>
-        </w:rPr>
-      </w:pPr>
-    </w:p>
-    <w:p>
-      <w:pPr>
-        <w:rPr>
-          <w:sz w:val="32"/>
-          <w:szCs w:val="32"/>
-        </w:rPr>
-      </w:pPr>
-      <w:r>
-        <w:rPr>
-          <w:b/>
-          <w:bCs/>
-          <w:sz w:val="32"/>
-          <w:szCs w:val="32"/>
-        </w:rPr>
-        <w:t>Student Affairs Department:</w:t>
-      </w:r>
-      <w:r>
-        <w:rPr>
-          <w:sz w:val="32"/>
-          <w:szCs w:val="32"/>
-        </w:rPr>
-        <w:t xml:space="preserve"> Oversees the entire system, manages activity categories, approves or rejects submitted activities, and monitors institutional statistics and student transcripts.</w:t>
-      </w:r>
-    </w:p>
-    <w:p>
-      <w:pPr>
-        <w:rPr>
-          <w:sz w:val="32"/>
-          <w:szCs w:val="32"/>
-        </w:rPr>
-      </w:pPr>
+        <w:t xml:space="preserve"> </w:t>
+      </w:r>
+      <w:r>
+        <w:t>Responsible for system level oversight and controls, manages categories of activities, approves/rejects submitted activities and monitor institutional reporting statistics as well as student transcripts.</w:t>
+      </w:r>
     </w:p>
     <w:p/>
     <w:p/>
@@ -6848,6 +6971,7 @@
         <w:rPr>
           <w:noProof/>
         </w:rPr>
+        <w:lastRenderedPageBreak/>
         <w:drawing>
           <wp:anchor distT="0" distB="0" distL="114300" distR="114300" simplePos="0" relativeHeight="251693056" behindDoc="0" locked="0" layoutInCell="1" allowOverlap="1" wp14:anchorId="53F8CBB5" wp14:editId="6E68F545">
             <wp:simplePos x="0" y="0"/>
@@ -6903,12 +7027,13 @@
     <w:p/>
     <w:p>
       <w:pPr>
-        <w:pStyle w:val="1"/>
+        <w:pStyle w:val="Heading1"/>
       </w:pPr>
       <w:r>
         <w:rPr>
           <w:noProof/>
         </w:rPr>
+        <w:lastRenderedPageBreak/>
         <w:drawing>
           <wp:anchor distT="0" distB="0" distL="114300" distR="114300" simplePos="0" relativeHeight="251695104" behindDoc="0" locked="0" layoutInCell="1" allowOverlap="1" wp14:anchorId="7BE7CA66" wp14:editId="56FB7D48">
             <wp:simplePos x="0" y="0"/>
@@ -6959,12 +7084,13 @@
     </w:p>
     <w:p>
       <w:pPr>
-        <w:pStyle w:val="1"/>
+        <w:pStyle w:val="Heading1"/>
       </w:pPr>
       <w:r>
         <w:rPr>
           <w:noProof/>
         </w:rPr>
+        <w:lastRenderedPageBreak/>
         <w:drawing>
           <wp:anchor distT="0" distB="0" distL="114300" distR="114300" simplePos="0" relativeHeight="251694080" behindDoc="0" locked="0" layoutInCell="1" allowOverlap="1" wp14:anchorId="221FBD28" wp14:editId="6719021A">
             <wp:simplePos x="0" y="0"/>
@@ -7012,12 +7138,13 @@
     </w:p>
     <w:p>
       <w:pPr>
-        <w:pStyle w:val="1"/>
+        <w:pStyle w:val="Heading1"/>
       </w:pPr>
       <w:r>
         <w:rPr>
           <w:noProof/>
         </w:rPr>
+        <w:lastRenderedPageBreak/>
         <w:drawing>
           <wp:anchor distT="0" distB="0" distL="114300" distR="114300" simplePos="0" relativeHeight="251696128" behindDoc="0" locked="0" layoutInCell="1" allowOverlap="1" wp14:anchorId="51275347" wp14:editId="5F949611">
             <wp:simplePos x="0" y="0"/>
@@ -7068,9 +7195,10 @@
     </w:p>
     <w:p>
       <w:pPr>
-        <w:pStyle w:val="1"/>
-      </w:pPr>
-      <w:r>
+        <w:pStyle w:val="Heading1"/>
+      </w:pPr>
+      <w:r>
+        <w:lastRenderedPageBreak/>
         <w:t xml:space="preserve"> </w:t>
       </w:r>
     </w:p>
@@ -7147,144 +7275,166 @@
         <w:rPr>
           <w:lang w:eastAsia="ja-JP"/>
         </w:rPr>
-        <w:t>During this phase of the project, my primary individual focus centered on translating core functional requirements into standardized use case descriptions and structured graphical tables for the Student Activities Management System (SAMS). This development milestone marked a critical transition from abstract system concepts to concrete, academically compliant design documentation, ensuring that all user interactions and system workflows are rigorously defined according to professional software engineering standards.</w:t>
-      </w:r>
-    </w:p>
-    <w:p>
-      <w:pPr>
-        <w:rPr>
+        <w:t>At this stage of the project, my individual role primarily involved interpreting key functional requirements into template use-case descriptions and tabulated graphic-based diagrams for SAMS (the Student Activities Management System). This was a key milestone in our development process where we moved from hypothetical system architecture to detailed and academically rigorous design documentation that specified how every interaction with the user along each possible path through the system would be handled according to professional software engineering rules.</w:t>
+      </w:r>
+    </w:p>
+    <w:p>
+      <w:pPr>
+        <w:rPr>
+          <w:highlight w:val="yellow"/>
           <w:lang w:eastAsia="ja-JP"/>
         </w:rPr>
       </w:pPr>
-      <w:r>
+    </w:p>
+    <w:p>
+      <w:pPr>
         <w:rPr>
           <w:lang w:eastAsia="ja-JP"/>
         </w:rPr>
-        <w:t>The hands</w:t>
-      </w:r>
+      </w:pPr>
       <w:r>
         <w:rPr>
           <w:lang w:eastAsia="ja-JP"/>
         </w:rPr>
+        <w:t>The hands on implementation process involved developing, refining, and formatting three major operational use cases: Register for Activities, Create and Publish Activities, and Approve or Reject Activities. To ensure full compliance with rigorous system analysis methodologies, I structured each process using a comprehensive template. This required explicitly defining critical system boundaries and operational parameters, such as precise Triggers, Preconditions, Minimal Guarantees, and Success Guarantees. Doing so guaranteed that expected system behaviors are fully accounted for under both standard operational flows and complex exception handling scenarios.</w:t>
+      </w:r>
+    </w:p>
+    <w:p>
+      <w:pPr>
+        <w:rPr>
+          <w:lang w:eastAsia="ja-JP"/>
+        </w:rPr>
+      </w:pPr>
+      <w:r>
+        <w:rPr>
+          <w:lang w:eastAsia="ja-JP"/>
+        </w:rPr>
+        <w:t>Furthermore, incorporating detailed extension scenarios,such as handling registration validation, enforcing input requirements, and mandating administrative feedback during activity rejections significantly enhanced the logical integrity and robustness of the documentation. From a technical execution standpoint, utilizing advanced diagramming tools allowed me to present these workflows through clean, organized visual tables. Structuring the fields carefully ensured high readability and a clear separation of responsibilities among system actors, including students, activity organizers, and the student affairs department</w:t>
+      </w:r>
+      <w:r>
+        <w:rPr>
+          <w:lang w:eastAsia="ja-JP"/>
+        </w:rPr>
+        <w:t>. Also refining these use case specifications in detail for text based feature space helped clarify what state each feature goes through as well as what database calls are made when, ensuring that every corner-case is adequately mapped.</w:t>
+      </w:r>
+    </w:p>
+    <w:p>
+      <w:pPr>
+        <w:rPr>
+          <w:lang w:eastAsia="ja-JP"/>
+        </w:rPr>
+      </w:pPr>
+    </w:p>
+    <w:p>
+      <w:pPr>
+        <w:rPr>
+          <w:lang w:eastAsia="ja-JP"/>
+        </w:rPr>
+      </w:pPr>
+      <w:r>
+        <w:rPr>
+          <w:lang w:eastAsia="ja-JP"/>
+        </w:rPr>
+        <w:t>In summary, this challenge directly connected theory of systems analysis with practice and the results underscored the need for accurate technical writing and thorough workflow structuring. The purpose of these completed use case templates is to provide a strong, dependable design template for the next level of design and implementation in the project lifecycle ensuring that there is structural consistency throughout it.</w:t>
+      </w:r>
+    </w:p>
+    <w:p>
+      <w:pPr>
+        <w:pStyle w:val="Heading1"/>
+      </w:pPr>
+      <w:r>
+        <w:lastRenderedPageBreak/>
+        <w:t>Task 5</w:t>
+      </w:r>
+    </w:p>
+    <w:p>
+      <w:r>
+        <w:t xml:space="preserve">Develop </w:t>
+      </w:r>
+      <w:r>
+        <w:t>two</w:t>
+      </w:r>
+      <w:r>
+        <w:t xml:space="preserve"> UML Activity Diagram</w:t>
+      </w:r>
+      <w:r>
+        <w:t>s</w:t>
+      </w:r>
+      <w:r>
+        <w:t xml:space="preserve"> for </w:t>
+      </w:r>
+      <w:r>
+        <w:t>two</w:t>
+      </w:r>
+      <w:r>
+        <w:t xml:space="preserve"> major business process</w:t>
+      </w:r>
+      <w:r>
+        <w:t>es</w:t>
+      </w:r>
+      <w:r>
+        <w:t>.</w:t>
+      </w:r>
+      <w:r>
         <w:t xml:space="preserve"> </w:t>
       </w:r>
       <w:r>
         <w:rPr>
-          <w:lang w:eastAsia="ja-JP"/>
-        </w:rPr>
-        <w:t>on implementation process involved developing, refining, and formatting three major operational use cases: Register for Activities, Create and Publish Activities, and Approve or Reject Activities. To ensure full compliance with rigorous system analysis methodologies, I structured each process using a comprehensive template. This required explicitly defining critical system boundaries and operational parameters, such as precise Triggers, Preconditions, Minimal Guarantees, and Success Guarantees. Doing so guaranteed that expected system behaviors are fully accounted for under both standard operational flows and complex exception</w:t>
-      </w:r>
-      <w:r>
-        <w:rPr>
-          <w:lang w:eastAsia="ja-JP"/>
-        </w:rPr>
-        <w:t xml:space="preserve"> </w:t>
-      </w:r>
-      <w:r>
-        <w:rPr>
-          <w:lang w:eastAsia="ja-JP"/>
-        </w:rPr>
-        <w:t>handling scenarios.</w:t>
-      </w:r>
-    </w:p>
-    <w:p>
-      <w:pPr>
-        <w:rPr>
-          <w:lang w:eastAsia="ja-JP"/>
-        </w:rPr>
-      </w:pPr>
-      <w:r>
-        <w:rPr>
-          <w:lang w:eastAsia="ja-JP"/>
-        </w:rPr>
-        <w:t>Furthermore, incorporating detailed extension scenarios,such as handling registration validation, enforcing input requirements, and mandating administrative feedback during activity rejections significantly enhanced the logical integrity and robustness of the documentation. From a technical execution standpoint, utilizing advanced diagramming tools allowed me to present these workflows through clean, organized visual tables. Structuring the fields carefully ensured high readability and a clear separation of responsibilities among system actors, including students, activity organizers, and the student affairs department. Refining these text based use case specifications also helped clarify the exact state transitions and database interactions required for each individual feature, ensuring that every edge case is properly mapped out.</w:t>
-      </w:r>
-    </w:p>
-    <w:p>
-      <w:pPr>
-        <w:rPr>
-          <w:lang w:eastAsia="ja-JP"/>
-        </w:rPr>
-      </w:pPr>
-      <w:r>
-        <w:rPr>
-          <w:lang w:eastAsia="ja-JP"/>
-        </w:rPr>
-        <w:t>Overall, this task successfully bridged the gap between theoretical systems analysis and practical application, reinforcing the importance of precise technical documentation and systematic workflow design. These finalized use case templates will serve as a solid, reliable blueprint for subsequent design and implementation phases, ensuring structural consistency across the entire project lifecycle</w:t>
-      </w:r>
-    </w:p>
-    <w:p>
-      <w:pPr>
-        <w:rPr>
-          <w:lang w:eastAsia="ja-JP"/>
-        </w:rPr>
-      </w:pPr>
-    </w:p>
-    <w:p>
-      <w:pPr>
-        <w:rPr>
-          <w:lang w:eastAsia="ja-JP"/>
-        </w:rPr>
-      </w:pPr>
-    </w:p>
-    <w:p>
-      <w:pPr>
-        <w:rPr>
-          <w:lang w:eastAsia="ja-JP"/>
-        </w:rPr>
-      </w:pPr>
-    </w:p>
-    <w:p>
-      <w:pPr>
-        <w:rPr>
-          <w:lang w:eastAsia="ja-JP"/>
-        </w:rPr>
-      </w:pPr>
-    </w:p>
-    <w:p>
-      <w:pPr>
-        <w:pStyle w:val="1"/>
-      </w:pPr>
-      <w:r>
-        <w:t>Task 5</w:t>
-      </w:r>
-    </w:p>
-    <w:p>
-      <w:r>
-        <w:t xml:space="preserve">Develop </w:t>
-      </w:r>
-      <w:r>
-        <w:t>two</w:t>
-      </w:r>
-      <w:r>
-        <w:t xml:space="preserve"> UML Activity Diagram</w:t>
-      </w:r>
-      <w:r>
-        <w:t>s</w:t>
-      </w:r>
-      <w:r>
-        <w:t xml:space="preserve"> for </w:t>
-      </w:r>
-      <w:r>
-        <w:t>two</w:t>
-      </w:r>
-      <w:r>
-        <w:t xml:space="preserve"> major business process</w:t>
-      </w:r>
-      <w:r>
-        <w:t>es</w:t>
-      </w:r>
-      <w:r>
-        <w:t>.</w:t>
-      </w:r>
-      <w:r>
-        <w:t xml:space="preserve"> </w:t>
-      </w:r>
-      <w:r>
-        <w:rPr>
           <w:color w:val="EE0000"/>
         </w:rPr>
         <w:t>[2 marks]</w:t>
+      </w:r>
+    </w:p>
+    <w:p/>
+    <w:p/>
+    <w:p>
+      <w:r>
+        <w:rPr>
+          <w:noProof/>
+        </w:rPr>
+        <w:drawing>
+          <wp:anchor distT="0" distB="0" distL="114300" distR="114300" simplePos="0" relativeHeight="251697152" behindDoc="0" locked="0" layoutInCell="1" allowOverlap="1" wp14:anchorId="39848935" wp14:editId="3BC7AA48">
+            <wp:simplePos x="0" y="0"/>
+            <wp:positionH relativeFrom="margin">
+              <wp:posOffset>-497205</wp:posOffset>
+            </wp:positionH>
+            <wp:positionV relativeFrom="margin">
+              <wp:posOffset>934720</wp:posOffset>
+            </wp:positionV>
+            <wp:extent cx="5349240" cy="6981190"/>
+            <wp:effectExtent l="0" t="0" r="3810" b="0"/>
+            <wp:wrapSquare wrapText="bothSides"/>
+            <wp:docPr id="638813402" name="صورة 12"/>
+            <wp:cNvGraphicFramePr>
+              <a:graphicFrameLocks xmlns:a="http://schemas.openxmlformats.org/drawingml/2006/main" noChangeAspect="1"/>
+            </wp:cNvGraphicFramePr>
+            <a:graphic xmlns:a="http://schemas.openxmlformats.org/drawingml/2006/main">
+              <a:graphicData uri="http://schemas.openxmlformats.org/drawingml/2006/picture">
+                <pic:pic xmlns:pic="http://schemas.openxmlformats.org/drawingml/2006/picture">
+                  <pic:nvPicPr>
+                    <pic:cNvPr id="638813402" name="صورة 638813402"/>
+                    <pic:cNvPicPr/>
+                  </pic:nvPicPr>
+                  <pic:blipFill>
+                    <a:blip r:embed="rId28"/>
+                    <a:stretch>
+                      <a:fillRect/>
+                    </a:stretch>
+                  </pic:blipFill>
+                  <pic:spPr>
+                    <a:xfrm>
+                      <a:off x="0" y="0"/>
+                      <a:ext cx="5349240" cy="6981190"/>
+                    </a:xfrm>
+                    <a:prstGeom prst="rect">
+                      <a:avLst/>
+                    </a:prstGeom>
+                  </pic:spPr>
+                </pic:pic>
+              </a:graphicData>
+            </a:graphic>
+          </wp:anchor>
+        </w:drawing>
       </w:r>
     </w:p>
     <w:p/>
@@ -7303,9 +7453,10 @@
     <w:p/>
     <w:p>
       <w:pPr>
-        <w:pStyle w:val="1"/>
-      </w:pPr>
-      <w:r>
+        <w:pStyle w:val="Heading1"/>
+      </w:pPr>
+      <w:r>
+        <w:lastRenderedPageBreak/>
         <w:t>Task 6</w:t>
       </w:r>
     </w:p>
@@ -7336,55 +7487,731 @@
       </w:r>
     </w:p>
     <w:p/>
+    <w:p>
+      <w:pPr>
+        <w:rPr>
+          <w:rtl/>
+        </w:rPr>
+      </w:pPr>
+      <w:r>
+        <w:rPr>
+          <w:noProof/>
+        </w:rPr>
+        <w:drawing>
+          <wp:inline distT="0" distB="0" distL="0" distR="0" wp14:anchorId="14F985DB" wp14:editId="03F87411">
+            <wp:extent cx="5349240" cy="6332855"/>
+            <wp:effectExtent l="0" t="0" r="3810" b="0"/>
+            <wp:docPr id="1955099929" name="Picture 12"/>
+            <wp:cNvGraphicFramePr>
+              <a:graphicFrameLocks xmlns:a="http://schemas.openxmlformats.org/drawingml/2006/main" noChangeAspect="1"/>
+            </wp:cNvGraphicFramePr>
+            <a:graphic xmlns:a="http://schemas.openxmlformats.org/drawingml/2006/main">
+              <a:graphicData uri="http://schemas.openxmlformats.org/drawingml/2006/picture">
+                <pic:pic xmlns:pic="http://schemas.openxmlformats.org/drawingml/2006/picture">
+                  <pic:nvPicPr>
+                    <pic:cNvPr id="1955099929" name="Picture 1955099929"/>
+                    <pic:cNvPicPr/>
+                  </pic:nvPicPr>
+                  <pic:blipFill>
+                    <a:blip r:embed="rId29">
+                      <a:extLst>
+                        <a:ext uri="{BEBA8EAE-BF5A-486C-A8C5-ECC9F3942E4B}">
+                          <a14:imgProps xmlns:a14="http://schemas.microsoft.com/office/drawing/2010/main">
+                            <a14:imgLayer r:embed="rId30">
+                              <a14:imgEffect>
+                                <a14:brightnessContrast bright="-40000" contrast="-40000"/>
+                              </a14:imgEffect>
+                            </a14:imgLayer>
+                          </a14:imgProps>
+                        </a:ext>
+                      </a:extLst>
+                    </a:blip>
+                    <a:stretch>
+                      <a:fillRect/>
+                    </a:stretch>
+                  </pic:blipFill>
+                  <pic:spPr>
+                    <a:xfrm>
+                      <a:off x="0" y="0"/>
+                      <a:ext cx="5349240" cy="6332855"/>
+                    </a:xfrm>
+                    <a:prstGeom prst="rect">
+                      <a:avLst/>
+                    </a:prstGeom>
+                  </pic:spPr>
+                </pic:pic>
+              </a:graphicData>
+            </a:graphic>
+          </wp:inline>
+        </w:drawing>
+      </w:r>
+    </w:p>
+    <w:p>
+      <w:pPr>
+        <w:rPr>
+          <w:b/>
+          <w:bCs/>
+          <w:sz w:val="32"/>
+          <w:szCs w:val="32"/>
+          <w:lang w:eastAsia="ja-JP"/>
+        </w:rPr>
+      </w:pPr>
+      <w:r>
+        <w:rPr>
+          <w:b/>
+          <w:bCs/>
+          <w:sz w:val="32"/>
+          <w:szCs w:val="32"/>
+          <w:lang w:eastAsia="ja-JP"/>
+        </w:rPr>
+        <w:lastRenderedPageBreak/>
+        <w:t xml:space="preserve">Reflection: </w:t>
+      </w:r>
+    </w:p>
+    <w:p>
+      <w:pPr>
+        <w:rPr>
+          <w:highlight w:val="yellow"/>
+        </w:rPr>
+      </w:pPr>
+    </w:p>
+    <w:p>
+      <w:r>
+        <w:t>The UML Class Diagram: Student Activities Management System (SAMS) was the Part 1 and it taught me a lot to help understand Object Oriented Analysis and Design. I had very little knowledge of UML diagrams before doing this task. Nonetheless, once I started creating the class diagram, I got an idea of how different pieces of the system should actually fit together and how they should work with each other.</w:t>
+      </w:r>
+    </w:p>
     <w:p/>
+    <w:p>
+      <w:r>
+        <w:t xml:space="preserve">Step One: Analyzing requirements and identify core classes. It consisted of classes like User, Student, Activity, Activity Organizer, Staff Member, Registration, Attendance Certificate Notification Category &amp; Activity Transcript. </w:t>
+      </w:r>
+      <w:r>
+        <w:t>Once I know the classes, I proceeded to define all of their properties and methods. Through this process, I gained an idea of what responsibilities each class would have and how to use OOP concepts in order to represent real-world entities within a software system.</w:t>
+      </w:r>
+    </w:p>
+    <w:p>
+      <w:pPr>
+        <w:rPr>
+          <w:highlight w:val="yellow"/>
+        </w:rPr>
+      </w:pPr>
+    </w:p>
+    <w:p>
+      <w:r>
+        <w:t>The most difficult part of the task was figuring out how the classes should relate to each other. I had to think carefully about which associations and inheritance were appropriate and what multiplicities belong on each edge as well. For instance I wanted to map the fact that a student can register for multiple activities and each registration must relate to one activity. Understanding these relationships read a little bit more into the project description and had to be very detail-oriented.</w:t>
+      </w:r>
+    </w:p>
     <w:p/>
+    <w:p>
+      <w:pPr>
+        <w:rPr>
+          <w:highlight w:val="yellow"/>
+        </w:rPr>
+      </w:pPr>
+    </w:p>
+    <w:p>
+      <w:r>
+        <w:t>Solving these problems also helped me then create the diagram. The next thing that I learned is that designing the system is not just about writing code, but more about how better you can plan your system design before implementation. It assists with better system understanding, is easy to communicate ideas within a team, and minimize errors during development when creating a UML Class Diagram well. I also figured out a good design can save time down the line during the software build process.</w:t>
+      </w:r>
+    </w:p>
+    <w:p>
+      <w:pPr>
+        <w:rPr>
+          <w:highlight w:val="yellow"/>
+        </w:rPr>
+      </w:pPr>
+    </w:p>
+    <w:p>
+      <w:r>
+        <w:t>Interesting thing I learnt was that how data must be organized logistically.</w:t>
+      </w:r>
+    </w:p>
+    <w:p>
+      <w:r>
+        <w:t>An outline that sorts the system into classes with specific responsibilities increases readability, maintainability, and scalability of the design. This assignment also heightened my confidence in using UML diagrams as a modelling tool for Software engineering Projects.</w:t>
+      </w:r>
+    </w:p>
+    <w:p>
+      <w:r>
+        <w:t>In a nutshell, finishing this work richer me about object oriented design principles and rules which UML Class Diagrams plays during software development. It has built my analytical skills, enhanced my modeling of complex systems, and through it all provided practical experience which will undoubtedly support future software engineering and system modelling tasks</w:t>
+      </w:r>
+    </w:p>
     <w:p/>
+    <w:p>
+      <w:pPr>
+        <w:pStyle w:val="Heading1"/>
+      </w:pPr>
+      <w:r>
+        <w:lastRenderedPageBreak/>
+        <w:t>Task 7</w:t>
+      </w:r>
+    </w:p>
+    <w:p>
+      <w:pPr>
+        <w:pStyle w:val="ListParagraph"/>
+        <w:numPr>
+          <w:ilvl w:val="0"/>
+          <w:numId w:val="30"/>
+        </w:numPr>
+        <w:rPr>
+          <w:rtl/>
+        </w:rPr>
+      </w:pPr>
+      <w:r>
+        <w:t>Design the relational database,</w:t>
+      </w:r>
+    </w:p>
+    <w:p>
+      <w:pPr>
+        <w:pStyle w:val="ListParagraph"/>
+        <w:numPr>
+          <w:ilvl w:val="0"/>
+          <w:numId w:val="26"/>
+        </w:numPr>
+        <w:rPr>
+          <w:rtl/>
+        </w:rPr>
+      </w:pPr>
+      <w:r>
+        <w:t>including tables,</w:t>
+      </w:r>
+    </w:p>
+    <w:p>
+      <w:pPr>
+        <w:pStyle w:val="ListParagraph"/>
+        <w:numPr>
+          <w:ilvl w:val="0"/>
+          <w:numId w:val="27"/>
+        </w:numPr>
+        <w:rPr>
+          <w:rtl/>
+        </w:rPr>
+      </w:pPr>
+      <w:r>
+        <w:t>primary keys</w:t>
+      </w:r>
+    </w:p>
+    <w:p>
+      <w:pPr>
+        <w:pStyle w:val="ListParagraph"/>
+        <w:numPr>
+          <w:ilvl w:val="0"/>
+          <w:numId w:val="28"/>
+        </w:numPr>
+        <w:rPr>
+          <w:rtl/>
+        </w:rPr>
+      </w:pPr>
+      <w:r>
+        <w:t xml:space="preserve"> foreign keys</w:t>
+      </w:r>
+    </w:p>
+    <w:p>
+      <w:pPr>
+        <w:pStyle w:val="ListParagraph"/>
+        <w:numPr>
+          <w:ilvl w:val="0"/>
+          <w:numId w:val="29"/>
+        </w:numPr>
+      </w:pPr>
+      <w:r>
+        <w:t xml:space="preserve"> appropriate data type</w:t>
+      </w:r>
+      <w:r>
+        <w:t>s</w:t>
+      </w:r>
+    </w:p>
+    <w:p>
+      <w:pPr>
+        <w:pStyle w:val="ListParagraph"/>
+        <w:numPr>
+          <w:ilvl w:val="0"/>
+          <w:numId w:val="32"/>
+        </w:numPr>
+        <w:rPr>
+          <w:rtl/>
+        </w:rPr>
+      </w:pPr>
+      <w:r>
+        <w:t xml:space="preserve">and normalization </w:t>
+      </w:r>
+    </w:p>
+    <w:p>
+      <w:pPr>
+        <w:pStyle w:val="ListParagraph"/>
+        <w:numPr>
+          <w:ilvl w:val="0"/>
+          <w:numId w:val="31"/>
+        </w:numPr>
+      </w:pPr>
+      <w:r>
+        <w:t>(up to at least Third Normal Form).</w:t>
+      </w:r>
+      <w:r>
+        <w:t xml:space="preserve"> </w:t>
+      </w:r>
+      <w:r>
+        <w:rPr>
+          <w:color w:val="EE0000"/>
+        </w:rPr>
+        <w:t>[</w:t>
+      </w:r>
+      <w:r>
+        <w:rPr>
+          <w:color w:val="EE0000"/>
+        </w:rPr>
+        <w:t>3</w:t>
+      </w:r>
+      <w:r>
+        <w:rPr>
+          <w:color w:val="EE0000"/>
+        </w:rPr>
+        <w:t xml:space="preserve"> marks]</w:t>
+      </w:r>
+    </w:p>
+    <w:p>
+      <w:pPr>
+        <w:rPr>
+          <w:rtl/>
+        </w:rPr>
+      </w:pPr>
+    </w:p>
     <w:p/>
+    <w:p>
+      <w:pPr>
+        <w:rPr>
+          <w:rtl/>
+        </w:rPr>
+      </w:pPr>
+    </w:p>
+    <w:p>
+      <w:pPr>
+        <w:rPr>
+          <w:b/>
+          <w:bCs/>
+          <w:sz w:val="32"/>
+          <w:szCs w:val="32"/>
+        </w:rPr>
+      </w:pPr>
+      <w:r>
+        <w:rPr>
+          <w:b/>
+          <w:bCs/>
+          <w:sz w:val="32"/>
+          <w:szCs w:val="32"/>
+        </w:rPr>
+        <w:t>Relational Database Design</w:t>
+      </w:r>
+      <w:r>
+        <w:rPr>
+          <w:rFonts w:hint="cs"/>
+          <w:b/>
+          <w:bCs/>
+          <w:sz w:val="32"/>
+          <w:szCs w:val="32"/>
+          <w:rtl/>
+        </w:rPr>
+        <w:t>:</w:t>
+      </w:r>
+    </w:p>
     <w:p/>
+    <w:p>
+      <w:r>
+        <w:t>In this task we designed a relational database for the Student Activities Management System (SAMS) following the UML Class Diagram developed in Task 6. The database is made up of all connected tables (User.</w:t>
+      </w:r>
+      <w:r>
+        <w:t xml:space="preserve"> </w:t>
+      </w:r>
+      <w:r>
+        <w:t>Student</w:t>
+      </w:r>
+      <w:r>
+        <w:t xml:space="preserve"> </w:t>
+      </w:r>
+      <w:r>
+        <w:t>.Activity Organizer</w:t>
+      </w:r>
+      <w:r>
+        <w:t xml:space="preserve"> </w:t>
+      </w:r>
+      <w:r>
+        <w:t>.Staff Member.Activity.Category.Registration.Attendance.Waitlist.Certificate.Notification.Activity Transcript)</w:t>
+      </w:r>
+    </w:p>
     <w:p/>
+    <w:p>
+      <w:r>
+        <w:t>Each table has a Primary Key (PK) which is used to identify records and Foreign Keys (FK) that create link between tables and maintains referential integrity. We have used suitable data types with respect to the stored data in each attribute such as INT, VARCHAR, DATE, DATETIME, BOOLEAN, TEXT etc.</w:t>
+      </w:r>
+    </w:p>
+    <w:p>
+      <w:pPr>
+        <w:rPr>
+          <w:highlight w:val="yellow"/>
+        </w:rPr>
+      </w:pPr>
+    </w:p>
+    <w:p>
+      <w:r>
+        <w:t xml:space="preserve">The normal forms used on this were up to a Third Normal Form (3NF) which is, designed in such a way that data redundancy has been minimized and thus the data can be managed consistently. Arrange by Table relationships, use one-to-one (1:1), or one to many (1:M) </w:t>
+      </w:r>
+    </w:p>
     <w:p/>
+    <w:p>
+      <w:pPr>
+        <w:rPr>
+          <w:rtl/>
+        </w:rPr>
+      </w:pPr>
+    </w:p>
+    <w:p>
+      <w:pPr>
+        <w:rPr>
+          <w:rtl/>
+        </w:rPr>
+      </w:pPr>
+    </w:p>
+    <w:p>
+      <w:pPr>
+        <w:rPr>
+          <w:rtl/>
+        </w:rPr>
+      </w:pPr>
+    </w:p>
+    <w:p>
+      <w:pPr>
+        <w:rPr>
+          <w:rtl/>
+        </w:rPr>
+      </w:pPr>
+    </w:p>
+    <w:p>
+      <w:pPr>
+        <w:rPr>
+          <w:rtl/>
+        </w:rPr>
+      </w:pPr>
+    </w:p>
+    <w:p>
+      <w:pPr>
+        <w:rPr>
+          <w:rtl/>
+        </w:rPr>
+      </w:pPr>
+    </w:p>
+    <w:p>
+      <w:pPr>
+        <w:rPr>
+          <w:rtl/>
+        </w:rPr>
+      </w:pPr>
+    </w:p>
+    <w:p>
+      <w:pPr>
+        <w:rPr>
+          <w:rtl/>
+        </w:rPr>
+      </w:pPr>
+    </w:p>
     <w:p/>
+    <w:p>
+      <w:pPr>
+        <w:rPr>
+          <w:b/>
+          <w:bCs/>
+          <w:sz w:val="32"/>
+          <w:szCs w:val="32"/>
+          <w:rtl/>
+        </w:rPr>
+      </w:pPr>
+    </w:p>
+    <w:p>
+      <w:pPr>
+        <w:rPr>
+          <w:b/>
+          <w:bCs/>
+          <w:sz w:val="32"/>
+          <w:szCs w:val="32"/>
+          <w:rtl/>
+        </w:rPr>
+      </w:pPr>
+      <w:r>
+        <w:rPr>
+          <w:b/>
+          <w:bCs/>
+          <w:sz w:val="32"/>
+          <w:szCs w:val="32"/>
+        </w:rPr>
+        <w:t> </w:t>
+      </w:r>
+    </w:p>
+    <w:p>
+      <w:pPr>
+        <w:rPr>
+          <w:b/>
+          <w:bCs/>
+          <w:sz w:val="32"/>
+          <w:szCs w:val="32"/>
+          <w:rtl/>
+        </w:rPr>
+      </w:pPr>
+    </w:p>
+    <w:p>
+      <w:pPr>
+        <w:rPr>
+          <w:b/>
+          <w:bCs/>
+          <w:sz w:val="32"/>
+          <w:szCs w:val="32"/>
+          <w:rtl/>
+        </w:rPr>
+      </w:pPr>
+      <w:r>
+        <w:rPr>
+          <w:b/>
+          <w:bCs/>
+          <w:sz w:val="32"/>
+          <w:szCs w:val="32"/>
+        </w:rPr>
+        <w:t>Relational Database Schema for the Student Activities Management System (SAMS)</w:t>
+      </w:r>
+      <w:r>
+        <w:rPr>
+          <w:rFonts w:hint="cs"/>
+          <w:b/>
+          <w:bCs/>
+          <w:sz w:val="32"/>
+          <w:szCs w:val="32"/>
+          <w:rtl/>
+        </w:rPr>
+        <w:t>:</w:t>
+      </w:r>
+    </w:p>
+    <w:p>
+      <w:pPr>
+        <w:rPr>
+          <w:b/>
+          <w:bCs/>
+          <w:sz w:val="32"/>
+          <w:szCs w:val="32"/>
+          <w:rtl/>
+        </w:rPr>
+      </w:pPr>
+    </w:p>
+    <w:p>
+      <w:pPr>
+        <w:rPr>
+          <w:rtl/>
+        </w:rPr>
+      </w:pPr>
+      <w:r>
+        <w:t> shows the final relational database schema.</w:t>
+      </w:r>
+    </w:p>
+    <w:p>
+      <w:pPr>
+        <w:rPr>
+          <w:sz w:val="32"/>
+          <w:szCs w:val="32"/>
+        </w:rPr>
+      </w:pPr>
+    </w:p>
+    <w:p>
+      <w:pPr>
+        <w:rPr>
+          <w:rtl/>
+        </w:rPr>
+      </w:pPr>
+    </w:p>
+    <w:p>
+      <w:pPr>
+        <w:rPr>
+          <w:rtl/>
+        </w:rPr>
+      </w:pPr>
+      <w:r>
+        <w:rPr>
+          <w:noProof/>
+          <w:rtl/>
+          <w:lang w:val="ar-SA"/>
+        </w:rPr>
+        <w:drawing>
+          <wp:inline distT="0" distB="0" distL="0" distR="0" wp14:anchorId="6ACCD891" wp14:editId="170A3EE9">
+            <wp:extent cx="5349240" cy="4921885"/>
+            <wp:effectExtent l="0" t="0" r="3810" b="0"/>
+            <wp:docPr id="642187417" name="Picture 14"/>
+            <wp:cNvGraphicFramePr>
+              <a:graphicFrameLocks xmlns:a="http://schemas.openxmlformats.org/drawingml/2006/main" noChangeAspect="1"/>
+            </wp:cNvGraphicFramePr>
+            <a:graphic xmlns:a="http://schemas.openxmlformats.org/drawingml/2006/main">
+              <a:graphicData uri="http://schemas.openxmlformats.org/drawingml/2006/picture">
+                <pic:pic xmlns:pic="http://schemas.openxmlformats.org/drawingml/2006/picture">
+                  <pic:nvPicPr>
+                    <pic:cNvPr id="642187417" name="Picture 642187417"/>
+                    <pic:cNvPicPr/>
+                  </pic:nvPicPr>
+                  <pic:blipFill>
+                    <a:blip r:embed="rId31">
+                      <a:extLst>
+                        <a:ext uri="{BEBA8EAE-BF5A-486C-A8C5-ECC9F3942E4B}">
+                          <a14:imgProps xmlns:a14="http://schemas.microsoft.com/office/drawing/2010/main">
+                            <a14:imgLayer r:embed="rId32">
+                              <a14:imgEffect>
+                                <a14:brightnessContrast bright="-40000" contrast="-40000"/>
+                              </a14:imgEffect>
+                            </a14:imgLayer>
+                          </a14:imgProps>
+                        </a:ext>
+                      </a:extLst>
+                    </a:blip>
+                    <a:stretch>
+                      <a:fillRect/>
+                    </a:stretch>
+                  </pic:blipFill>
+                  <pic:spPr>
+                    <a:xfrm>
+                      <a:off x="0" y="0"/>
+                      <a:ext cx="5349240" cy="4921885"/>
+                    </a:xfrm>
+                    <a:prstGeom prst="rect">
+                      <a:avLst/>
+                    </a:prstGeom>
+                  </pic:spPr>
+                </pic:pic>
+              </a:graphicData>
+            </a:graphic>
+          </wp:inline>
+        </w:drawing>
+      </w:r>
+    </w:p>
+    <w:p>
+      <w:pPr>
+        <w:rPr>
+          <w:rtl/>
+        </w:rPr>
+      </w:pPr>
+    </w:p>
+    <w:p>
+      <w:pPr>
+        <w:rPr>
+          <w:rtl/>
+        </w:rPr>
+      </w:pPr>
+    </w:p>
+    <w:p>
+      <w:pPr>
+        <w:rPr>
+          <w:rtl/>
+        </w:rPr>
+      </w:pPr>
+    </w:p>
+    <w:p>
+      <w:pPr>
+        <w:rPr>
+          <w:rtl/>
+        </w:rPr>
+      </w:pPr>
+    </w:p>
+    <w:p>
+      <w:pPr>
+        <w:rPr>
+          <w:b/>
+          <w:bCs/>
+          <w:sz w:val="32"/>
+          <w:szCs w:val="32"/>
+        </w:rPr>
+      </w:pPr>
+      <w:r>
+        <w:rPr>
+          <w:b/>
+          <w:bCs/>
+          <w:sz w:val="32"/>
+          <w:szCs w:val="32"/>
+        </w:rPr>
+        <w:t>Reflection:</w:t>
+      </w:r>
+    </w:p>
     <w:p/>
+    <w:p>
+      <w:r>
+        <w:t>It was also one of the most interesting aspects of this project because it was a completely new technique that I had gotten to explore, modeling relational databases. In the beginning, I struggled to understand what a relational data base schema should look like. I did not know how to structure the tables and the database in an organized and professional manner by October 2023. As this was my first relational database diagram, I did explore a lot of ideas and by the time I understood the whole picture.</w:t>
+      </w:r>
+    </w:p>
+    <w:p>
+      <w:pPr>
+        <w:rPr>
+          <w:highlight w:val="yellow"/>
+        </w:rPr>
+      </w:pPr>
+    </w:p>
+    <w:p>
+      <w:r>
+        <w:t>When I was done creating and organizing the tables, I felt a strong sense of accomplishment. That diagram left me feeling proud, even if it only lasted a moment before I once again felt like an amateur database designer. It felt good to see how all the information had been plastered into a database rather than cluttered.</w:t>
+      </w:r>
+    </w:p>
+    <w:p>
+      <w:pPr>
+        <w:rPr>
+          <w:highlight w:val="yellow"/>
+        </w:rPr>
+      </w:pPr>
+    </w:p>
+    <w:p>
+      <w:r>
+        <w:t>Then, there was a new challenge whenever I began to join tables. I drew the relationships with normal lines as I was not aware that the diagramming tool offered dedicated connectors for relationship cardinalities like one-to-one (1:1) and one-to-many (1:M). This made both diagrams crowded and complicated to read. At that time, I had just utilized ChatGPT to assist me in understanding how should these relational database diagrams be well-connected. The software had separate database relationship connectors and told me which line to follow to get there. After applying the</w:t>
+      </w:r>
+      <w:r>
+        <w:t xml:space="preserve"> c</w:t>
+      </w:r>
+      <w:r>
+        <w:t>orrecting, the line of relationships made the diagram much clearer, more organized and certainly much more professional.</w:t>
+      </w:r>
+    </w:p>
     <w:p/>
-    <w:p/>
-    <w:p/>
-    <w:p>
-      <w:pPr>
-        <w:pStyle w:val="1"/>
-      </w:pPr>
-      <w:r>
-        <w:t>Task 7</w:t>
-      </w:r>
-    </w:p>
-    <w:p>
-      <w:r>
-        <w:t>Design the relational database, including tables, primary keys, foreign keys, appropriate data types, and normalization (up to at least Third Normal Form).</w:t>
-      </w:r>
-      <w:r>
-        <w:t xml:space="preserve"> </w:t>
-      </w:r>
-      <w:r>
-        <w:rPr>
-          <w:color w:val="EE0000"/>
-        </w:rPr>
-        <w:t>[</w:t>
-      </w:r>
-      <w:r>
-        <w:rPr>
-          <w:color w:val="EE0000"/>
-        </w:rPr>
-        <w:t>3</w:t>
-      </w:r>
-      <w:r>
-        <w:rPr>
-          <w:color w:val="EE0000"/>
-        </w:rPr>
-        <w:t xml:space="preserve"> marks]</w:t>
-      </w:r>
-    </w:p>
-    <w:p/>
+    <w:p>
+      <w:pPr>
+        <w:rPr>
+          <w:highlight w:val="yellow"/>
+        </w:rPr>
+      </w:pPr>
+    </w:p>
+    <w:p>
+      <w:pPr>
+        <w:rPr>
+          <w:highlight w:val="yellow"/>
+        </w:rPr>
+      </w:pPr>
+      <w:r>
+        <w:t>The second challenge was to ensure the database is in keeping with the UML class diagram</w:t>
+      </w:r>
+      <w:r>
+        <w:t xml:space="preserve">. </w:t>
+      </w:r>
+      <w:r>
+        <w:t>I had to cross-check the table, attribute and relationship multiple times to make sure that both the designs were in harmony. I walked through the data types and foreign keys also, ensuring things were properly interconnected &amp; matched system specifications.</w:t>
+      </w:r>
+    </w:p>
+    <w:p>
+      <w:pPr>
+        <w:rPr>
+          <w:highlight w:val="yellow"/>
+        </w:rPr>
+      </w:pPr>
+    </w:p>
+    <w:p>
+      <w:r>
+        <w:t>The overall score of this task gave me a lot more than just drawing the database diagram! This was the first time I comprehended the significance of designing a database before implementing a system as I realized that better organization leads to an improved final design. Though there were many hurdles, I loved every bit of the journey. I would become more comfortable designing relational databases by the end and I was glad to have learned this skill that would be very relevant down the line when building out applications in a service-oriented architecture.</w:t>
+      </w:r>
+    </w:p>
+    <w:p>
+      <w:pPr>
+        <w:rPr>
+          <w:rtl/>
+        </w:rPr>
+      </w:pPr>
+    </w:p>
     <w:sectPr>
-      <w:headerReference w:type="default" r:id="rId28"/>
+      <w:headerReference w:type="default" r:id="rId33"/>
       <w:pgSz w:w="12240" w:h="15840" w:code="1"/>
       <w:pgMar w:top="1080" w:right="720" w:bottom="2160" w:left="3096" w:header="1080" w:footer="720" w:gutter="0"/>
       <w:pgNumType w:start="1"/>
@@ -7422,7 +8249,7 @@
 <w:ftr xmlns:wpc="http://schemas.microsoft.com/office/word/2010/wordprocessingCanvas" xmlns:cx="http://schemas.microsoft.com/office/drawing/2014/chartex" xmlns:cx1="http://schemas.microsoft.com/office/drawing/2015/9/8/chartex" xmlns:cx2="http://schemas.microsoft.com/office/drawing/2015/10/21/chartex" xmlns:cx3="http://schemas.microsoft.com/office/drawing/2016/5/9/chartex" xmlns:cx4="http://schemas.microsoft.com/office/drawing/2016/5/10/chartex" xmlns:cx5="http://schemas.microsoft.com/office/drawing/2016/5/11/chartex" xmlns:cx6="http://schemas.microsoft.com/office/drawing/2016/5/12/chartex" xmlns:cx7="http://schemas.microsoft.com/office/drawing/2016/5/13/chartex" xmlns:cx8="http://schemas.microsoft.com/office/drawing/2016/5/14/chartex" xmlns:mc="http://schemas.openxmlformats.org/markup-compatibility/2006" xmlns:aink="http://schemas.microsoft.com/office/drawing/2016/ink" xmlns:am3d="http://schemas.microsoft.com/office/drawing/2017/model3d" xmlns:o="urn:schemas-microsoft-com:office:office" xmlns:oel="http://schemas.microsoft.com/office/2019/extlst" xmlns:r="http://schemas.openxmlformats.org/officeDocument/2006/relationships" xmlns:m="http://schemas.openxmlformats.org/officeDocument/2006/math" xmlns:v="urn:schemas-microsoft-com:vml" xmlns:wp14="http://schemas.microsoft.com/office/word/2010/wordprocessingDrawing" xmlns:wp="http://schemas.openxmlformats.org/drawingml/2006/wordprocessingDrawing" xmlns:w10="urn:schemas-microsoft-com:office:word" xmlns:w="http://schemas.openxmlformats.org/wordprocessingml/2006/main" xmlns:w14="http://schemas.microsoft.com/office/word/2010/wordml" xmlns:w15="http://schemas.microsoft.com/office/word/2012/wordml" xmlns:w16cex="http://schemas.microsoft.com/office/word/2018/wordml/cex" xmlns:w16cid="http://schemas.microsoft.com/office/word/2016/wordml/cid" xmlns:w16="http://schemas.microsoft.com/office/word/2018/wordml" xmlns:w16du="http://schemas.microsoft.com/office/word/2023/wordml/word16du" xmlns:w16sdtdh="http://schemas.microsoft.com/office/word/2020/wordml/sdtdatahash" xmlns:w16sdtfl="http://schemas.microsoft.com/office/word/2024/wordml/sdtformatlock" xmlns:w16se="http://schemas.microsoft.com/office/word/2015/wordml/symex" xmlns:wpg="http://schemas.microsoft.com/office/word/2010/wordprocessingGroup" xmlns:wpi="http://schemas.microsoft.com/office/word/2010/wordprocessingInk" xmlns:wne="http://schemas.microsoft.com/office/word/2006/wordml" xmlns:wps="http://schemas.microsoft.com/office/word/2010/wordprocessingShape" mc:Ignorable="w14 w15 w16se w16cid w16 w16cex w16sdtdh w16sdtfl w16du wp14">
   <w:p>
     <w:pPr>
-      <w:pStyle w:val="a5"/>
+      <w:pStyle w:val="Footer"/>
     </w:pPr>
     <w:r>
       <w:rPr>
@@ -7577,7 +8404,7 @@
 <w:ftr xmlns:wpc="http://schemas.microsoft.com/office/word/2010/wordprocessingCanvas" xmlns:cx="http://schemas.microsoft.com/office/drawing/2014/chartex" xmlns:cx1="http://schemas.microsoft.com/office/drawing/2015/9/8/chartex" xmlns:cx2="http://schemas.microsoft.com/office/drawing/2015/10/21/chartex" xmlns:cx3="http://schemas.microsoft.com/office/drawing/2016/5/9/chartex" xmlns:cx4="http://schemas.microsoft.com/office/drawing/2016/5/10/chartex" xmlns:cx5="http://schemas.microsoft.com/office/drawing/2016/5/11/chartex" xmlns:cx6="http://schemas.microsoft.com/office/drawing/2016/5/12/chartex" xmlns:cx7="http://schemas.microsoft.com/office/drawing/2016/5/13/chartex" xmlns:cx8="http://schemas.microsoft.com/office/drawing/2016/5/14/chartex" xmlns:mc="http://schemas.openxmlformats.org/markup-compatibility/2006" xmlns:aink="http://schemas.microsoft.com/office/drawing/2016/ink" xmlns:am3d="http://schemas.microsoft.com/office/drawing/2017/model3d" xmlns:o="urn:schemas-microsoft-com:office:office" xmlns:oel="http://schemas.microsoft.com/office/2019/extlst" xmlns:r="http://schemas.openxmlformats.org/officeDocument/2006/relationships" xmlns:m="http://schemas.openxmlformats.org/officeDocument/2006/math" xmlns:v="urn:schemas-microsoft-com:vml" xmlns:wp14="http://schemas.microsoft.com/office/word/2010/wordprocessingDrawing" xmlns:wp="http://schemas.openxmlformats.org/drawingml/2006/wordprocessingDrawing" xmlns:w10="urn:schemas-microsoft-com:office:word" xmlns:w="http://schemas.openxmlformats.org/wordprocessingml/2006/main" xmlns:w14="http://schemas.microsoft.com/office/word/2010/wordml" xmlns:w15="http://schemas.microsoft.com/office/word/2012/wordml" xmlns:w16cex="http://schemas.microsoft.com/office/word/2018/wordml/cex" xmlns:w16cid="http://schemas.microsoft.com/office/word/2016/wordml/cid" xmlns:w16="http://schemas.microsoft.com/office/word/2018/wordml" xmlns:w16du="http://schemas.microsoft.com/office/word/2023/wordml/word16du" xmlns:w16sdtdh="http://schemas.microsoft.com/office/word/2020/wordml/sdtdatahash" xmlns:w16sdtfl="http://schemas.microsoft.com/office/word/2024/wordml/sdtformatlock" xmlns:w16se="http://schemas.microsoft.com/office/word/2015/wordml/symex" xmlns:wpg="http://schemas.microsoft.com/office/word/2010/wordprocessingGroup" xmlns:wpi="http://schemas.microsoft.com/office/word/2010/wordprocessingInk" xmlns:wne="http://schemas.microsoft.com/office/word/2006/wordml" xmlns:wps="http://schemas.microsoft.com/office/word/2010/wordprocessingShape" mc:Ignorable="w14 w15 w16se w16cid w16 w16cex w16sdtdh w16sdtfl w16du wp14">
   <w:p>
     <w:pPr>
-      <w:pStyle w:val="a5"/>
+      <w:pStyle w:val="Footer"/>
     </w:pPr>
     <w:r>
       <w:rPr>
@@ -7732,7 +8559,7 @@
 <w:ftr xmlns:wpc="http://schemas.microsoft.com/office/word/2010/wordprocessingCanvas" xmlns:cx="http://schemas.microsoft.com/office/drawing/2014/chartex" xmlns:cx1="http://schemas.microsoft.com/office/drawing/2015/9/8/chartex" xmlns:cx2="http://schemas.microsoft.com/office/drawing/2015/10/21/chartex" xmlns:cx3="http://schemas.microsoft.com/office/drawing/2016/5/9/chartex" xmlns:cx4="http://schemas.microsoft.com/office/drawing/2016/5/10/chartex" xmlns:cx5="http://schemas.microsoft.com/office/drawing/2016/5/11/chartex" xmlns:cx6="http://schemas.microsoft.com/office/drawing/2016/5/12/chartex" xmlns:cx7="http://schemas.microsoft.com/office/drawing/2016/5/13/chartex" xmlns:cx8="http://schemas.microsoft.com/office/drawing/2016/5/14/chartex" xmlns:mc="http://schemas.openxmlformats.org/markup-compatibility/2006" xmlns:aink="http://schemas.microsoft.com/office/drawing/2016/ink" xmlns:am3d="http://schemas.microsoft.com/office/drawing/2017/model3d" xmlns:o="urn:schemas-microsoft-com:office:office" xmlns:oel="http://schemas.microsoft.com/office/2019/extlst" xmlns:r="http://schemas.openxmlformats.org/officeDocument/2006/relationships" xmlns:m="http://schemas.openxmlformats.org/officeDocument/2006/math" xmlns:v="urn:schemas-microsoft-com:vml" xmlns:wp14="http://schemas.microsoft.com/office/word/2010/wordprocessingDrawing" xmlns:wp="http://schemas.openxmlformats.org/drawingml/2006/wordprocessingDrawing" xmlns:w10="urn:schemas-microsoft-com:office:word" xmlns:w="http://schemas.openxmlformats.org/wordprocessingml/2006/main" xmlns:w14="http://schemas.microsoft.com/office/word/2010/wordml" xmlns:w15="http://schemas.microsoft.com/office/word/2012/wordml" xmlns:w16cex="http://schemas.microsoft.com/office/word/2018/wordml/cex" xmlns:w16cid="http://schemas.microsoft.com/office/word/2016/wordml/cid" xmlns:w16="http://schemas.microsoft.com/office/word/2018/wordml" xmlns:w16du="http://schemas.microsoft.com/office/word/2023/wordml/word16du" xmlns:w16sdtdh="http://schemas.microsoft.com/office/word/2020/wordml/sdtdatahash" xmlns:w16sdtfl="http://schemas.microsoft.com/office/word/2024/wordml/sdtformatlock" xmlns:w16se="http://schemas.microsoft.com/office/word/2015/wordml/symex" xmlns:wpg="http://schemas.microsoft.com/office/word/2010/wordprocessingGroup" xmlns:wpi="http://schemas.microsoft.com/office/word/2010/wordprocessingInk" xmlns:wne="http://schemas.microsoft.com/office/word/2006/wordml" xmlns:wps="http://schemas.microsoft.com/office/word/2010/wordprocessingShape" mc:Ignorable="w14 w15 w16se w16cid w16 w16cex w16sdtdh w16sdtfl w16du wp14">
   <w:p>
     <w:pPr>
-      <w:pStyle w:val="a5"/>
+      <w:pStyle w:val="Footer"/>
     </w:pPr>
     <w:r>
       <w:rPr>
@@ -7971,7 +8798,7 @@
         </w:tcPr>
         <w:p>
           <w:pPr>
-            <w:pStyle w:val="a7"/>
+            <w:pStyle w:val="Header"/>
           </w:pPr>
         </w:p>
       </w:tc>
@@ -7981,7 +8808,7 @@
         </w:tcPr>
         <w:p>
           <w:pPr>
-            <w:pStyle w:val="a7"/>
+            <w:pStyle w:val="Header"/>
           </w:pPr>
         </w:p>
       </w:tc>
@@ -7992,7 +8819,7 @@
         </w:tcPr>
         <w:p>
           <w:pPr>
-            <w:pStyle w:val="a7"/>
+            <w:pStyle w:val="Header"/>
           </w:pPr>
         </w:p>
       </w:tc>
@@ -8000,7 +8827,7 @@
   </w:tbl>
   <w:p>
     <w:pPr>
-      <w:pStyle w:val="a7"/>
+      <w:pStyle w:val="Header"/>
     </w:pPr>
   </w:p>
 </w:hdr>
@@ -8284,32 +9111,9 @@
           </w:r>
           <w:r>
             <w:rPr>
-              <w:rFonts w:hint="cs"/>
-              <w:b w:val="0"/>
-              <w:bCs w:val="0"/>
-              <w:noProof/>
-              <w:rtl/>
-            </w:rPr>
-            <w:instrText xml:space="preserve">خطأ! استخدم علامة التبويب "الصفحة الرئيسية" لتطبيق </w:instrText>
-          </w:r>
-          <w:r>
-            <w:rPr>
-              <w:rFonts w:hint="cs"/>
-              <w:b w:val="0"/>
-              <w:bCs w:val="0"/>
               <w:noProof/>
             </w:rPr>
-            <w:instrText>Heading 1</w:instrText>
-          </w:r>
-          <w:r>
-            <w:rPr>
-              <w:rFonts w:hint="cs"/>
-              <w:b w:val="0"/>
-              <w:bCs w:val="0"/>
-              <w:noProof/>
-              <w:rtl/>
-            </w:rPr>
-            <w:instrText xml:space="preserve"> على النص الذي ترغب في أن يظهر هنا.</w:instrText>
+            <w:instrText>Task 7</w:instrText>
           </w:r>
           <w:r>
             <w:rPr>
@@ -8340,32 +9144,9 @@
           </w:r>
           <w:r>
             <w:rPr>
-              <w:rFonts w:hint="cs"/>
-              <w:b w:val="0"/>
-              <w:bCs w:val="0"/>
-              <w:noProof/>
-              <w:rtl/>
-            </w:rPr>
-            <w:instrText xml:space="preserve">خطأ! استخدم علامة التبويب "الصفحة الرئيسية" لتطبيق </w:instrText>
-          </w:r>
-          <w:r>
-            <w:rPr>
-              <w:rFonts w:hint="cs"/>
-              <w:b w:val="0"/>
-              <w:bCs w:val="0"/>
               <w:noProof/>
             </w:rPr>
-            <w:instrText>Heading 1</w:instrText>
-          </w:r>
-          <w:r>
-            <w:rPr>
-              <w:rFonts w:hint="cs"/>
-              <w:b w:val="0"/>
-              <w:bCs w:val="0"/>
-              <w:noProof/>
-              <w:rtl/>
-            </w:rPr>
-            <w:instrText xml:space="preserve"> على النص الذي ترغب في أن يظهر هنا.</w:instrText>
+            <w:instrText>Task 7</w:instrText>
           </w:r>
           <w:r>
             <w:rPr>
@@ -8381,38 +9162,9 @@
           </w:r>
           <w:r>
             <w:rPr>
-              <w:rFonts w:hint="cs"/>
-              <w:b w:val="0"/>
-              <w:bCs w:val="0"/>
-              <w:noProof/>
-              <w:rtl/>
-            </w:rPr>
-            <w:t xml:space="preserve">خطأ! استخدم علامة التبويب "الصفحة الرئيسية" لتطبيق </w:t>
-          </w:r>
-          <w:r>
-            <w:rPr>
-              <w:rFonts w:hint="cs"/>
-              <w:b w:val="0"/>
-              <w:bCs w:val="0"/>
               <w:noProof/>
             </w:rPr>
-            <w:t>Heading 1</w:t>
-          </w:r>
-          <w:r>
-            <w:rPr>
-              <w:rFonts w:hint="cs"/>
-              <w:b w:val="0"/>
-              <w:bCs w:val="0"/>
-              <w:noProof/>
-              <w:rtl/>
-            </w:rPr>
-            <w:t xml:space="preserve"> على النص الذي ترغب في أن يظهر هنا.</w:t>
-          </w:r>
-          <w:r>
-            <w:rPr>
-              <w:noProof/>
-            </w:rPr>
-            <w:t xml:space="preserve"> </w:t>
+            <w:t xml:space="preserve">Task 7 </w:t>
           </w:r>
           <w:r>
             <w:fldChar w:fldCharType="end"/>
@@ -8478,7 +9230,7 @@
     <w:lvl w:ilvl="0">
       <w:start w:val="1"/>
       <w:numFmt w:val="bullet"/>
-      <w:pStyle w:val="a"/>
+      <w:pStyle w:val="ListBullet"/>
       <w:lvlText w:val="•"/>
       <w:lvlJc w:val="left"/>
       <w:pPr>
@@ -8491,6 +9243,119 @@
     </w:lvl>
   </w:abstractNum>
   <w:abstractNum w:abstractNumId="1" w15:restartNumberingAfterBreak="0">
+    <w:nsid w:val="01E30EE4"/>
+    <w:multiLevelType w:val="hybridMultilevel"/>
+    <w:tmpl w:val="CE8EBE8C"/>
+    <w:lvl w:ilvl="0" w:tplc="0409000D">
+      <w:start w:val="1"/>
+      <w:numFmt w:val="bullet"/>
+      <w:lvlText w:val=""/>
+      <w:lvlJc w:val="left"/>
+      <w:pPr>
+        <w:ind w:left="720" w:hanging="360"/>
+      </w:pPr>
+      <w:rPr>
+        <w:rFonts w:ascii="Wingdings" w:hAnsi="Wingdings" w:hint="default"/>
+      </w:rPr>
+    </w:lvl>
+    <w:lvl w:ilvl="1" w:tplc="04090003" w:tentative="1">
+      <w:start w:val="1"/>
+      <w:numFmt w:val="bullet"/>
+      <w:lvlText w:val="o"/>
+      <w:lvlJc w:val="left"/>
+      <w:pPr>
+        <w:ind w:left="1440" w:hanging="360"/>
+      </w:pPr>
+      <w:rPr>
+        <w:rFonts w:ascii="Courier New" w:hAnsi="Courier New" w:cs="Courier New" w:hint="default"/>
+      </w:rPr>
+    </w:lvl>
+    <w:lvl w:ilvl="2" w:tplc="04090005" w:tentative="1">
+      <w:start w:val="1"/>
+      <w:numFmt w:val="bullet"/>
+      <w:lvlText w:val=""/>
+      <w:lvlJc w:val="left"/>
+      <w:pPr>
+        <w:ind w:left="2160" w:hanging="360"/>
+      </w:pPr>
+      <w:rPr>
+        <w:rFonts w:ascii="Wingdings" w:hAnsi="Wingdings" w:hint="default"/>
+      </w:rPr>
+    </w:lvl>
+    <w:lvl w:ilvl="3" w:tplc="04090001" w:tentative="1">
+      <w:start w:val="1"/>
+      <w:numFmt w:val="bullet"/>
+      <w:lvlText w:val=""/>
+      <w:lvlJc w:val="left"/>
+      <w:pPr>
+        <w:ind w:left="2880" w:hanging="360"/>
+      </w:pPr>
+      <w:rPr>
+        <w:rFonts w:ascii="Symbol" w:hAnsi="Symbol" w:hint="default"/>
+      </w:rPr>
+    </w:lvl>
+    <w:lvl w:ilvl="4" w:tplc="04090003" w:tentative="1">
+      <w:start w:val="1"/>
+      <w:numFmt w:val="bullet"/>
+      <w:lvlText w:val="o"/>
+      <w:lvlJc w:val="left"/>
+      <w:pPr>
+        <w:ind w:left="3600" w:hanging="360"/>
+      </w:pPr>
+      <w:rPr>
+        <w:rFonts w:ascii="Courier New" w:hAnsi="Courier New" w:cs="Courier New" w:hint="default"/>
+      </w:rPr>
+    </w:lvl>
+    <w:lvl w:ilvl="5" w:tplc="04090005" w:tentative="1">
+      <w:start w:val="1"/>
+      <w:numFmt w:val="bullet"/>
+      <w:lvlText w:val=""/>
+      <w:lvlJc w:val="left"/>
+      <w:pPr>
+        <w:ind w:left="4320" w:hanging="360"/>
+      </w:pPr>
+      <w:rPr>
+        <w:rFonts w:ascii="Wingdings" w:hAnsi="Wingdings" w:hint="default"/>
+      </w:rPr>
+    </w:lvl>
+    <w:lvl w:ilvl="6" w:tplc="04090001" w:tentative="1">
+      <w:start w:val="1"/>
+      <w:numFmt w:val="bullet"/>
+      <w:lvlText w:val=""/>
+      <w:lvlJc w:val="left"/>
+      <w:pPr>
+        <w:ind w:left="5040" w:hanging="360"/>
+      </w:pPr>
+      <w:rPr>
+        <w:rFonts w:ascii="Symbol" w:hAnsi="Symbol" w:hint="default"/>
+      </w:rPr>
+    </w:lvl>
+    <w:lvl w:ilvl="7" w:tplc="04090003" w:tentative="1">
+      <w:start w:val="1"/>
+      <w:numFmt w:val="bullet"/>
+      <w:lvlText w:val="o"/>
+      <w:lvlJc w:val="left"/>
+      <w:pPr>
+        <w:ind w:left="5760" w:hanging="360"/>
+      </w:pPr>
+      <w:rPr>
+        <w:rFonts w:ascii="Courier New" w:hAnsi="Courier New" w:cs="Courier New" w:hint="default"/>
+      </w:rPr>
+    </w:lvl>
+    <w:lvl w:ilvl="8" w:tplc="04090005" w:tentative="1">
+      <w:start w:val="1"/>
+      <w:numFmt w:val="bullet"/>
+      <w:lvlText w:val=""/>
+      <w:lvlJc w:val="left"/>
+      <w:pPr>
+        <w:ind w:left="6480" w:hanging="360"/>
+      </w:pPr>
+      <w:rPr>
+        <w:rFonts w:ascii="Wingdings" w:hAnsi="Wingdings" w:hint="default"/>
+      </w:rPr>
+    </w:lvl>
+  </w:abstractNum>
+  <w:abstractNum w:abstractNumId="2" w15:restartNumberingAfterBreak="0">
     <w:nsid w:val="05136533"/>
     <w:multiLevelType w:val="hybridMultilevel"/>
     <w:tmpl w:val="57129FF2"/>
@@ -8603,7 +9468,7 @@
       </w:rPr>
     </w:lvl>
   </w:abstractNum>
-  <w:abstractNum w:abstractNumId="2" w15:restartNumberingAfterBreak="0">
+  <w:abstractNum w:abstractNumId="3" w15:restartNumberingAfterBreak="0">
     <w:nsid w:val="076729CE"/>
     <w:multiLevelType w:val="hybridMultilevel"/>
     <w:tmpl w:val="2006EBEA"/>
@@ -8689,7 +9554,120 @@
       </w:pPr>
     </w:lvl>
   </w:abstractNum>
-  <w:abstractNum w:abstractNumId="3" w15:restartNumberingAfterBreak="0">
+  <w:abstractNum w:abstractNumId="4" w15:restartNumberingAfterBreak="0">
+    <w:nsid w:val="0C401AD3"/>
+    <w:multiLevelType w:val="hybridMultilevel"/>
+    <w:tmpl w:val="A9580C8E"/>
+    <w:lvl w:ilvl="0" w:tplc="0409000D">
+      <w:start w:val="1"/>
+      <w:numFmt w:val="bullet"/>
+      <w:lvlText w:val=""/>
+      <w:lvlJc w:val="left"/>
+      <w:pPr>
+        <w:ind w:left="720" w:hanging="360"/>
+      </w:pPr>
+      <w:rPr>
+        <w:rFonts w:ascii="Wingdings" w:hAnsi="Wingdings" w:hint="default"/>
+      </w:rPr>
+    </w:lvl>
+    <w:lvl w:ilvl="1" w:tplc="04090003" w:tentative="1">
+      <w:start w:val="1"/>
+      <w:numFmt w:val="bullet"/>
+      <w:lvlText w:val="o"/>
+      <w:lvlJc w:val="left"/>
+      <w:pPr>
+        <w:ind w:left="1440" w:hanging="360"/>
+      </w:pPr>
+      <w:rPr>
+        <w:rFonts w:ascii="Courier New" w:hAnsi="Courier New" w:cs="Courier New" w:hint="default"/>
+      </w:rPr>
+    </w:lvl>
+    <w:lvl w:ilvl="2" w:tplc="04090005" w:tentative="1">
+      <w:start w:val="1"/>
+      <w:numFmt w:val="bullet"/>
+      <w:lvlText w:val=""/>
+      <w:lvlJc w:val="left"/>
+      <w:pPr>
+        <w:ind w:left="2160" w:hanging="360"/>
+      </w:pPr>
+      <w:rPr>
+        <w:rFonts w:ascii="Wingdings" w:hAnsi="Wingdings" w:hint="default"/>
+      </w:rPr>
+    </w:lvl>
+    <w:lvl w:ilvl="3" w:tplc="04090001" w:tentative="1">
+      <w:start w:val="1"/>
+      <w:numFmt w:val="bullet"/>
+      <w:lvlText w:val=""/>
+      <w:lvlJc w:val="left"/>
+      <w:pPr>
+        <w:ind w:left="2880" w:hanging="360"/>
+      </w:pPr>
+      <w:rPr>
+        <w:rFonts w:ascii="Symbol" w:hAnsi="Symbol" w:hint="default"/>
+      </w:rPr>
+    </w:lvl>
+    <w:lvl w:ilvl="4" w:tplc="04090003" w:tentative="1">
+      <w:start w:val="1"/>
+      <w:numFmt w:val="bullet"/>
+      <w:lvlText w:val="o"/>
+      <w:lvlJc w:val="left"/>
+      <w:pPr>
+        <w:ind w:left="3600" w:hanging="360"/>
+      </w:pPr>
+      <w:rPr>
+        <w:rFonts w:ascii="Courier New" w:hAnsi="Courier New" w:cs="Courier New" w:hint="default"/>
+      </w:rPr>
+    </w:lvl>
+    <w:lvl w:ilvl="5" w:tplc="04090005" w:tentative="1">
+      <w:start w:val="1"/>
+      <w:numFmt w:val="bullet"/>
+      <w:lvlText w:val=""/>
+      <w:lvlJc w:val="left"/>
+      <w:pPr>
+        <w:ind w:left="4320" w:hanging="360"/>
+      </w:pPr>
+      <w:rPr>
+        <w:rFonts w:ascii="Wingdings" w:hAnsi="Wingdings" w:hint="default"/>
+      </w:rPr>
+    </w:lvl>
+    <w:lvl w:ilvl="6" w:tplc="04090001" w:tentative="1">
+      <w:start w:val="1"/>
+      <w:numFmt w:val="bullet"/>
+      <w:lvlText w:val=""/>
+      <w:lvlJc w:val="left"/>
+      <w:pPr>
+        <w:ind w:left="5040" w:hanging="360"/>
+      </w:pPr>
+      <w:rPr>
+        <w:rFonts w:ascii="Symbol" w:hAnsi="Symbol" w:hint="default"/>
+      </w:rPr>
+    </w:lvl>
+    <w:lvl w:ilvl="7" w:tplc="04090003" w:tentative="1">
+      <w:start w:val="1"/>
+      <w:numFmt w:val="bullet"/>
+      <w:lvlText w:val="o"/>
+      <w:lvlJc w:val="left"/>
+      <w:pPr>
+        <w:ind w:left="5760" w:hanging="360"/>
+      </w:pPr>
+      <w:rPr>
+        <w:rFonts w:ascii="Courier New" w:hAnsi="Courier New" w:cs="Courier New" w:hint="default"/>
+      </w:rPr>
+    </w:lvl>
+    <w:lvl w:ilvl="8" w:tplc="04090005" w:tentative="1">
+      <w:start w:val="1"/>
+      <w:numFmt w:val="bullet"/>
+      <w:lvlText w:val=""/>
+      <w:lvlJc w:val="left"/>
+      <w:pPr>
+        <w:ind w:left="6480" w:hanging="360"/>
+      </w:pPr>
+      <w:rPr>
+        <w:rFonts w:ascii="Wingdings" w:hAnsi="Wingdings" w:hint="default"/>
+      </w:rPr>
+    </w:lvl>
+  </w:abstractNum>
+  <w:abstractNum w:abstractNumId="5" w15:restartNumberingAfterBreak="0">
     <w:nsid w:val="0E742539"/>
     <w:multiLevelType w:val="hybridMultilevel"/>
     <w:tmpl w:val="2006EBEA"/>
@@ -8775,7 +9753,233 @@
       </w:pPr>
     </w:lvl>
   </w:abstractNum>
-  <w:abstractNum w:abstractNumId="4" w15:restartNumberingAfterBreak="0">
+  <w:abstractNum w:abstractNumId="6" w15:restartNumberingAfterBreak="0">
+    <w:nsid w:val="1290490F"/>
+    <w:multiLevelType w:val="hybridMultilevel"/>
+    <w:tmpl w:val="09A8B26C"/>
+    <w:lvl w:ilvl="0" w:tplc="0409000D">
+      <w:start w:val="1"/>
+      <w:numFmt w:val="bullet"/>
+      <w:lvlText w:val=""/>
+      <w:lvlJc w:val="left"/>
+      <w:pPr>
+        <w:ind w:left="720" w:hanging="360"/>
+      </w:pPr>
+      <w:rPr>
+        <w:rFonts w:ascii="Wingdings" w:hAnsi="Wingdings" w:hint="default"/>
+      </w:rPr>
+    </w:lvl>
+    <w:lvl w:ilvl="1" w:tplc="04090003" w:tentative="1">
+      <w:start w:val="1"/>
+      <w:numFmt w:val="bullet"/>
+      <w:lvlText w:val="o"/>
+      <w:lvlJc w:val="left"/>
+      <w:pPr>
+        <w:ind w:left="1440" w:hanging="360"/>
+      </w:pPr>
+      <w:rPr>
+        <w:rFonts w:ascii="Courier New" w:hAnsi="Courier New" w:cs="Courier New" w:hint="default"/>
+      </w:rPr>
+    </w:lvl>
+    <w:lvl w:ilvl="2" w:tplc="04090005" w:tentative="1">
+      <w:start w:val="1"/>
+      <w:numFmt w:val="bullet"/>
+      <w:lvlText w:val=""/>
+      <w:lvlJc w:val="left"/>
+      <w:pPr>
+        <w:ind w:left="2160" w:hanging="360"/>
+      </w:pPr>
+      <w:rPr>
+        <w:rFonts w:ascii="Wingdings" w:hAnsi="Wingdings" w:hint="default"/>
+      </w:rPr>
+    </w:lvl>
+    <w:lvl w:ilvl="3" w:tplc="04090001" w:tentative="1">
+      <w:start w:val="1"/>
+      <w:numFmt w:val="bullet"/>
+      <w:lvlText w:val=""/>
+      <w:lvlJc w:val="left"/>
+      <w:pPr>
+        <w:ind w:left="2880" w:hanging="360"/>
+      </w:pPr>
+      <w:rPr>
+        <w:rFonts w:ascii="Symbol" w:hAnsi="Symbol" w:hint="default"/>
+      </w:rPr>
+    </w:lvl>
+    <w:lvl w:ilvl="4" w:tplc="04090003" w:tentative="1">
+      <w:start w:val="1"/>
+      <w:numFmt w:val="bullet"/>
+      <w:lvlText w:val="o"/>
+      <w:lvlJc w:val="left"/>
+      <w:pPr>
+        <w:ind w:left="3600" w:hanging="360"/>
+      </w:pPr>
+      <w:rPr>
+        <w:rFonts w:ascii="Courier New" w:hAnsi="Courier New" w:cs="Courier New" w:hint="default"/>
+      </w:rPr>
+    </w:lvl>
+    <w:lvl w:ilvl="5" w:tplc="04090005" w:tentative="1">
+      <w:start w:val="1"/>
+      <w:numFmt w:val="bullet"/>
+      <w:lvlText w:val=""/>
+      <w:lvlJc w:val="left"/>
+      <w:pPr>
+        <w:ind w:left="4320" w:hanging="360"/>
+      </w:pPr>
+      <w:rPr>
+        <w:rFonts w:ascii="Wingdings" w:hAnsi="Wingdings" w:hint="default"/>
+      </w:rPr>
+    </w:lvl>
+    <w:lvl w:ilvl="6" w:tplc="04090001" w:tentative="1">
+      <w:start w:val="1"/>
+      <w:numFmt w:val="bullet"/>
+      <w:lvlText w:val=""/>
+      <w:lvlJc w:val="left"/>
+      <w:pPr>
+        <w:ind w:left="5040" w:hanging="360"/>
+      </w:pPr>
+      <w:rPr>
+        <w:rFonts w:ascii="Symbol" w:hAnsi="Symbol" w:hint="default"/>
+      </w:rPr>
+    </w:lvl>
+    <w:lvl w:ilvl="7" w:tplc="04090003" w:tentative="1">
+      <w:start w:val="1"/>
+      <w:numFmt w:val="bullet"/>
+      <w:lvlText w:val="o"/>
+      <w:lvlJc w:val="left"/>
+      <w:pPr>
+        <w:ind w:left="5760" w:hanging="360"/>
+      </w:pPr>
+      <w:rPr>
+        <w:rFonts w:ascii="Courier New" w:hAnsi="Courier New" w:cs="Courier New" w:hint="default"/>
+      </w:rPr>
+    </w:lvl>
+    <w:lvl w:ilvl="8" w:tplc="04090005" w:tentative="1">
+      <w:start w:val="1"/>
+      <w:numFmt w:val="bullet"/>
+      <w:lvlText w:val=""/>
+      <w:lvlJc w:val="left"/>
+      <w:pPr>
+        <w:ind w:left="6480" w:hanging="360"/>
+      </w:pPr>
+      <w:rPr>
+        <w:rFonts w:ascii="Wingdings" w:hAnsi="Wingdings" w:hint="default"/>
+      </w:rPr>
+    </w:lvl>
+  </w:abstractNum>
+  <w:abstractNum w:abstractNumId="7" w15:restartNumberingAfterBreak="0">
+    <w:nsid w:val="17816A66"/>
+    <w:multiLevelType w:val="hybridMultilevel"/>
+    <w:tmpl w:val="27A66A58"/>
+    <w:lvl w:ilvl="0" w:tplc="0409000D">
+      <w:start w:val="1"/>
+      <w:numFmt w:val="bullet"/>
+      <w:lvlText w:val=""/>
+      <w:lvlJc w:val="left"/>
+      <w:pPr>
+        <w:ind w:left="776" w:hanging="360"/>
+      </w:pPr>
+      <w:rPr>
+        <w:rFonts w:ascii="Wingdings" w:hAnsi="Wingdings" w:hint="default"/>
+      </w:rPr>
+    </w:lvl>
+    <w:lvl w:ilvl="1" w:tplc="04090003" w:tentative="1">
+      <w:start w:val="1"/>
+      <w:numFmt w:val="bullet"/>
+      <w:lvlText w:val="o"/>
+      <w:lvlJc w:val="left"/>
+      <w:pPr>
+        <w:ind w:left="1496" w:hanging="360"/>
+      </w:pPr>
+      <w:rPr>
+        <w:rFonts w:ascii="Courier New" w:hAnsi="Courier New" w:cs="Courier New" w:hint="default"/>
+      </w:rPr>
+    </w:lvl>
+    <w:lvl w:ilvl="2" w:tplc="04090005" w:tentative="1">
+      <w:start w:val="1"/>
+      <w:numFmt w:val="bullet"/>
+      <w:lvlText w:val=""/>
+      <w:lvlJc w:val="left"/>
+      <w:pPr>
+        <w:ind w:left="2216" w:hanging="360"/>
+      </w:pPr>
+      <w:rPr>
+        <w:rFonts w:ascii="Wingdings" w:hAnsi="Wingdings" w:hint="default"/>
+      </w:rPr>
+    </w:lvl>
+    <w:lvl w:ilvl="3" w:tplc="04090001" w:tentative="1">
+      <w:start w:val="1"/>
+      <w:numFmt w:val="bullet"/>
+      <w:lvlText w:val=""/>
+      <w:lvlJc w:val="left"/>
+      <w:pPr>
+        <w:ind w:left="2936" w:hanging="360"/>
+      </w:pPr>
+      <w:rPr>
+        <w:rFonts w:ascii="Symbol" w:hAnsi="Symbol" w:hint="default"/>
+      </w:rPr>
+    </w:lvl>
+    <w:lvl w:ilvl="4" w:tplc="04090003" w:tentative="1">
+      <w:start w:val="1"/>
+      <w:numFmt w:val="bullet"/>
+      <w:lvlText w:val="o"/>
+      <w:lvlJc w:val="left"/>
+      <w:pPr>
+        <w:ind w:left="3656" w:hanging="360"/>
+      </w:pPr>
+      <w:rPr>
+        <w:rFonts w:ascii="Courier New" w:hAnsi="Courier New" w:cs="Courier New" w:hint="default"/>
+      </w:rPr>
+    </w:lvl>
+    <w:lvl w:ilvl="5" w:tplc="04090005" w:tentative="1">
+      <w:start w:val="1"/>
+      <w:numFmt w:val="bullet"/>
+      <w:lvlText w:val=""/>
+      <w:lvlJc w:val="left"/>
+      <w:pPr>
+        <w:ind w:left="4376" w:hanging="360"/>
+      </w:pPr>
+      <w:rPr>
+        <w:rFonts w:ascii="Wingdings" w:hAnsi="Wingdings" w:hint="default"/>
+      </w:rPr>
+    </w:lvl>
+    <w:lvl w:ilvl="6" w:tplc="04090001" w:tentative="1">
+      <w:start w:val="1"/>
+      <w:numFmt w:val="bullet"/>
+      <w:lvlText w:val=""/>
+      <w:lvlJc w:val="left"/>
+      <w:pPr>
+        <w:ind w:left="5096" w:hanging="360"/>
+      </w:pPr>
+      <w:rPr>
+        <w:rFonts w:ascii="Symbol" w:hAnsi="Symbol" w:hint="default"/>
+      </w:rPr>
+    </w:lvl>
+    <w:lvl w:ilvl="7" w:tplc="04090003" w:tentative="1">
+      <w:start w:val="1"/>
+      <w:numFmt w:val="bullet"/>
+      <w:lvlText w:val="o"/>
+      <w:lvlJc w:val="left"/>
+      <w:pPr>
+        <w:ind w:left="5816" w:hanging="360"/>
+      </w:pPr>
+      <w:rPr>
+        <w:rFonts w:ascii="Courier New" w:hAnsi="Courier New" w:cs="Courier New" w:hint="default"/>
+      </w:rPr>
+    </w:lvl>
+    <w:lvl w:ilvl="8" w:tplc="04090005" w:tentative="1">
+      <w:start w:val="1"/>
+      <w:numFmt w:val="bullet"/>
+      <w:lvlText w:val=""/>
+      <w:lvlJc w:val="left"/>
+      <w:pPr>
+        <w:ind w:left="6536" w:hanging="360"/>
+      </w:pPr>
+      <w:rPr>
+        <w:rFonts w:ascii="Wingdings" w:hAnsi="Wingdings" w:hint="default"/>
+      </w:rPr>
+    </w:lvl>
+  </w:abstractNum>
+  <w:abstractNum w:abstractNumId="8" w15:restartNumberingAfterBreak="0">
     <w:nsid w:val="1A0C651F"/>
     <w:multiLevelType w:val="multilevel"/>
     <w:tmpl w:val="562E872E"/>
@@ -8924,7 +10128,7 @@
       </w:rPr>
     </w:lvl>
   </w:abstractNum>
-  <w:abstractNum w:abstractNumId="5" w15:restartNumberingAfterBreak="0">
+  <w:abstractNum w:abstractNumId="9" w15:restartNumberingAfterBreak="0">
     <w:nsid w:val="1AFA2610"/>
     <w:multiLevelType w:val="hybridMultilevel"/>
     <w:tmpl w:val="2006EBEA"/>
@@ -9010,7 +10214,7 @@
       </w:pPr>
     </w:lvl>
   </w:abstractNum>
-  <w:abstractNum w:abstractNumId="6" w15:restartNumberingAfterBreak="0">
+  <w:abstractNum w:abstractNumId="10" w15:restartNumberingAfterBreak="0">
     <w:nsid w:val="1CB468F0"/>
     <w:multiLevelType w:val="multilevel"/>
     <w:tmpl w:val="35E4B990"/>
@@ -9159,14 +10363,14 @@
       </w:rPr>
     </w:lvl>
   </w:abstractNum>
-  <w:abstractNum w:abstractNumId="7" w15:restartNumberingAfterBreak="0">
+  <w:abstractNum w:abstractNumId="11" w15:restartNumberingAfterBreak="0">
     <w:nsid w:val="367F6A45"/>
     <w:multiLevelType w:val="multilevel"/>
     <w:tmpl w:val="0436C7FE"/>
     <w:lvl w:ilvl="0">
       <w:start w:val="1"/>
       <w:numFmt w:val="decimal"/>
-      <w:pStyle w:val="a0"/>
+      <w:pStyle w:val="ListNumber"/>
       <w:lvlText w:val="%1."/>
       <w:lvlJc w:val="left"/>
       <w:pPr>
@@ -9180,7 +10384,7 @@
     <w:lvl w:ilvl="1">
       <w:start w:val="1"/>
       <w:numFmt w:val="decimal"/>
-      <w:pStyle w:val="2"/>
+      <w:pStyle w:val="ListNumber2"/>
       <w:suff w:val="space"/>
       <w:lvlText w:val="%1.%2"/>
       <w:lvlJc w:val="left"/>
@@ -9195,7 +10399,7 @@
     <w:lvl w:ilvl="2">
       <w:start w:val="1"/>
       <w:numFmt w:val="lowerLetter"/>
-      <w:pStyle w:val="3"/>
+      <w:pStyle w:val="ListNumber3"/>
       <w:lvlText w:val="%3."/>
       <w:lvlJc w:val="left"/>
       <w:pPr>
@@ -9209,7 +10413,7 @@
     <w:lvl w:ilvl="3">
       <w:start w:val="1"/>
       <w:numFmt w:val="lowerRoman"/>
-      <w:pStyle w:val="4"/>
+      <w:pStyle w:val="ListNumber4"/>
       <w:lvlText w:val="%4."/>
       <w:lvlJc w:val="left"/>
       <w:pPr>
@@ -9223,7 +10427,7 @@
     <w:lvl w:ilvl="4">
       <w:start w:val="1"/>
       <w:numFmt w:val="lowerLetter"/>
-      <w:pStyle w:val="5"/>
+      <w:pStyle w:val="ListNumber5"/>
       <w:lvlText w:val="(%5)"/>
       <w:lvlJc w:val="left"/>
       <w:pPr>
@@ -9282,7 +10486,7 @@
       </w:rPr>
     </w:lvl>
   </w:abstractNum>
-  <w:abstractNum w:abstractNumId="8" w15:restartNumberingAfterBreak="0">
+  <w:abstractNum w:abstractNumId="12" w15:restartNumberingAfterBreak="0">
     <w:nsid w:val="3A5A4B88"/>
     <w:multiLevelType w:val="hybridMultilevel"/>
     <w:tmpl w:val="2006EBEA"/>
@@ -9368,7 +10572,120 @@
       </w:pPr>
     </w:lvl>
   </w:abstractNum>
-  <w:abstractNum w:abstractNumId="9" w15:restartNumberingAfterBreak="0">
+  <w:abstractNum w:abstractNumId="13" w15:restartNumberingAfterBreak="0">
+    <w:nsid w:val="3AD9489B"/>
+    <w:multiLevelType w:val="hybridMultilevel"/>
+    <w:tmpl w:val="4218E6EC"/>
+    <w:lvl w:ilvl="0" w:tplc="0409000D">
+      <w:start w:val="1"/>
+      <w:numFmt w:val="bullet"/>
+      <w:lvlText w:val=""/>
+      <w:lvlJc w:val="left"/>
+      <w:pPr>
+        <w:ind w:left="776" w:hanging="360"/>
+      </w:pPr>
+      <w:rPr>
+        <w:rFonts w:ascii="Wingdings" w:hAnsi="Wingdings" w:hint="default"/>
+      </w:rPr>
+    </w:lvl>
+    <w:lvl w:ilvl="1" w:tplc="04090003" w:tentative="1">
+      <w:start w:val="1"/>
+      <w:numFmt w:val="bullet"/>
+      <w:lvlText w:val="o"/>
+      <w:lvlJc w:val="left"/>
+      <w:pPr>
+        <w:ind w:left="1496" w:hanging="360"/>
+      </w:pPr>
+      <w:rPr>
+        <w:rFonts w:ascii="Courier New" w:hAnsi="Courier New" w:cs="Courier New" w:hint="default"/>
+      </w:rPr>
+    </w:lvl>
+    <w:lvl w:ilvl="2" w:tplc="04090005" w:tentative="1">
+      <w:start w:val="1"/>
+      <w:numFmt w:val="bullet"/>
+      <w:lvlText w:val=""/>
+      <w:lvlJc w:val="left"/>
+      <w:pPr>
+        <w:ind w:left="2216" w:hanging="360"/>
+      </w:pPr>
+      <w:rPr>
+        <w:rFonts w:ascii="Wingdings" w:hAnsi="Wingdings" w:hint="default"/>
+      </w:rPr>
+    </w:lvl>
+    <w:lvl w:ilvl="3" w:tplc="04090001" w:tentative="1">
+      <w:start w:val="1"/>
+      <w:numFmt w:val="bullet"/>
+      <w:lvlText w:val=""/>
+      <w:lvlJc w:val="left"/>
+      <w:pPr>
+        <w:ind w:left="2936" w:hanging="360"/>
+      </w:pPr>
+      <w:rPr>
+        <w:rFonts w:ascii="Symbol" w:hAnsi="Symbol" w:hint="default"/>
+      </w:rPr>
+    </w:lvl>
+    <w:lvl w:ilvl="4" w:tplc="04090003" w:tentative="1">
+      <w:start w:val="1"/>
+      <w:numFmt w:val="bullet"/>
+      <w:lvlText w:val="o"/>
+      <w:lvlJc w:val="left"/>
+      <w:pPr>
+        <w:ind w:left="3656" w:hanging="360"/>
+      </w:pPr>
+      <w:rPr>
+        <w:rFonts w:ascii="Courier New" w:hAnsi="Courier New" w:cs="Courier New" w:hint="default"/>
+      </w:rPr>
+    </w:lvl>
+    <w:lvl w:ilvl="5" w:tplc="04090005" w:tentative="1">
+      <w:start w:val="1"/>
+      <w:numFmt w:val="bullet"/>
+      <w:lvlText w:val=""/>
+      <w:lvlJc w:val="left"/>
+      <w:pPr>
+        <w:ind w:left="4376" w:hanging="360"/>
+      </w:pPr>
+      <w:rPr>
+        <w:rFonts w:ascii="Wingdings" w:hAnsi="Wingdings" w:hint="default"/>
+      </w:rPr>
+    </w:lvl>
+    <w:lvl w:ilvl="6" w:tplc="04090001" w:tentative="1">
+      <w:start w:val="1"/>
+      <w:numFmt w:val="bullet"/>
+      <w:lvlText w:val=""/>
+      <w:lvlJc w:val="left"/>
+      <w:pPr>
+        <w:ind w:left="5096" w:hanging="360"/>
+      </w:pPr>
+      <w:rPr>
+        <w:rFonts w:ascii="Symbol" w:hAnsi="Symbol" w:hint="default"/>
+      </w:rPr>
+    </w:lvl>
+    <w:lvl w:ilvl="7" w:tplc="04090003" w:tentative="1">
+      <w:start w:val="1"/>
+      <w:numFmt w:val="bullet"/>
+      <w:lvlText w:val="o"/>
+      <w:lvlJc w:val="left"/>
+      <w:pPr>
+        <w:ind w:left="5816" w:hanging="360"/>
+      </w:pPr>
+      <w:rPr>
+        <w:rFonts w:ascii="Courier New" w:hAnsi="Courier New" w:cs="Courier New" w:hint="default"/>
+      </w:rPr>
+    </w:lvl>
+    <w:lvl w:ilvl="8" w:tplc="04090005" w:tentative="1">
+      <w:start w:val="1"/>
+      <w:numFmt w:val="bullet"/>
+      <w:lvlText w:val=""/>
+      <w:lvlJc w:val="left"/>
+      <w:pPr>
+        <w:ind w:left="6536" w:hanging="360"/>
+      </w:pPr>
+      <w:rPr>
+        <w:rFonts w:ascii="Wingdings" w:hAnsi="Wingdings" w:hint="default"/>
+      </w:rPr>
+    </w:lvl>
+  </w:abstractNum>
+  <w:abstractNum w:abstractNumId="14" w15:restartNumberingAfterBreak="0">
     <w:nsid w:val="3BC36BF9"/>
     <w:multiLevelType w:val="multilevel"/>
     <w:tmpl w:val="06F4253A"/>
@@ -9517,7 +10834,7 @@
       </w:rPr>
     </w:lvl>
   </w:abstractNum>
-  <w:abstractNum w:abstractNumId="10" w15:restartNumberingAfterBreak="0">
+  <w:abstractNum w:abstractNumId="15" w15:restartNumberingAfterBreak="0">
     <w:nsid w:val="3DBA4501"/>
     <w:multiLevelType w:val="multilevel"/>
     <w:tmpl w:val="08ACF896"/>
@@ -9666,7 +10983,7 @@
       </w:rPr>
     </w:lvl>
   </w:abstractNum>
-  <w:abstractNum w:abstractNumId="11" w15:restartNumberingAfterBreak="0">
+  <w:abstractNum w:abstractNumId="16" w15:restartNumberingAfterBreak="0">
     <w:nsid w:val="44EE13B5"/>
     <w:multiLevelType w:val="hybridMultilevel"/>
     <w:tmpl w:val="2AE033A4"/>
@@ -9781,7 +11098,120 @@
       </w:rPr>
     </w:lvl>
   </w:abstractNum>
-  <w:abstractNum w:abstractNumId="12" w15:restartNumberingAfterBreak="0">
+  <w:abstractNum w:abstractNumId="17" w15:restartNumberingAfterBreak="0">
+    <w:nsid w:val="4EB83A7D"/>
+    <w:multiLevelType w:val="hybridMultilevel"/>
+    <w:tmpl w:val="19647C20"/>
+    <w:lvl w:ilvl="0" w:tplc="0409000D">
+      <w:start w:val="1"/>
+      <w:numFmt w:val="bullet"/>
+      <w:lvlText w:val=""/>
+      <w:lvlJc w:val="left"/>
+      <w:pPr>
+        <w:ind w:left="720" w:hanging="360"/>
+      </w:pPr>
+      <w:rPr>
+        <w:rFonts w:ascii="Wingdings" w:hAnsi="Wingdings" w:hint="default"/>
+      </w:rPr>
+    </w:lvl>
+    <w:lvl w:ilvl="1" w:tplc="04090003" w:tentative="1">
+      <w:start w:val="1"/>
+      <w:numFmt w:val="bullet"/>
+      <w:lvlText w:val="o"/>
+      <w:lvlJc w:val="left"/>
+      <w:pPr>
+        <w:ind w:left="1440" w:hanging="360"/>
+      </w:pPr>
+      <w:rPr>
+        <w:rFonts w:ascii="Courier New" w:hAnsi="Courier New" w:cs="Courier New" w:hint="default"/>
+      </w:rPr>
+    </w:lvl>
+    <w:lvl w:ilvl="2" w:tplc="04090005" w:tentative="1">
+      <w:start w:val="1"/>
+      <w:numFmt w:val="bullet"/>
+      <w:lvlText w:val=""/>
+      <w:lvlJc w:val="left"/>
+      <w:pPr>
+        <w:ind w:left="2160" w:hanging="360"/>
+      </w:pPr>
+      <w:rPr>
+        <w:rFonts w:ascii="Wingdings" w:hAnsi="Wingdings" w:hint="default"/>
+      </w:rPr>
+    </w:lvl>
+    <w:lvl w:ilvl="3" w:tplc="04090001" w:tentative="1">
+      <w:start w:val="1"/>
+      <w:numFmt w:val="bullet"/>
+      <w:lvlText w:val=""/>
+      <w:lvlJc w:val="left"/>
+      <w:pPr>
+        <w:ind w:left="2880" w:hanging="360"/>
+      </w:pPr>
+      <w:rPr>
+        <w:rFonts w:ascii="Symbol" w:hAnsi="Symbol" w:hint="default"/>
+      </w:rPr>
+    </w:lvl>
+    <w:lvl w:ilvl="4" w:tplc="04090003" w:tentative="1">
+      <w:start w:val="1"/>
+      <w:numFmt w:val="bullet"/>
+      <w:lvlText w:val="o"/>
+      <w:lvlJc w:val="left"/>
+      <w:pPr>
+        <w:ind w:left="3600" w:hanging="360"/>
+      </w:pPr>
+      <w:rPr>
+        <w:rFonts w:ascii="Courier New" w:hAnsi="Courier New" w:cs="Courier New" w:hint="default"/>
+      </w:rPr>
+    </w:lvl>
+    <w:lvl w:ilvl="5" w:tplc="04090005" w:tentative="1">
+      <w:start w:val="1"/>
+      <w:numFmt w:val="bullet"/>
+      <w:lvlText w:val=""/>
+      <w:lvlJc w:val="left"/>
+      <w:pPr>
+        <w:ind w:left="4320" w:hanging="360"/>
+      </w:pPr>
+      <w:rPr>
+        <w:rFonts w:ascii="Wingdings" w:hAnsi="Wingdings" w:hint="default"/>
+      </w:rPr>
+    </w:lvl>
+    <w:lvl w:ilvl="6" w:tplc="04090001" w:tentative="1">
+      <w:start w:val="1"/>
+      <w:numFmt w:val="bullet"/>
+      <w:lvlText w:val=""/>
+      <w:lvlJc w:val="left"/>
+      <w:pPr>
+        <w:ind w:left="5040" w:hanging="360"/>
+      </w:pPr>
+      <w:rPr>
+        <w:rFonts w:ascii="Symbol" w:hAnsi="Symbol" w:hint="default"/>
+      </w:rPr>
+    </w:lvl>
+    <w:lvl w:ilvl="7" w:tplc="04090003" w:tentative="1">
+      <w:start w:val="1"/>
+      <w:numFmt w:val="bullet"/>
+      <w:lvlText w:val="o"/>
+      <w:lvlJc w:val="left"/>
+      <w:pPr>
+        <w:ind w:left="5760" w:hanging="360"/>
+      </w:pPr>
+      <w:rPr>
+        <w:rFonts w:ascii="Courier New" w:hAnsi="Courier New" w:cs="Courier New" w:hint="default"/>
+      </w:rPr>
+    </w:lvl>
+    <w:lvl w:ilvl="8" w:tplc="04090005" w:tentative="1">
+      <w:start w:val="1"/>
+      <w:numFmt w:val="bullet"/>
+      <w:lvlText w:val=""/>
+      <w:lvlJc w:val="left"/>
+      <w:pPr>
+        <w:ind w:left="6480" w:hanging="360"/>
+      </w:pPr>
+      <w:rPr>
+        <w:rFonts w:ascii="Wingdings" w:hAnsi="Wingdings" w:hint="default"/>
+      </w:rPr>
+    </w:lvl>
+  </w:abstractNum>
+  <w:abstractNum w:abstractNumId="18" w15:restartNumberingAfterBreak="0">
     <w:nsid w:val="574A7996"/>
     <w:multiLevelType w:val="multilevel"/>
     <w:tmpl w:val="8C42527C"/>
@@ -9930,7 +11360,7 @@
       </w:rPr>
     </w:lvl>
   </w:abstractNum>
-  <w:abstractNum w:abstractNumId="13" w15:restartNumberingAfterBreak="0">
+  <w:abstractNum w:abstractNumId="19" w15:restartNumberingAfterBreak="0">
     <w:nsid w:val="59A421A5"/>
     <w:multiLevelType w:val="hybridMultilevel"/>
     <w:tmpl w:val="BE28B77E"/>
@@ -10019,7 +11449,7 @@
       </w:pPr>
     </w:lvl>
   </w:abstractNum>
-  <w:abstractNum w:abstractNumId="14" w15:restartNumberingAfterBreak="0">
+  <w:abstractNum w:abstractNumId="20" w15:restartNumberingAfterBreak="0">
     <w:nsid w:val="59F83BB3"/>
     <w:multiLevelType w:val="hybridMultilevel"/>
     <w:tmpl w:val="F7449024"/>
@@ -10132,7 +11562,7 @@
       </w:rPr>
     </w:lvl>
   </w:abstractNum>
-  <w:abstractNum w:abstractNumId="15" w15:restartNumberingAfterBreak="0">
+  <w:abstractNum w:abstractNumId="21" w15:restartNumberingAfterBreak="0">
     <w:nsid w:val="60FD06F7"/>
     <w:multiLevelType w:val="hybridMultilevel"/>
     <w:tmpl w:val="2006EBEA"/>
@@ -10218,7 +11648,7 @@
       </w:pPr>
     </w:lvl>
   </w:abstractNum>
-  <w:abstractNum w:abstractNumId="16" w15:restartNumberingAfterBreak="0">
+  <w:abstractNum w:abstractNumId="22" w15:restartNumberingAfterBreak="0">
     <w:nsid w:val="61D86D18"/>
     <w:multiLevelType w:val="hybridMultilevel"/>
     <w:tmpl w:val="2006EBEA"/>
@@ -10304,7 +11734,7 @@
       </w:pPr>
     </w:lvl>
   </w:abstractNum>
-  <w:abstractNum w:abstractNumId="17" w15:restartNumberingAfterBreak="0">
+  <w:abstractNum w:abstractNumId="23" w15:restartNumberingAfterBreak="0">
     <w:nsid w:val="674A4B08"/>
     <w:multiLevelType w:val="hybridMultilevel"/>
     <w:tmpl w:val="2006EBEA"/>
@@ -10390,7 +11820,7 @@
       </w:pPr>
     </w:lvl>
   </w:abstractNum>
-  <w:abstractNum w:abstractNumId="18" w15:restartNumberingAfterBreak="0">
+  <w:abstractNum w:abstractNumId="24" w15:restartNumberingAfterBreak="0">
     <w:nsid w:val="68567E06"/>
     <w:multiLevelType w:val="hybridMultilevel"/>
     <w:tmpl w:val="133092C0"/>
@@ -10479,7 +11909,7 @@
       </w:pPr>
     </w:lvl>
   </w:abstractNum>
-  <w:abstractNum w:abstractNumId="19" w15:restartNumberingAfterBreak="0">
+  <w:abstractNum w:abstractNumId="25" w15:restartNumberingAfterBreak="0">
     <w:nsid w:val="694B3D43"/>
     <w:multiLevelType w:val="multilevel"/>
     <w:tmpl w:val="CA629762"/>
@@ -10592,7 +12022,7 @@
       </w:pPr>
     </w:lvl>
   </w:abstractNum>
-  <w:abstractNum w:abstractNumId="20" w15:restartNumberingAfterBreak="0">
+  <w:abstractNum w:abstractNumId="26" w15:restartNumberingAfterBreak="0">
     <w:nsid w:val="701D4D8A"/>
     <w:multiLevelType w:val="hybridMultilevel"/>
     <w:tmpl w:val="C6E85370"/>
@@ -10705,7 +12135,7 @@
       </w:rPr>
     </w:lvl>
   </w:abstractNum>
-  <w:abstractNum w:abstractNumId="21" w15:restartNumberingAfterBreak="0">
+  <w:abstractNum w:abstractNumId="27" w15:restartNumberingAfterBreak="0">
     <w:nsid w:val="75300294"/>
     <w:multiLevelType w:val="hybridMultilevel"/>
     <w:tmpl w:val="26DACB2E"/>
@@ -10812,6 +12242,119 @@
       <w:lvlJc w:val="left"/>
       <w:pPr>
         <w:ind w:left="6120" w:hanging="360"/>
+      </w:pPr>
+      <w:rPr>
+        <w:rFonts w:ascii="Wingdings" w:hAnsi="Wingdings" w:hint="default"/>
+      </w:rPr>
+    </w:lvl>
+  </w:abstractNum>
+  <w:abstractNum w:abstractNumId="28" w15:restartNumberingAfterBreak="0">
+    <w:nsid w:val="7DCB2E6B"/>
+    <w:multiLevelType w:val="hybridMultilevel"/>
+    <w:tmpl w:val="DA8602FC"/>
+    <w:lvl w:ilvl="0" w:tplc="0409000D">
+      <w:start w:val="1"/>
+      <w:numFmt w:val="bullet"/>
+      <w:lvlText w:val=""/>
+      <w:lvlJc w:val="left"/>
+      <w:pPr>
+        <w:ind w:left="720" w:hanging="360"/>
+      </w:pPr>
+      <w:rPr>
+        <w:rFonts w:ascii="Wingdings" w:hAnsi="Wingdings" w:hint="default"/>
+      </w:rPr>
+    </w:lvl>
+    <w:lvl w:ilvl="1" w:tplc="04090003" w:tentative="1">
+      <w:start w:val="1"/>
+      <w:numFmt w:val="bullet"/>
+      <w:lvlText w:val="o"/>
+      <w:lvlJc w:val="left"/>
+      <w:pPr>
+        <w:ind w:left="1440" w:hanging="360"/>
+      </w:pPr>
+      <w:rPr>
+        <w:rFonts w:ascii="Courier New" w:hAnsi="Courier New" w:cs="Courier New" w:hint="default"/>
+      </w:rPr>
+    </w:lvl>
+    <w:lvl w:ilvl="2" w:tplc="04090005" w:tentative="1">
+      <w:start w:val="1"/>
+      <w:numFmt w:val="bullet"/>
+      <w:lvlText w:val=""/>
+      <w:lvlJc w:val="left"/>
+      <w:pPr>
+        <w:ind w:left="2160" w:hanging="360"/>
+      </w:pPr>
+      <w:rPr>
+        <w:rFonts w:ascii="Wingdings" w:hAnsi="Wingdings" w:hint="default"/>
+      </w:rPr>
+    </w:lvl>
+    <w:lvl w:ilvl="3" w:tplc="04090001" w:tentative="1">
+      <w:start w:val="1"/>
+      <w:numFmt w:val="bullet"/>
+      <w:lvlText w:val=""/>
+      <w:lvlJc w:val="left"/>
+      <w:pPr>
+        <w:ind w:left="2880" w:hanging="360"/>
+      </w:pPr>
+      <w:rPr>
+        <w:rFonts w:ascii="Symbol" w:hAnsi="Symbol" w:hint="default"/>
+      </w:rPr>
+    </w:lvl>
+    <w:lvl w:ilvl="4" w:tplc="04090003" w:tentative="1">
+      <w:start w:val="1"/>
+      <w:numFmt w:val="bullet"/>
+      <w:lvlText w:val="o"/>
+      <w:lvlJc w:val="left"/>
+      <w:pPr>
+        <w:ind w:left="3600" w:hanging="360"/>
+      </w:pPr>
+      <w:rPr>
+        <w:rFonts w:ascii="Courier New" w:hAnsi="Courier New" w:cs="Courier New" w:hint="default"/>
+      </w:rPr>
+    </w:lvl>
+    <w:lvl w:ilvl="5" w:tplc="04090005" w:tentative="1">
+      <w:start w:val="1"/>
+      <w:numFmt w:val="bullet"/>
+      <w:lvlText w:val=""/>
+      <w:lvlJc w:val="left"/>
+      <w:pPr>
+        <w:ind w:left="4320" w:hanging="360"/>
+      </w:pPr>
+      <w:rPr>
+        <w:rFonts w:ascii="Wingdings" w:hAnsi="Wingdings" w:hint="default"/>
+      </w:rPr>
+    </w:lvl>
+    <w:lvl w:ilvl="6" w:tplc="04090001" w:tentative="1">
+      <w:start w:val="1"/>
+      <w:numFmt w:val="bullet"/>
+      <w:lvlText w:val=""/>
+      <w:lvlJc w:val="left"/>
+      <w:pPr>
+        <w:ind w:left="5040" w:hanging="360"/>
+      </w:pPr>
+      <w:rPr>
+        <w:rFonts w:ascii="Symbol" w:hAnsi="Symbol" w:hint="default"/>
+      </w:rPr>
+    </w:lvl>
+    <w:lvl w:ilvl="7" w:tplc="04090003" w:tentative="1">
+      <w:start w:val="1"/>
+      <w:numFmt w:val="bullet"/>
+      <w:lvlText w:val="o"/>
+      <w:lvlJc w:val="left"/>
+      <w:pPr>
+        <w:ind w:left="5760" w:hanging="360"/>
+      </w:pPr>
+      <w:rPr>
+        <w:rFonts w:ascii="Courier New" w:hAnsi="Courier New" w:cs="Courier New" w:hint="default"/>
+      </w:rPr>
+    </w:lvl>
+    <w:lvl w:ilvl="8" w:tplc="04090005" w:tentative="1">
+      <w:start w:val="1"/>
+      <w:numFmt w:val="bullet"/>
+      <w:lvlText w:val=""/>
+      <w:lvlJc w:val="left"/>
+      <w:pPr>
+        <w:ind w:left="6480" w:hanging="360"/>
       </w:pPr>
       <w:rPr>
         <w:rFonts w:ascii="Wingdings" w:hAnsi="Wingdings" w:hint="default"/>
@@ -10828,7 +12371,7 @@
     </w:lvlOverride>
   </w:num>
   <w:num w:numId="3" w16cid:durableId="1046485672">
-    <w:abstractNumId w:val="7"/>
+    <w:abstractNumId w:val="11"/>
   </w:num>
   <w:num w:numId="4" w16cid:durableId="1348369148">
     <w:abstractNumId w:val="0"/>
@@ -10843,64 +12386,85 @@
     </w:lvlOverride>
   </w:num>
   <w:num w:numId="6" w16cid:durableId="123279202">
-    <w:abstractNumId w:val="11"/>
+    <w:abstractNumId w:val="16"/>
   </w:num>
   <w:num w:numId="7" w16cid:durableId="1541865961">
+    <w:abstractNumId w:val="18"/>
+  </w:num>
+  <w:num w:numId="8" w16cid:durableId="1130123299">
+    <w:abstractNumId w:val="14"/>
+  </w:num>
+  <w:num w:numId="9" w16cid:durableId="1020735855">
+    <w:abstractNumId w:val="10"/>
+  </w:num>
+  <w:num w:numId="10" w16cid:durableId="704987253">
+    <w:abstractNumId w:val="15"/>
+  </w:num>
+  <w:num w:numId="11" w16cid:durableId="718165009">
+    <w:abstractNumId w:val="8"/>
+  </w:num>
+  <w:num w:numId="12" w16cid:durableId="1010454176">
+    <w:abstractNumId w:val="3"/>
+  </w:num>
+  <w:num w:numId="13" w16cid:durableId="1929000426">
+    <w:abstractNumId w:val="22"/>
+  </w:num>
+  <w:num w:numId="14" w16cid:durableId="1983654359">
+    <w:abstractNumId w:val="9"/>
+  </w:num>
+  <w:num w:numId="15" w16cid:durableId="1377894548">
+    <w:abstractNumId w:val="21"/>
+  </w:num>
+  <w:num w:numId="16" w16cid:durableId="780683629">
+    <w:abstractNumId w:val="5"/>
+  </w:num>
+  <w:num w:numId="17" w16cid:durableId="1215771571">
+    <w:abstractNumId w:val="23"/>
+  </w:num>
+  <w:num w:numId="18" w16cid:durableId="71204324">
+    <w:abstractNumId w:val="25"/>
+  </w:num>
+  <w:num w:numId="19" w16cid:durableId="684866198">
+    <w:abstractNumId w:val="19"/>
+  </w:num>
+  <w:num w:numId="20" w16cid:durableId="1964653278">
+    <w:abstractNumId w:val="24"/>
+  </w:num>
+  <w:num w:numId="21" w16cid:durableId="1308583101">
+    <w:abstractNumId w:val="27"/>
+  </w:num>
+  <w:num w:numId="22" w16cid:durableId="1937514100">
+    <w:abstractNumId w:val="26"/>
+  </w:num>
+  <w:num w:numId="23" w16cid:durableId="859926557">
+    <w:abstractNumId w:val="20"/>
+  </w:num>
+  <w:num w:numId="24" w16cid:durableId="1657798808">
     <w:abstractNumId w:val="12"/>
   </w:num>
-  <w:num w:numId="8" w16cid:durableId="1130123299">
-    <w:abstractNumId w:val="9"/>
+  <w:num w:numId="25" w16cid:durableId="28797375">
+    <w:abstractNumId w:val="2"/>
   </w:num>
-  <w:num w:numId="9" w16cid:durableId="1020735855">
+  <w:num w:numId="26" w16cid:durableId="392462204">
+    <w:abstractNumId w:val="7"/>
+  </w:num>
+  <w:num w:numId="27" w16cid:durableId="32077763">
+    <w:abstractNumId w:val="13"/>
+  </w:num>
+  <w:num w:numId="28" w16cid:durableId="532042260">
     <w:abstractNumId w:val="6"/>
   </w:num>
-  <w:num w:numId="10" w16cid:durableId="704987253">
-    <w:abstractNumId w:val="10"/>
-  </w:num>
-  <w:num w:numId="11" w16cid:durableId="718165009">
-    <w:abstractNumId w:val="4"/>
-  </w:num>
-  <w:num w:numId="12" w16cid:durableId="1010454176">
-    <w:abstractNumId w:val="2"/>
-  </w:num>
-  <w:num w:numId="13" w16cid:durableId="1929000426">
-    <w:abstractNumId w:val="16"/>
-  </w:num>
-  <w:num w:numId="14" w16cid:durableId="1983654359">
-    <w:abstractNumId w:val="5"/>
-  </w:num>
-  <w:num w:numId="15" w16cid:durableId="1377894548">
-    <w:abstractNumId w:val="15"/>
-  </w:num>
-  <w:num w:numId="16" w16cid:durableId="780683629">
-    <w:abstractNumId w:val="3"/>
-  </w:num>
-  <w:num w:numId="17" w16cid:durableId="1215771571">
+  <w:num w:numId="29" w16cid:durableId="347603766">
     <w:abstractNumId w:val="17"/>
   </w:num>
-  <w:num w:numId="18" w16cid:durableId="71204324">
-    <w:abstractNumId w:val="19"/>
+  <w:num w:numId="30" w16cid:durableId="230624459">
+    <w:abstractNumId w:val="28"/>
   </w:num>
-  <w:num w:numId="19" w16cid:durableId="684866198">
-    <w:abstractNumId w:val="13"/>
+  <w:num w:numId="31" w16cid:durableId="1039209245">
+    <w:abstractNumId w:val="1"/>
   </w:num>
-  <w:num w:numId="20" w16cid:durableId="1964653278">
-    <w:abstractNumId w:val="18"/>
-  </w:num>
-  <w:num w:numId="21" w16cid:durableId="1308583101">
-    <w:abstractNumId w:val="21"/>
-  </w:num>
-  <w:num w:numId="22" w16cid:durableId="1937514100">
-    <w:abstractNumId w:val="20"/>
-  </w:num>
-  <w:num w:numId="23" w16cid:durableId="859926557">
-    <w:abstractNumId w:val="14"/>
-  </w:num>
-  <w:num w:numId="24" w16cid:durableId="1657798808">
-    <w:abstractNumId w:val="8"/>
-  </w:num>
-  <w:num w:numId="25" w16cid:durableId="28797375">
-    <w:abstractNumId w:val="1"/>
+  <w:num w:numId="32" w16cid:durableId="1406029375">
+    <w:abstractNumId w:val="4"/>
   </w:num>
 </w:numbering>
 </file>
@@ -11299,7 +12863,7 @@
     <w:lsdException w:name="Unresolved Mention" w:semiHidden="1" w:unhideWhenUsed="1"/>
     <w:lsdException w:name="Smart Link" w:semiHidden="1" w:unhideWhenUsed="1"/>
   </w:latentStyles>
-  <w:style w:type="paragraph" w:default="1" w:styleId="a1">
+  <w:style w:type="paragraph" w:default="1" w:styleId="Normal">
     <w:name w:val="Normal"/>
     <w:qFormat/>
     <w:rsid w:val="00137F57"/>
@@ -11314,11 +12878,11 @@
       <w:lang w:eastAsia="en-US"/>
     </w:rPr>
   </w:style>
-  <w:style w:type="paragraph" w:styleId="1">
+  <w:style w:type="paragraph" w:styleId="Heading1">
     <w:name w:val="heading 1"/>
-    <w:basedOn w:val="a1"/>
-    <w:next w:val="a1"/>
-    <w:link w:val="1Char"/>
+    <w:basedOn w:val="Normal"/>
+    <w:next w:val="Normal"/>
+    <w:link w:val="Heading1Char"/>
     <w:uiPriority w:val="1"/>
     <w:qFormat/>
     <w:pPr>
@@ -11339,11 +12903,11 @@
       <w:lang w:eastAsia="ja-JP"/>
     </w:rPr>
   </w:style>
-  <w:style w:type="paragraph" w:styleId="20">
+  <w:style w:type="paragraph" w:styleId="Heading2">
     <w:name w:val="heading 2"/>
-    <w:basedOn w:val="a1"/>
-    <w:next w:val="a1"/>
-    <w:link w:val="2Char"/>
+    <w:basedOn w:val="Normal"/>
+    <w:next w:val="Normal"/>
+    <w:link w:val="Heading2Char"/>
     <w:uiPriority w:val="1"/>
     <w:unhideWhenUsed/>
     <w:qFormat/>
@@ -11363,11 +12927,11 @@
       <w:lang w:eastAsia="ja-JP"/>
     </w:rPr>
   </w:style>
-  <w:style w:type="paragraph" w:styleId="30">
+  <w:style w:type="paragraph" w:styleId="Heading3">
     <w:name w:val="heading 3"/>
-    <w:basedOn w:val="a1"/>
-    <w:next w:val="a1"/>
-    <w:link w:val="3Char"/>
+    <w:basedOn w:val="Normal"/>
+    <w:next w:val="Normal"/>
+    <w:link w:val="Heading3Char"/>
     <w:uiPriority w:val="1"/>
     <w:semiHidden/>
     <w:unhideWhenUsed/>
@@ -11385,13 +12949,13 @@
       <w:lang w:eastAsia="ja-JP"/>
     </w:rPr>
   </w:style>
-  <w:style w:type="character" w:default="1" w:styleId="a2">
+  <w:style w:type="character" w:default="1" w:styleId="DefaultParagraphFont">
     <w:name w:val="Default Paragraph Font"/>
     <w:uiPriority w:val="1"/>
     <w:semiHidden/>
     <w:unhideWhenUsed/>
   </w:style>
-  <w:style w:type="table" w:default="1" w:styleId="a3">
+  <w:style w:type="table" w:default="1" w:styleId="TableNormal">
     <w:name w:val="Normal Table"/>
     <w:uiPriority w:val="99"/>
     <w:semiHidden/>
@@ -11406,16 +12970,16 @@
       </w:tblCellMar>
     </w:tblPr>
   </w:style>
-  <w:style w:type="numbering" w:default="1" w:styleId="a4">
+  <w:style w:type="numbering" w:default="1" w:styleId="NoList">
     <w:name w:val="No List"/>
     <w:uiPriority w:val="99"/>
     <w:semiHidden/>
     <w:unhideWhenUsed/>
   </w:style>
-  <w:style w:type="paragraph" w:styleId="a5">
+  <w:style w:type="paragraph" w:styleId="Footer">
     <w:name w:val="footer"/>
-    <w:basedOn w:val="a1"/>
-    <w:link w:val="Char"/>
+    <w:basedOn w:val="Normal"/>
+    <w:link w:val="FooterChar"/>
     <w:uiPriority w:val="99"/>
     <w:unhideWhenUsed/>
     <w:qFormat/>
@@ -11430,20 +12994,20 @@
       <w:lang w:eastAsia="ja-JP"/>
     </w:rPr>
   </w:style>
-  <w:style w:type="character" w:customStyle="1" w:styleId="Char">
-    <w:name w:val="تذييل الصفحة Char"/>
-    <w:basedOn w:val="a2"/>
-    <w:link w:val="a5"/>
+  <w:style w:type="character" w:customStyle="1" w:styleId="FooterChar">
+    <w:name w:val="Footer Char"/>
+    <w:basedOn w:val="DefaultParagraphFont"/>
+    <w:link w:val="Footer"/>
     <w:uiPriority w:val="99"/>
     <w:rPr>
       <w:color w:val="EF4623" w:themeColor="accent1"/>
     </w:rPr>
   </w:style>
-  <w:style w:type="paragraph" w:styleId="a6">
+  <w:style w:type="paragraph" w:styleId="Subtitle">
     <w:name w:val="Subtitle"/>
-    <w:basedOn w:val="a1"/>
-    <w:next w:val="a1"/>
-    <w:link w:val="Char0"/>
+    <w:basedOn w:val="Normal"/>
+    <w:next w:val="Normal"/>
+    <w:link w:val="SubtitleChar"/>
     <w:uiPriority w:val="3"/>
     <w:unhideWhenUsed/>
     <w:qFormat/>
@@ -11468,7 +13032,7 @@
   </w:style>
   <w:style w:type="paragraph" w:customStyle="1" w:styleId="Graphic">
     <w:name w:val="Graphic"/>
-    <w:basedOn w:val="a1"/>
+    <w:basedOn w:val="Normal"/>
     <w:uiPriority w:val="99"/>
     <w:pPr>
       <w:spacing w:after="80"/>
@@ -11482,10 +13046,10 @@
       <w:lang w:eastAsia="ja-JP"/>
     </w:rPr>
   </w:style>
-  <w:style w:type="paragraph" w:styleId="a7">
+  <w:style w:type="paragraph" w:styleId="Header">
     <w:name w:val="header"/>
-    <w:basedOn w:val="a1"/>
-    <w:link w:val="Char1"/>
+    <w:basedOn w:val="Normal"/>
+    <w:link w:val="HeaderChar"/>
     <w:uiPriority w:val="99"/>
     <w:qFormat/>
     <w:pPr>
@@ -11499,19 +13063,19 @@
       <w:lang w:eastAsia="ja-JP"/>
     </w:rPr>
   </w:style>
-  <w:style w:type="character" w:customStyle="1" w:styleId="Char1">
-    <w:name w:val="رأس الصفحة Char"/>
-    <w:basedOn w:val="a2"/>
-    <w:link w:val="a7"/>
+  <w:style w:type="character" w:customStyle="1" w:styleId="HeaderChar">
+    <w:name w:val="Header Char"/>
+    <w:basedOn w:val="DefaultParagraphFont"/>
+    <w:link w:val="Header"/>
     <w:uiPriority w:val="99"/>
     <w:rPr>
       <w:color w:val="404040" w:themeColor="text1" w:themeTint="BF"/>
       <w:sz w:val="20"/>
     </w:rPr>
   </w:style>
-  <w:style w:type="table" w:styleId="a8">
+  <w:style w:type="table" w:styleId="TableGrid">
     <w:name w:val="Table Grid"/>
-    <w:basedOn w:val="a3"/>
+    <w:basedOn w:val="TableNormal"/>
     <w:uiPriority w:val="59"/>
     <w:pPr>
       <w:spacing w:before="120" w:after="120" w:line="240" w:lineRule="auto"/>
@@ -11568,7 +13132,7 @@
   </w:style>
   <w:style w:type="paragraph" w:customStyle="1" w:styleId="InfoHeading">
     <w:name w:val="Info Heading"/>
-    <w:basedOn w:val="a1"/>
+    <w:basedOn w:val="Normal"/>
     <w:uiPriority w:val="2"/>
     <w:qFormat/>
     <w:pPr>
@@ -11588,8 +13152,8 @@
   </w:style>
   <w:style w:type="paragraph" w:customStyle="1" w:styleId="Page">
     <w:name w:val="Page"/>
-    <w:basedOn w:val="a1"/>
-    <w:next w:val="a1"/>
+    <w:basedOn w:val="Normal"/>
+    <w:next w:val="Normal"/>
     <w:uiPriority w:val="99"/>
     <w:unhideWhenUsed/>
     <w:qFormat/>
@@ -11605,11 +13169,11 @@
       <w:lang w:eastAsia="ja-JP"/>
     </w:rPr>
   </w:style>
-  <w:style w:type="paragraph" w:styleId="a9">
+  <w:style w:type="paragraph" w:styleId="Title">
     <w:name w:val="Title"/>
-    <w:basedOn w:val="a1"/>
-    <w:next w:val="a1"/>
-    <w:link w:val="Char2"/>
+    <w:basedOn w:val="Normal"/>
+    <w:next w:val="Normal"/>
+    <w:link w:val="TitleChar"/>
     <w:uiPriority w:val="2"/>
     <w:qFormat/>
     <w:pPr>
@@ -11625,10 +13189,10 @@
       <w:lang w:eastAsia="ja-JP"/>
     </w:rPr>
   </w:style>
-  <w:style w:type="character" w:customStyle="1" w:styleId="Char2">
-    <w:name w:val="العنوان Char"/>
-    <w:basedOn w:val="a2"/>
-    <w:link w:val="a9"/>
+  <w:style w:type="character" w:customStyle="1" w:styleId="TitleChar">
+    <w:name w:val="Title Char"/>
+    <w:basedOn w:val="DefaultParagraphFont"/>
+    <w:link w:val="Title"/>
     <w:uiPriority w:val="2"/>
     <w:rPr>
       <w:rFonts w:asciiTheme="majorHAnsi" w:eastAsiaTheme="majorEastAsia" w:hAnsiTheme="majorHAnsi" w:cstheme="majorBidi"/>
@@ -11638,19 +13202,19 @@
       <w:sz w:val="200"/>
     </w:rPr>
   </w:style>
-  <w:style w:type="character" w:styleId="aa">
+  <w:style w:type="character" w:styleId="PlaceholderText">
     <w:name w:val="Placeholder Text"/>
-    <w:basedOn w:val="a2"/>
+    <w:basedOn w:val="DefaultParagraphFont"/>
     <w:uiPriority w:val="99"/>
     <w:semiHidden/>
     <w:rPr>
       <w:color w:val="808080"/>
     </w:rPr>
   </w:style>
-  <w:style w:type="paragraph" w:styleId="ab">
+  <w:style w:type="paragraph" w:styleId="BalloonText">
     <w:name w:val="Balloon Text"/>
-    <w:basedOn w:val="a1"/>
-    <w:link w:val="Char3"/>
+    <w:basedOn w:val="Normal"/>
+    <w:link w:val="BalloonTextChar"/>
     <w:uiPriority w:val="99"/>
     <w:semiHidden/>
     <w:unhideWhenUsed/>
@@ -11662,10 +13226,10 @@
       <w:lang w:eastAsia="ja-JP"/>
     </w:rPr>
   </w:style>
-  <w:style w:type="character" w:customStyle="1" w:styleId="Char3">
-    <w:name w:val="نص في بالون Char"/>
-    <w:basedOn w:val="a2"/>
-    <w:link w:val="ab"/>
+  <w:style w:type="character" w:customStyle="1" w:styleId="BalloonTextChar">
+    <w:name w:val="Balloon Text Char"/>
+    <w:basedOn w:val="DefaultParagraphFont"/>
+    <w:link w:val="BalloonText"/>
     <w:uiPriority w:val="99"/>
     <w:semiHidden/>
     <w:rPr>
@@ -11673,9 +13237,9 @@
       <w:sz w:val="16"/>
     </w:rPr>
   </w:style>
-  <w:style w:type="character" w:styleId="ac">
+  <w:style w:type="character" w:styleId="Strong">
     <w:name w:val="Strong"/>
-    <w:basedOn w:val="a2"/>
+    <w:basedOn w:val="DefaultParagraphFont"/>
     <w:uiPriority w:val="10"/>
     <w:qFormat/>
     <w:rPr>
@@ -11683,10 +13247,10 @@
       <w:bCs/>
     </w:rPr>
   </w:style>
-  <w:style w:type="character" w:customStyle="1" w:styleId="Char0">
-    <w:name w:val="عنوان فرعي Char"/>
-    <w:basedOn w:val="a2"/>
-    <w:link w:val="a6"/>
+  <w:style w:type="character" w:customStyle="1" w:styleId="SubtitleChar">
+    <w:name w:val="Subtitle Char"/>
+    <w:basedOn w:val="DefaultParagraphFont"/>
+    <w:link w:val="Subtitle"/>
     <w:uiPriority w:val="3"/>
     <w:rPr>
       <w:rFonts w:asciiTheme="majorHAnsi" w:eastAsiaTheme="majorEastAsia" w:hAnsiTheme="majorHAnsi" w:cstheme="majorBidi"/>
@@ -11700,7 +13264,7 @@
   </w:style>
   <w:style w:type="paragraph" w:customStyle="1" w:styleId="Abstract">
     <w:name w:val="Abstract"/>
-    <w:basedOn w:val="a1"/>
+    <w:basedOn w:val="Normal"/>
     <w:uiPriority w:val="3"/>
     <w:qFormat/>
     <w:pPr>
@@ -11717,9 +13281,9 @@
       <w:lang w:eastAsia="ja-JP"/>
     </w:rPr>
   </w:style>
-  <w:style w:type="paragraph" w:styleId="ad">
+  <w:style w:type="paragraph" w:styleId="NoSpacing">
     <w:name w:val="No Spacing"/>
-    <w:link w:val="Char4"/>
+    <w:link w:val="NoSpacingChar"/>
     <w:uiPriority w:val="1"/>
     <w:unhideWhenUsed/>
     <w:qFormat/>
@@ -11729,7 +13293,7 @@
   </w:style>
   <w:style w:type="character" w:styleId="Hyperlink">
     <w:name w:val="Hyperlink"/>
-    <w:basedOn w:val="a2"/>
+    <w:basedOn w:val="DefaultParagraphFont"/>
     <w:uiPriority w:val="99"/>
     <w:unhideWhenUsed/>
     <w:rPr>
@@ -11737,10 +13301,10 @@
       <w:u w:val="single"/>
     </w:rPr>
   </w:style>
-  <w:style w:type="paragraph" w:styleId="10">
+  <w:style w:type="paragraph" w:styleId="TOC1">
     <w:name w:val="toc 1"/>
-    <w:basedOn w:val="a1"/>
-    <w:next w:val="a1"/>
+    <w:basedOn w:val="Normal"/>
+    <w:next w:val="Normal"/>
     <w:autoRedefine/>
     <w:uiPriority w:val="39"/>
     <w:unhideWhenUsed/>
@@ -11760,10 +13324,10 @@
       <w:lang w:eastAsia="ja-JP"/>
     </w:rPr>
   </w:style>
-  <w:style w:type="character" w:customStyle="1" w:styleId="1Char">
-    <w:name w:val="العنوان 1 Char"/>
-    <w:basedOn w:val="a2"/>
-    <w:link w:val="1"/>
+  <w:style w:type="character" w:customStyle="1" w:styleId="Heading1Char">
+    <w:name w:val="Heading 1 Char"/>
+    <w:basedOn w:val="DefaultParagraphFont"/>
+    <w:link w:val="Heading1"/>
     <w:uiPriority w:val="1"/>
     <w:rPr>
       <w:rFonts w:asciiTheme="majorHAnsi" w:eastAsiaTheme="majorEastAsia" w:hAnsiTheme="majorHAnsi" w:cstheme="majorBidi"/>
@@ -11773,10 +13337,10 @@
       <w:sz w:val="40"/>
     </w:rPr>
   </w:style>
-  <w:style w:type="paragraph" w:styleId="ae">
+  <w:style w:type="paragraph" w:styleId="TOCHeading">
     <w:name w:val="TOC Heading"/>
-    <w:basedOn w:val="1"/>
-    <w:next w:val="a1"/>
+    <w:basedOn w:val="Heading1"/>
+    <w:next w:val="Normal"/>
     <w:uiPriority w:val="39"/>
     <w:unhideWhenUsed/>
     <w:qFormat/>
@@ -11793,10 +13357,10 @@
       <w:sz w:val="44"/>
     </w:rPr>
   </w:style>
-  <w:style w:type="character" w:customStyle="1" w:styleId="2Char">
-    <w:name w:val="عنوان 2 Char"/>
-    <w:basedOn w:val="a2"/>
-    <w:link w:val="20"/>
+  <w:style w:type="character" w:customStyle="1" w:styleId="Heading2Char">
+    <w:name w:val="Heading 2 Char"/>
+    <w:basedOn w:val="DefaultParagraphFont"/>
+    <w:link w:val="Heading2"/>
     <w:uiPriority w:val="1"/>
     <w:rPr>
       <w:rFonts w:asciiTheme="majorHAnsi" w:eastAsiaTheme="majorEastAsia" w:hAnsiTheme="majorHAnsi" w:cstheme="majorBidi"/>
@@ -11806,11 +13370,11 @@
       <w:sz w:val="28"/>
     </w:rPr>
   </w:style>
-  <w:style w:type="paragraph" w:styleId="af">
+  <w:style w:type="paragraph" w:styleId="Quote">
     <w:name w:val="Quote"/>
-    <w:basedOn w:val="a1"/>
-    <w:next w:val="a1"/>
-    <w:link w:val="Char5"/>
+    <w:basedOn w:val="Normal"/>
+    <w:next w:val="Normal"/>
+    <w:link w:val="QuoteChar"/>
     <w:uiPriority w:val="1"/>
     <w:unhideWhenUsed/>
     <w:qFormat/>
@@ -11827,10 +13391,10 @@
       <w:lang w:eastAsia="ja-JP"/>
     </w:rPr>
   </w:style>
-  <w:style w:type="character" w:customStyle="1" w:styleId="Char5">
-    <w:name w:val="اقتباس Char"/>
-    <w:basedOn w:val="a2"/>
-    <w:link w:val="af"/>
+  <w:style w:type="character" w:customStyle="1" w:styleId="QuoteChar">
+    <w:name w:val="Quote Char"/>
+    <w:basedOn w:val="DefaultParagraphFont"/>
+    <w:link w:val="Quote"/>
     <w:uiPriority w:val="1"/>
     <w:rPr>
       <w:i/>
@@ -11840,10 +13404,10 @@
       <w:sz w:val="24"/>
     </w:rPr>
   </w:style>
-  <w:style w:type="paragraph" w:styleId="af0">
+  <w:style w:type="paragraph" w:styleId="Signature">
     <w:name w:val="Signature"/>
-    <w:basedOn w:val="a1"/>
-    <w:link w:val="Char6"/>
+    <w:basedOn w:val="Normal"/>
+    <w:link w:val="SignatureChar"/>
     <w:uiPriority w:val="9"/>
     <w:unhideWhenUsed/>
     <w:qFormat/>
@@ -11860,25 +13424,25 @@
       <w:lang w:eastAsia="ja-JP"/>
     </w:rPr>
   </w:style>
-  <w:style w:type="character" w:customStyle="1" w:styleId="Char6">
-    <w:name w:val="توقيع Char"/>
-    <w:basedOn w:val="a2"/>
-    <w:link w:val="af0"/>
+  <w:style w:type="character" w:customStyle="1" w:styleId="SignatureChar">
+    <w:name w:val="Signature Char"/>
+    <w:basedOn w:val="DefaultParagraphFont"/>
+    <w:link w:val="Signature"/>
     <w:uiPriority w:val="9"/>
     <w:rPr>
       <w:color w:val="595959" w:themeColor="text1" w:themeTint="A6"/>
       <w:kern w:val="20"/>
     </w:rPr>
   </w:style>
-  <w:style w:type="character" w:customStyle="1" w:styleId="Char4">
-    <w:name w:val="بلا تباعد Char"/>
-    <w:basedOn w:val="a2"/>
-    <w:link w:val="ad"/>
+  <w:style w:type="character" w:customStyle="1" w:styleId="NoSpacingChar">
+    <w:name w:val="No Spacing Char"/>
+    <w:basedOn w:val="DefaultParagraphFont"/>
+    <w:link w:val="NoSpacing"/>
     <w:uiPriority w:val="1"/>
   </w:style>
-  <w:style w:type="paragraph" w:styleId="a">
+  <w:style w:type="paragraph" w:styleId="ListBullet">
     <w:name w:val="List Bullet"/>
-    <w:basedOn w:val="a1"/>
+    <w:basedOn w:val="Normal"/>
     <w:uiPriority w:val="1"/>
     <w:unhideWhenUsed/>
     <w:qFormat/>
@@ -11897,9 +13461,9 @@
       <w:lang w:eastAsia="ja-JP"/>
     </w:rPr>
   </w:style>
-  <w:style w:type="paragraph" w:styleId="a0">
+  <w:style w:type="paragraph" w:styleId="ListNumber">
     <w:name w:val="List Number"/>
-    <w:basedOn w:val="a1"/>
+    <w:basedOn w:val="Normal"/>
     <w:uiPriority w:val="1"/>
     <w:unhideWhenUsed/>
     <w:qFormat/>
@@ -11919,9 +13483,9 @@
       <w:lang w:eastAsia="ja-JP"/>
     </w:rPr>
   </w:style>
-  <w:style w:type="paragraph" w:styleId="2">
+  <w:style w:type="paragraph" w:styleId="ListNumber2">
     <w:name w:val="List Number 2"/>
-    <w:basedOn w:val="a1"/>
+    <w:basedOn w:val="Normal"/>
     <w:uiPriority w:val="1"/>
     <w:unhideWhenUsed/>
     <w:qFormat/>
@@ -11942,9 +13506,9 @@
       <w:lang w:eastAsia="ja-JP"/>
     </w:rPr>
   </w:style>
-  <w:style w:type="paragraph" w:styleId="3">
+  <w:style w:type="paragraph" w:styleId="ListNumber3">
     <w:name w:val="List Number 3"/>
-    <w:basedOn w:val="a1"/>
+    <w:basedOn w:val="Normal"/>
     <w:uiPriority w:val="18"/>
     <w:unhideWhenUsed/>
     <w:pPr>
@@ -11964,9 +13528,9 @@
       <w:lang w:eastAsia="ja-JP"/>
     </w:rPr>
   </w:style>
-  <w:style w:type="paragraph" w:styleId="4">
+  <w:style w:type="paragraph" w:styleId="ListNumber4">
     <w:name w:val="List Number 4"/>
-    <w:basedOn w:val="a1"/>
+    <w:basedOn w:val="Normal"/>
     <w:uiPriority w:val="18"/>
     <w:unhideWhenUsed/>
     <w:pPr>
@@ -11986,9 +13550,9 @@
       <w:lang w:eastAsia="ja-JP"/>
     </w:rPr>
   </w:style>
-  <w:style w:type="paragraph" w:styleId="5">
+  <w:style w:type="paragraph" w:styleId="ListNumber5">
     <w:name w:val="List Number 5"/>
-    <w:basedOn w:val="a1"/>
+    <w:basedOn w:val="Normal"/>
     <w:uiPriority w:val="18"/>
     <w:unhideWhenUsed/>
     <w:pPr>
@@ -12010,7 +13574,7 @@
   </w:style>
   <w:style w:type="table" w:customStyle="1" w:styleId="FinancialTable">
     <w:name w:val="Financial Table"/>
-    <w:basedOn w:val="a3"/>
+    <w:basedOn w:val="TableNormal"/>
     <w:uiPriority w:val="99"/>
     <w:pPr>
       <w:spacing w:before="60" w:after="60" w:line="240" w:lineRule="auto"/>
@@ -12052,9 +13616,9 @@
       </w:rPr>
     </w:tblStylePr>
   </w:style>
-  <w:style w:type="character" w:styleId="af1">
+  <w:style w:type="character" w:styleId="CommentReference">
     <w:name w:val="annotation reference"/>
-    <w:basedOn w:val="a2"/>
+    <w:basedOn w:val="DefaultParagraphFont"/>
     <w:uiPriority w:val="99"/>
     <w:semiHidden/>
     <w:unhideWhenUsed/>
@@ -12062,10 +13626,10 @@
       <w:sz w:val="16"/>
     </w:rPr>
   </w:style>
-  <w:style w:type="paragraph" w:styleId="af2">
+  <w:style w:type="paragraph" w:styleId="CommentText">
     <w:name w:val="annotation text"/>
-    <w:basedOn w:val="a1"/>
-    <w:link w:val="Char7"/>
+    <w:basedOn w:val="Normal"/>
+    <w:link w:val="CommentTextChar"/>
     <w:uiPriority w:val="99"/>
     <w:unhideWhenUsed/>
     <w:pPr>
@@ -12079,17 +13643,17 @@
       <w:lang w:eastAsia="ja-JP"/>
     </w:rPr>
   </w:style>
-  <w:style w:type="character" w:customStyle="1" w:styleId="Char7">
-    <w:name w:val="نص تعليق Char"/>
-    <w:basedOn w:val="a2"/>
-    <w:link w:val="af2"/>
+  <w:style w:type="character" w:customStyle="1" w:styleId="CommentTextChar">
+    <w:name w:val="Comment Text Char"/>
+    <w:basedOn w:val="DefaultParagraphFont"/>
+    <w:link w:val="CommentText"/>
     <w:uiPriority w:val="99"/>
   </w:style>
-  <w:style w:type="paragraph" w:styleId="af3">
+  <w:style w:type="paragraph" w:styleId="CommentSubject">
     <w:name w:val="annotation subject"/>
-    <w:basedOn w:val="af2"/>
-    <w:next w:val="af2"/>
-    <w:link w:val="Char8"/>
+    <w:basedOn w:val="CommentText"/>
+    <w:next w:val="CommentText"/>
+    <w:link w:val="CommentSubjectChar"/>
     <w:uiPriority w:val="99"/>
     <w:semiHidden/>
     <w:unhideWhenUsed/>
@@ -12098,10 +13662,10 @@
       <w:bCs/>
     </w:rPr>
   </w:style>
-  <w:style w:type="character" w:customStyle="1" w:styleId="Char8">
-    <w:name w:val="موضوع تعليق Char"/>
-    <w:basedOn w:val="Char7"/>
-    <w:link w:val="af3"/>
+  <w:style w:type="character" w:customStyle="1" w:styleId="CommentSubjectChar">
+    <w:name w:val="Comment Subject Char"/>
+    <w:basedOn w:val="CommentTextChar"/>
+    <w:link w:val="CommentSubject"/>
     <w:uiPriority w:val="99"/>
     <w:semiHidden/>
     <w:rPr>
@@ -12109,9 +13673,9 @@
       <w:bCs/>
     </w:rPr>
   </w:style>
-  <w:style w:type="table" w:styleId="af4">
+  <w:style w:type="table" w:styleId="LightShading">
     <w:name w:val="Light Shading"/>
-    <w:basedOn w:val="a3"/>
+    <w:basedOn w:val="TableNormal"/>
     <w:uiPriority w:val="60"/>
     <w:pPr>
       <w:spacing w:after="0" w:line="240" w:lineRule="auto"/>
@@ -12206,7 +13770,7 @@
   </w:style>
   <w:style w:type="paragraph" w:customStyle="1" w:styleId="TableTextDecimal">
     <w:name w:val="Table Text Decimal"/>
-    <w:basedOn w:val="a1"/>
+    <w:basedOn w:val="Normal"/>
     <w:uiPriority w:val="1"/>
     <w:qFormat/>
     <w:pPr>
@@ -12225,7 +13789,7 @@
   </w:style>
   <w:style w:type="paragraph" w:customStyle="1" w:styleId="TableText">
     <w:name w:val="Table Text"/>
-    <w:basedOn w:val="a1"/>
+    <w:basedOn w:val="Normal"/>
     <w:uiPriority w:val="1"/>
     <w:qFormat/>
     <w:pPr>
@@ -12241,7 +13805,7 @@
   </w:style>
   <w:style w:type="paragraph" w:customStyle="1" w:styleId="Organization">
     <w:name w:val="Organization"/>
-    <w:basedOn w:val="a1"/>
+    <w:basedOn w:val="Normal"/>
     <w:uiPriority w:val="2"/>
     <w:qFormat/>
     <w:pPr>
@@ -12258,9 +13822,9 @@
       <w:lang w:eastAsia="ja-JP"/>
     </w:rPr>
   </w:style>
-  <w:style w:type="paragraph" w:styleId="af5">
+  <w:style w:type="paragraph" w:styleId="ListParagraph">
     <w:name w:val="List Paragraph"/>
-    <w:basedOn w:val="a1"/>
+    <w:basedOn w:val="Normal"/>
     <w:uiPriority w:val="34"/>
     <w:qFormat/>
     <w:rsid w:val="001B698D"/>
@@ -12277,9 +13841,9 @@
       <w:lang w:eastAsia="ja-JP"/>
     </w:rPr>
   </w:style>
-  <w:style w:type="character" w:styleId="af6">
+  <w:style w:type="character" w:styleId="UnresolvedMention">
     <w:name w:val="Unresolved Mention"/>
-    <w:basedOn w:val="a2"/>
+    <w:basedOn w:val="DefaultParagraphFont"/>
     <w:uiPriority w:val="99"/>
     <w:semiHidden/>
     <w:unhideWhenUsed/>
@@ -12289,10 +13853,10 @@
       <w:shd w:val="clear" w:color="auto" w:fill="E1DFDD"/>
     </w:rPr>
   </w:style>
-  <w:style w:type="character" w:customStyle="1" w:styleId="3Char">
-    <w:name w:val="عنوان 3 Char"/>
-    <w:basedOn w:val="a2"/>
-    <w:link w:val="30"/>
+  <w:style w:type="character" w:customStyle="1" w:styleId="Heading3Char">
+    <w:name w:val="Heading 3 Char"/>
+    <w:basedOn w:val="DefaultParagraphFont"/>
+    <w:link w:val="Heading3"/>
     <w:uiPriority w:val="1"/>
     <w:semiHidden/>
     <w:rsid w:val="00667896"/>
@@ -12303,9 +13867,9 @@
       <w:szCs w:val="24"/>
     </w:rPr>
   </w:style>
-  <w:style w:type="paragraph" w:styleId="af7">
+  <w:style w:type="paragraph" w:styleId="NormalWeb">
     <w:name w:val="Normal (Web)"/>
-    <w:basedOn w:val="a1"/>
+    <w:basedOn w:val="Normal"/>
     <w:uiPriority w:val="99"/>
     <w:semiHidden/>
     <w:unhideWhenUsed/>
@@ -12477,15 +14041,12 @@
     <w:sig w:usb0="800020AF" w:usb1="C000A04A" w:usb2="00000008" w:usb3="00000000" w:csb0="00000041" w:csb1="00000000"/>
   </w:font>
   <w:font w:name="Yu Mincho">
-    <w:altName w:val="游明朝"/>
-    <w:panose1 w:val="02020400000000000000"/>
     <w:charset w:val="80"/>
     <w:family w:val="roman"/>
     <w:pitch w:val="variable"/>
     <w:sig w:usb0="800002E7" w:usb1="2AC7FCFF" w:usb2="00000012" w:usb3="00000000" w:csb0="0002009F" w:csb1="00000000"/>
   </w:font>
   <w:font w:name="Yu Gothic Light">
-    <w:altName w:val="游ゴシック Light"/>
     <w:panose1 w:val="020B0300000000000000"/>
     <w:charset w:val="80"/>
     <w:family w:val="swiss"/>
@@ -12510,7 +14071,7 @@
     <w:lvl w:ilvl="0">
       <w:start w:val="1"/>
       <w:numFmt w:val="bullet"/>
-      <w:pStyle w:val="a"/>
+      <w:pStyle w:val="ListBullet"/>
       <w:lvlText w:val="•"/>
       <w:lvlJc w:val="left"/>
       <w:pPr>
@@ -12547,12 +14108,18 @@
     <w:rsid w:val="000129E1"/>
     <w:rsid w:val="00051231"/>
     <w:rsid w:val="00075A1C"/>
+    <w:rsid w:val="000B25BC"/>
+    <w:rsid w:val="00152077"/>
+    <w:rsid w:val="00153FBB"/>
     <w:rsid w:val="001668DE"/>
     <w:rsid w:val="0018073C"/>
     <w:rsid w:val="001A632E"/>
     <w:rsid w:val="001B2DF6"/>
+    <w:rsid w:val="001E28D6"/>
     <w:rsid w:val="00207A61"/>
+    <w:rsid w:val="002331C0"/>
     <w:rsid w:val="00261066"/>
+    <w:rsid w:val="002F572F"/>
     <w:rsid w:val="00324ACF"/>
     <w:rsid w:val="00351A43"/>
     <w:rsid w:val="003B2F21"/>
@@ -12560,15 +14127,19 @@
     <w:rsid w:val="00432929"/>
     <w:rsid w:val="00450C1D"/>
     <w:rsid w:val="004A7EE6"/>
+    <w:rsid w:val="004B3ACB"/>
     <w:rsid w:val="005178B3"/>
     <w:rsid w:val="005443A0"/>
+    <w:rsid w:val="0055619C"/>
     <w:rsid w:val="005E024E"/>
+    <w:rsid w:val="005F58AF"/>
     <w:rsid w:val="006400C0"/>
     <w:rsid w:val="00660EF5"/>
     <w:rsid w:val="0067264F"/>
     <w:rsid w:val="00695677"/>
     <w:rsid w:val="006B6E37"/>
     <w:rsid w:val="0073624A"/>
+    <w:rsid w:val="0079223E"/>
     <w:rsid w:val="007D0B29"/>
     <w:rsid w:val="00890C42"/>
     <w:rsid w:val="008955C3"/>
@@ -12576,12 +14147,15 @@
     <w:rsid w:val="00902777"/>
     <w:rsid w:val="00977680"/>
     <w:rsid w:val="009A71AB"/>
+    <w:rsid w:val="00A1739E"/>
     <w:rsid w:val="00A53609"/>
+    <w:rsid w:val="00A769FC"/>
     <w:rsid w:val="00A85899"/>
     <w:rsid w:val="00AC3A9C"/>
     <w:rsid w:val="00AF3CCC"/>
     <w:rsid w:val="00B2031C"/>
     <w:rsid w:val="00B4602D"/>
+    <w:rsid w:val="00BA04D8"/>
     <w:rsid w:val="00BB41A5"/>
     <w:rsid w:val="00C14CD2"/>
     <w:rsid w:val="00C346F5"/>
@@ -12591,6 +14165,7 @@
     <w:rsid w:val="00CC6F9F"/>
     <w:rsid w:val="00D074EE"/>
     <w:rsid w:val="00D1374E"/>
+    <w:rsid w:val="00D24625"/>
     <w:rsid w:val="00D248BA"/>
     <w:rsid w:val="00D36B88"/>
     <w:rsid w:val="00D43F39"/>
@@ -12601,11 +14176,16 @@
     <w:rsid w:val="00E552F8"/>
     <w:rsid w:val="00E575BA"/>
     <w:rsid w:val="00E575CD"/>
+    <w:rsid w:val="00E7165A"/>
     <w:rsid w:val="00E770AC"/>
+    <w:rsid w:val="00E92E32"/>
     <w:rsid w:val="00EC4ADB"/>
+    <w:rsid w:val="00EF2D5F"/>
+    <w:rsid w:val="00F2201C"/>
     <w:rsid w:val="00F42A55"/>
     <w:rsid w:val="00F55C51"/>
     <w:rsid w:val="00F6554B"/>
+    <w:rsid w:val="00F97C1A"/>
   </w:rsids>
   <m:mathPr>
     <m:mathFont m:val="Cambria Math"/>
@@ -13023,17 +14603,17 @@
     <w:lsdException w:name="Unresolved Mention" w:semiHidden="1" w:unhideWhenUsed="1"/>
     <w:lsdException w:name="Smart Link" w:semiHidden="1" w:unhideWhenUsed="1"/>
   </w:latentStyles>
-  <w:style w:type="paragraph" w:default="1" w:styleId="a0">
+  <w:style w:type="paragraph" w:default="1" w:styleId="Normal">
     <w:name w:val="Normal"/>
     <w:qFormat/>
   </w:style>
-  <w:style w:type="character" w:default="1" w:styleId="a1">
+  <w:style w:type="character" w:default="1" w:styleId="DefaultParagraphFont">
     <w:name w:val="Default Paragraph Font"/>
     <w:uiPriority w:val="1"/>
     <w:semiHidden/>
     <w:unhideWhenUsed/>
   </w:style>
-  <w:style w:type="table" w:default="1" w:styleId="a2">
+  <w:style w:type="table" w:default="1" w:styleId="TableNormal">
     <w:name w:val="Normal Table"/>
     <w:uiPriority w:val="99"/>
     <w:semiHidden/>
@@ -13048,15 +14628,15 @@
       </w:tblCellMar>
     </w:tblPr>
   </w:style>
-  <w:style w:type="numbering" w:default="1" w:styleId="a3">
+  <w:style w:type="numbering" w:default="1" w:styleId="NoList">
     <w:name w:val="No List"/>
     <w:uiPriority w:val="99"/>
     <w:semiHidden/>
     <w:unhideWhenUsed/>
   </w:style>
-  <w:style w:type="paragraph" w:styleId="a">
+  <w:style w:type="paragraph" w:styleId="ListBullet">
     <w:name w:val="List Bullet"/>
-    <w:basedOn w:val="a0"/>
+    <w:basedOn w:val="Normal"/>
     <w:uiPriority w:val="1"/>
     <w:unhideWhenUsed/>
     <w:qFormat/>
@@ -13073,9 +14653,9 @@
       <w:lang w:val="en-US" w:eastAsia="en-US"/>
     </w:rPr>
   </w:style>
-  <w:style w:type="character" w:styleId="a4">
+  <w:style w:type="character" w:styleId="Strong">
     <w:name w:val="Strong"/>
-    <w:basedOn w:val="a1"/>
+    <w:basedOn w:val="DefaultParagraphFont"/>
     <w:uiPriority w:val="10"/>
     <w:qFormat/>
     <w:rPr>
@@ -13430,16 +15010,16 @@
 </file>
 
 <file path=customXml/item2.xml><?xml version="1.0" encoding="utf-8"?>
+<b:Sources xmlns:b="http://schemas.openxmlformats.org/officeDocument/2006/bibliography" SelectedStyle="\APA.XSL" StyleName="APA"/>
+</file>
+
+<file path=customXml/item3.xml><?xml version="1.0" encoding="utf-8"?>
 <?mso-contentType ?>
 <FormTemplates xmlns="http://schemas.microsoft.com/sharepoint/v3/contenttype/forms">
   <Display>DocumentLibraryForm</Display>
   <Edit>AssetEditForm</Edit>
   <New>DocumentLibraryForm</New>
 </FormTemplates>
-</file>
-
-<file path=customXml/item3.xml><?xml version="1.0" encoding="utf-8"?>
-<b:Sources xmlns:b="http://schemas.openxmlformats.org/officeDocument/2006/bibliography" SelectedStyle="\APA.XSL" StyleName="APA"/>
 </file>
 
 <file path=customXml/itemProps1.xml><?xml version="1.0" encoding="utf-8"?>
@@ -13451,17 +15031,17 @@
 </file>
 
 <file path=customXml/itemProps2.xml><?xml version="1.0" encoding="utf-8"?>
+<ds:datastoreItem xmlns:ds="http://schemas.openxmlformats.org/officeDocument/2006/customXml" ds:itemID="{355C5113-D031-41DB-A6D8-43CE1A0E6695}">
+  <ds:schemaRefs>
+    <ds:schemaRef ds:uri="http://schemas.openxmlformats.org/officeDocument/2006/bibliography"/>
+  </ds:schemaRefs>
+</ds:datastoreItem>
+</file>
+
+<file path=customXml/itemProps3.xml><?xml version="1.0" encoding="utf-8"?>
 <ds:datastoreItem xmlns:ds="http://schemas.openxmlformats.org/officeDocument/2006/customXml" ds:itemID="{E34C63B7-A026-4A37-9535-4FBB4C03A11D}">
   <ds:schemaRefs>
     <ds:schemaRef ds:uri="http://schemas.microsoft.com/sharepoint/v3/contenttype/forms"/>
   </ds:schemaRefs>
 </ds:datastoreItem>
-</file>
-
-<file path=customXml/itemProps3.xml><?xml version="1.0" encoding="utf-8"?>
-<ds:datastoreItem xmlns:ds="http://schemas.openxmlformats.org/officeDocument/2006/customXml" ds:itemID="{355C5113-D031-41DB-A6D8-43CE1A0E6695}">
-  <ds:schemaRefs>
-    <ds:schemaRef ds:uri="http://schemas.openxmlformats.org/officeDocument/2006/bibliography"/>
-  </ds:schemaRefs>
-</ds:datastoreItem>
 </file>